--- a/Звіт/Диплом/практика2026.docx
+++ b/Звіт/Диплом/практика2026.docx
@@ -2321,7 +2321,6 @@
                               <w:spacing w:before="238" w:after="198"/>
                               <w:rPr>
                                 <w:szCs w:val="28"/>
-                                <w:lang w:val="uk-UA"/>
                               </w:rPr>
                             </w:pPr>
                             <w:r>
@@ -2362,7 +2361,6 @@
                         <w:spacing w:before="238" w:after="198"/>
                         <w:rPr>
                           <w:szCs w:val="28"/>
-                          <w:lang w:val="uk-UA"/>
                         </w:rPr>
                       </w:pPr>
                       <w:r>
@@ -2499,10 +2497,9 @@
                         <w:txbxContent>
                           <w:p>
                             <w:pPr>
-                              <w:spacing w:before="238" w:after="198" w:line="360" w:lineRule="auto"/>
+                              <w:spacing w:before="238" w:after="198"/>
                               <w:rPr>
                                 <w:szCs w:val="28"/>
-                                <w:lang w:val="uk-UA"/>
                               </w:rPr>
                             </w:pPr>
                             <w:r>
@@ -2534,14 +2531,12 @@
                             <w:r>
                               <w:rPr>
                                 <w:szCs w:val="28"/>
-                                <w:lang w:val="uk-UA"/>
                               </w:rPr>
                               <w:t>ійні методи оптимізації</w:t>
                             </w:r>
                             <w:r>
                               <w:rPr>
                                 <w:szCs w:val="28"/>
-                                <w:lang w:val="uk-UA"/>
                               </w:rPr>
                               <w:t>, інструментарій розробки</w:t>
                             </w:r>
@@ -2570,10 +2565,9 @@
                   <w:txbxContent>
                     <w:p>
                       <w:pPr>
-                        <w:spacing w:before="238" w:after="198" w:line="360" w:lineRule="auto"/>
+                        <w:spacing w:before="238" w:after="198"/>
                         <w:rPr>
                           <w:szCs w:val="28"/>
-                          <w:lang w:val="uk-UA"/>
                         </w:rPr>
                       </w:pPr>
                       <w:r>
@@ -2605,14 +2599,12 @@
                       <w:r>
                         <w:rPr>
                           <w:szCs w:val="28"/>
-                          <w:lang w:val="uk-UA"/>
                         </w:rPr>
                         <w:t>ійні методи оптимізації</w:t>
                       </w:r>
                       <w:r>
                         <w:rPr>
                           <w:szCs w:val="28"/>
-                          <w:lang w:val="uk-UA"/>
                         </w:rPr>
                         <w:t>, інструментарій розробки</w:t>
                       </w:r>
@@ -2729,18 +2721,23 @@
                         <w:txbxContent>
                           <w:p>
                             <w:pPr>
-                              <w:spacing w:before="238" w:after="198" w:line="360" w:lineRule="auto"/>
+                              <w:spacing w:before="238" w:after="198"/>
                               <w:rPr>
                                 <w:szCs w:val="28"/>
-                                <w:lang w:val="uk-UA"/>
                               </w:rPr>
                             </w:pPr>
                             <w:r>
                               <w:rPr>
                                 <w:szCs w:val="28"/>
-                                <w:lang w:val="uk-UA"/>
                               </w:rPr>
                               <w:t>Картографічні дані</w:t>
+                            </w:r>
+                            <w:r>
+                              <w:rPr>
+                                <w:szCs w:val="28"/>
+                                <w:lang w:val="ru-UA"/>
+                              </w:rPr>
+                              <w:t>, наукова література, параметри логістичної системи</w:t>
                             </w:r>
                             <w:r>
                               <w:rPr>
@@ -2752,35 +2749,6 @@
                             <w:r>
                               <w:rPr>
                                 <w:szCs w:val="28"/>
-                                <w:lang w:val="ru-UA"/>
-                              </w:rPr>
-                              <w:t>наукова література</w:t>
-                            </w:r>
-                            <w:r>
-                              <w:rPr>
-                                <w:szCs w:val="28"/>
-                                <w:lang w:val="ru-UA"/>
-                              </w:rPr>
-                              <w:t xml:space="preserve">, </w:t>
-                            </w:r>
-                            <w:r>
-                              <w:rPr>
-                                <w:szCs w:val="28"/>
-                                <w:lang w:val="ru-UA"/>
-                              </w:rPr>
-                              <w:t>параметри логістичної системи</w:t>
-                            </w:r>
-                            <w:r>
-                              <w:rPr>
-                                <w:szCs w:val="28"/>
-                                <w:lang w:val="ru-UA"/>
-                              </w:rPr>
-                              <w:t xml:space="preserve">, </w:t>
-                            </w:r>
-                            <w:r>
-                              <w:rPr>
-                                <w:szCs w:val="28"/>
-                                <w:lang w:val="uk-UA"/>
                               </w:rPr>
                               <w:t>тестові набори даних</w:t>
                             </w:r>
@@ -2809,18 +2777,23 @@
                   <w:txbxContent>
                     <w:p>
                       <w:pPr>
-                        <w:spacing w:before="238" w:after="198" w:line="360" w:lineRule="auto"/>
+                        <w:spacing w:before="238" w:after="198"/>
                         <w:rPr>
                           <w:szCs w:val="28"/>
-                          <w:lang w:val="uk-UA"/>
                         </w:rPr>
                       </w:pPr>
                       <w:r>
                         <w:rPr>
                           <w:szCs w:val="28"/>
-                          <w:lang w:val="uk-UA"/>
                         </w:rPr>
                         <w:t>Картографічні дані</w:t>
+                      </w:r>
+                      <w:r>
+                        <w:rPr>
+                          <w:szCs w:val="28"/>
+                          <w:lang w:val="ru-UA"/>
+                        </w:rPr>
+                        <w:t>, наукова література, параметри логістичної системи</w:t>
                       </w:r>
                       <w:r>
                         <w:rPr>
@@ -2832,35 +2805,6 @@
                       <w:r>
                         <w:rPr>
                           <w:szCs w:val="28"/>
-                          <w:lang w:val="ru-UA"/>
-                        </w:rPr>
-                        <w:t>наукова література</w:t>
-                      </w:r>
-                      <w:r>
-                        <w:rPr>
-                          <w:szCs w:val="28"/>
-                          <w:lang w:val="ru-UA"/>
-                        </w:rPr>
-                        <w:t xml:space="preserve">, </w:t>
-                      </w:r>
-                      <w:r>
-                        <w:rPr>
-                          <w:szCs w:val="28"/>
-                          <w:lang w:val="ru-UA"/>
-                        </w:rPr>
-                        <w:t>параметри логістичної системи</w:t>
-                      </w:r>
-                      <w:r>
-                        <w:rPr>
-                          <w:szCs w:val="28"/>
-                          <w:lang w:val="ru-UA"/>
-                        </w:rPr>
-                        <w:t xml:space="preserve">, </w:t>
-                      </w:r>
-                      <w:r>
-                        <w:rPr>
-                          <w:szCs w:val="28"/>
-                          <w:lang w:val="uk-UA"/>
                         </w:rPr>
                         <w:t>тестові набори даних</w:t>
                       </w:r>
@@ -3224,6 +3168,7 @@
         <w:rPr>
           <w:rFonts w:cs="Times New Roman"/>
           <w:szCs w:val="28"/>
+          <w:lang w:val="ru-RU"/>
         </w:rPr>
         <w:fldChar w:fldCharType="begin"/>
       </w:r>
@@ -3238,6 +3183,7 @@
         <w:rPr>
           <w:rFonts w:cs="Times New Roman"/>
           <w:szCs w:val="28"/>
+          <w:lang w:val="ru-RU"/>
         </w:rPr>
         <w:fldChar w:fldCharType="separate"/>
       </w:r>
@@ -4585,11 +4531,8 @@
         <w:pStyle w:val="NormalText"/>
       </w:pPr>
       <w:r>
-        <w:t xml:space="preserve">Сучасний стан розвитку глобальної економіки та стрімка цифровізація </w:t>
-      </w:r>
-      <w:r>
         <w:lastRenderedPageBreak/>
-        <w:t>торговельних процесів зумовлюють зростання вимог до ефективності логістичних систем. Предметна область даної роботи охоплює процеси планування, управління та оптимізації доставки вантажів у складних міських умовах. Ключовим аспектом є забезпечення своєчасного розподілу товарів між пунктами призначення при мінімізації витрат на експлуатацію транспортного парку.</w:t>
+        <w:t>Сучасний стан розвитку глобальної економіки та стрімка цифровізація торговельних процесів зумовлюють зростання вимог до ефективності логістичних систем. Предметна область даної роботи охоплює процеси планування, управління та оптимізації доставки вантажів у складних міських умовах. Ключовим аспектом є забезпечення своєчасного розподілу товарів між пунктами призначення при мінімізації витрат на експлуатацію транспортного парку.</w:t>
       </w:r>
     </w:p>
     <w:p>
@@ -4769,33 +4712,11 @@
       <w:r>
         <w:t>де V – н</w:t>
       </w:r>
-      <w:proofErr w:type="spellStart"/>
-      <w:r>
-        <w:rPr>
-          <w:lang w:val="en-US"/>
-        </w:rPr>
-        <w:t>оди</w:t>
-      </w:r>
-      <w:proofErr w:type="spellEnd"/>
-      <w:r>
-        <w:rPr>
-          <w:lang w:val="en-US"/>
-        </w:rPr>
-        <w:t xml:space="preserve"> </w:t>
-      </w:r>
-      <w:proofErr w:type="spellStart"/>
-      <w:r>
-        <w:rPr>
-          <w:lang w:val="en-US"/>
-        </w:rPr>
-        <w:t>графа</w:t>
-      </w:r>
-      <w:proofErr w:type="spellEnd"/>
-      <w:r>
-        <w:rPr>
-          <w:lang w:val="en-US"/>
-        </w:rPr>
-        <w:t>;</w:t>
+      <w:r>
+        <w:rPr>
+          <w:lang w:val="en-US"/>
+        </w:rPr>
+        <w:t>оди графа;</w:t>
       </w:r>
     </w:p>
     <w:p>
@@ -4816,16 +4737,8 @@
         <w:rPr>
           <w:lang w:val="en-US"/>
         </w:rPr>
-        <w:t xml:space="preserve"> </w:t>
-      </w:r>
-      <w:proofErr w:type="spellStart"/>
-      <w:r>
-        <w:rPr>
-          <w:lang w:val="en-US"/>
-        </w:rPr>
-        <w:t>графа</w:t>
-      </w:r>
-      <w:proofErr w:type="spellEnd"/>
+        <w:t xml:space="preserve"> графа</w:t>
+      </w:r>
       <w:r>
         <w:t>.</w:t>
       </w:r>
@@ -4849,11 +4762,11 @@
         <w:pStyle w:val="NormalText"/>
       </w:pPr>
       <w:r>
-        <w:t xml:space="preserve">Функціональні особливості об’єкта полягають у динамічній взаємодії різних типів транспортних засобів (автомобілів, велосипедів, кур'єрів-пішоходів) для виконання завдань доставки. Кожна одиниця транспорту має обмежену вантажну місткість, а кожен маршрут повинен бути завершений у межах визначеного часового вікна хабу. Особливе значення має функція «останньої милі», яка передбачає можливість долання частини шляху пішки, якщо прямий </w:t>
+        <w:t xml:space="preserve">Функціональні особливості об’єкта полягають у динамічній взаємодії різних типів транспортних засобів (автомобілів, велосипедів, кур'єрів-пішоходів) для виконання завдань доставки. Кожна одиниця транспорту має обмежену вантажну місткість, а кожен маршрут повинен бути завершений у межах визначеного часового вікна хабу. Особливе значення має функція «останньої </w:t>
       </w:r>
       <w:r>
         <w:lastRenderedPageBreak/>
-        <w:t>доступ транспорту до точки призначення обмежений або неможливий.</w:t>
+        <w:t>милі», яка передбачає можливість долання частини шляху пішки, якщо прямий доступ транспорту до точки призначення обмежений або неможливий.</w:t>
       </w:r>
     </w:p>
     <w:p>
@@ -4990,11 +4903,11 @@
         <w:pStyle w:val="NormalText"/>
       </w:pPr>
       <w:r>
-        <w:t xml:space="preserve">Сучасні дослідження значно розширили можливості моделювання реальної інфраструктури. У фундаментальній монографії Паоло Тота та Даніеле Віго «The Vehicle Routing Problem» проведено системний аналіз точних та </w:t>
+        <w:t xml:space="preserve">Сучасні дослідження значно розширили можливості моделювання реальної інфраструктури. У фундаментальній монографії Паоло Тота та Даніеле </w:t>
       </w:r>
       <w:r>
         <w:lastRenderedPageBreak/>
-        <w:t>наближених методів розв’язання VRP</w:t>
+        <w:t>Віго «The Vehicle Routing Problem» проведено системний аналіз точних та наближених методів розв’язання VRP</w:t>
       </w:r>
       <w:r>
         <w:t>[3]</w:t>
@@ -5097,6 +5010,7 @@
         <w:pStyle w:val="NormalText"/>
       </w:pPr>
       <w:r>
+        <w:lastRenderedPageBreak/>
         <w:t>Ц</w:t>
       </w:r>
       <w:r>
@@ -5112,11 +5026,7 @@
         <w:t>2</w:t>
       </w:r>
       <w:r>
-        <w:t xml:space="preserve">). Мінімізація сумарних витрат, що складаються з часу </w:t>
-      </w:r>
-      <w:r>
-        <w:lastRenderedPageBreak/>
-        <w:t>переїздів та кількості задіяних транспортних засобів.</w:t>
+        <w:t>). Мінімізація сумарних витрат, що складаються з часу переїздів та кількості задіяних транспортних засобів.</w:t>
       </w:r>
     </w:p>
     <w:p>
@@ -5896,11 +5806,11 @@
         <w:pStyle w:val="NormalText"/>
       </w:pPr>
       <w:r>
-        <w:t xml:space="preserve">У результаті аналізу предметної області встановлено, що задача маршрутизації (VRP) у сучасних мультимодальних мережах є NP-складною, що унеможливлює використання виключно точних методів для реальних масштабів інфраструктури. Огляд літератури та існуючих підходів підтвердив, що класичні конструктивні евристики часто застрягають у локальних оптимумах, тому виникає гостра потреба у використанні метаевристичних методів. Доведено актуальність розробки алгоритмічного забезпечення на основі генетичних алгоритмів, які здатні ефективно знаходити наближені до глобального оптимуму </w:t>
+        <w:t xml:space="preserve">У результаті аналізу предметної області встановлено, що задача маршрутизації (VRP) у сучасних мультимодальних мережах є NP-складною, що унеможливлює використання виключно точних методів для реальних масштабів інфраструктури. Огляд літератури та існуючих підходів підтвердив, що класичні конструктивні евристики часто застрягають у локальних оптимумах, тому виникає гостра потреба у використанні метаевристичних методів. Доведено актуальність розробки алгоритмічного забезпечення на основі генетичних </w:t>
       </w:r>
       <w:r>
         <w:lastRenderedPageBreak/>
-        <w:t>розв'язки з урахуванням жорстких часових вікон та специфіки «останньої милі». Сформована теоретична база та математична модель об'єкта стають фундаментом для подальшої програмної реалізації інтелектуальної системи логістики.</w:t>
+        <w:t>алгоритмів, які здатні ефективно знаходити наближені до глобального оптимуму розв'язки з урахуванням жорстких часових вікон та специфіки «останньої милі». Сформована теоретична база та математична модель об'єкта стають фундаментом для подальшої програмної реалізації інтелектуальної системи логістики.</w:t>
       </w:r>
     </w:p>
     <w:p>
@@ -5962,7 +5872,6 @@
         </w:rPr>
         <w:t xml:space="preserve">Декомпозиція системи виконана за допомогою CASE-засобу </w:t>
       </w:r>
-      <w:proofErr w:type="spellStart"/>
       <w:r>
         <w:rPr>
           <w:color w:val="000000"/>
@@ -5970,7 +5879,6 @@
         </w:rPr>
         <w:t>PlantUML</w:t>
       </w:r>
-      <w:proofErr w:type="spellEnd"/>
       <w:r>
         <w:rPr>
           <w:color w:val="000000"/>
@@ -6626,7 +6534,7 @@
         </w:rPr>
         <w:lastRenderedPageBreak/>
         <w:drawing>
-          <wp:inline distT="0" distB="0" distL="0" distR="0" wp14:anchorId="4D81B15D" wp14:editId="0CAFCA83">
+          <wp:inline distT="0" distB="0" distL="0" distR="0" wp14:anchorId="4D81B15D" wp14:editId="12908CCE">
             <wp:extent cx="6120130" cy="4850765"/>
             <wp:effectExtent l="0" t="0" r="0" b="6985"/>
             <wp:docPr id="6" name="Picture 6" descr="A black screen with white lines and blue rectangles&#10;&#10;AI-generated content may be incorrect."/>
@@ -6671,9 +6579,6 @@
     <w:p>
       <w:pPr>
         <w:pStyle w:val="NormalText"/>
-        <w:rPr>
-          <w:lang w:val="en-US"/>
-        </w:rPr>
       </w:pPr>
       <w:r>
         <w:t xml:space="preserve">Рисунок 2.3 – </w:t>
@@ -6688,17 +6593,11 @@
     <w:p>
       <w:pPr>
         <w:pStyle w:val="NormalText"/>
-        <w:rPr>
-          <w:lang w:val="en-US"/>
-        </w:rPr>
-      </w:pPr>
-    </w:p>
-    <w:p>
-      <w:pPr>
-        <w:pStyle w:val="NormalText"/>
-        <w:rPr>
-          <w:lang w:val="en-US"/>
-        </w:rPr>
+      </w:pPr>
+    </w:p>
+    <w:p>
+      <w:pPr>
+        <w:pStyle w:val="NormalText"/>
       </w:pPr>
     </w:p>
     <w:p>
@@ -7868,6 +7767,3198 @@
     </w:p>
     <w:p>
       <w:pPr>
+        <w:spacing w:before="0" w:after="0"/>
+        <w:rPr>
+          <w:rFonts w:eastAsia="Times New Roman" w:cs="Times New Roman"/>
+          <w:kern w:val="0"/>
+        </w:rPr>
+      </w:pPr>
+      <w:r>
+        <w:br w:type="page"/>
+      </w:r>
+    </w:p>
+    <w:p>
+      <w:pPr>
+        <w:pStyle w:val="Heading1"/>
+      </w:pPr>
+      <w:r>
+        <w:lastRenderedPageBreak/>
+        <w:t>3 РОЗРАХУНКОВИЙ РОЗДІЛ</w:t>
+      </w:r>
+    </w:p>
+    <w:p>
+      <w:pPr>
+        <w:pStyle w:val="Heading2"/>
+        <w:rPr>
+          <w:lang w:val="ru-UA"/>
+        </w:rPr>
+      </w:pPr>
+      <w:r>
+        <w:t xml:space="preserve">3.1 </w:t>
+      </w:r>
+      <w:r>
+        <w:rPr>
+          <w:lang w:val="ru-UA"/>
+        </w:rPr>
+        <w:t>Програмне забезпечення</w:t>
+      </w:r>
+    </w:p>
+    <w:p>
+      <w:pPr>
+        <w:pStyle w:val="Standard"/>
+        <w:spacing w:line="360" w:lineRule="auto"/>
+        <w:rPr>
+          <w:sz w:val="28"/>
+          <w:szCs w:val="28"/>
+          <w:lang w:val="en-US"/>
+        </w:rPr>
+      </w:pPr>
+    </w:p>
+    <w:p>
+      <w:pPr>
+        <w:pStyle w:val="Standard"/>
+        <w:spacing w:line="360" w:lineRule="auto"/>
+        <w:rPr>
+          <w:sz w:val="28"/>
+          <w:szCs w:val="28"/>
+          <w:lang w:val="en-US"/>
+        </w:rPr>
+      </w:pPr>
+    </w:p>
+    <w:p>
+      <w:pPr>
+        <w:ind w:firstLine="709"/>
+      </w:pPr>
+      <w:r>
+        <w:rPr>
+          <w:lang w:val="ru-RU"/>
+        </w:rPr>
+        <w:t xml:space="preserve">Розроблена інформаційна система оптимізації маршрутів доставки реалізована як веб-застосунок із серверною логікою. </w:t>
+      </w:r>
+      <w:r>
+        <w:rPr>
+          <w:lang w:val="en-US"/>
+        </w:rPr>
+        <w:t>Вибір програмного забезпечення обумовлений вимогами до швидкості розробки, наявності зрілих бібліотек для роботи з географічними даними та можливості створення інтерактивного інтерфейсу без залучення окремої фронтенд-команди.</w:t>
+      </w:r>
+    </w:p>
+    <w:p>
+      <w:pPr>
+        <w:ind w:firstLine="709"/>
+        <w:rPr>
+          <w:lang w:val="ru-RU"/>
+        </w:rPr>
+      </w:pPr>
+      <w:r>
+        <w:rPr>
+          <w:lang w:val="ru-RU"/>
+        </w:rPr>
+        <w:t xml:space="preserve">Як основну мову програмування обрано </w:t>
+      </w:r>
+      <w:r>
+        <w:rPr>
+          <w:lang w:val="en-US"/>
+        </w:rPr>
+        <w:t>Python</w:t>
+      </w:r>
+      <w:r>
+        <w:rPr>
+          <w:lang w:val="ru-RU"/>
+        </w:rPr>
+        <w:t>. Цей вибір зумовлений наступними чинниками:</w:t>
+      </w:r>
+    </w:p>
+    <w:p>
+      <w:pPr>
+        <w:ind w:firstLine="709"/>
+        <w:rPr>
+          <w:lang w:val="ru-RU"/>
+        </w:rPr>
+      </w:pPr>
+      <w:r>
+        <w:rPr>
+          <w:lang w:val="ru-RU"/>
+        </w:rPr>
+        <w:t>–</w:t>
+      </w:r>
+      <w:r>
+        <w:rPr>
+          <w:lang w:val="ru-RU"/>
+        </w:rPr>
+        <w:t> </w:t>
+      </w:r>
+      <w:r>
+        <w:rPr>
+          <w:lang w:val="ru-RU"/>
+        </w:rPr>
+        <w:t>розвинена екосистема бібліотек для роботи з графами (</w:t>
+      </w:r>
+      <w:r>
+        <w:rPr>
+          <w:lang w:val="en-US"/>
+        </w:rPr>
+        <w:t>NetworkX</w:t>
+      </w:r>
+      <w:r>
+        <w:rPr>
+          <w:lang w:val="ru-RU"/>
+        </w:rPr>
+        <w:t>), геоданими (</w:t>
+      </w:r>
+      <w:r>
+        <w:rPr>
+          <w:lang w:val="en-US"/>
+        </w:rPr>
+        <w:t>OSMnx</w:t>
+      </w:r>
+      <w:r>
+        <w:rPr>
+          <w:lang w:val="ru-RU"/>
+        </w:rPr>
+        <w:t xml:space="preserve">, </w:t>
+      </w:r>
+      <w:r>
+        <w:rPr>
+          <w:lang w:val="en-US"/>
+        </w:rPr>
+        <w:t>GeoPy</w:t>
+      </w:r>
+      <w:r>
+        <w:rPr>
+          <w:lang w:val="ru-RU"/>
+        </w:rPr>
+        <w:t>) та чисельних обчислень (</w:t>
+      </w:r>
+      <w:r>
+        <w:rPr>
+          <w:lang w:val="en-US"/>
+        </w:rPr>
+        <w:t>NumPy</w:t>
+      </w:r>
+      <w:r>
+        <w:rPr>
+          <w:lang w:val="ru-RU"/>
+        </w:rPr>
+        <w:t>);</w:t>
+      </w:r>
+    </w:p>
+    <w:p>
+      <w:pPr>
+        <w:ind w:firstLine="709"/>
+        <w:rPr>
+          <w:lang w:val="ru-RU"/>
+        </w:rPr>
+      </w:pPr>
+      <w:r>
+        <w:rPr>
+          <w:lang w:val="ru-RU"/>
+        </w:rPr>
+        <w:t>–</w:t>
+      </w:r>
+      <w:r>
+        <w:rPr>
+          <w:lang w:val="ru-RU"/>
+        </w:rPr>
+        <w:t> </w:t>
+      </w:r>
+      <w:r>
+        <w:rPr>
+          <w:lang w:val="ru-RU"/>
+        </w:rPr>
+        <w:t>підтримка об’єктно-орієнтованої парадигми, що відповідає декомпозиції системи на класи</w:t>
+      </w:r>
+      <w:r>
+        <w:rPr>
+          <w:lang w:val="ru-RU"/>
+        </w:rPr>
+        <w:t>;</w:t>
+      </w:r>
+    </w:p>
+    <w:p>
+      <w:pPr>
+        <w:ind w:firstLine="709"/>
+        <w:rPr>
+          <w:lang w:val="ru-RU"/>
+        </w:rPr>
+      </w:pPr>
+      <w:r>
+        <w:rPr>
+          <w:lang w:val="ru-RU"/>
+        </w:rPr>
+        <w:t>–</w:t>
+      </w:r>
+      <w:r>
+        <w:rPr>
+          <w:lang w:val="ru-RU"/>
+        </w:rPr>
+        <w:t> </w:t>
+      </w:r>
+      <w:r>
+        <w:rPr>
+          <w:lang w:val="ru-RU"/>
+        </w:rPr>
+        <w:t>висока продуктивність розробника завдяки динамічній типізації та лаконічному синтаксису;</w:t>
+      </w:r>
+    </w:p>
+    <w:p>
+      <w:pPr>
+        <w:ind w:firstLine="709"/>
+        <w:rPr>
+          <w:lang w:val="ru-RU"/>
+        </w:rPr>
+      </w:pPr>
+      <w:r>
+        <w:rPr>
+          <w:lang w:val="ru-RU"/>
+        </w:rPr>
+        <w:t>–</w:t>
+      </w:r>
+      <w:r>
+        <w:rPr>
+          <w:lang w:val="ru-RU"/>
+        </w:rPr>
+        <w:t> </w:t>
+      </w:r>
+      <w:r>
+        <w:rPr>
+          <w:lang w:val="ru-RU"/>
+        </w:rPr>
+        <w:t xml:space="preserve">кросплатформність </w:t>
+      </w:r>
+      <w:r>
+        <w:rPr>
+          <w:lang w:val="ru-RU"/>
+        </w:rPr>
+        <w:t>–</w:t>
+      </w:r>
+      <w:r>
+        <w:rPr>
+          <w:lang w:val="ru-RU"/>
+        </w:rPr>
+        <w:t xml:space="preserve"> </w:t>
+      </w:r>
+      <w:r>
+        <w:rPr>
+          <w:lang w:val="ru-RU"/>
+        </w:rPr>
+        <w:t xml:space="preserve">застосунок працює у </w:t>
+      </w:r>
+      <w:r>
+        <w:rPr>
+          <w:lang w:val="en-US"/>
+        </w:rPr>
+        <w:t>Windows</w:t>
+      </w:r>
+      <w:r>
+        <w:rPr>
+          <w:lang w:val="ru-RU"/>
+        </w:rPr>
+        <w:t xml:space="preserve"> та в </w:t>
+      </w:r>
+      <w:r>
+        <w:rPr>
+          <w:lang w:val="en-US"/>
+        </w:rPr>
+        <w:t>Unix</w:t>
+      </w:r>
+      <w:r>
+        <w:rPr>
+          <w:lang w:val="ru-RU"/>
+        </w:rPr>
+        <w:t>-подібних системах без модифікації коду.</w:t>
+      </w:r>
+    </w:p>
+    <w:p>
+      <w:pPr>
+        <w:ind w:firstLine="709"/>
+        <w:rPr>
+          <w:lang w:val="en-US"/>
+        </w:rPr>
+      </w:pPr>
+      <w:r>
+        <w:rPr>
+          <w:lang w:val="ru-RU"/>
+        </w:rPr>
+        <w:t xml:space="preserve">Інтегрованим середовищем розробки обрано </w:t>
+      </w:r>
+      <w:r>
+        <w:rPr>
+          <w:lang w:val="en-US"/>
+        </w:rPr>
+        <w:t>Visual</w:t>
+      </w:r>
+      <w:r>
+        <w:rPr>
+          <w:lang w:val="ru-RU"/>
+        </w:rPr>
+        <w:t xml:space="preserve"> </w:t>
+      </w:r>
+      <w:r>
+        <w:rPr>
+          <w:lang w:val="en-US"/>
+        </w:rPr>
+        <w:t>Studio</w:t>
+      </w:r>
+      <w:r>
+        <w:rPr>
+          <w:lang w:val="ru-RU"/>
+        </w:rPr>
+        <w:t xml:space="preserve"> </w:t>
+      </w:r>
+      <w:r>
+        <w:rPr>
+          <w:lang w:val="en-US"/>
+        </w:rPr>
+        <w:t>Code</w:t>
+      </w:r>
+      <w:r>
+        <w:rPr>
+          <w:lang w:val="ru-RU"/>
+        </w:rPr>
+        <w:t xml:space="preserve"> з розширеннями </w:t>
+      </w:r>
+      <w:r>
+        <w:rPr>
+          <w:lang w:val="en-US"/>
+        </w:rPr>
+        <w:t>Python</w:t>
+      </w:r>
+      <w:r>
+        <w:rPr>
+          <w:lang w:val="ru-RU"/>
+        </w:rPr>
+        <w:t xml:space="preserve">, </w:t>
+      </w:r>
+      <w:r>
+        <w:rPr>
+          <w:lang w:val="en-US"/>
+        </w:rPr>
+        <w:t>Pylance</w:t>
+      </w:r>
+      <w:r>
+        <w:rPr>
+          <w:lang w:val="ru-RU"/>
+        </w:rPr>
+        <w:t xml:space="preserve"> та </w:t>
+      </w:r>
+      <w:r>
+        <w:rPr>
+          <w:lang w:val="en-US"/>
+        </w:rPr>
+        <w:t>GitLens</w:t>
+      </w:r>
+      <w:r>
+        <w:rPr>
+          <w:lang w:val="ru-RU"/>
+        </w:rPr>
+        <w:t xml:space="preserve">. Контроль версій здійснювався за допомогою системи </w:t>
+      </w:r>
+      <w:r>
+        <w:rPr>
+          <w:lang w:val="en-US"/>
+        </w:rPr>
+        <w:t>Git</w:t>
+      </w:r>
+      <w:r>
+        <w:rPr>
+          <w:lang w:val="ru-RU"/>
+        </w:rPr>
+        <w:t xml:space="preserve"> з локальним репозиторієм.</w:t>
+      </w:r>
+    </w:p>
+    <w:p>
+      <w:pPr>
+        <w:ind w:firstLine="709"/>
+        <w:rPr>
+          <w:lang w:val="ru-RU"/>
+        </w:rPr>
+      </w:pPr>
+    </w:p>
+    <w:p>
+      <w:pPr>
+        <w:ind w:firstLine="709"/>
+        <w:rPr>
+          <w:lang w:val="ru-RU"/>
+        </w:rPr>
+      </w:pPr>
+    </w:p>
+    <w:p>
+      <w:pPr>
+        <w:pStyle w:val="Heading2"/>
+      </w:pPr>
+      <w:r>
+        <w:rPr>
+          <w:lang w:val="en-US"/>
+        </w:rPr>
+        <w:t>3.</w:t>
+      </w:r>
+      <w:r>
+        <w:t>2</w:t>
+      </w:r>
+      <w:r>
+        <w:rPr>
+          <w:lang w:val="en-US"/>
+        </w:rPr>
+        <w:t xml:space="preserve"> </w:t>
+      </w:r>
+      <w:r>
+        <w:t>Технічне</w:t>
+      </w:r>
+      <w:r>
+        <w:t xml:space="preserve"> забезпечення</w:t>
+      </w:r>
+    </w:p>
+    <w:p>
+      <w:pPr>
+        <w:ind w:firstLine="709"/>
+      </w:pPr>
+    </w:p>
+    <w:p>
+      <w:pPr>
+        <w:ind w:firstLine="709"/>
+      </w:pPr>
+    </w:p>
+    <w:p>
+      <w:pPr>
+        <w:ind w:firstLine="709"/>
+        <w:rPr>
+          <w:lang w:val="ru-RU"/>
+        </w:rPr>
+      </w:pPr>
+      <w:r>
+        <w:rPr>
+          <w:lang w:val="ru-RU"/>
+        </w:rPr>
+        <w:t>Для коректної роботи системи на стороні сервера встановлено наступні мінімальні вимоги до апаратного забезпечення:</w:t>
+      </w:r>
+    </w:p>
+    <w:p>
+      <w:pPr>
+        <w:ind w:firstLine="709"/>
+        <w:rPr>
+          <w:lang w:val="ru-RU"/>
+        </w:rPr>
+      </w:pPr>
+      <w:r>
+        <w:rPr>
+          <w:lang w:val="ru-RU"/>
+        </w:rPr>
+        <w:t>– </w:t>
+      </w:r>
+      <w:r>
+        <w:rPr>
+          <w:lang w:val="ru-RU"/>
+        </w:rPr>
+        <w:t xml:space="preserve">Процесор: не нижче рівня </w:t>
+      </w:r>
+      <w:r>
+        <w:rPr>
+          <w:lang w:val="en-US"/>
+        </w:rPr>
+        <w:t>Intel</w:t>
+      </w:r>
+      <w:r>
+        <w:rPr>
+          <w:lang w:val="ru-RU"/>
+        </w:rPr>
+        <w:t xml:space="preserve"> </w:t>
+      </w:r>
+      <w:r>
+        <w:rPr>
+          <w:lang w:val="en-US"/>
+        </w:rPr>
+        <w:t>Core</w:t>
+      </w:r>
+      <w:r>
+        <w:rPr>
+          <w:lang w:val="ru-RU"/>
+        </w:rPr>
+        <w:t xml:space="preserve"> </w:t>
+      </w:r>
+      <w:r>
+        <w:rPr>
+          <w:lang w:val="en-US"/>
+        </w:rPr>
+        <w:t>i</w:t>
+      </w:r>
+      <w:r>
+        <w:rPr>
+          <w:lang w:val="ru-RU"/>
+        </w:rPr>
+        <w:t>5 або еквівалентний. Обчислювальна складність генетичного алгоритму вимагає достатньої продуктивності одного потоку;</w:t>
+      </w:r>
+    </w:p>
+    <w:p>
+      <w:pPr>
+        <w:ind w:firstLine="709"/>
+        <w:rPr>
+          <w:lang w:val="ru-RU"/>
+        </w:rPr>
+      </w:pPr>
+      <w:r>
+        <w:rPr>
+          <w:lang w:val="ru-RU"/>
+        </w:rPr>
+        <w:t>–</w:t>
+      </w:r>
+      <w:r>
+        <w:rPr>
+          <w:lang w:val="ru-RU"/>
+        </w:rPr>
+        <w:t> </w:t>
+      </w:r>
+      <w:r>
+        <w:rPr>
+          <w:lang w:val="ru-RU"/>
+        </w:rPr>
+        <w:t xml:space="preserve">Оперативна пам’ять: не менше 8 ГБ. Граф дорожньої мережі міста середнього розміру (наприклад, м. Дніпро) у форматі </w:t>
+      </w:r>
+      <w:r>
+        <w:rPr>
+          <w:lang w:val="en-US"/>
+        </w:rPr>
+        <w:t>NetworkX</w:t>
+      </w:r>
+      <w:r>
+        <w:rPr>
+          <w:lang w:val="ru-RU"/>
+        </w:rPr>
+        <w:t xml:space="preserve"> </w:t>
+      </w:r>
+      <w:r>
+        <w:rPr>
+          <w:lang w:val="en-US"/>
+        </w:rPr>
+        <w:t>MultiDiGraph</w:t>
+      </w:r>
+      <w:r>
+        <w:rPr>
+          <w:lang w:val="ru-RU"/>
+        </w:rPr>
+        <w:t xml:space="preserve"> займає 400–800 МБ під час обробки;</w:t>
+      </w:r>
+    </w:p>
+    <w:p>
+      <w:pPr>
+        <w:ind w:firstLine="709"/>
+        <w:rPr>
+          <w:lang w:val="ru-RU"/>
+        </w:rPr>
+      </w:pPr>
+      <w:r>
+        <w:rPr>
+          <w:lang w:val="ru-RU"/>
+        </w:rPr>
+        <w:t>–</w:t>
+      </w:r>
+      <w:r>
+        <w:rPr>
+          <w:lang w:val="ru-RU"/>
+        </w:rPr>
+        <w:t> </w:t>
+      </w:r>
+      <w:r>
+        <w:rPr>
+          <w:lang w:val="ru-RU"/>
+        </w:rPr>
+        <w:t xml:space="preserve">Постійна пам’ять: не менше 2 ГБ вільного дискового простору для розгортання віртуального середовища </w:t>
+      </w:r>
+      <w:r>
+        <w:rPr>
+          <w:lang w:val="en-US"/>
+        </w:rPr>
+        <w:t>Python</w:t>
+      </w:r>
+      <w:r>
+        <w:rPr>
+          <w:lang w:val="ru-RU"/>
+        </w:rPr>
+        <w:t xml:space="preserve">, кешу графів та бази даних </w:t>
+      </w:r>
+      <w:r>
+        <w:rPr>
+          <w:lang w:val="en-US"/>
+        </w:rPr>
+        <w:t>SQLite</w:t>
+      </w:r>
+      <w:r>
+        <w:rPr>
+          <w:lang w:val="ru-RU"/>
+        </w:rPr>
+        <w:t>;</w:t>
+      </w:r>
+    </w:p>
+    <w:p>
+      <w:pPr>
+        <w:ind w:firstLine="709"/>
+        <w:rPr>
+          <w:lang w:val="ru-RU"/>
+        </w:rPr>
+      </w:pPr>
+      <w:r>
+        <w:rPr>
+          <w:lang w:val="ru-RU"/>
+        </w:rPr>
+        <w:t>–</w:t>
+      </w:r>
+      <w:r>
+        <w:rPr>
+          <w:lang w:val="ru-RU"/>
+        </w:rPr>
+        <w:t> </w:t>
+      </w:r>
+      <w:r>
+        <w:rPr>
+          <w:lang w:val="ru-RU"/>
+        </w:rPr>
+        <w:t xml:space="preserve">Мережеве з’єднання: широкосмуговий доступ до мережі Інтернет зі швидкістю не менше 10 Мбіт/с для завантаження картографічних даних з серверів </w:t>
+      </w:r>
+      <w:r>
+        <w:rPr>
+          <w:lang w:val="en-US"/>
+        </w:rPr>
+        <w:t>OpenStreetMap</w:t>
+      </w:r>
+      <w:r>
+        <w:rPr>
+          <w:lang w:val="ru-RU"/>
+        </w:rPr>
+        <w:t xml:space="preserve"> та звернень до </w:t>
+      </w:r>
+      <w:r>
+        <w:rPr>
+          <w:lang w:val="en-US"/>
+        </w:rPr>
+        <w:t>Nominatim</w:t>
+      </w:r>
+      <w:r>
+        <w:rPr>
+          <w:lang w:val="ru-RU"/>
+        </w:rPr>
+        <w:t>;</w:t>
+      </w:r>
+    </w:p>
+    <w:p>
+      <w:pPr>
+        <w:ind w:firstLine="709"/>
+        <w:rPr>
+          <w:lang w:val="en-US"/>
+        </w:rPr>
+      </w:pPr>
+      <w:r>
+        <w:rPr>
+          <w:lang w:val="ru-RU"/>
+        </w:rPr>
+        <w:t>–</w:t>
+      </w:r>
+      <w:r>
+        <w:rPr>
+          <w:lang w:val="ru-RU"/>
+        </w:rPr>
+        <w:t> </w:t>
+      </w:r>
+      <w:r>
+        <w:rPr>
+          <w:lang w:val="ru-RU"/>
+        </w:rPr>
+        <w:t xml:space="preserve">Операційна система: </w:t>
+      </w:r>
+      <w:r>
+        <w:rPr>
+          <w:lang w:val="en-US"/>
+        </w:rPr>
+        <w:t>Windows</w:t>
+      </w:r>
+      <w:r>
+        <w:rPr>
+          <w:lang w:val="ru-RU"/>
+        </w:rPr>
+        <w:t xml:space="preserve"> 10/11, </w:t>
+      </w:r>
+      <w:r>
+        <w:rPr>
+          <w:lang w:val="en-US"/>
+        </w:rPr>
+        <w:t>Ubuntu</w:t>
+      </w:r>
+      <w:r>
+        <w:rPr>
+          <w:lang w:val="ru-RU"/>
+        </w:rPr>
+        <w:t xml:space="preserve"> 20.04</w:t>
+      </w:r>
+      <w:r>
+        <w:rPr>
+          <w:lang w:val="ru-RU"/>
+        </w:rPr>
+        <w:t>+</w:t>
+      </w:r>
+      <w:r>
+        <w:rPr>
+          <w:lang w:val="ru-RU"/>
+        </w:rPr>
+        <w:t xml:space="preserve"> або </w:t>
+      </w:r>
+      <w:r>
+        <w:rPr>
+          <w:lang w:val="en-US"/>
+        </w:rPr>
+        <w:t>macOS</w:t>
+      </w:r>
+      <w:r>
+        <w:rPr>
+          <w:lang w:val="ru-RU"/>
+        </w:rPr>
+        <w:t xml:space="preserve"> 12</w:t>
+      </w:r>
+      <w:r>
+        <w:rPr>
+          <w:lang w:val="ru-RU"/>
+        </w:rPr>
+        <w:t>+</w:t>
+      </w:r>
+      <w:r>
+        <w:rPr>
+          <w:lang w:val="ru-RU"/>
+        </w:rPr>
+        <w:t>.</w:t>
+      </w:r>
+    </w:p>
+    <w:p>
+      <w:pPr>
+        <w:ind w:firstLine="709"/>
+        <w:rPr>
+          <w:lang w:val="ru-RU"/>
+        </w:rPr>
+      </w:pPr>
+      <w:r>
+        <w:rPr>
+          <w:lang w:val="ru-RU"/>
+        </w:rPr>
+        <w:t xml:space="preserve">З боку клієнта достатньо будь-якого сучасного веб-браузера з підтримкою </w:t>
+      </w:r>
+      <w:r>
+        <w:rPr>
+          <w:lang w:val="en-US"/>
+        </w:rPr>
+        <w:t>JavaScript</w:t>
+      </w:r>
+      <w:r>
+        <w:rPr>
+          <w:lang w:val="ru-RU"/>
+        </w:rPr>
+        <w:t xml:space="preserve"> (</w:t>
+      </w:r>
+      <w:r>
+        <w:rPr>
+          <w:lang w:val="en-US"/>
+        </w:rPr>
+        <w:t>Google</w:t>
+      </w:r>
+      <w:r>
+        <w:rPr>
+          <w:lang w:val="ru-RU"/>
+        </w:rPr>
+        <w:t xml:space="preserve"> </w:t>
+      </w:r>
+      <w:r>
+        <w:rPr>
+          <w:lang w:val="en-US"/>
+        </w:rPr>
+        <w:t>Chrome</w:t>
+      </w:r>
+      <w:r>
+        <w:rPr>
+          <w:lang w:val="ru-RU"/>
+        </w:rPr>
+        <w:t xml:space="preserve">, </w:t>
+      </w:r>
+      <w:r>
+        <w:rPr>
+          <w:lang w:val="en-US"/>
+        </w:rPr>
+        <w:t>Mozilla</w:t>
+      </w:r>
+      <w:r>
+        <w:rPr>
+          <w:lang w:val="ru-RU"/>
+        </w:rPr>
+        <w:t xml:space="preserve"> </w:t>
+      </w:r>
+      <w:r>
+        <w:rPr>
+          <w:lang w:val="en-US"/>
+        </w:rPr>
+        <w:t>Firefox</w:t>
+      </w:r>
+      <w:r>
+        <w:rPr>
+          <w:lang w:val="ru-RU"/>
+        </w:rPr>
+        <w:t xml:space="preserve">, </w:t>
+      </w:r>
+      <w:r>
+        <w:rPr>
+          <w:lang w:val="en-US"/>
+        </w:rPr>
+        <w:t>Microsoft</w:t>
+      </w:r>
+      <w:r>
+        <w:rPr>
+          <w:lang w:val="ru-RU"/>
+        </w:rPr>
+        <w:t xml:space="preserve"> </w:t>
+      </w:r>
+      <w:r>
+        <w:rPr>
+          <w:lang w:val="en-US"/>
+        </w:rPr>
+        <w:t>Edge</w:t>
+      </w:r>
+      <w:r>
+        <w:rPr>
+          <w:lang w:val="ru-RU"/>
+        </w:rPr>
+        <w:t>) та з’єднання з сервером по локальній мережі або через мережу Інтернет.</w:t>
+      </w:r>
+    </w:p>
+    <w:p>
+      <w:pPr>
+        <w:ind w:firstLine="709"/>
+      </w:pPr>
+    </w:p>
+    <w:p>
+      <w:pPr>
+        <w:ind w:firstLine="709"/>
+        <w:rPr>
+          <w:lang w:val="en-US"/>
+        </w:rPr>
+      </w:pPr>
+    </w:p>
+    <w:p>
+      <w:pPr>
+        <w:pStyle w:val="Heading2"/>
+      </w:pPr>
+      <w:r>
+        <w:rPr>
+          <w:lang w:val="ru-RU"/>
+        </w:rPr>
+        <w:t xml:space="preserve">3.3 </w:t>
+      </w:r>
+      <w:r>
+        <w:t>Опис програми</w:t>
+      </w:r>
+    </w:p>
+    <w:p>
+      <w:pPr>
+        <w:ind w:firstLine="709"/>
+        <w:rPr>
+          <w:lang w:val="ru-RU"/>
+        </w:rPr>
+      </w:pPr>
+    </w:p>
+    <w:p>
+      <w:pPr>
+        <w:ind w:firstLine="709"/>
+        <w:rPr>
+          <w:lang w:val="en-US"/>
+        </w:rPr>
+      </w:pPr>
+    </w:p>
+    <w:p>
+      <w:pPr>
+        <w:ind w:firstLine="709"/>
+        <w:rPr>
+          <w:lang w:val="en-US"/>
+        </w:rPr>
+      </w:pPr>
+      <w:r>
+        <w:t xml:space="preserve">Архітектура програми. Програмний продукт реалізовано за модульним принципом з використанням об’єктно-орієнтованого підходу. Це забезпечує гнучкість налаштування параметрів генетичного алгоритму та зручність </w:t>
+      </w:r>
+      <w:r>
+        <w:lastRenderedPageBreak/>
+        <w:t>інтеграції з геоінформаційними сервісами</w:t>
+      </w:r>
+      <w:r>
+        <w:t>.</w:t>
+      </w:r>
+    </w:p>
+    <w:p>
+      <w:pPr>
+        <w:ind w:firstLine="709"/>
+        <w:rPr>
+          <w:lang w:val="en-US"/>
+        </w:rPr>
+      </w:pPr>
+      <w:r>
+        <w:rPr>
+          <w:lang w:val="ru-RU"/>
+        </w:rPr>
+        <w:t>Основні</w:t>
+      </w:r>
+      <w:r>
+        <w:rPr>
+          <w:lang w:val="en-US"/>
+        </w:rPr>
+        <w:t xml:space="preserve"> </w:t>
+      </w:r>
+      <w:r>
+        <w:rPr>
+          <w:lang w:val="ru-RU"/>
+        </w:rPr>
+        <w:t>програмні</w:t>
+      </w:r>
+      <w:r>
+        <w:rPr>
+          <w:lang w:val="en-US"/>
+        </w:rPr>
+        <w:t xml:space="preserve"> </w:t>
+      </w:r>
+      <w:r>
+        <w:rPr>
+          <w:lang w:val="ru-RU"/>
+        </w:rPr>
+        <w:t>модулі</w:t>
+      </w:r>
+      <w:r>
+        <w:rPr>
+          <w:lang w:val="en-US"/>
+        </w:rPr>
+        <w:t>:</w:t>
+      </w:r>
+    </w:p>
+    <w:p>
+      <w:pPr>
+        <w:ind w:firstLine="709"/>
+        <w:rPr>
+          <w:lang w:val="en-US"/>
+        </w:rPr>
+      </w:pPr>
+      <w:r>
+        <w:rPr>
+          <w:lang w:val="en-US"/>
+        </w:rPr>
+        <w:t>– </w:t>
+      </w:r>
+      <w:r>
+        <w:rPr>
+          <w:lang w:val="en-US"/>
+        </w:rPr>
+        <w:t>App</w:t>
+      </w:r>
+      <w:r>
+        <w:rPr>
+          <w:lang w:val="en-US"/>
+        </w:rPr>
+        <w:t xml:space="preserve"> </w:t>
+      </w:r>
+      <w:r>
+        <w:rPr>
+          <w:lang w:val="en-US"/>
+        </w:rPr>
+        <w:t>–</w:t>
+      </w:r>
+      <w:r>
+        <w:rPr>
+          <w:lang w:val="en-US"/>
+        </w:rPr>
+        <w:t xml:space="preserve"> </w:t>
+      </w:r>
+      <w:r>
+        <w:rPr>
+          <w:lang w:val="ru-RU"/>
+        </w:rPr>
+        <w:t>центральний</w:t>
+      </w:r>
+      <w:r>
+        <w:rPr>
+          <w:lang w:val="en-US"/>
+        </w:rPr>
+        <w:t xml:space="preserve"> </w:t>
+      </w:r>
+      <w:r>
+        <w:rPr>
+          <w:lang w:val="ru-RU"/>
+        </w:rPr>
+        <w:t>контролер</w:t>
+      </w:r>
+      <w:r>
+        <w:rPr>
+          <w:lang w:val="en-US"/>
+        </w:rPr>
+        <w:t xml:space="preserve"> </w:t>
+      </w:r>
+      <w:r>
+        <w:rPr>
+          <w:lang w:val="ru-RU"/>
+        </w:rPr>
+        <w:t>системи</w:t>
+      </w:r>
+      <w:r>
+        <w:rPr>
+          <w:lang w:val="en-US"/>
+        </w:rPr>
+        <w:t xml:space="preserve">, </w:t>
+      </w:r>
+      <w:r>
+        <w:rPr>
+          <w:lang w:val="ru-RU"/>
+        </w:rPr>
+        <w:t>що</w:t>
+      </w:r>
+      <w:r>
+        <w:rPr>
+          <w:lang w:val="en-US"/>
+        </w:rPr>
+        <w:t xml:space="preserve"> </w:t>
+      </w:r>
+      <w:r>
+        <w:rPr>
+          <w:lang w:val="ru-RU"/>
+        </w:rPr>
+        <w:t>забезпечує</w:t>
+      </w:r>
+      <w:r>
+        <w:rPr>
+          <w:lang w:val="en-US"/>
+        </w:rPr>
+        <w:t xml:space="preserve"> </w:t>
+      </w:r>
+      <w:r>
+        <w:rPr>
+          <w:lang w:val="ru-RU"/>
+        </w:rPr>
+        <w:t>користувацький</w:t>
+      </w:r>
+      <w:r>
+        <w:rPr>
+          <w:lang w:val="en-US"/>
+        </w:rPr>
+        <w:t xml:space="preserve"> </w:t>
+      </w:r>
+      <w:r>
+        <w:rPr>
+          <w:lang w:val="ru-RU"/>
+        </w:rPr>
+        <w:t>інтерфейс</w:t>
+      </w:r>
+      <w:r>
+        <w:rPr>
+          <w:lang w:val="en-US"/>
+        </w:rPr>
+        <w:t xml:space="preserve">, </w:t>
+      </w:r>
+      <w:r>
+        <w:rPr>
+          <w:lang w:val="ru-RU"/>
+        </w:rPr>
+        <w:t>координує</w:t>
+      </w:r>
+      <w:r>
+        <w:rPr>
+          <w:lang w:val="en-US"/>
+        </w:rPr>
+        <w:t xml:space="preserve"> </w:t>
+      </w:r>
+      <w:r>
+        <w:rPr>
+          <w:lang w:val="ru-RU"/>
+        </w:rPr>
+        <w:t>збір</w:t>
+      </w:r>
+      <w:r>
+        <w:rPr>
+          <w:lang w:val="en-US"/>
+        </w:rPr>
+        <w:t xml:space="preserve"> </w:t>
+      </w:r>
+      <w:r>
+        <w:rPr>
+          <w:lang w:val="ru-RU"/>
+        </w:rPr>
+        <w:t>вхідних</w:t>
+      </w:r>
+      <w:r>
+        <w:rPr>
+          <w:lang w:val="en-US"/>
+        </w:rPr>
+        <w:t xml:space="preserve"> </w:t>
+      </w:r>
+      <w:r>
+        <w:rPr>
+          <w:lang w:val="ru-RU"/>
+        </w:rPr>
+        <w:t>даних</w:t>
+      </w:r>
+      <w:r>
+        <w:rPr>
+          <w:lang w:val="en-US"/>
+        </w:rPr>
+        <w:t xml:space="preserve"> </w:t>
+      </w:r>
+      <w:r>
+        <w:rPr>
+          <w:lang w:val="ru-RU"/>
+        </w:rPr>
+        <w:t>та</w:t>
+      </w:r>
+      <w:r>
+        <w:rPr>
+          <w:lang w:val="en-US"/>
+        </w:rPr>
+        <w:t xml:space="preserve"> </w:t>
+      </w:r>
+      <w:r>
+        <w:rPr>
+          <w:lang w:val="ru-RU"/>
+        </w:rPr>
+        <w:t>ініціює</w:t>
+      </w:r>
+      <w:r>
+        <w:rPr>
+          <w:lang w:val="en-US"/>
+        </w:rPr>
+        <w:t xml:space="preserve"> </w:t>
+      </w:r>
+      <w:r>
+        <w:rPr>
+          <w:lang w:val="ru-RU"/>
+        </w:rPr>
+        <w:t>процес</w:t>
+      </w:r>
+      <w:r>
+        <w:rPr>
+          <w:lang w:val="en-US"/>
+        </w:rPr>
+        <w:t xml:space="preserve"> </w:t>
+      </w:r>
+      <w:r>
+        <w:rPr>
+          <w:lang w:val="ru-RU"/>
+        </w:rPr>
+        <w:t>оптимізації</w:t>
+      </w:r>
+      <w:r>
+        <w:rPr>
+          <w:lang w:val="en-US"/>
+        </w:rPr>
+        <w:t>;</w:t>
+      </w:r>
+    </w:p>
+    <w:p>
+      <w:pPr>
+        <w:ind w:firstLine="709"/>
+        <w:rPr>
+          <w:lang w:val="en-US"/>
+        </w:rPr>
+      </w:pPr>
+      <w:r>
+        <w:rPr>
+          <w:lang w:val="en-US"/>
+        </w:rPr>
+        <w:t>– </w:t>
+      </w:r>
+      <w:r>
+        <w:rPr>
+          <w:lang w:val="en-US"/>
+        </w:rPr>
+        <w:t xml:space="preserve">GraphBuilder </w:t>
+      </w:r>
+      <w:r>
+        <w:rPr>
+          <w:lang w:val="en-US"/>
+        </w:rPr>
+        <w:t>–</w:t>
+      </w:r>
+      <w:r>
+        <w:rPr>
+          <w:lang w:val="en-US"/>
+        </w:rPr>
+        <w:t xml:space="preserve"> </w:t>
+      </w:r>
+      <w:r>
+        <w:rPr>
+          <w:lang w:val="ru-RU"/>
+        </w:rPr>
+        <w:t>модуль</w:t>
+      </w:r>
+      <w:r>
+        <w:rPr>
+          <w:lang w:val="en-US"/>
+        </w:rPr>
+        <w:t xml:space="preserve">, </w:t>
+      </w:r>
+      <w:r>
+        <w:rPr>
+          <w:lang w:val="ru-RU"/>
+        </w:rPr>
+        <w:t>відповідальний</w:t>
+      </w:r>
+      <w:r>
+        <w:rPr>
+          <w:lang w:val="en-US"/>
+        </w:rPr>
+        <w:t xml:space="preserve"> </w:t>
+      </w:r>
+      <w:r>
+        <w:rPr>
+          <w:lang w:val="ru-RU"/>
+        </w:rPr>
+        <w:t>за</w:t>
+      </w:r>
+      <w:r>
+        <w:rPr>
+          <w:lang w:val="en-US"/>
+        </w:rPr>
+        <w:t xml:space="preserve"> </w:t>
+      </w:r>
+      <w:r>
+        <w:rPr>
+          <w:lang w:val="ru-RU"/>
+        </w:rPr>
+        <w:t>завантаження</w:t>
+      </w:r>
+      <w:r>
+        <w:rPr>
+          <w:lang w:val="en-US"/>
+        </w:rPr>
+        <w:t xml:space="preserve"> </w:t>
+      </w:r>
+      <w:r>
+        <w:rPr>
+          <w:lang w:val="ru-RU"/>
+        </w:rPr>
+        <w:t>картографічних</w:t>
+      </w:r>
+      <w:r>
+        <w:rPr>
+          <w:lang w:val="en-US"/>
+        </w:rPr>
+        <w:t xml:space="preserve"> </w:t>
+      </w:r>
+      <w:r>
+        <w:rPr>
+          <w:lang w:val="ru-RU"/>
+        </w:rPr>
+        <w:t>даних</w:t>
+      </w:r>
+      <w:r>
+        <w:rPr>
+          <w:lang w:val="en-US"/>
+        </w:rPr>
+        <w:t xml:space="preserve"> </w:t>
+      </w:r>
+      <w:r>
+        <w:rPr>
+          <w:lang w:val="ru-RU"/>
+        </w:rPr>
+        <w:t>з</w:t>
+      </w:r>
+      <w:r>
+        <w:rPr>
+          <w:lang w:val="en-US"/>
+        </w:rPr>
+        <w:t xml:space="preserve"> OpenStreetMap </w:t>
+      </w:r>
+      <w:r>
+        <w:rPr>
+          <w:lang w:val="ru-RU"/>
+        </w:rPr>
+        <w:t>за</w:t>
+      </w:r>
+      <w:r>
+        <w:rPr>
+          <w:lang w:val="en-US"/>
+        </w:rPr>
+        <w:t xml:space="preserve"> </w:t>
+      </w:r>
+      <w:r>
+        <w:rPr>
+          <w:lang w:val="ru-RU"/>
+        </w:rPr>
+        <w:t>допомогою</w:t>
+      </w:r>
+      <w:r>
+        <w:rPr>
+          <w:lang w:val="en-US"/>
+        </w:rPr>
+        <w:t xml:space="preserve"> </w:t>
+      </w:r>
+      <w:r>
+        <w:rPr>
+          <w:lang w:val="ru-RU"/>
+        </w:rPr>
+        <w:t>бібліотеки</w:t>
+      </w:r>
+      <w:r>
+        <w:rPr>
+          <w:lang w:val="en-US"/>
+        </w:rPr>
+        <w:t xml:space="preserve"> OSMnx </w:t>
+      </w:r>
+      <w:r>
+        <w:rPr>
+          <w:lang w:val="ru-RU"/>
+        </w:rPr>
+        <w:t>та</w:t>
+      </w:r>
+      <w:r>
+        <w:rPr>
+          <w:lang w:val="en-US"/>
+        </w:rPr>
+        <w:t xml:space="preserve"> </w:t>
+      </w:r>
+      <w:r>
+        <w:rPr>
+          <w:lang w:val="ru-RU"/>
+        </w:rPr>
+        <w:t>розрахунок</w:t>
+      </w:r>
+      <w:r>
+        <w:rPr>
+          <w:lang w:val="en-US"/>
+        </w:rPr>
+        <w:t xml:space="preserve"> </w:t>
+      </w:r>
+      <w:r>
+        <w:rPr>
+          <w:lang w:val="ru-RU"/>
+        </w:rPr>
+        <w:t>матриць</w:t>
+      </w:r>
+      <w:r>
+        <w:rPr>
+          <w:lang w:val="en-US"/>
+        </w:rPr>
+        <w:t xml:space="preserve"> </w:t>
+      </w:r>
+      <w:r>
+        <w:rPr>
+          <w:lang w:val="ru-RU"/>
+        </w:rPr>
+        <w:t>часових</w:t>
+      </w:r>
+      <w:r>
+        <w:rPr>
+          <w:lang w:val="en-US"/>
+        </w:rPr>
+        <w:t xml:space="preserve"> </w:t>
+      </w:r>
+      <w:r>
+        <w:rPr>
+          <w:lang w:val="ru-RU"/>
+        </w:rPr>
+        <w:t>витрат</w:t>
+      </w:r>
+      <w:r>
+        <w:rPr>
+          <w:lang w:val="en-US"/>
+        </w:rPr>
+        <w:t xml:space="preserve"> </w:t>
+      </w:r>
+      <w:r>
+        <w:rPr>
+          <w:lang w:val="ru-RU"/>
+        </w:rPr>
+        <w:t>для</w:t>
+      </w:r>
+      <w:r>
+        <w:rPr>
+          <w:lang w:val="en-US"/>
+        </w:rPr>
+        <w:t xml:space="preserve"> </w:t>
+      </w:r>
+      <w:r>
+        <w:rPr>
+          <w:lang w:val="ru-RU"/>
+        </w:rPr>
+        <w:t>мультимодальної</w:t>
+      </w:r>
+      <w:r>
+        <w:rPr>
+          <w:lang w:val="en-US"/>
+        </w:rPr>
+        <w:t xml:space="preserve"> </w:t>
+      </w:r>
+      <w:r>
+        <w:rPr>
+          <w:lang w:val="ru-RU"/>
+        </w:rPr>
+        <w:t>мережі</w:t>
+      </w:r>
+      <w:r>
+        <w:rPr>
+          <w:lang w:val="en-US"/>
+        </w:rPr>
+        <w:t xml:space="preserve"> (</w:t>
+      </w:r>
+      <w:r>
+        <w:rPr>
+          <w:lang w:val="ru-RU"/>
+        </w:rPr>
+        <w:t>авто</w:t>
+      </w:r>
+      <w:r>
+        <w:rPr>
+          <w:lang w:val="en-US"/>
+        </w:rPr>
+        <w:t xml:space="preserve">, </w:t>
+      </w:r>
+      <w:r>
+        <w:rPr>
+          <w:lang w:val="ru-RU"/>
+        </w:rPr>
+        <w:t>вело</w:t>
+      </w:r>
+      <w:r>
+        <w:rPr>
+          <w:lang w:val="en-US"/>
+        </w:rPr>
+        <w:t xml:space="preserve">, </w:t>
+      </w:r>
+      <w:r>
+        <w:rPr>
+          <w:lang w:val="ru-RU"/>
+        </w:rPr>
+        <w:t>пішохід</w:t>
+      </w:r>
+      <w:r>
+        <w:rPr>
+          <w:lang w:val="en-US"/>
+        </w:rPr>
+        <w:t>)</w:t>
+      </w:r>
+      <w:r>
+        <w:rPr>
+          <w:lang w:val="en-US"/>
+        </w:rPr>
+        <w:t>;</w:t>
+      </w:r>
+    </w:p>
+    <w:p>
+      <w:pPr>
+        <w:ind w:firstLine="709"/>
+        <w:rPr>
+          <w:lang w:val="ru-RU"/>
+        </w:rPr>
+      </w:pPr>
+      <w:r>
+        <w:rPr>
+          <w:lang w:val="en-US"/>
+        </w:rPr>
+        <w:t>– </w:t>
+      </w:r>
+      <w:r>
+        <w:rPr>
+          <w:lang w:val="en-US"/>
+        </w:rPr>
+        <w:t>VRPSolver</w:t>
+      </w:r>
+      <w:r>
+        <w:rPr>
+          <w:lang w:val="ru-RU"/>
+        </w:rPr>
+        <w:t xml:space="preserve"> </w:t>
+      </w:r>
+      <w:r>
+        <w:rPr>
+          <w:lang w:val="ru-RU"/>
+        </w:rPr>
+        <w:t>–</w:t>
+      </w:r>
+      <w:r>
+        <w:rPr>
+          <w:lang w:val="ru-RU"/>
+        </w:rPr>
+        <w:t xml:space="preserve"> </w:t>
+      </w:r>
+      <w:r>
+        <w:rPr>
+          <w:lang w:val="ru-RU"/>
+        </w:rPr>
+        <w:t>ядро</w:t>
+      </w:r>
+      <w:r>
+        <w:rPr>
+          <w:lang w:val="ru-RU"/>
+        </w:rPr>
+        <w:t xml:space="preserve"> </w:t>
+      </w:r>
+      <w:r>
+        <w:rPr>
+          <w:lang w:val="ru-RU"/>
+        </w:rPr>
+        <w:t>системи</w:t>
+      </w:r>
+      <w:r>
+        <w:rPr>
+          <w:lang w:val="ru-RU"/>
+        </w:rPr>
+        <w:t xml:space="preserve">, </w:t>
+      </w:r>
+      <w:r>
+        <w:rPr>
+          <w:lang w:val="ru-RU"/>
+        </w:rPr>
+        <w:t>що</w:t>
+      </w:r>
+      <w:r>
+        <w:rPr>
+          <w:lang w:val="ru-RU"/>
+        </w:rPr>
+        <w:t xml:space="preserve"> </w:t>
+      </w:r>
+      <w:r>
+        <w:rPr>
+          <w:lang w:val="ru-RU"/>
+        </w:rPr>
+        <w:t>реалізує</w:t>
+      </w:r>
+      <w:r>
+        <w:rPr>
+          <w:lang w:val="ru-RU"/>
+        </w:rPr>
+        <w:t xml:space="preserve"> </w:t>
+      </w:r>
+      <w:r>
+        <w:rPr>
+          <w:lang w:val="ru-RU"/>
+        </w:rPr>
+        <w:t>генетичний</w:t>
+      </w:r>
+      <w:r>
+        <w:rPr>
+          <w:lang w:val="ru-RU"/>
+        </w:rPr>
+        <w:t xml:space="preserve"> </w:t>
+      </w:r>
+      <w:r>
+        <w:rPr>
+          <w:lang w:val="ru-RU"/>
+        </w:rPr>
+        <w:t>алгоритм</w:t>
+      </w:r>
+      <w:r>
+        <w:rPr>
+          <w:lang w:val="ru-RU"/>
+        </w:rPr>
+        <w:t xml:space="preserve">. </w:t>
+      </w:r>
+      <w:r>
+        <w:rPr>
+          <w:lang w:val="ru-RU"/>
+        </w:rPr>
+        <w:t>Модуль</w:t>
+      </w:r>
+      <w:r>
+        <w:rPr>
+          <w:lang w:val="ru-RU"/>
+        </w:rPr>
+        <w:t xml:space="preserve"> </w:t>
+      </w:r>
+      <w:r>
+        <w:rPr>
+          <w:lang w:val="ru-RU"/>
+        </w:rPr>
+        <w:t>містить</w:t>
+      </w:r>
+      <w:r>
+        <w:rPr>
+          <w:lang w:val="ru-RU"/>
+        </w:rPr>
+        <w:t xml:space="preserve"> </w:t>
+      </w:r>
+      <w:r>
+        <w:rPr>
+          <w:lang w:val="ru-RU"/>
+        </w:rPr>
+        <w:t>логіку</w:t>
+      </w:r>
+      <w:r>
+        <w:rPr>
+          <w:lang w:val="ru-RU"/>
+        </w:rPr>
+        <w:t xml:space="preserve"> </w:t>
+      </w:r>
+      <w:r>
+        <w:rPr>
+          <w:lang w:val="ru-RU"/>
+        </w:rPr>
+        <w:t>формування</w:t>
+      </w:r>
+      <w:r>
+        <w:rPr>
+          <w:lang w:val="ru-RU"/>
+        </w:rPr>
+        <w:t xml:space="preserve"> </w:t>
+      </w:r>
+      <w:r>
+        <w:rPr>
+          <w:lang w:val="ru-RU"/>
+        </w:rPr>
+        <w:t>початкової</w:t>
+      </w:r>
+      <w:r>
+        <w:rPr>
+          <w:lang w:val="ru-RU"/>
+        </w:rPr>
+        <w:t xml:space="preserve"> </w:t>
+      </w:r>
+      <w:r>
+        <w:rPr>
+          <w:lang w:val="ru-RU"/>
+        </w:rPr>
+        <w:t>популяції</w:t>
+      </w:r>
+      <w:r>
+        <w:rPr>
+          <w:lang w:val="ru-RU"/>
+        </w:rPr>
+        <w:t xml:space="preserve"> («</w:t>
+      </w:r>
+      <w:r>
+        <w:rPr>
+          <w:lang w:val="ru-RU"/>
+        </w:rPr>
+        <w:t>теплий</w:t>
+      </w:r>
+      <w:r>
+        <w:rPr>
+          <w:lang w:val="ru-RU"/>
+        </w:rPr>
+        <w:t xml:space="preserve"> </w:t>
+      </w:r>
+      <w:r>
+        <w:rPr>
+          <w:lang w:val="ru-RU"/>
+        </w:rPr>
+        <w:t>старт</w:t>
+      </w:r>
+      <w:r>
+        <w:rPr>
+          <w:lang w:val="ru-RU"/>
+        </w:rPr>
+        <w:t xml:space="preserve">»), </w:t>
+      </w:r>
+      <w:r>
+        <w:rPr>
+          <w:lang w:val="ru-RU"/>
+        </w:rPr>
+        <w:t>оператори</w:t>
+      </w:r>
+      <w:r>
+        <w:rPr>
+          <w:lang w:val="ru-RU"/>
+        </w:rPr>
+        <w:t xml:space="preserve"> </w:t>
+      </w:r>
+      <w:r>
+        <w:rPr>
+          <w:lang w:val="ru-RU"/>
+        </w:rPr>
+        <w:t>селекції</w:t>
+      </w:r>
+      <w:r>
+        <w:rPr>
+          <w:lang w:val="ru-RU"/>
+        </w:rPr>
+        <w:t xml:space="preserve">, </w:t>
+      </w:r>
+      <w:r>
+        <w:rPr>
+          <w:lang w:val="en-US"/>
+        </w:rPr>
+        <w:t>OX</w:t>
+      </w:r>
+      <w:r>
+        <w:rPr>
+          <w:lang w:val="ru-RU"/>
+        </w:rPr>
+        <w:t>-</w:t>
+      </w:r>
+      <w:r>
+        <w:rPr>
+          <w:lang w:val="ru-RU"/>
+        </w:rPr>
+        <w:t>схрещування</w:t>
+      </w:r>
+      <w:r>
+        <w:rPr>
+          <w:lang w:val="ru-RU"/>
+        </w:rPr>
+        <w:t xml:space="preserve"> </w:t>
+      </w:r>
+      <w:r>
+        <w:rPr>
+          <w:lang w:val="ru-RU"/>
+        </w:rPr>
+        <w:t>та</w:t>
+      </w:r>
+      <w:r>
+        <w:rPr>
+          <w:lang w:val="ru-RU"/>
+        </w:rPr>
+        <w:t xml:space="preserve"> </w:t>
+      </w:r>
+      <w:r>
+        <w:rPr>
+          <w:lang w:val="en-US"/>
+        </w:rPr>
+        <w:t>swap</w:t>
+      </w:r>
+      <w:r>
+        <w:rPr>
+          <w:lang w:val="ru-RU"/>
+        </w:rPr>
+        <w:t>-</w:t>
+      </w:r>
+      <w:r>
+        <w:rPr>
+          <w:lang w:val="ru-RU"/>
+        </w:rPr>
+        <w:t>мутації</w:t>
+      </w:r>
+      <w:r>
+        <w:rPr>
+          <w:lang w:val="ru-RU"/>
+        </w:rPr>
+        <w:t>;</w:t>
+      </w:r>
+    </w:p>
+    <w:p>
+      <w:pPr>
+        <w:ind w:firstLine="709"/>
+        <w:rPr>
+          <w:lang w:val="en-US"/>
+        </w:rPr>
+      </w:pPr>
+      <w:r>
+        <w:rPr>
+          <w:lang w:val="en-US"/>
+        </w:rPr>
+        <w:t>– </w:t>
+      </w:r>
+      <w:r>
+        <w:rPr>
+          <w:lang w:val="en-US"/>
+        </w:rPr>
+        <w:t xml:space="preserve">Data Models </w:t>
+      </w:r>
+      <w:r>
+        <w:rPr>
+          <w:lang w:val="en-US"/>
+        </w:rPr>
+        <w:t>–</w:t>
+      </w:r>
+      <w:r>
+        <w:rPr>
+          <w:lang w:val="en-US"/>
+        </w:rPr>
+        <w:t xml:space="preserve"> </w:t>
+      </w:r>
+      <w:r>
+        <w:rPr>
+          <w:lang w:val="ru-RU"/>
+        </w:rPr>
+        <w:t>сукупність</w:t>
+      </w:r>
+      <w:r>
+        <w:rPr>
+          <w:lang w:val="en-US"/>
+        </w:rPr>
+        <w:t xml:space="preserve"> </w:t>
+      </w:r>
+      <w:r>
+        <w:rPr>
+          <w:lang w:val="ru-RU"/>
+        </w:rPr>
+        <w:t>класів</w:t>
+      </w:r>
+      <w:r>
+        <w:rPr>
+          <w:lang w:val="en-US"/>
+        </w:rPr>
+        <w:t xml:space="preserve"> (DeliveryStop, Vehicle, LegInfo), </w:t>
+      </w:r>
+      <w:r>
+        <w:rPr>
+          <w:lang w:val="ru-RU"/>
+        </w:rPr>
+        <w:t>що</w:t>
+      </w:r>
+      <w:r>
+        <w:rPr>
+          <w:lang w:val="en-US"/>
+        </w:rPr>
+        <w:t xml:space="preserve"> </w:t>
+      </w:r>
+      <w:r>
+        <w:rPr>
+          <w:lang w:val="ru-RU"/>
+        </w:rPr>
+        <w:t>описують</w:t>
+      </w:r>
+      <w:r>
+        <w:rPr>
+          <w:lang w:val="en-US"/>
+        </w:rPr>
+        <w:t xml:space="preserve"> </w:t>
+      </w:r>
+      <w:r>
+        <w:rPr>
+          <w:lang w:val="ru-RU"/>
+        </w:rPr>
+        <w:t>сутності</w:t>
+      </w:r>
+      <w:r>
+        <w:rPr>
+          <w:lang w:val="en-US"/>
+        </w:rPr>
+        <w:t xml:space="preserve"> </w:t>
+      </w:r>
+      <w:r>
+        <w:rPr>
+          <w:lang w:val="ru-RU"/>
+        </w:rPr>
+        <w:t>логістичної</w:t>
+      </w:r>
+      <w:r>
+        <w:rPr>
+          <w:lang w:val="en-US"/>
+        </w:rPr>
+        <w:t xml:space="preserve"> </w:t>
+      </w:r>
+      <w:r>
+        <w:rPr>
+          <w:lang w:val="ru-RU"/>
+        </w:rPr>
+        <w:t>мережі</w:t>
+      </w:r>
+      <w:r>
+        <w:rPr>
+          <w:lang w:val="en-US"/>
+        </w:rPr>
+        <w:t xml:space="preserve"> </w:t>
+      </w:r>
+      <w:r>
+        <w:rPr>
+          <w:lang w:val="ru-RU"/>
+        </w:rPr>
+        <w:t>та</w:t>
+      </w:r>
+      <w:r>
+        <w:rPr>
+          <w:lang w:val="en-US"/>
+        </w:rPr>
+        <w:t xml:space="preserve"> </w:t>
+      </w:r>
+      <w:r>
+        <w:rPr>
+          <w:lang w:val="ru-RU"/>
+        </w:rPr>
+        <w:t>їхні</w:t>
+      </w:r>
+      <w:r>
+        <w:rPr>
+          <w:lang w:val="en-US"/>
+        </w:rPr>
+        <w:t xml:space="preserve"> </w:t>
+      </w:r>
+      <w:r>
+        <w:rPr>
+          <w:lang w:val="ru-RU"/>
+        </w:rPr>
+        <w:t>атрибути</w:t>
+      </w:r>
+      <w:r>
+        <w:rPr>
+          <w:lang w:val="en-US"/>
+        </w:rPr>
+        <w:t xml:space="preserve">, </w:t>
+      </w:r>
+      <w:r>
+        <w:rPr>
+          <w:lang w:val="ru-RU"/>
+        </w:rPr>
+        <w:t>такі</w:t>
+      </w:r>
+      <w:r>
+        <w:rPr>
+          <w:lang w:val="en-US"/>
+        </w:rPr>
+        <w:t xml:space="preserve"> </w:t>
+      </w:r>
+      <w:r>
+        <w:rPr>
+          <w:lang w:val="ru-RU"/>
+        </w:rPr>
+        <w:t>як</w:t>
+      </w:r>
+      <w:r>
+        <w:rPr>
+          <w:lang w:val="en-US"/>
+        </w:rPr>
+        <w:t xml:space="preserve"> </w:t>
+      </w:r>
+      <w:r>
+        <w:rPr>
+          <w:lang w:val="ru-RU"/>
+        </w:rPr>
+        <w:t>часові</w:t>
+      </w:r>
+      <w:r>
+        <w:rPr>
+          <w:lang w:val="en-US"/>
+        </w:rPr>
+        <w:t xml:space="preserve"> </w:t>
+      </w:r>
+      <w:r>
+        <w:rPr>
+          <w:lang w:val="ru-RU"/>
+        </w:rPr>
+        <w:t>вікна</w:t>
+      </w:r>
+      <w:r>
+        <w:rPr>
+          <w:lang w:val="en-US"/>
+        </w:rPr>
+        <w:t xml:space="preserve"> </w:t>
+      </w:r>
+      <w:r>
+        <w:rPr>
+          <w:lang w:val="ru-RU"/>
+        </w:rPr>
+        <w:t>та</w:t>
+      </w:r>
+      <w:r>
+        <w:rPr>
+          <w:lang w:val="en-US"/>
+        </w:rPr>
+        <w:t xml:space="preserve"> </w:t>
+      </w:r>
+      <w:r>
+        <w:rPr>
+          <w:lang w:val="ru-RU"/>
+        </w:rPr>
+        <w:t>вантажомісткість</w:t>
+      </w:r>
+      <w:r>
+        <w:rPr>
+          <w:lang w:val="en-US"/>
+        </w:rPr>
+        <w:t>;</w:t>
+      </w:r>
+    </w:p>
+    <w:p>
+      <w:pPr>
+        <w:ind w:firstLine="709"/>
+      </w:pPr>
+      <w:r>
+        <w:rPr>
+          <w:lang w:val="en-US"/>
+        </w:rPr>
+        <w:t>– </w:t>
+      </w:r>
+      <w:r>
+        <w:rPr>
+          <w:lang w:val="ru-RU"/>
+        </w:rPr>
+        <w:t xml:space="preserve">PackageDB </w:t>
+      </w:r>
+      <w:r>
+        <w:rPr>
+          <w:lang w:val="ru-RU"/>
+        </w:rPr>
+        <w:t>–</w:t>
+      </w:r>
+      <w:r>
+        <w:rPr>
+          <w:lang w:val="ru-RU"/>
+        </w:rPr>
+        <w:t xml:space="preserve"> компонент для управління станом замовлень та забезпечення їхнього коректного розподілу між транспортними засобам</w:t>
+      </w:r>
+      <w:r>
+        <w:t>и.</w:t>
+      </w:r>
+    </w:p>
+    <w:p>
+      <w:pPr>
+        <w:ind w:firstLine="709"/>
+      </w:pPr>
+      <w:r>
+        <w:t>Для побудови системи задіяно набір бібліотек</w:t>
+      </w:r>
+      <w:r>
+        <w:t xml:space="preserve"> з </w:t>
+      </w:r>
+      <w:r>
+        <w:t>відкритим вихідним кодом</w:t>
+      </w:r>
+      <w:r>
+        <w:t>, перелік яких зафіксовано у файлі</w:t>
+      </w:r>
+      <w:r>
+        <w:t xml:space="preserve"> </w:t>
+      </w:r>
+      <w:r>
+        <w:rPr>
+          <w:lang w:val="en-US"/>
+        </w:rPr>
+        <w:t>requirements</w:t>
+      </w:r>
+      <w:r>
+        <w:t>.</w:t>
+      </w:r>
+      <w:r>
+        <w:rPr>
+          <w:lang w:val="en-US"/>
+        </w:rPr>
+        <w:t>txt</w:t>
+      </w:r>
+      <w:r>
+        <w:t>:</w:t>
+      </w:r>
+    </w:p>
+    <w:p>
+      <w:pPr>
+        <w:ind w:firstLine="709"/>
+        <w:rPr>
+          <w:lang w:val="ru-RU"/>
+        </w:rPr>
+      </w:pPr>
+      <w:r>
+        <w:rPr>
+          <w:lang w:val="ru-RU"/>
+        </w:rPr>
+        <w:t>–</w:t>
+      </w:r>
+      <w:r>
+        <w:rPr>
+          <w:lang w:val="ru-RU"/>
+        </w:rPr>
+        <w:t> </w:t>
+      </w:r>
+      <w:r>
+        <w:rPr>
+          <w:lang w:val="en-US"/>
+        </w:rPr>
+        <w:t>Streamlit</w:t>
+      </w:r>
+      <w:r>
+        <w:rPr>
+          <w:lang w:val="ru-RU"/>
+        </w:rPr>
+        <w:t xml:space="preserve"> – фреймворк для побудови інтерактивного веб-інтерфейсу. Дозволяє створювати багатосторінкові застосунки та забезпечує реактивне оновлення станів через механізм </w:t>
+      </w:r>
+      <w:r>
+        <w:rPr>
+          <w:lang w:val="ru-UA"/>
+        </w:rPr>
+        <w:t>сесії</w:t>
+      </w:r>
+    </w:p>
+    <w:p>
+      <w:pPr>
+        <w:ind w:firstLine="709"/>
+        <w:rPr>
+          <w:lang w:val="ru-RU"/>
+        </w:rPr>
+      </w:pPr>
+      <w:r>
+        <w:rPr>
+          <w:lang w:val="ru-RU"/>
+        </w:rPr>
+        <w:t>–</w:t>
+      </w:r>
+      <w:r>
+        <w:rPr>
+          <w:lang w:val="ru-RU"/>
+        </w:rPr>
+        <w:t> </w:t>
+      </w:r>
+      <w:r>
+        <w:rPr>
+          <w:lang w:val="ru-UA"/>
+        </w:rPr>
+        <w:t>OSMnx</w:t>
+      </w:r>
+      <w:r>
+        <w:rPr>
+          <w:lang w:val="ru-RU"/>
+        </w:rPr>
+        <w:t xml:space="preserve"> </w:t>
+      </w:r>
+      <w:r>
+        <w:rPr>
+          <w:lang w:val="ru-RU"/>
+        </w:rPr>
+        <w:t xml:space="preserve">– бібліотека для завантаження, моделювання та аналізу вуличних мереж з </w:t>
+      </w:r>
+      <w:r>
+        <w:rPr>
+          <w:lang w:val="ru-UA"/>
+        </w:rPr>
+        <w:t>OpenStreetMap</w:t>
+      </w:r>
+      <w:r>
+        <w:rPr>
+          <w:lang w:val="ru-RU"/>
+        </w:rPr>
+        <w:t>. Використовується для отримання дорожньої мережі заданого міста та її подальшої обробки;</w:t>
+      </w:r>
+    </w:p>
+    <w:p>
+      <w:pPr>
+        <w:ind w:firstLine="709"/>
+        <w:rPr>
+          <w:lang w:val="ru-RU"/>
+        </w:rPr>
+      </w:pPr>
+      <w:r>
+        <w:rPr>
+          <w:lang w:val="ru-RU"/>
+        </w:rPr>
+        <w:t>–</w:t>
+      </w:r>
+      <w:r>
+        <w:rPr>
+          <w:lang w:val="ru-RU"/>
+        </w:rPr>
+        <w:t> </w:t>
+      </w:r>
+      <w:r>
+        <w:rPr>
+          <w:lang w:val="en-US"/>
+        </w:rPr>
+        <w:t>NetworkX</w:t>
+      </w:r>
+      <w:r>
+        <w:rPr>
+          <w:lang w:val="ru-RU"/>
+        </w:rPr>
+        <w:t xml:space="preserve"> – бібліотека для роботи з графами. Застосована для обчислення найкоротших шляхів алгоритмом Дейкстри під час побудови матриці часів подорожі;</w:t>
+      </w:r>
+    </w:p>
+    <w:p>
+      <w:pPr>
+        <w:ind w:firstLine="709"/>
+        <w:rPr>
+          <w:lang w:val="ru-RU"/>
+        </w:rPr>
+      </w:pPr>
+      <w:r>
+        <w:rPr>
+          <w:lang w:val="ru-RU"/>
+        </w:rPr>
+        <w:lastRenderedPageBreak/>
+        <w:t>–</w:t>
+      </w:r>
+      <w:r>
+        <w:rPr>
+          <w:lang w:val="ru-RU"/>
+        </w:rPr>
+        <w:t> </w:t>
+      </w:r>
+      <w:r>
+        <w:rPr>
+          <w:lang w:val="en-US"/>
+        </w:rPr>
+        <w:t>GeoPy</w:t>
+      </w:r>
+      <w:r>
+        <w:rPr>
+          <w:lang w:val="ru-RU"/>
+        </w:rPr>
+        <w:t xml:space="preserve"> – клієнт до сервісу геокодування </w:t>
+      </w:r>
+      <w:r>
+        <w:rPr>
+          <w:lang w:val="en-US"/>
+        </w:rPr>
+        <w:t>Nominatim</w:t>
+      </w:r>
+      <w:r>
+        <w:rPr>
+          <w:lang w:val="ru-RU"/>
+        </w:rPr>
+        <w:t>. Перетворює адреси у пари координат (широта, довгота) та виконує зворотне геокодування;</w:t>
+      </w:r>
+    </w:p>
+    <w:p>
+      <w:pPr>
+        <w:ind w:firstLine="709"/>
+        <w:rPr>
+          <w:lang w:val="ru-RU"/>
+        </w:rPr>
+      </w:pPr>
+      <w:r>
+        <w:rPr>
+          <w:lang w:val="ru-RU"/>
+        </w:rPr>
+        <w:t>–</w:t>
+      </w:r>
+      <w:r>
+        <w:rPr>
+          <w:lang w:val="ru-RU"/>
+        </w:rPr>
+        <w:t> </w:t>
+      </w:r>
+      <w:r>
+        <w:rPr>
+          <w:lang w:val="en-US"/>
+        </w:rPr>
+        <w:t>Folium</w:t>
+      </w:r>
+      <w:r>
+        <w:rPr>
+          <w:lang w:val="ru-RU"/>
+        </w:rPr>
+        <w:t xml:space="preserve"> – генератор інтерактивних карт на базі </w:t>
+      </w:r>
+      <w:r>
+        <w:rPr>
+          <w:lang w:val="en-US"/>
+        </w:rPr>
+        <w:t>Leaflet</w:t>
+      </w:r>
+      <w:r>
+        <w:rPr>
+          <w:lang w:val="ru-RU"/>
+        </w:rPr>
+        <w:t>.</w:t>
+      </w:r>
+      <w:r>
+        <w:rPr>
+          <w:lang w:val="en-US"/>
+        </w:rPr>
+        <w:t>js</w:t>
+      </w:r>
+      <w:r>
+        <w:rPr>
+          <w:lang w:val="ru-RU"/>
+        </w:rPr>
+        <w:t xml:space="preserve"> з підтримкою анімованих маршрутів;</w:t>
+      </w:r>
+    </w:p>
+    <w:p>
+      <w:pPr>
+        <w:ind w:firstLine="709"/>
+        <w:rPr>
+          <w:lang w:val="ru-RU"/>
+        </w:rPr>
+      </w:pPr>
+      <w:r>
+        <w:rPr>
+          <w:lang w:val="ru-RU"/>
+        </w:rPr>
+        <w:t>–</w:t>
+      </w:r>
+      <w:r>
+        <w:rPr>
+          <w:lang w:val="ru-RU"/>
+        </w:rPr>
+        <w:t> </w:t>
+      </w:r>
+      <w:r>
+        <w:rPr>
+          <w:lang w:val="en-US"/>
+        </w:rPr>
+        <w:t>streamlit</w:t>
+      </w:r>
+      <w:r>
+        <w:rPr>
+          <w:lang w:val="ru-RU"/>
+        </w:rPr>
+        <w:t>-</w:t>
+      </w:r>
+      <w:r>
+        <w:rPr>
+          <w:lang w:val="en-US"/>
+        </w:rPr>
+        <w:t>folium</w:t>
+      </w:r>
+      <w:r>
+        <w:rPr>
+          <w:lang w:val="ru-RU"/>
+        </w:rPr>
+        <w:t xml:space="preserve"> – інтеграційний шар між </w:t>
+      </w:r>
+      <w:r>
+        <w:rPr>
+          <w:lang w:val="en-US"/>
+        </w:rPr>
+        <w:t>Streamlit</w:t>
+      </w:r>
+      <w:r>
+        <w:rPr>
+          <w:lang w:val="ru-RU"/>
+        </w:rPr>
+        <w:t xml:space="preserve"> і </w:t>
+      </w:r>
+      <w:r>
+        <w:rPr>
+          <w:lang w:val="en-US"/>
+        </w:rPr>
+        <w:t>Folium</w:t>
+      </w:r>
+      <w:r>
+        <w:rPr>
+          <w:lang w:val="ru-RU"/>
+        </w:rPr>
+        <w:t>;</w:t>
+      </w:r>
+    </w:p>
+    <w:p>
+      <w:pPr>
+        <w:ind w:firstLine="709"/>
+        <w:rPr>
+          <w:lang w:val="ru-RU"/>
+        </w:rPr>
+      </w:pPr>
+      <w:r>
+        <w:rPr>
+          <w:lang w:val="ru-RU"/>
+        </w:rPr>
+        <w:t>–</w:t>
+      </w:r>
+      <w:r>
+        <w:rPr>
+          <w:lang w:val="ru-RU"/>
+        </w:rPr>
+        <w:t> </w:t>
+      </w:r>
+      <w:r>
+        <w:rPr>
+          <w:lang w:val="en-US"/>
+        </w:rPr>
+        <w:t>NumPy</w:t>
+      </w:r>
+      <w:r>
+        <w:rPr>
+          <w:lang w:val="ru-RU"/>
+        </w:rPr>
+        <w:t xml:space="preserve"> </w:t>
+      </w:r>
+      <w:r>
+        <w:rPr>
+          <w:lang w:val="ru-RU"/>
+        </w:rPr>
+        <w:t>– бібліотека векторних обчислень, використовується у генетичному алгоритмі для роботи з масивами хромосом;</w:t>
+      </w:r>
+    </w:p>
+    <w:p>
+      <w:pPr>
+        <w:ind w:firstLine="709"/>
+        <w:rPr>
+          <w:lang w:val="ru-RU"/>
+        </w:rPr>
+      </w:pPr>
+      <w:r>
+        <w:rPr>
+          <w:lang w:val="ru-RU"/>
+        </w:rPr>
+        <w:t>–</w:t>
+      </w:r>
+      <w:r>
+        <w:rPr>
+          <w:lang w:val="en-US"/>
+        </w:rPr>
+        <w:t> </w:t>
+      </w:r>
+      <w:r>
+        <w:rPr>
+          <w:lang w:val="en-US"/>
+        </w:rPr>
+        <w:t>scikit</w:t>
+      </w:r>
+      <w:r>
+        <w:rPr>
+          <w:lang w:val="ru-RU"/>
+        </w:rPr>
+        <w:t>-</w:t>
+      </w:r>
+      <w:r>
+        <w:rPr>
+          <w:lang w:val="en-US"/>
+        </w:rPr>
+        <w:t>learn</w:t>
+      </w:r>
+      <w:r>
+        <w:rPr>
+          <w:lang w:val="ru-RU"/>
+        </w:rPr>
+        <w:t xml:space="preserve"> – застосовується для кластеризації пунктів доставки методом </w:t>
+      </w:r>
+      <w:r>
+        <w:rPr>
+          <w:lang w:val="en-US"/>
+        </w:rPr>
+        <w:t>k</w:t>
+      </w:r>
+      <w:r>
+        <w:rPr>
+          <w:lang w:val="ru-RU"/>
+        </w:rPr>
+        <w:t>-</w:t>
+      </w:r>
+      <w:r>
+        <w:rPr>
+          <w:lang w:val="en-US"/>
+        </w:rPr>
+        <w:t>means</w:t>
+      </w:r>
+      <w:r>
+        <w:rPr>
+          <w:lang w:val="ru-RU"/>
+        </w:rPr>
+        <w:t xml:space="preserve"> на етапі початкового розподілу замовлень між машинами;</w:t>
+      </w:r>
+    </w:p>
+    <w:p>
+      <w:pPr>
+        <w:ind w:firstLine="709"/>
+        <w:rPr>
+          <w:lang w:val="ru-RU"/>
+        </w:rPr>
+      </w:pPr>
+      <w:r>
+        <w:rPr>
+          <w:lang w:val="ru-RU"/>
+        </w:rPr>
+        <w:t>–</w:t>
+      </w:r>
+      <w:r>
+        <w:rPr>
+          <w:lang w:val="ru-RU"/>
+        </w:rPr>
+        <w:t> </w:t>
+      </w:r>
+      <w:r>
+        <w:rPr>
+          <w:lang w:val="en-US"/>
+        </w:rPr>
+        <w:t>requests</w:t>
+      </w:r>
+      <w:r>
+        <w:rPr>
+          <w:lang w:val="ru-RU"/>
+        </w:rPr>
+        <w:t xml:space="preserve"> – </w:t>
+      </w:r>
+      <w:r>
+        <w:rPr>
+          <w:lang w:val="en-US"/>
+        </w:rPr>
+        <w:t>HTTP</w:t>
+      </w:r>
+      <w:r>
+        <w:rPr>
+          <w:lang w:val="ru-RU"/>
+        </w:rPr>
+        <w:t xml:space="preserve">-клієнт для звернень до зовнішніх </w:t>
+      </w:r>
+      <w:r>
+        <w:rPr>
+          <w:lang w:val="en-US"/>
+        </w:rPr>
+        <w:t>REST</w:t>
+      </w:r>
+      <w:r>
+        <w:rPr>
+          <w:lang w:val="ru-RU"/>
+        </w:rPr>
+        <w:t xml:space="preserve"> </w:t>
+      </w:r>
+      <w:r>
+        <w:rPr>
+          <w:lang w:val="en-US"/>
+        </w:rPr>
+        <w:t>API</w:t>
+      </w:r>
+      <w:r>
+        <w:rPr>
+          <w:lang w:val="ru-RU"/>
+        </w:rPr>
+        <w:t>.</w:t>
+      </w:r>
+    </w:p>
+    <w:p>
+      <w:pPr>
+        <w:ind w:firstLine="709"/>
+        <w:rPr>
+          <w:lang w:val="ru-RU"/>
+        </w:rPr>
+      </w:pPr>
+      <w:r>
+        <w:rPr>
+          <w:lang w:val="ru-RU"/>
+        </w:rPr>
+        <w:t xml:space="preserve">Зберігання інформації про замовлення реалізовано на вбудованій у </w:t>
+      </w:r>
+      <w:r>
+        <w:rPr>
+          <w:lang w:val="en-US"/>
+        </w:rPr>
+        <w:t>Python</w:t>
+      </w:r>
+      <w:r>
+        <w:rPr>
+          <w:lang w:val="ru-RU"/>
+        </w:rPr>
+        <w:t xml:space="preserve"> СКБД </w:t>
+      </w:r>
+      <w:r>
+        <w:rPr>
+          <w:lang w:val="en-US"/>
+        </w:rPr>
+        <w:t>SQLite</w:t>
+      </w:r>
+      <w:r>
+        <w:rPr>
+          <w:lang w:val="ru-RU"/>
+        </w:rPr>
+        <w:t>, що не потребує додаткового сервера.</w:t>
+      </w:r>
+    </w:p>
+    <w:p>
+      <w:pPr>
+        <w:ind w:firstLine="709"/>
+        <w:rPr>
+          <w:lang w:val="ru-RU"/>
+        </w:rPr>
+      </w:pPr>
+      <w:r>
+        <w:rPr>
+          <w:lang w:val="ru-RU"/>
+        </w:rPr>
+        <w:t>Логіка взаємодії модулів. Взаємодія компонентів системи базується на принципах, відображених у діаграмі послідовностей (див.</w:t>
+      </w:r>
+      <w:r>
+        <w:rPr>
+          <w:lang w:val="ru-RU"/>
+        </w:rPr>
+        <w:t xml:space="preserve"> </w:t>
+      </w:r>
+      <w:r>
+        <w:t>р</w:t>
+      </w:r>
+      <w:r>
+        <w:rPr>
+          <w:lang w:val="ru-RU"/>
+        </w:rPr>
+        <w:t>исунки</w:t>
+      </w:r>
+      <w:r>
+        <w:rPr>
+          <w:lang w:val="en-US"/>
+        </w:rPr>
+        <w:t> </w:t>
+      </w:r>
+      <w:r>
+        <w:rPr>
+          <w:lang w:val="ru-RU"/>
+        </w:rPr>
+        <w:t>2.2</w:t>
+      </w:r>
+      <w:r>
+        <w:rPr>
+          <w:lang w:val="en-US"/>
+        </w:rPr>
+        <w:t> </w:t>
+      </w:r>
+      <w:r>
+        <w:rPr>
+          <w:lang w:val="ru-RU"/>
+        </w:rPr>
+        <w:t>та</w:t>
+      </w:r>
+      <w:r>
+        <w:rPr>
+          <w:lang w:val="en-US"/>
+        </w:rPr>
+        <w:t> </w:t>
+      </w:r>
+      <w:r>
+        <w:rPr>
+          <w:lang w:val="ru-RU"/>
+        </w:rPr>
+        <w:t>2.3). Процес роботи програми поділяється на наступні етапи:</w:t>
+      </w:r>
+    </w:p>
+    <w:p>
+      <w:pPr>
+        <w:ind w:firstLine="709"/>
+        <w:rPr>
+          <w:lang w:val="en-US"/>
+        </w:rPr>
+      </w:pPr>
+      <w:r>
+        <w:rPr>
+          <w:lang w:val="ru-RU"/>
+        </w:rPr>
+        <w:t xml:space="preserve">– </w:t>
+      </w:r>
+      <w:r>
+        <w:rPr>
+          <w:lang w:val="ru-RU"/>
+        </w:rPr>
+        <w:t>Підготовка даних: користувач вводить адреси через інтерфейс App, які згодом геокодуються сервісом Nominatim</w:t>
+      </w:r>
+      <w:r>
+        <w:rPr>
+          <w:lang w:val="en-US"/>
+        </w:rPr>
+        <w:t>;</w:t>
+      </w:r>
+    </w:p>
+    <w:p>
+      <w:pPr>
+        <w:ind w:firstLine="709"/>
+      </w:pPr>
+      <w:r>
+        <w:rPr>
+          <w:lang w:val="ru-RU"/>
+        </w:rPr>
+        <w:t xml:space="preserve">– </w:t>
+      </w:r>
+      <w:r>
+        <w:rPr>
+          <w:lang w:val="ru-RU"/>
+        </w:rPr>
+        <w:t>Побудова графа: GraphBuilder формує локальну модель мережі навколо депо та прив’язує точки доставки до найближчих вузлів</w:t>
+      </w:r>
+      <w:r>
+        <w:rPr>
+          <w:lang w:val="en-US"/>
+        </w:rPr>
+        <w:t>;</w:t>
+      </w:r>
+    </w:p>
+    <w:p>
+      <w:pPr>
+        <w:ind w:firstLine="709"/>
+        <w:rPr>
+          <w:lang w:val="en-US"/>
+        </w:rPr>
+      </w:pPr>
+      <w:r>
+        <w:rPr>
+          <w:lang w:val="ru-RU"/>
+        </w:rPr>
+        <w:t xml:space="preserve">– </w:t>
+      </w:r>
+      <w:r>
+        <w:rPr>
+          <w:lang w:val="ru-RU"/>
+        </w:rPr>
+        <w:t>Оптимізація: VRPSolver отримує параметри автопарку та замовлень, виконуючи еволюційний пошук наближеного до оптимального розв’язку NP-складної задачі VRPTW</w:t>
+      </w:r>
+      <w:r>
+        <w:rPr>
+          <w:lang w:val="en-US"/>
+        </w:rPr>
+        <w:t>;</w:t>
+      </w:r>
+    </w:p>
+    <w:p>
+      <w:pPr>
+        <w:ind w:firstLine="709"/>
+        <w:rPr>
+          <w:lang w:val="en-US"/>
+        </w:rPr>
+      </w:pPr>
+      <w:r>
+        <w:rPr>
+          <w:lang w:val="en-US"/>
+        </w:rPr>
+        <w:t xml:space="preserve">– </w:t>
+      </w:r>
+      <w:r>
+        <w:rPr>
+          <w:lang w:val="ru-RU"/>
+        </w:rPr>
+        <w:t xml:space="preserve">Візуалізація: результати у вигляді сформованих маршрутів передаються модулю візуалізації для рендерингу на інтерактивній </w:t>
+      </w:r>
+      <w:r>
+        <w:t>мапі</w:t>
+      </w:r>
+      <w:r>
+        <w:rPr>
+          <w:lang w:val="en-US"/>
+        </w:rPr>
+        <w:t>.</w:t>
+      </w:r>
+    </w:p>
+    <w:p>
+      <w:pPr>
+        <w:ind w:firstLine="709"/>
+      </w:pPr>
+    </w:p>
+    <w:p>
+      <w:pPr>
+        <w:ind w:firstLine="709"/>
+      </w:pPr>
+    </w:p>
+    <w:p>
+      <w:pPr>
+        <w:pStyle w:val="Heading2"/>
+        <w:rPr>
+          <w:lang w:val="ru-RU"/>
+        </w:rPr>
+      </w:pPr>
+      <w:r>
+        <w:rPr>
+          <w:lang w:val="ru-RU"/>
+        </w:rPr>
+        <w:lastRenderedPageBreak/>
+        <w:t>3.</w:t>
+      </w:r>
+      <w:r>
+        <w:rPr>
+          <w:lang w:val="ru-RU"/>
+        </w:rPr>
+        <w:t>3</w:t>
+      </w:r>
+      <w:r>
+        <w:rPr>
+          <w:lang w:val="ru-RU"/>
+        </w:rPr>
+        <w:t xml:space="preserve"> </w:t>
+      </w:r>
+      <w:r>
+        <w:t>Етапи проектування та виконання</w:t>
+      </w:r>
+    </w:p>
+    <w:p>
+      <w:pPr>
+        <w:ind w:firstLine="709"/>
+        <w:rPr>
+          <w:lang w:val="ru-RU"/>
+        </w:rPr>
+      </w:pPr>
+    </w:p>
+    <w:p>
+      <w:pPr>
+        <w:ind w:firstLine="709"/>
+        <w:rPr>
+          <w:lang w:val="ru-RU"/>
+        </w:rPr>
+      </w:pPr>
+    </w:p>
+    <w:p>
+      <w:pPr>
+        <w:ind w:firstLine="709"/>
+        <w:rPr>
+          <w:lang w:val="ru-RU"/>
+        </w:rPr>
+      </w:pPr>
+      <w:r>
+        <w:rPr>
+          <w:lang w:val="ru-RU"/>
+        </w:rPr>
+        <w:t>Розробка системи виконувалася ітеративно за наступним планом:</w:t>
+      </w:r>
+    </w:p>
+    <w:p>
+      <w:pPr>
+        <w:ind w:firstLine="709"/>
+        <w:rPr>
+          <w:lang w:val="ru-RU"/>
+        </w:rPr>
+      </w:pPr>
+      <w:r>
+        <w:rPr>
+          <w:lang w:val="ru-RU"/>
+        </w:rPr>
+        <w:t>1)</w:t>
+      </w:r>
+      <w:r>
+        <w:rPr>
+          <w:lang w:val="en-US"/>
+        </w:rPr>
+        <w:t> </w:t>
+      </w:r>
+      <w:r>
+        <w:rPr>
+          <w:lang w:val="ru-RU"/>
+        </w:rPr>
+        <w:t>Аналіз вимог. Сформульовано бізнес-задачу автоматизованого планування маршрутів доставки. Визначено функціональні вимоги: завантаження дорожньої мережі, ведення бази замовлень, побудова оптимальних маршрутів, візуалізація результатів.</w:t>
+      </w:r>
+    </w:p>
+    <w:p>
+      <w:pPr>
+        <w:ind w:firstLine="709"/>
+        <w:rPr>
+          <w:lang w:val="ru-RU"/>
+        </w:rPr>
+      </w:pPr>
+      <w:r>
+        <w:rPr>
+          <w:lang w:val="ru-RU"/>
+        </w:rPr>
+        <w:t>2)</w:t>
+      </w:r>
+      <w:r>
+        <w:rPr>
+          <w:lang w:val="en-US"/>
+        </w:rPr>
+        <w:t> </w:t>
+      </w:r>
+      <w:r>
+        <w:rPr>
+          <w:lang w:val="ru-RU"/>
+        </w:rPr>
+        <w:t>Проектування архітектури. Здійснено декомпозицію системи на сім модулів з чітко визначеним інтерфейсом між ними.</w:t>
+      </w:r>
+    </w:p>
+    <w:p>
+      <w:pPr>
+        <w:ind w:firstLine="709"/>
+        <w:rPr>
+          <w:lang w:val="ru-RU"/>
+        </w:rPr>
+      </w:pPr>
+      <w:r>
+        <w:rPr>
+          <w:lang w:val="ru-RU"/>
+        </w:rPr>
+        <w:t>3)</w:t>
+      </w:r>
+      <w:r>
+        <w:rPr>
+          <w:lang w:val="en-US"/>
+        </w:rPr>
+        <w:t> </w:t>
+      </w:r>
+      <w:r>
+        <w:rPr>
+          <w:lang w:val="ru-RU"/>
+        </w:rPr>
+        <w:t xml:space="preserve">Розробка модуля побудови графа. Реалізовано функції завантаження мережі з </w:t>
+      </w:r>
+      <w:r>
+        <w:rPr>
+          <w:lang w:val="en-US"/>
+        </w:rPr>
+        <w:t>OpenStreetMap</w:t>
+      </w:r>
+      <w:r>
+        <w:rPr>
+          <w:lang w:val="ru-RU"/>
+        </w:rPr>
+        <w:t>, обрізки до найбільшої сильнозв’язної компоненти та обчислення часів подорожі для трьох режимів пересування — авто, велосипед, пішки.</w:t>
+      </w:r>
+    </w:p>
+    <w:p>
+      <w:pPr>
+        <w:ind w:firstLine="709"/>
+        <w:rPr>
+          <w:lang w:val="ru-RU"/>
+        </w:rPr>
+      </w:pPr>
+      <w:r>
+        <w:rPr>
+          <w:lang w:val="ru-RU"/>
+        </w:rPr>
+        <w:t>4)</w:t>
+      </w:r>
+      <w:r>
+        <w:rPr>
+          <w:lang w:val="en-US"/>
+        </w:rPr>
+        <w:t> </w:t>
+      </w:r>
+      <w:r>
+        <w:rPr>
+          <w:lang w:val="ru-RU"/>
+        </w:rPr>
+        <w:t xml:space="preserve">Розробка модуля розв’язання </w:t>
+      </w:r>
+      <w:r>
+        <w:rPr>
+          <w:lang w:val="en-US"/>
+        </w:rPr>
+        <w:t>TSP</w:t>
+      </w:r>
+      <w:r>
+        <w:rPr>
+          <w:lang w:val="ru-RU"/>
+        </w:rPr>
+        <w:t>. Реалізовано чотири методи: «найближчий сусід», 2-</w:t>
+      </w:r>
+      <w:r>
+        <w:rPr>
+          <w:lang w:val="en-US"/>
+        </w:rPr>
+        <w:t>opt</w:t>
+      </w:r>
+      <w:r>
+        <w:rPr>
+          <w:lang w:val="ru-RU"/>
+        </w:rPr>
+        <w:t>, генетичний алгоритм та евристика Крістофідеса. Додано автоматичний вибір методу залежно від кількості пунктів</w:t>
+      </w:r>
+      <w:r>
+        <w:rPr>
+          <w:lang w:val="ru-RU"/>
+        </w:rPr>
+        <w:t xml:space="preserve"> </w:t>
+      </w:r>
+      <w:r>
+        <w:rPr>
+          <w:lang w:val="ru-UA"/>
+        </w:rPr>
+        <w:t>доставки</w:t>
+      </w:r>
+      <w:r>
+        <w:rPr>
+          <w:lang w:val="ru-RU"/>
+        </w:rPr>
+        <w:t>.</w:t>
+      </w:r>
+    </w:p>
+    <w:p>
+      <w:pPr>
+        <w:ind w:firstLine="709"/>
+        <w:rPr>
+          <w:lang w:val="ru-RU"/>
+        </w:rPr>
+      </w:pPr>
+      <w:r>
+        <w:rPr>
+          <w:lang w:val="ru-RU"/>
+        </w:rPr>
+        <w:t>5) </w:t>
+      </w:r>
+      <w:r>
+        <w:rPr>
+          <w:lang w:val="ru-RU"/>
+        </w:rPr>
+        <w:t xml:space="preserve">Розробка модуля розв’язання </w:t>
+      </w:r>
+      <w:r>
+        <w:rPr>
+          <w:lang w:val="en-US"/>
+        </w:rPr>
+        <w:t>VRP</w:t>
+      </w:r>
+      <w:r>
+        <w:rPr>
+          <w:lang w:val="ru-RU"/>
+        </w:rPr>
+        <w:t xml:space="preserve">. Реалізовано двофазний декодер </w:t>
+      </w:r>
+      <w:r>
+        <w:rPr>
+          <w:lang w:val="en-US"/>
+        </w:rPr>
+        <w:t>CVRPTW</w:t>
+      </w:r>
+      <w:r>
+        <w:rPr>
+          <w:lang w:val="ru-RU"/>
+        </w:rPr>
+        <w:t xml:space="preserve">: фаза 1 </w:t>
+      </w:r>
+      <w:r>
+        <w:rPr>
+          <w:lang w:val="ru-RU"/>
+        </w:rPr>
+        <w:t>–</w:t>
+      </w:r>
+      <w:r>
+        <w:rPr>
+          <w:lang w:val="ru-RU"/>
+        </w:rPr>
+        <w:t xml:space="preserve"> призначення замовлень транспортним засобам з урахуванням модальної сумісності та вантажомісткості; фаза 2 </w:t>
+      </w:r>
+      <w:r>
+        <w:rPr>
+          <w:lang w:val="ru-RU"/>
+        </w:rPr>
+        <w:t>–</w:t>
+      </w:r>
+      <w:r>
+        <w:rPr>
+          <w:lang w:val="ru-RU"/>
+        </w:rPr>
+        <w:t xml:space="preserve"> незалежний </w:t>
+      </w:r>
+      <w:r>
+        <w:rPr>
+          <w:lang w:val="en-US"/>
+        </w:rPr>
+        <w:t>TSP</w:t>
+      </w:r>
+      <w:r>
+        <w:rPr>
+          <w:lang w:val="ru-RU"/>
+        </w:rPr>
+        <w:t>-генетичний алгоритм для кожної групи.</w:t>
+      </w:r>
+    </w:p>
+    <w:p>
+      <w:pPr>
+        <w:ind w:firstLine="709"/>
+        <w:rPr>
+          <w:lang w:val="en-US"/>
+        </w:rPr>
+      </w:pPr>
+      <w:r>
+        <w:rPr>
+          <w:lang w:val="ru-RU"/>
+        </w:rPr>
+        <w:t>6) </w:t>
+      </w:r>
+      <w:r>
+        <w:rPr>
+          <w:lang w:val="ru-RU"/>
+        </w:rPr>
+        <w:t xml:space="preserve">Розробка модуля бази даних. Реалізовано клас </w:t>
+      </w:r>
+      <w:r>
+        <w:rPr>
+          <w:lang w:val="en-US"/>
+        </w:rPr>
+        <w:t>PackageDB</w:t>
+      </w:r>
+      <w:r>
+        <w:rPr>
+          <w:lang w:val="ru-RU"/>
+        </w:rPr>
+        <w:t xml:space="preserve"> на основі </w:t>
+      </w:r>
+      <w:r>
+        <w:rPr>
+          <w:lang w:val="en-US"/>
+        </w:rPr>
+        <w:t>SQLite</w:t>
+      </w:r>
+      <w:r>
+        <w:rPr>
+          <w:lang w:val="ru-RU"/>
+        </w:rPr>
+        <w:t xml:space="preserve"> з підтримкою життєвого циклу замовлення.</w:t>
+      </w:r>
+    </w:p>
+    <w:p>
+      <w:pPr>
+        <w:ind w:firstLine="709"/>
+        <w:rPr>
+          <w:lang w:val="en-US"/>
+        </w:rPr>
+      </w:pPr>
+      <w:r>
+        <w:rPr>
+          <w:lang w:val="en-US"/>
+        </w:rPr>
+        <w:t>7) </w:t>
+      </w:r>
+      <w:r>
+        <w:rPr>
+          <w:lang w:val="en-US"/>
+        </w:rPr>
+        <w:t>Розробка модуля візуалізації. Реалізовано побудову інтерактивної карти на базі Folium з анімованим відображенням маршрутів за допомогою плагіну AntPath.</w:t>
+      </w:r>
+    </w:p>
+    <w:p>
+      <w:pPr>
+        <w:ind w:firstLine="709"/>
+      </w:pPr>
+      <w:r>
+        <w:rPr>
+          <w:lang w:val="en-US"/>
+        </w:rPr>
+        <w:lastRenderedPageBreak/>
+        <w:t>8) </w:t>
+      </w:r>
+      <w:r>
+        <w:rPr>
+          <w:lang w:val="en-US"/>
+        </w:rPr>
+        <w:t>Створено інтерфейс Streamlit</w:t>
+      </w:r>
+      <w:r>
+        <w:t xml:space="preserve"> з 3 вкладками</w:t>
+      </w:r>
+      <w:r>
+        <w:rPr>
+          <w:lang w:val="en-US"/>
+        </w:rPr>
+        <w:t>: «</w:t>
+      </w:r>
+      <w:r>
+        <w:t>Оптимізація</w:t>
+      </w:r>
+      <w:r>
+        <w:rPr>
+          <w:lang w:val="en-US"/>
+        </w:rPr>
+        <w:t>», «Менеджер пакетів», «Налаштування автопарку».</w:t>
+      </w:r>
+    </w:p>
+    <w:p>
+      <w:pPr>
+        <w:ind w:firstLine="709"/>
+        <w:rPr>
+          <w:lang w:val="ru-RU"/>
+        </w:rPr>
+      </w:pPr>
+      <w:r>
+        <w:t>9) </w:t>
+      </w:r>
+      <w:r>
+        <w:rPr>
+          <w:lang w:val="ru-RU"/>
+        </w:rPr>
+        <w:t>Тестування та налагодження. Проведено функціональне тестування на реальних даних по місту Дніпро та виправлено виявлені дефекти.</w:t>
+      </w:r>
+    </w:p>
+    <w:p>
+      <w:pPr>
+        <w:ind w:firstLine="709"/>
+      </w:pPr>
+    </w:p>
+    <w:p>
+      <w:pPr>
+        <w:ind w:firstLine="709"/>
+      </w:pPr>
+    </w:p>
+    <w:p>
+      <w:pPr>
+        <w:pStyle w:val="Heading2"/>
+      </w:pPr>
+      <w:r>
+        <w:t>3.</w:t>
+      </w:r>
+      <w:r>
+        <w:rPr>
+          <w:lang w:val="en-US"/>
+        </w:rPr>
+        <w:t>4</w:t>
+      </w:r>
+      <w:r>
+        <w:t xml:space="preserve"> </w:t>
+      </w:r>
+      <w:r>
+        <w:rPr>
+          <w:lang w:val="en-US"/>
+        </w:rPr>
+        <w:t>Інструкція користувача</w:t>
+      </w:r>
+    </w:p>
+    <w:p>
+      <w:pPr>
+        <w:ind w:firstLine="709"/>
+      </w:pPr>
+    </w:p>
+    <w:p>
+      <w:pPr>
+        <w:ind w:firstLine="709"/>
+      </w:pPr>
+    </w:p>
+    <w:p>
+      <w:pPr>
         <w:pStyle w:val="Heading1"/>
         <w:pageBreakBefore/>
       </w:pPr>
@@ -7927,25 +11018,7 @@
           <w:szCs w:val="28"/>
           <w:lang w:val="en-US"/>
         </w:rPr>
-        <w:t xml:space="preserve">Miller C. E., Tucker A. W., </w:t>
-      </w:r>
-      <w:proofErr w:type="spellStart"/>
-      <w:r>
-        <w:rPr>
-          <w:sz w:val="28"/>
-          <w:szCs w:val="28"/>
-          <w:lang w:val="en-US"/>
-        </w:rPr>
-        <w:t>Zemlin</w:t>
-      </w:r>
-      <w:proofErr w:type="spellEnd"/>
-      <w:r>
-        <w:rPr>
-          <w:sz w:val="28"/>
-          <w:szCs w:val="28"/>
-          <w:lang w:val="en-US"/>
-        </w:rPr>
-        <w:t xml:space="preserve"> R. A. Integer Programming Formulations and Traveling Salesman Problems. </w:t>
+        <w:t xml:space="preserve">Miller C. E., Tucker A. W., Zemlin R. A. Integer Programming Formulations and Traveling Salesman Problems. </w:t>
       </w:r>
       <w:r>
         <w:rPr>
@@ -8087,41 +11160,13 @@
         </w:rPr>
         <w:t> </w:t>
       </w:r>
-      <w:proofErr w:type="spellStart"/>
       <w:r>
         <w:rPr>
           <w:sz w:val="28"/>
           <w:szCs w:val="28"/>
           <w:lang w:val="en-US"/>
         </w:rPr>
-        <w:t>Bräysy</w:t>
-      </w:r>
-      <w:proofErr w:type="spellEnd"/>
-      <w:r>
-        <w:rPr>
-          <w:sz w:val="28"/>
-          <w:szCs w:val="28"/>
-          <w:lang w:val="en-US"/>
-        </w:rPr>
-        <w:t xml:space="preserve"> O., </w:t>
-      </w:r>
-      <w:proofErr w:type="spellStart"/>
-      <w:r>
-        <w:rPr>
-          <w:sz w:val="28"/>
-          <w:szCs w:val="28"/>
-          <w:lang w:val="en-US"/>
-        </w:rPr>
-        <w:t>Gendreau</w:t>
-      </w:r>
-      <w:proofErr w:type="spellEnd"/>
-      <w:r>
-        <w:rPr>
-          <w:sz w:val="28"/>
-          <w:szCs w:val="28"/>
-          <w:lang w:val="en-US"/>
-        </w:rPr>
-        <w:t xml:space="preserve"> M. Vehicle Routing Problem with Time Windows, Part II: Metaheuristics. Transportation Science. 2005. Vol. 39, No. 1. P. 119–139.</w:t>
+        <w:t>Bräysy O., Gendreau M. Vehicle Routing Problem with Time Windows, Part II: Metaheuristics. Transportation Science. 2005. Vol. 39, No. 1. P. 119–139.</w:t>
       </w:r>
     </w:p>
     <w:p>
@@ -8165,25 +11210,7 @@
           <w:szCs w:val="28"/>
           <w:lang w:val="en-US"/>
         </w:rPr>
-        <w:t xml:space="preserve">Wang X., </w:t>
-      </w:r>
-      <w:proofErr w:type="spellStart"/>
-      <w:r>
-        <w:rPr>
-          <w:sz w:val="28"/>
-          <w:szCs w:val="28"/>
-          <w:lang w:val="en-US"/>
-        </w:rPr>
-        <w:t>Kopfer</w:t>
-      </w:r>
-      <w:proofErr w:type="spellEnd"/>
-      <w:r>
-        <w:rPr>
-          <w:sz w:val="28"/>
-          <w:szCs w:val="28"/>
-          <w:lang w:val="en-US"/>
-        </w:rPr>
-        <w:t xml:space="preserve"> H. Collaborative transportation planning of less-than-truckload freight. OR Spectrum. 2014. Vol. 36.</w:t>
+        <w:t>Wang X., Kopfer H. Collaborative transportation planning of less-than-truckload freight. OR Spectrum. 2014. Vol. 36.</w:t>
       </w:r>
     </w:p>
     <w:p>
@@ -8194,7 +11221,7 @@
         <w:rPr>
           <w:sz w:val="28"/>
           <w:szCs w:val="28"/>
-          <w:lang w:val="ru-RU"/>
+          <w:lang w:val="en-US"/>
         </w:rPr>
       </w:pPr>
       <w:r>
@@ -8227,25 +11254,23 @@
           <w:szCs w:val="28"/>
           <w:lang w:val="en-US"/>
         </w:rPr>
-        <w:t xml:space="preserve">Custos </w:t>
-      </w:r>
-      <w:proofErr w:type="spellStart"/>
+        <w:t xml:space="preserve">Custos Logísticos. Cargo Sapiens: </w:t>
+      </w:r>
       <w:r>
         <w:rPr>
           <w:sz w:val="28"/>
           <w:szCs w:val="28"/>
-          <w:lang w:val="en-US"/>
-        </w:rPr>
-        <w:t>Logísticos</w:t>
-      </w:r>
-      <w:proofErr w:type="spellEnd"/>
+          <w:lang w:val="ru-RU"/>
+        </w:rPr>
+        <w:t>веб</w:t>
+      </w:r>
       <w:r>
         <w:rPr>
           <w:sz w:val="28"/>
           <w:szCs w:val="28"/>
           <w:lang w:val="en-US"/>
         </w:rPr>
-        <w:t xml:space="preserve">. Cargo Sapiens: </w:t>
+        <w:t>-</w:t>
       </w:r>
       <w:r>
         <w:rPr>
@@ -8253,7 +11278,7 @@
           <w:szCs w:val="28"/>
           <w:lang w:val="ru-RU"/>
         </w:rPr>
-        <w:t>веб</w:t>
+        <w:t>сайт</w:t>
       </w:r>
       <w:r>
         <w:rPr>
@@ -8261,15 +11286,15 @@
           <w:szCs w:val="28"/>
           <w:lang w:val="en-US"/>
         </w:rPr>
-        <w:t>-</w:t>
+        <w:t xml:space="preserve">. </w:t>
       </w:r>
       <w:r>
         <w:rPr>
           <w:sz w:val="28"/>
           <w:szCs w:val="28"/>
-          <w:lang w:val="ru-RU"/>
-        </w:rPr>
-        <w:t>сайт</w:t>
+          <w:lang w:val="en-US"/>
+        </w:rPr>
+        <w:t>URL</w:t>
       </w:r>
       <w:r>
         <w:rPr>
@@ -8277,29 +11302,13 @@
           <w:szCs w:val="28"/>
           <w:lang w:val="en-US"/>
         </w:rPr>
-        <w:t xml:space="preserve">. </w:t>
+        <w:t>:</w:t>
       </w:r>
       <w:r>
         <w:rPr>
           <w:sz w:val="28"/>
           <w:szCs w:val="28"/>
           <w:lang w:val="en-US"/>
-        </w:rPr>
-        <w:t>URL</w:t>
-      </w:r>
-      <w:r>
-        <w:rPr>
-          <w:sz w:val="28"/>
-          <w:szCs w:val="28"/>
-          <w:lang w:val="ru-RU"/>
-        </w:rPr>
-        <w:t>:</w:t>
-      </w:r>
-      <w:r>
-        <w:rPr>
-          <w:sz w:val="28"/>
-          <w:szCs w:val="28"/>
-          <w:lang w:val="ru-RU"/>
         </w:rPr>
         <w:t xml:space="preserve"> </w:t>
       </w:r>
@@ -8318,11 +11327,10 @@
             <w:rStyle w:val="Hyperlink"/>
             <w:sz w:val="28"/>
             <w:szCs w:val="28"/>
-            <w:lang w:val="ru-RU"/>
+            <w:lang w:val="en-US"/>
           </w:rPr>
           <w:t>://</w:t>
         </w:r>
-        <w:proofErr w:type="spellStart"/>
         <w:r>
           <w:rPr>
             <w:rStyle w:val="Hyperlink"/>
@@ -8332,16 +11340,6 @@
           </w:rPr>
           <w:t>cargosapiens</w:t>
         </w:r>
-        <w:proofErr w:type="spellEnd"/>
-        <w:r>
-          <w:rPr>
-            <w:rStyle w:val="Hyperlink"/>
-            <w:sz w:val="28"/>
-            <w:szCs w:val="28"/>
-            <w:lang w:val="ru-RU"/>
-          </w:rPr>
-          <w:t>.</w:t>
-        </w:r>
         <w:r>
           <w:rPr>
             <w:rStyle w:val="Hyperlink"/>
@@ -8349,18 +11347,8 @@
             <w:szCs w:val="28"/>
             <w:lang w:val="en-US"/>
           </w:rPr>
-          <w:t>com</w:t>
+          <w:t>.</w:t>
         </w:r>
-        <w:r>
-          <w:rPr>
-            <w:rStyle w:val="Hyperlink"/>
-            <w:sz w:val="28"/>
-            <w:szCs w:val="28"/>
-            <w:lang w:val="ru-RU"/>
-          </w:rPr>
-          <w:t>/</w:t>
-        </w:r>
-        <w:proofErr w:type="spellStart"/>
         <w:r>
           <w:rPr>
             <w:rStyle w:val="Hyperlink"/>
@@ -8368,17 +11356,7 @@
             <w:szCs w:val="28"/>
             <w:lang w:val="en-US"/>
           </w:rPr>
-          <w:t>en</w:t>
-        </w:r>
-        <w:proofErr w:type="spellEnd"/>
-        <w:r>
-          <w:rPr>
-            <w:rStyle w:val="Hyperlink"/>
-            <w:sz w:val="28"/>
-            <w:szCs w:val="28"/>
-            <w:lang w:val="ru-RU"/>
-          </w:rPr>
-          <w:t>/</w:t>
+          <w:t>com</w:t>
         </w:r>
         <w:r>
           <w:rPr>
@@ -8387,15 +11365,6 @@
             <w:szCs w:val="28"/>
             <w:lang w:val="en-US"/>
           </w:rPr>
-          <w:t>blog</w:t>
-        </w:r>
-        <w:r>
-          <w:rPr>
-            <w:rStyle w:val="Hyperlink"/>
-            <w:sz w:val="28"/>
-            <w:szCs w:val="28"/>
-            <w:lang w:val="ru-RU"/>
-          </w:rPr>
           <w:t>/</w:t>
         </w:r>
         <w:r>
@@ -8405,18 +11374,8 @@
             <w:szCs w:val="28"/>
             <w:lang w:val="en-US"/>
           </w:rPr>
-          <w:t>custos</w:t>
+          <w:t>en</w:t>
         </w:r>
-        <w:r>
-          <w:rPr>
-            <w:rStyle w:val="Hyperlink"/>
-            <w:sz w:val="28"/>
-            <w:szCs w:val="28"/>
-            <w:lang w:val="ru-RU"/>
-          </w:rPr>
-          <w:t>-</w:t>
-        </w:r>
-        <w:proofErr w:type="spellStart"/>
         <w:r>
           <w:rPr>
             <w:rStyle w:val="Hyperlink"/>
@@ -8424,15 +11383,59 @@
             <w:szCs w:val="28"/>
             <w:lang w:val="en-US"/>
           </w:rPr>
-          <w:t>logisticos</w:t>
+          <w:t>/</w:t>
         </w:r>
-        <w:proofErr w:type="spellEnd"/>
         <w:r>
           <w:rPr>
             <w:rStyle w:val="Hyperlink"/>
             <w:sz w:val="28"/>
             <w:szCs w:val="28"/>
-            <w:lang w:val="ru-RU"/>
+            <w:lang w:val="en-US"/>
+          </w:rPr>
+          <w:t>blog</w:t>
+        </w:r>
+        <w:r>
+          <w:rPr>
+            <w:rStyle w:val="Hyperlink"/>
+            <w:sz w:val="28"/>
+            <w:szCs w:val="28"/>
+            <w:lang w:val="en-US"/>
+          </w:rPr>
+          <w:t>/</w:t>
+        </w:r>
+        <w:r>
+          <w:rPr>
+            <w:rStyle w:val="Hyperlink"/>
+            <w:sz w:val="28"/>
+            <w:szCs w:val="28"/>
+            <w:lang w:val="en-US"/>
+          </w:rPr>
+          <w:t>custos</w:t>
+        </w:r>
+        <w:r>
+          <w:rPr>
+            <w:rStyle w:val="Hyperlink"/>
+            <w:sz w:val="28"/>
+            <w:szCs w:val="28"/>
+            <w:lang w:val="en-US"/>
+          </w:rPr>
+          <w:t>-</w:t>
+        </w:r>
+        <w:r>
+          <w:rPr>
+            <w:rStyle w:val="Hyperlink"/>
+            <w:sz w:val="28"/>
+            <w:szCs w:val="28"/>
+            <w:lang w:val="en-US"/>
+          </w:rPr>
+          <w:t>logisticos</w:t>
+        </w:r>
+        <w:r>
+          <w:rPr>
+            <w:rStyle w:val="Hyperlink"/>
+            <w:sz w:val="28"/>
+            <w:szCs w:val="28"/>
+            <w:lang w:val="en-US"/>
           </w:rPr>
           <w:t>/</w:t>
         </w:r>
@@ -8441,7 +11444,7 @@
         <w:rPr>
           <w:sz w:val="28"/>
           <w:szCs w:val="28"/>
-          <w:lang w:val="ru-RU"/>
+          <w:lang w:val="en-US"/>
         </w:rPr>
         <w:t xml:space="preserve"> (</w:t>
       </w:r>
@@ -8457,7 +11460,7 @@
         <w:rPr>
           <w:sz w:val="28"/>
           <w:szCs w:val="28"/>
-          <w:lang w:val="ru-RU"/>
+          <w:lang w:val="en-US"/>
         </w:rPr>
         <w:t xml:space="preserve"> </w:t>
       </w:r>
@@ -8473,7 +11476,7 @@
         <w:rPr>
           <w:sz w:val="28"/>
           <w:szCs w:val="28"/>
-          <w:lang w:val="ru-RU"/>
+          <w:lang w:val="en-US"/>
         </w:rPr>
         <w:t>: 05.05.2026).</w:t>
       </w:r>
@@ -8872,6 +11875,119 @@
       </w:rPr>
     </w:lvl>
   </w:abstractNum>
+  <w:abstractNum w:abstractNumId="3" w15:restartNumberingAfterBreak="0">
+    <w:nsid w:val="77497141"/>
+    <w:multiLevelType w:val="hybridMultilevel"/>
+    <w:tmpl w:val="604CA01C"/>
+    <w:lvl w:ilvl="0" w:tplc="7E529F44">
+      <w:start w:val="3"/>
+      <w:numFmt w:val="bullet"/>
+      <w:lvlText w:val=""/>
+      <w:lvlJc w:val="left"/>
+      <w:pPr>
+        <w:ind w:left="1069" w:hanging="360"/>
+      </w:pPr>
+      <w:rPr>
+        <w:rFonts w:ascii="Wingdings" w:eastAsia="Calibri" w:hAnsi="Wingdings" w:cs="Tahoma" w:hint="default"/>
+      </w:rPr>
+    </w:lvl>
+    <w:lvl w:ilvl="1" w:tplc="04090003" w:tentative="1">
+      <w:start w:val="1"/>
+      <w:numFmt w:val="bullet"/>
+      <w:lvlText w:val="o"/>
+      <w:lvlJc w:val="left"/>
+      <w:pPr>
+        <w:ind w:left="1789" w:hanging="360"/>
+      </w:pPr>
+      <w:rPr>
+        <w:rFonts w:ascii="Courier New" w:hAnsi="Courier New" w:cs="Courier New" w:hint="default"/>
+      </w:rPr>
+    </w:lvl>
+    <w:lvl w:ilvl="2" w:tplc="04090005" w:tentative="1">
+      <w:start w:val="1"/>
+      <w:numFmt w:val="bullet"/>
+      <w:lvlText w:val=""/>
+      <w:lvlJc w:val="left"/>
+      <w:pPr>
+        <w:ind w:left="2509" w:hanging="360"/>
+      </w:pPr>
+      <w:rPr>
+        <w:rFonts w:ascii="Wingdings" w:hAnsi="Wingdings" w:hint="default"/>
+      </w:rPr>
+    </w:lvl>
+    <w:lvl w:ilvl="3" w:tplc="04090001" w:tentative="1">
+      <w:start w:val="1"/>
+      <w:numFmt w:val="bullet"/>
+      <w:lvlText w:val=""/>
+      <w:lvlJc w:val="left"/>
+      <w:pPr>
+        <w:ind w:left="3229" w:hanging="360"/>
+      </w:pPr>
+      <w:rPr>
+        <w:rFonts w:ascii="Symbol" w:hAnsi="Symbol" w:hint="default"/>
+      </w:rPr>
+    </w:lvl>
+    <w:lvl w:ilvl="4" w:tplc="04090003" w:tentative="1">
+      <w:start w:val="1"/>
+      <w:numFmt w:val="bullet"/>
+      <w:lvlText w:val="o"/>
+      <w:lvlJc w:val="left"/>
+      <w:pPr>
+        <w:ind w:left="3949" w:hanging="360"/>
+      </w:pPr>
+      <w:rPr>
+        <w:rFonts w:ascii="Courier New" w:hAnsi="Courier New" w:cs="Courier New" w:hint="default"/>
+      </w:rPr>
+    </w:lvl>
+    <w:lvl w:ilvl="5" w:tplc="04090005" w:tentative="1">
+      <w:start w:val="1"/>
+      <w:numFmt w:val="bullet"/>
+      <w:lvlText w:val=""/>
+      <w:lvlJc w:val="left"/>
+      <w:pPr>
+        <w:ind w:left="4669" w:hanging="360"/>
+      </w:pPr>
+      <w:rPr>
+        <w:rFonts w:ascii="Wingdings" w:hAnsi="Wingdings" w:hint="default"/>
+      </w:rPr>
+    </w:lvl>
+    <w:lvl w:ilvl="6" w:tplc="04090001" w:tentative="1">
+      <w:start w:val="1"/>
+      <w:numFmt w:val="bullet"/>
+      <w:lvlText w:val=""/>
+      <w:lvlJc w:val="left"/>
+      <w:pPr>
+        <w:ind w:left="5389" w:hanging="360"/>
+      </w:pPr>
+      <w:rPr>
+        <w:rFonts w:ascii="Symbol" w:hAnsi="Symbol" w:hint="default"/>
+      </w:rPr>
+    </w:lvl>
+    <w:lvl w:ilvl="7" w:tplc="04090003" w:tentative="1">
+      <w:start w:val="1"/>
+      <w:numFmt w:val="bullet"/>
+      <w:lvlText w:val="o"/>
+      <w:lvlJc w:val="left"/>
+      <w:pPr>
+        <w:ind w:left="6109" w:hanging="360"/>
+      </w:pPr>
+      <w:rPr>
+        <w:rFonts w:ascii="Courier New" w:hAnsi="Courier New" w:cs="Courier New" w:hint="default"/>
+      </w:rPr>
+    </w:lvl>
+    <w:lvl w:ilvl="8" w:tplc="04090005" w:tentative="1">
+      <w:start w:val="1"/>
+      <w:numFmt w:val="bullet"/>
+      <w:lvlText w:val=""/>
+      <w:lvlJc w:val="left"/>
+      <w:pPr>
+        <w:ind w:left="6829" w:hanging="360"/>
+      </w:pPr>
+      <w:rPr>
+        <w:rFonts w:ascii="Wingdings" w:hAnsi="Wingdings" w:hint="default"/>
+      </w:rPr>
+    </w:lvl>
+  </w:abstractNum>
   <w:num w:numId="1" w16cid:durableId="1406797764">
     <w:abstractNumId w:val="1"/>
   </w:num>
@@ -8880,6 +11996,9 @@
   </w:num>
   <w:num w:numId="3" w16cid:durableId="1119108395">
     <w:abstractNumId w:val="0"/>
+  </w:num>
+  <w:num w:numId="4" w16cid:durableId="338315483">
+    <w:abstractNumId w:val="3"/>
   </w:num>
 </w:numbering>
 </file>
@@ -9286,13 +12405,15 @@
   <w:style w:type="paragraph" w:default="1" w:styleId="Normal">
     <w:name w:val="Normal"/>
     <w:qFormat/>
-    <w:rsid w:val="002A5C35"/>
+    <w:rsid w:val="00DA404B"/>
     <w:pPr>
-      <w:spacing w:before="120" w:after="120"/>
+      <w:spacing w:before="120" w:after="120" w:line="360" w:lineRule="auto"/>
+      <w:jc w:val="both"/>
     </w:pPr>
     <w:rPr>
       <w:rFonts w:ascii="Times New Roman" w:hAnsi="Times New Roman"/>
       <w:sz w:val="28"/>
+      <w:lang w:val="uk-UA"/>
     </w:rPr>
   </w:style>
   <w:style w:type="paragraph" w:styleId="Heading1">

--- a/Звіт/Диплом/практика2026.docx
+++ b/Звіт/Диплом/практика2026.docx
@@ -2506,7 +2506,13 @@
                               <w:rPr>
                                 <w:szCs w:val="28"/>
                               </w:rPr>
-                              <w:t>Теоретичні засади маршрутизації</w:t>
+                              <w:t xml:space="preserve">Теоретичні </w:t>
+                            </w:r>
+                            <w:r>
+                              <w:rPr>
+                                <w:szCs w:val="28"/>
+                              </w:rPr>
+                              <w:t>засади маршрутизації</w:t>
                             </w:r>
                             <w:r>
                               <w:rPr>
@@ -2574,7 +2580,13 @@
                         <w:rPr>
                           <w:szCs w:val="28"/>
                         </w:rPr>
-                        <w:t>Теоретичні засади маршрутизації</w:t>
+                        <w:t xml:space="preserve">Теоретичні </w:t>
+                      </w:r>
+                      <w:r>
+                        <w:rPr>
+                          <w:szCs w:val="28"/>
+                        </w:rPr>
+                        <w:t>засади маршрутизації</w:t>
                       </w:r>
                       <w:r>
                         <w:rPr>
@@ -2730,7 +2742,13 @@
                               <w:rPr>
                                 <w:szCs w:val="28"/>
                               </w:rPr>
-                              <w:t>Картографічні дані</w:t>
+                              <w:t xml:space="preserve">Картографічні </w:t>
+                            </w:r>
+                            <w:r>
+                              <w:rPr>
+                                <w:szCs w:val="28"/>
+                              </w:rPr>
+                              <w:t>дані</w:t>
                             </w:r>
                             <w:r>
                               <w:rPr>
@@ -2786,7 +2804,13 @@
                         <w:rPr>
                           <w:szCs w:val="28"/>
                         </w:rPr>
-                        <w:t>Картографічні дані</w:t>
+                        <w:t xml:space="preserve">Картографічні </w:t>
+                      </w:r>
+                      <w:r>
+                        <w:rPr>
+                          <w:szCs w:val="28"/>
+                        </w:rPr>
+                        <w:t>дані</w:t>
                       </w:r>
                       <w:r>
                         <w:rPr>
@@ -4712,11 +4736,33 @@
       <w:r>
         <w:t>де V – н</w:t>
       </w:r>
-      <w:r>
-        <w:rPr>
-          <w:lang w:val="en-US"/>
-        </w:rPr>
-        <w:t>оди графа;</w:t>
+      <w:proofErr w:type="spellStart"/>
+      <w:r>
+        <w:rPr>
+          <w:lang w:val="en-US"/>
+        </w:rPr>
+        <w:t>оди</w:t>
+      </w:r>
+      <w:proofErr w:type="spellEnd"/>
+      <w:r>
+        <w:rPr>
+          <w:lang w:val="en-US"/>
+        </w:rPr>
+        <w:t xml:space="preserve"> </w:t>
+      </w:r>
+      <w:proofErr w:type="spellStart"/>
+      <w:r>
+        <w:rPr>
+          <w:lang w:val="en-US"/>
+        </w:rPr>
+        <w:t>графа</w:t>
+      </w:r>
+      <w:proofErr w:type="spellEnd"/>
+      <w:r>
+        <w:rPr>
+          <w:lang w:val="en-US"/>
+        </w:rPr>
+        <w:t>;</w:t>
       </w:r>
     </w:p>
     <w:p>
@@ -4737,8 +4783,16 @@
         <w:rPr>
           <w:lang w:val="en-US"/>
         </w:rPr>
-        <w:t xml:space="preserve"> графа</w:t>
-      </w:r>
+        <w:t xml:space="preserve"> </w:t>
+      </w:r>
+      <w:proofErr w:type="spellStart"/>
+      <w:r>
+        <w:rPr>
+          <w:lang w:val="en-US"/>
+        </w:rPr>
+        <w:t>графа</w:t>
+      </w:r>
+      <w:proofErr w:type="spellEnd"/>
       <w:r>
         <w:t>.</w:t>
       </w:r>
@@ -5872,6 +5926,7 @@
         </w:rPr>
         <w:t xml:space="preserve">Декомпозиція системи виконана за допомогою CASE-засобу </w:t>
       </w:r>
+      <w:proofErr w:type="spellStart"/>
       <w:r>
         <w:rPr>
           <w:color w:val="000000"/>
@@ -5879,6 +5934,7 @@
         </w:rPr>
         <w:t>PlantUML</w:t>
       </w:r>
+      <w:proofErr w:type="spellEnd"/>
       <w:r>
         <w:rPr>
           <w:color w:val="000000"/>
@@ -6534,7 +6590,7 @@
         </w:rPr>
         <w:lastRenderedPageBreak/>
         <w:drawing>
-          <wp:inline distT="0" distB="0" distL="0" distR="0" wp14:anchorId="4D81B15D" wp14:editId="12908CCE">
+          <wp:inline distT="0" distB="0" distL="0" distR="0" wp14:anchorId="4D81B15D" wp14:editId="148D409D">
             <wp:extent cx="6120130" cy="4850765"/>
             <wp:effectExtent l="0" t="0" r="0" b="6985"/>
             <wp:docPr id="6" name="Picture 6" descr="A black screen with white lines and blue rectangles&#10;&#10;AI-generated content may be incorrect."/>
@@ -7835,11 +7891,341 @@
         </w:rPr>
         <w:t xml:space="preserve">Розроблена інформаційна система оптимізації маршрутів доставки реалізована як веб-застосунок із серверною логікою. </w:t>
       </w:r>
-      <w:r>
-        <w:rPr>
-          <w:lang w:val="en-US"/>
-        </w:rPr>
-        <w:t>Вибір програмного забезпечення обумовлений вимогами до швидкості розробки, наявності зрілих бібліотек для роботи з географічними даними та можливості створення інтерактивного інтерфейсу без залучення окремої фронтенд-команди.</w:t>
+      <w:proofErr w:type="spellStart"/>
+      <w:r>
+        <w:rPr>
+          <w:lang w:val="en-US"/>
+        </w:rPr>
+        <w:t>Вибір</w:t>
+      </w:r>
+      <w:proofErr w:type="spellEnd"/>
+      <w:r>
+        <w:rPr>
+          <w:lang w:val="en-US"/>
+        </w:rPr>
+        <w:t xml:space="preserve"> </w:t>
+      </w:r>
+      <w:proofErr w:type="spellStart"/>
+      <w:r>
+        <w:rPr>
+          <w:lang w:val="en-US"/>
+        </w:rPr>
+        <w:t>програмного</w:t>
+      </w:r>
+      <w:proofErr w:type="spellEnd"/>
+      <w:r>
+        <w:rPr>
+          <w:lang w:val="en-US"/>
+        </w:rPr>
+        <w:t xml:space="preserve"> </w:t>
+      </w:r>
+      <w:proofErr w:type="spellStart"/>
+      <w:r>
+        <w:rPr>
+          <w:lang w:val="en-US"/>
+        </w:rPr>
+        <w:t>забезпечення</w:t>
+      </w:r>
+      <w:proofErr w:type="spellEnd"/>
+      <w:r>
+        <w:rPr>
+          <w:lang w:val="en-US"/>
+        </w:rPr>
+        <w:t xml:space="preserve"> </w:t>
+      </w:r>
+      <w:proofErr w:type="spellStart"/>
+      <w:r>
+        <w:rPr>
+          <w:lang w:val="en-US"/>
+        </w:rPr>
+        <w:t>обумовлений</w:t>
+      </w:r>
+      <w:proofErr w:type="spellEnd"/>
+      <w:r>
+        <w:rPr>
+          <w:lang w:val="en-US"/>
+        </w:rPr>
+        <w:t xml:space="preserve"> </w:t>
+      </w:r>
+      <w:proofErr w:type="spellStart"/>
+      <w:r>
+        <w:rPr>
+          <w:lang w:val="en-US"/>
+        </w:rPr>
+        <w:t>вимогами</w:t>
+      </w:r>
+      <w:proofErr w:type="spellEnd"/>
+      <w:r>
+        <w:rPr>
+          <w:lang w:val="en-US"/>
+        </w:rPr>
+        <w:t xml:space="preserve"> </w:t>
+      </w:r>
+      <w:proofErr w:type="spellStart"/>
+      <w:r>
+        <w:rPr>
+          <w:lang w:val="en-US"/>
+        </w:rPr>
+        <w:t>до</w:t>
+      </w:r>
+      <w:proofErr w:type="spellEnd"/>
+      <w:r>
+        <w:rPr>
+          <w:lang w:val="en-US"/>
+        </w:rPr>
+        <w:t xml:space="preserve"> </w:t>
+      </w:r>
+      <w:proofErr w:type="spellStart"/>
+      <w:r>
+        <w:rPr>
+          <w:lang w:val="en-US"/>
+        </w:rPr>
+        <w:t>швидкості</w:t>
+      </w:r>
+      <w:proofErr w:type="spellEnd"/>
+      <w:r>
+        <w:rPr>
+          <w:lang w:val="en-US"/>
+        </w:rPr>
+        <w:t xml:space="preserve"> </w:t>
+      </w:r>
+      <w:proofErr w:type="spellStart"/>
+      <w:r>
+        <w:rPr>
+          <w:lang w:val="en-US"/>
+        </w:rPr>
+        <w:t>розробки</w:t>
+      </w:r>
+      <w:proofErr w:type="spellEnd"/>
+      <w:r>
+        <w:rPr>
+          <w:lang w:val="en-US"/>
+        </w:rPr>
+        <w:t xml:space="preserve">, </w:t>
+      </w:r>
+      <w:proofErr w:type="spellStart"/>
+      <w:r>
+        <w:rPr>
+          <w:lang w:val="en-US"/>
+        </w:rPr>
+        <w:t>наявності</w:t>
+      </w:r>
+      <w:proofErr w:type="spellEnd"/>
+      <w:r>
+        <w:rPr>
+          <w:lang w:val="en-US"/>
+        </w:rPr>
+        <w:t xml:space="preserve"> </w:t>
+      </w:r>
+      <w:proofErr w:type="spellStart"/>
+      <w:r>
+        <w:rPr>
+          <w:lang w:val="en-US"/>
+        </w:rPr>
+        <w:t>зрілих</w:t>
+      </w:r>
+      <w:proofErr w:type="spellEnd"/>
+      <w:r>
+        <w:rPr>
+          <w:lang w:val="en-US"/>
+        </w:rPr>
+        <w:t xml:space="preserve"> </w:t>
+      </w:r>
+      <w:proofErr w:type="spellStart"/>
+      <w:r>
+        <w:rPr>
+          <w:lang w:val="en-US"/>
+        </w:rPr>
+        <w:t>бібліотек</w:t>
+      </w:r>
+      <w:proofErr w:type="spellEnd"/>
+      <w:r>
+        <w:rPr>
+          <w:lang w:val="en-US"/>
+        </w:rPr>
+        <w:t xml:space="preserve"> </w:t>
+      </w:r>
+      <w:proofErr w:type="spellStart"/>
+      <w:r>
+        <w:rPr>
+          <w:lang w:val="en-US"/>
+        </w:rPr>
+        <w:t>для</w:t>
+      </w:r>
+      <w:proofErr w:type="spellEnd"/>
+      <w:r>
+        <w:rPr>
+          <w:lang w:val="en-US"/>
+        </w:rPr>
+        <w:t xml:space="preserve"> </w:t>
+      </w:r>
+      <w:proofErr w:type="spellStart"/>
+      <w:r>
+        <w:rPr>
+          <w:lang w:val="en-US"/>
+        </w:rPr>
+        <w:t>роботи</w:t>
+      </w:r>
+      <w:proofErr w:type="spellEnd"/>
+      <w:r>
+        <w:rPr>
+          <w:lang w:val="en-US"/>
+        </w:rPr>
+        <w:t xml:space="preserve"> з </w:t>
+      </w:r>
+      <w:proofErr w:type="spellStart"/>
+      <w:r>
+        <w:rPr>
+          <w:lang w:val="en-US"/>
+        </w:rPr>
+        <w:t>географічними</w:t>
+      </w:r>
+      <w:proofErr w:type="spellEnd"/>
+      <w:r>
+        <w:rPr>
+          <w:lang w:val="en-US"/>
+        </w:rPr>
+        <w:t xml:space="preserve"> </w:t>
+      </w:r>
+      <w:proofErr w:type="spellStart"/>
+      <w:r>
+        <w:rPr>
+          <w:lang w:val="en-US"/>
+        </w:rPr>
+        <w:t>даними</w:t>
+      </w:r>
+      <w:proofErr w:type="spellEnd"/>
+      <w:r>
+        <w:rPr>
+          <w:lang w:val="en-US"/>
+        </w:rPr>
+        <w:t xml:space="preserve"> </w:t>
+      </w:r>
+      <w:proofErr w:type="spellStart"/>
+      <w:r>
+        <w:rPr>
+          <w:lang w:val="en-US"/>
+        </w:rPr>
+        <w:t>та</w:t>
+      </w:r>
+      <w:proofErr w:type="spellEnd"/>
+      <w:r>
+        <w:rPr>
+          <w:lang w:val="en-US"/>
+        </w:rPr>
+        <w:t xml:space="preserve"> </w:t>
+      </w:r>
+      <w:proofErr w:type="spellStart"/>
+      <w:r>
+        <w:rPr>
+          <w:lang w:val="en-US"/>
+        </w:rPr>
+        <w:t>можливості</w:t>
+      </w:r>
+      <w:proofErr w:type="spellEnd"/>
+      <w:r>
+        <w:rPr>
+          <w:lang w:val="en-US"/>
+        </w:rPr>
+        <w:t xml:space="preserve"> </w:t>
+      </w:r>
+      <w:proofErr w:type="spellStart"/>
+      <w:r>
+        <w:rPr>
+          <w:lang w:val="en-US"/>
+        </w:rPr>
+        <w:t>створення</w:t>
+      </w:r>
+      <w:proofErr w:type="spellEnd"/>
+      <w:r>
+        <w:rPr>
+          <w:lang w:val="en-US"/>
+        </w:rPr>
+        <w:t xml:space="preserve"> </w:t>
+      </w:r>
+      <w:proofErr w:type="spellStart"/>
+      <w:r>
+        <w:rPr>
+          <w:lang w:val="en-US"/>
+        </w:rPr>
+        <w:t>інтерактивного</w:t>
+      </w:r>
+      <w:proofErr w:type="spellEnd"/>
+      <w:r>
+        <w:rPr>
+          <w:lang w:val="en-US"/>
+        </w:rPr>
+        <w:t xml:space="preserve"> </w:t>
+      </w:r>
+      <w:proofErr w:type="spellStart"/>
+      <w:r>
+        <w:rPr>
+          <w:lang w:val="en-US"/>
+        </w:rPr>
+        <w:t>інтерфейсу</w:t>
+      </w:r>
+      <w:proofErr w:type="spellEnd"/>
+      <w:r>
+        <w:rPr>
+          <w:lang w:val="en-US"/>
+        </w:rPr>
+        <w:t xml:space="preserve"> </w:t>
+      </w:r>
+      <w:proofErr w:type="spellStart"/>
+      <w:r>
+        <w:rPr>
+          <w:lang w:val="en-US"/>
+        </w:rPr>
+        <w:t>без</w:t>
+      </w:r>
+      <w:proofErr w:type="spellEnd"/>
+      <w:r>
+        <w:rPr>
+          <w:lang w:val="en-US"/>
+        </w:rPr>
+        <w:t xml:space="preserve"> </w:t>
+      </w:r>
+      <w:proofErr w:type="spellStart"/>
+      <w:r>
+        <w:rPr>
+          <w:lang w:val="en-US"/>
+        </w:rPr>
+        <w:t>залучення</w:t>
+      </w:r>
+      <w:proofErr w:type="spellEnd"/>
+      <w:r>
+        <w:rPr>
+          <w:lang w:val="en-US"/>
+        </w:rPr>
+        <w:t xml:space="preserve"> </w:t>
+      </w:r>
+      <w:proofErr w:type="spellStart"/>
+      <w:r>
+        <w:rPr>
+          <w:lang w:val="en-US"/>
+        </w:rPr>
+        <w:t>окремої</w:t>
+      </w:r>
+      <w:proofErr w:type="spellEnd"/>
+      <w:r>
+        <w:rPr>
+          <w:lang w:val="en-US"/>
+        </w:rPr>
+        <w:t xml:space="preserve"> </w:t>
+      </w:r>
+      <w:proofErr w:type="spellStart"/>
+      <w:r>
+        <w:rPr>
+          <w:lang w:val="en-US"/>
+        </w:rPr>
+        <w:t>фронтенд-команди</w:t>
+      </w:r>
+      <w:proofErr w:type="spellEnd"/>
+      <w:r>
+        <w:rPr>
+          <w:lang w:val="en-US"/>
+        </w:rPr>
+        <w:t>.</w:t>
       </w:r>
     </w:p>
     <w:p>
@@ -7893,36 +8279,42 @@
         </w:rPr>
         <w:t>розвинена екосистема бібліотек для роботи з графами (</w:t>
       </w:r>
+      <w:proofErr w:type="spellStart"/>
       <w:r>
         <w:rPr>
           <w:lang w:val="en-US"/>
         </w:rPr>
         <w:t>NetworkX</w:t>
       </w:r>
+      <w:proofErr w:type="spellEnd"/>
       <w:r>
         <w:rPr>
           <w:lang w:val="ru-RU"/>
         </w:rPr>
         <w:t>), геоданими (</w:t>
       </w:r>
+      <w:proofErr w:type="spellStart"/>
       <w:r>
         <w:rPr>
           <w:lang w:val="en-US"/>
         </w:rPr>
         <w:t>OSMnx</w:t>
       </w:r>
+      <w:proofErr w:type="spellEnd"/>
       <w:r>
         <w:rPr>
           <w:lang w:val="ru-RU"/>
         </w:rPr>
         <w:t xml:space="preserve">, </w:t>
       </w:r>
+      <w:proofErr w:type="spellStart"/>
       <w:r>
         <w:rPr>
           <w:lang w:val="en-US"/>
         </w:rPr>
         <w:t>GeoPy</w:t>
       </w:r>
+      <w:proofErr w:type="spellEnd"/>
       <w:r>
         <w:rPr>
           <w:lang w:val="ru-RU"/>
@@ -8129,24 +8521,28 @@
         </w:rPr>
         <w:t xml:space="preserve">, </w:t>
       </w:r>
+      <w:proofErr w:type="spellStart"/>
       <w:r>
         <w:rPr>
           <w:lang w:val="en-US"/>
         </w:rPr>
         <w:t>Pylance</w:t>
       </w:r>
+      <w:proofErr w:type="spellEnd"/>
       <w:r>
         <w:rPr>
           <w:lang w:val="ru-RU"/>
         </w:rPr>
         <w:t xml:space="preserve"> та </w:t>
       </w:r>
+      <w:proofErr w:type="spellStart"/>
       <w:r>
         <w:rPr>
           <w:lang w:val="en-US"/>
         </w:rPr>
         <w:t>GitLens</w:t>
       </w:r>
+      <w:proofErr w:type="spellEnd"/>
       <w:r>
         <w:rPr>
           <w:lang w:val="ru-RU"/>
@@ -8275,12 +8671,14 @@
         </w:rPr>
         <w:t xml:space="preserve"> </w:t>
       </w:r>
+      <w:proofErr w:type="spellStart"/>
       <w:r>
         <w:rPr>
           <w:lang w:val="en-US"/>
         </w:rPr>
         <w:t>i</w:t>
       </w:r>
+      <w:proofErr w:type="spellEnd"/>
       <w:r>
         <w:rPr>
           <w:lang w:val="ru-RU"/>
@@ -8313,24 +8711,28 @@
         </w:rPr>
         <w:t xml:space="preserve">Оперативна пам’ять: не менше 8 ГБ. Граф дорожньої мережі міста середнього розміру (наприклад, м. Дніпро) у форматі </w:t>
       </w:r>
+      <w:proofErr w:type="spellStart"/>
       <w:r>
         <w:rPr>
           <w:lang w:val="en-US"/>
         </w:rPr>
         <w:t>NetworkX</w:t>
       </w:r>
-      <w:r>
-        <w:rPr>
-          <w:lang w:val="ru-RU"/>
-        </w:rPr>
-        <w:t xml:space="preserve"> </w:t>
-      </w:r>
+      <w:proofErr w:type="spellEnd"/>
+      <w:r>
+        <w:rPr>
+          <w:lang w:val="ru-RU"/>
+        </w:rPr>
+        <w:t xml:space="preserve"> </w:t>
+      </w:r>
+      <w:proofErr w:type="spellStart"/>
       <w:r>
         <w:rPr>
           <w:lang w:val="en-US"/>
         </w:rPr>
         <w:t>MultiDiGraph</w:t>
       </w:r>
+      <w:proofErr w:type="spellEnd"/>
       <w:r>
         <w:rPr>
           <w:lang w:val="ru-RU"/>
@@ -8425,12 +8827,14 @@
         </w:rPr>
         <w:t xml:space="preserve"> та звернень до </w:t>
       </w:r>
+      <w:proofErr w:type="spellStart"/>
       <w:r>
         <w:rPr>
           <w:lang w:val="en-US"/>
         </w:rPr>
         <w:t>Nominatim</w:t>
       </w:r>
+      <w:proofErr w:type="spellEnd"/>
       <w:r>
         <w:rPr>
           <w:lang w:val="ru-RU"/>
@@ -8958,11 +9362,19 @@
         </w:rPr>
         <w:t>– </w:t>
       </w:r>
-      <w:r>
-        <w:rPr>
-          <w:lang w:val="en-US"/>
-        </w:rPr>
-        <w:t xml:space="preserve">GraphBuilder </w:t>
+      <w:proofErr w:type="spellStart"/>
+      <w:r>
+        <w:rPr>
+          <w:lang w:val="en-US"/>
+        </w:rPr>
+        <w:t>GraphBuilder</w:t>
+      </w:r>
+      <w:proofErr w:type="spellEnd"/>
+      <w:r>
+        <w:rPr>
+          <w:lang w:val="en-US"/>
+        </w:rPr>
+        <w:t xml:space="preserve"> </w:t>
       </w:r>
       <w:r>
         <w:rPr>
@@ -9094,7 +9506,21 @@
         <w:rPr>
           <w:lang w:val="en-US"/>
         </w:rPr>
-        <w:t xml:space="preserve"> OSMnx </w:t>
+        <w:t xml:space="preserve"> </w:t>
+      </w:r>
+      <w:proofErr w:type="spellStart"/>
+      <w:r>
+        <w:rPr>
+          <w:lang w:val="en-US"/>
+        </w:rPr>
+        <w:t>OSMnx</w:t>
+      </w:r>
+      <w:proofErr w:type="spellEnd"/>
+      <w:r>
+        <w:rPr>
+          <w:lang w:val="en-US"/>
+        </w:rPr>
+        <w:t xml:space="preserve"> </w:t>
       </w:r>
       <w:r>
         <w:rPr>
@@ -9248,12 +9674,14 @@
         </w:rPr>
         <w:t>– </w:t>
       </w:r>
+      <w:proofErr w:type="spellStart"/>
       <w:r>
         <w:rPr>
           <w:lang w:val="en-US"/>
         </w:rPr>
         <w:t>VRPSolver</w:t>
       </w:r>
+      <w:proofErr w:type="spellEnd"/>
       <w:r>
         <w:rPr>
           <w:lang w:val="ru-RU"/>
@@ -9578,7 +10006,35 @@
         <w:rPr>
           <w:lang w:val="en-US"/>
         </w:rPr>
-        <w:t xml:space="preserve"> (DeliveryStop, Vehicle, LegInfo), </w:t>
+        <w:t xml:space="preserve"> (</w:t>
+      </w:r>
+      <w:proofErr w:type="spellStart"/>
+      <w:r>
+        <w:rPr>
+          <w:lang w:val="en-US"/>
+        </w:rPr>
+        <w:t>DeliveryStop</w:t>
+      </w:r>
+      <w:proofErr w:type="spellEnd"/>
+      <w:r>
+        <w:rPr>
+          <w:lang w:val="en-US"/>
+        </w:rPr>
+        <w:t xml:space="preserve">, Vehicle, </w:t>
+      </w:r>
+      <w:proofErr w:type="spellStart"/>
+      <w:r>
+        <w:rPr>
+          <w:lang w:val="en-US"/>
+        </w:rPr>
+        <w:t>LegInfo</w:t>
+      </w:r>
+      <w:proofErr w:type="spellEnd"/>
+      <w:r>
+        <w:rPr>
+          <w:lang w:val="en-US"/>
+        </w:rPr>
+        <w:t xml:space="preserve">), </w:t>
       </w:r>
       <w:r>
         <w:rPr>
@@ -9838,12 +10294,14 @@
         </w:rPr>
         <w:t> </w:t>
       </w:r>
+      <w:proofErr w:type="spellStart"/>
       <w:r>
         <w:rPr>
           <w:lang w:val="en-US"/>
         </w:rPr>
         <w:t>Streamlit</w:t>
       </w:r>
+      <w:proofErr w:type="spellEnd"/>
       <w:r>
         <w:rPr>
           <w:lang w:val="ru-RU"/>
@@ -9926,12 +10384,14 @@
         </w:rPr>
         <w:t> </w:t>
       </w:r>
+      <w:proofErr w:type="spellStart"/>
       <w:r>
         <w:rPr>
           <w:lang w:val="en-US"/>
         </w:rPr>
         <w:t>NetworkX</w:t>
       </w:r>
+      <w:proofErr w:type="spellEnd"/>
       <w:r>
         <w:rPr>
           <w:lang w:val="ru-RU"/>
@@ -9959,24 +10419,28 @@
         </w:rPr>
         <w:t> </w:t>
       </w:r>
+      <w:proofErr w:type="spellStart"/>
       <w:r>
         <w:rPr>
           <w:lang w:val="en-US"/>
         </w:rPr>
         <w:t>GeoPy</w:t>
       </w:r>
+      <w:proofErr w:type="spellEnd"/>
       <w:r>
         <w:rPr>
           <w:lang w:val="ru-RU"/>
         </w:rPr>
         <w:t xml:space="preserve"> – клієнт до сервісу геокодування </w:t>
       </w:r>
+      <w:proofErr w:type="spellStart"/>
       <w:r>
         <w:rPr>
           <w:lang w:val="en-US"/>
         </w:rPr>
         <w:t>Nominatim</w:t>
       </w:r>
+      <w:proofErr w:type="spellEnd"/>
       <w:r>
         <w:rPr>
           <w:lang w:val="ru-RU"/>
@@ -10027,12 +10491,14 @@
         </w:rPr>
         <w:t>.</w:t>
       </w:r>
+      <w:proofErr w:type="spellStart"/>
       <w:r>
         <w:rPr>
           <w:lang w:val="en-US"/>
         </w:rPr>
         <w:t>js</w:t>
       </w:r>
+      <w:proofErr w:type="spellEnd"/>
       <w:r>
         <w:rPr>
           <w:lang w:val="ru-RU"/>
@@ -10059,12 +10525,14 @@
         </w:rPr>
         <w:t> </w:t>
       </w:r>
+      <w:proofErr w:type="spellStart"/>
       <w:r>
         <w:rPr>
           <w:lang w:val="en-US"/>
         </w:rPr>
         <w:t>streamlit</w:t>
       </w:r>
+      <w:proofErr w:type="spellEnd"/>
       <w:r>
         <w:rPr>
           <w:lang w:val="ru-RU"/>
@@ -10083,12 +10551,14 @@
         </w:rPr>
         <w:t xml:space="preserve"> – інтеграційний шар між </w:t>
       </w:r>
+      <w:proofErr w:type="spellStart"/>
       <w:r>
         <w:rPr>
           <w:lang w:val="en-US"/>
         </w:rPr>
         <w:t>Streamlit</w:t>
       </w:r>
+      <w:proofErr w:type="spellEnd"/>
       <w:r>
         <w:rPr>
           <w:lang w:val="ru-RU"/>
@@ -10463,9 +10933,6 @@
     <w:p>
       <w:pPr>
         <w:ind w:firstLine="709"/>
-        <w:rPr>
-          <w:lang w:val="en-US"/>
-        </w:rPr>
       </w:pPr>
       <w:r>
         <w:rPr>
@@ -10502,263 +10969,310 @@
     <w:p>
       <w:pPr>
         <w:pStyle w:val="Heading2"/>
-        <w:rPr>
-          <w:lang w:val="ru-RU"/>
-        </w:rPr>
-      </w:pPr>
-      <w:r>
-        <w:rPr>
-          <w:lang w:val="ru-RU"/>
-        </w:rPr>
+      </w:pPr>
+      <w:r>
         <w:lastRenderedPageBreak/>
         <w:t>3.</w:t>
       </w:r>
       <w:r>
         <w:rPr>
-          <w:lang w:val="ru-RU"/>
-        </w:rPr>
-        <w:t>3</w:t>
-      </w:r>
-      <w:r>
-        <w:rPr>
-          <w:lang w:val="ru-RU"/>
-        </w:rPr>
-        <w:t xml:space="preserve"> </w:t>
-      </w:r>
-      <w:r>
-        <w:t>Етапи проектування та виконання</w:t>
-      </w:r>
+          <w:lang w:val="en-US"/>
+        </w:rPr>
+        <w:t>4</w:t>
+      </w:r>
+      <w:r>
+        <w:t xml:space="preserve"> </w:t>
+      </w:r>
+      <w:proofErr w:type="spellStart"/>
+      <w:r>
+        <w:rPr>
+          <w:lang w:val="en-US"/>
+        </w:rPr>
+        <w:t>Інструкція</w:t>
+      </w:r>
+      <w:proofErr w:type="spellEnd"/>
+      <w:r>
+        <w:rPr>
+          <w:lang w:val="en-US"/>
+        </w:rPr>
+        <w:t xml:space="preserve"> </w:t>
+      </w:r>
+      <w:proofErr w:type="spellStart"/>
+      <w:r>
+        <w:rPr>
+          <w:lang w:val="en-US"/>
+        </w:rPr>
+        <w:t>користувача</w:t>
+      </w:r>
+      <w:proofErr w:type="spellEnd"/>
     </w:p>
     <w:p>
       <w:pPr>
         <w:ind w:firstLine="709"/>
-        <w:rPr>
-          <w:lang w:val="ru-RU"/>
-        </w:rPr>
       </w:pPr>
     </w:p>
     <w:p>
       <w:pPr>
         <w:ind w:firstLine="709"/>
         <w:rPr>
-          <w:lang w:val="ru-RU"/>
-        </w:rPr>
-      </w:pPr>
+          <w:lang w:val="ru-UA"/>
+        </w:rPr>
+      </w:pPr>
+      <w:r>
+        <w:t>Запуск системи виконується в командному ряд</w:t>
+      </w:r>
+      <w:r>
+        <w:rPr>
+          <w:lang w:val="ru-UA"/>
+        </w:rPr>
+        <w:t xml:space="preserve">ку за допомогою команди </w:t>
+      </w:r>
+      <w:proofErr w:type="spellStart"/>
+      <w:r>
+        <w:rPr>
+          <w:lang w:val="en-US"/>
+        </w:rPr>
+        <w:t>streamlit</w:t>
+      </w:r>
+      <w:proofErr w:type="spellEnd"/>
+      <w:r>
+        <w:rPr>
+          <w:lang w:val="en-US"/>
+        </w:rPr>
+        <w:t xml:space="preserve"> run .\app.py, </w:t>
+      </w:r>
+      <w:r>
+        <w:rPr>
+          <w:lang w:val="ru-UA"/>
+        </w:rPr>
+        <w:t>як показано на рисунку 3.1</w:t>
+      </w:r>
+      <w:r>
+        <w:rPr>
+          <w:lang w:val="ru-UA"/>
+        </w:rPr>
+        <w:t>.</w:t>
+      </w:r>
     </w:p>
     <w:p>
       <w:pPr>
         <w:ind w:firstLine="709"/>
         <w:rPr>
-          <w:lang w:val="ru-RU"/>
-        </w:rPr>
-      </w:pPr>
-      <w:r>
-        <w:rPr>
-          <w:lang w:val="ru-RU"/>
-        </w:rPr>
-        <w:t>Розробка системи виконувалася ітеративно за наступним планом:</w:t>
-      </w:r>
+          <w:lang w:val="ru-UA"/>
+        </w:rPr>
+      </w:pPr>
     </w:p>
     <w:p>
       <w:pPr>
         <w:ind w:firstLine="709"/>
         <w:rPr>
-          <w:lang w:val="ru-RU"/>
-        </w:rPr>
-      </w:pPr>
-      <w:r>
-        <w:rPr>
-          <w:lang w:val="ru-RU"/>
-        </w:rPr>
-        <w:t>1)</w:t>
-      </w:r>
-      <w:r>
-        <w:rPr>
-          <w:lang w:val="en-US"/>
-        </w:rPr>
-        <w:t> </w:t>
-      </w:r>
-      <w:r>
-        <w:rPr>
-          <w:lang w:val="ru-RU"/>
-        </w:rPr>
-        <w:t>Аналіз вимог. Сформульовано бізнес-задачу автоматизованого планування маршрутів доставки. Визначено функціональні вимоги: завантаження дорожньої мережі, ведення бази замовлень, побудова оптимальних маршрутів, візуалізація результатів.</w:t>
+          <w:lang w:val="ru-UA"/>
+        </w:rPr>
+      </w:pPr>
+      <w:r>
+        <w:rPr>
+          <w:noProof/>
+          <w:lang w:val="ru-UA"/>
+        </w:rPr>
+        <w:drawing>
+          <wp:inline distT="0" distB="0" distL="0" distR="0" wp14:anchorId="59EC320A" wp14:editId="55487E9A">
+            <wp:extent cx="5277587" cy="1314633"/>
+            <wp:effectExtent l="0" t="0" r="0" b="0"/>
+            <wp:docPr id="2" name="Picture 2"/>
+            <wp:cNvGraphicFramePr>
+              <a:graphicFrameLocks xmlns:a="http://schemas.openxmlformats.org/drawingml/2006/main" noChangeAspect="1"/>
+            </wp:cNvGraphicFramePr>
+            <a:graphic xmlns:a="http://schemas.openxmlformats.org/drawingml/2006/main">
+              <a:graphicData uri="http://schemas.openxmlformats.org/drawingml/2006/picture">
+                <pic:pic xmlns:pic="http://schemas.openxmlformats.org/drawingml/2006/picture">
+                  <pic:nvPicPr>
+                    <pic:cNvPr id="1" name=""/>
+                    <pic:cNvPicPr/>
+                  </pic:nvPicPr>
+                  <pic:blipFill>
+                    <a:blip r:embed="rId11"/>
+                    <a:stretch>
+                      <a:fillRect/>
+                    </a:stretch>
+                  </pic:blipFill>
+                  <pic:spPr>
+                    <a:xfrm>
+                      <a:off x="0" y="0"/>
+                      <a:ext cx="5277587" cy="1314633"/>
+                    </a:xfrm>
+                    <a:prstGeom prst="rect">
+                      <a:avLst/>
+                    </a:prstGeom>
+                  </pic:spPr>
+                </pic:pic>
+              </a:graphicData>
+            </a:graphic>
+          </wp:inline>
+        </w:drawing>
       </w:r>
     </w:p>
     <w:p>
       <w:pPr>
         <w:ind w:firstLine="709"/>
         <w:rPr>
-          <w:lang w:val="ru-RU"/>
-        </w:rPr>
-      </w:pPr>
-      <w:r>
-        <w:rPr>
-          <w:lang w:val="ru-RU"/>
-        </w:rPr>
-        <w:t>2)</w:t>
-      </w:r>
-      <w:r>
-        <w:rPr>
-          <w:lang w:val="en-US"/>
-        </w:rPr>
-        <w:t> </w:t>
-      </w:r>
-      <w:r>
-        <w:rPr>
-          <w:lang w:val="ru-RU"/>
-        </w:rPr>
-        <w:t>Проектування архітектури. Здійснено декомпозицію системи на сім модулів з чітко визначеним інтерфейсом між ними.</w:t>
+          <w:lang w:val="ru-UA"/>
+        </w:rPr>
+      </w:pPr>
+      <w:r>
+        <w:t xml:space="preserve">Рисунок 3.1 </w:t>
+      </w:r>
+      <w:r>
+        <w:rPr>
+          <w:lang w:val="ru-RU"/>
+        </w:rPr>
+        <w:t>–</w:t>
+      </w:r>
+      <w:r>
+        <w:rPr>
+          <w:lang w:val="ru-RU"/>
+        </w:rPr>
+        <w:t xml:space="preserve"> Процес запуску застосунку</w:t>
       </w:r>
     </w:p>
     <w:p>
       <w:pPr>
         <w:ind w:firstLine="709"/>
-        <w:rPr>
-          <w:lang w:val="ru-RU"/>
-        </w:rPr>
-      </w:pPr>
-      <w:r>
-        <w:rPr>
-          <w:lang w:val="ru-RU"/>
-        </w:rPr>
-        <w:t>3)</w:t>
-      </w:r>
-      <w:r>
-        <w:rPr>
-          <w:lang w:val="en-US"/>
-        </w:rPr>
-        <w:t> </w:t>
-      </w:r>
-      <w:r>
-        <w:rPr>
-          <w:lang w:val="ru-RU"/>
-        </w:rPr>
-        <w:t xml:space="preserve">Розробка модуля побудови графа. Реалізовано функції завантаження мережі з </w:t>
-      </w:r>
-      <w:r>
-        <w:rPr>
-          <w:lang w:val="en-US"/>
-        </w:rPr>
-        <w:t>OpenStreetMap</w:t>
-      </w:r>
-      <w:r>
-        <w:rPr>
-          <w:lang w:val="ru-RU"/>
-        </w:rPr>
-        <w:t>, обрізки до найбільшої сильнозв’язної компоненти та обчислення часів подорожі для трьох режимів пересування — авто, велосипед, пішки.</w:t>
-      </w:r>
+      </w:pPr>
     </w:p>
     <w:p>
       <w:pPr>
         <w:ind w:firstLine="709"/>
         <w:rPr>
-          <w:lang w:val="ru-RU"/>
-        </w:rPr>
-      </w:pPr>
-      <w:r>
-        <w:rPr>
-          <w:lang w:val="ru-RU"/>
-        </w:rPr>
-        <w:t>4)</w:t>
-      </w:r>
-      <w:r>
-        <w:rPr>
-          <w:lang w:val="en-US"/>
-        </w:rPr>
-        <w:t> </w:t>
-      </w:r>
-      <w:r>
-        <w:rPr>
-          <w:lang w:val="ru-RU"/>
-        </w:rPr>
-        <w:t xml:space="preserve">Розробка модуля розв’язання </w:t>
-      </w:r>
-      <w:r>
-        <w:rPr>
-          <w:lang w:val="en-US"/>
-        </w:rPr>
-        <w:t>TSP</w:t>
-      </w:r>
-      <w:r>
-        <w:rPr>
-          <w:lang w:val="ru-RU"/>
-        </w:rPr>
-        <w:t>. Реалізовано чотири методи: «найближчий сусід», 2-</w:t>
-      </w:r>
-      <w:r>
-        <w:rPr>
-          <w:lang w:val="en-US"/>
-        </w:rPr>
-        <w:t>opt</w:t>
-      </w:r>
-      <w:r>
-        <w:rPr>
-          <w:lang w:val="ru-RU"/>
-        </w:rPr>
-        <w:t>, генетичний алгоритм та евристика Крістофідеса. Додано автоматичний вибір методу залежно від кількості пунктів</w:t>
-      </w:r>
-      <w:r>
-        <w:rPr>
-          <w:lang w:val="ru-RU"/>
-        </w:rPr>
-        <w:t xml:space="preserve"> </w:t>
-      </w:r>
-      <w:r>
-        <w:rPr>
           <w:lang w:val="ru-UA"/>
         </w:rPr>
-        <w:t>доставки</w:t>
-      </w:r>
-      <w:r>
-        <w:rPr>
-          <w:lang w:val="ru-RU"/>
-        </w:rPr>
+      </w:pPr>
+      <w:r>
+        <w:t xml:space="preserve">Після успішного запуску у браузері користувача автоматично відкривається веб-інтерфейс за адресою </w:t>
+      </w:r>
+      <w:r>
+        <w:fldChar w:fldCharType="begin"/>
+      </w:r>
+      <w:r>
+        <w:instrText>HYPERLINK "http://localhost:8501"</w:instrText>
+      </w:r>
+      <w:r>
+        <w:fldChar w:fldCharType="separate"/>
+      </w:r>
+      <w:r>
+        <w:rPr>
+          <w:rStyle w:val="Hyperlink"/>
+        </w:rPr>
+        <w:t>http://localhost:8501</w:t>
+      </w:r>
+      <w:r>
+        <w:rPr>
+          <w:rStyle w:val="Hyperlink"/>
+        </w:rPr>
+        <w:fldChar w:fldCharType="end"/>
+      </w:r>
+      <w:r>
         <w:t>.</w:t>
       </w:r>
     </w:p>
     <w:p>
       <w:pPr>
         <w:ind w:firstLine="709"/>
-        <w:rPr>
-          <w:lang w:val="ru-RU"/>
-        </w:rPr>
-      </w:pPr>
-      <w:r>
-        <w:rPr>
-          <w:lang w:val="ru-RU"/>
-        </w:rPr>
-        <w:t>5) </w:t>
-      </w:r>
-      <w:r>
-        <w:rPr>
-          <w:lang w:val="ru-RU"/>
-        </w:rPr>
-        <w:t xml:space="preserve">Розробка модуля розв’язання </w:t>
-      </w:r>
-      <w:r>
-        <w:rPr>
-          <w:lang w:val="en-US"/>
-        </w:rPr>
-        <w:t>VRP</w:t>
-      </w:r>
-      <w:r>
-        <w:rPr>
-          <w:lang w:val="ru-RU"/>
-        </w:rPr>
-        <w:t xml:space="preserve">. Реалізовано двофазний декодер </w:t>
-      </w:r>
-      <w:r>
-        <w:rPr>
-          <w:lang w:val="en-US"/>
-        </w:rPr>
-        <w:t>CVRPTW</w:t>
-      </w:r>
-      <w:r>
-        <w:rPr>
-          <w:lang w:val="ru-RU"/>
-        </w:rPr>
-        <w:t xml:space="preserve">: фаза 1 </w:t>
+      </w:pPr>
+      <w:r>
+        <w:t>Порядок роботи з системою:</w:t>
+      </w:r>
+    </w:p>
+    <w:p>
+      <w:pPr>
+        <w:ind w:firstLine="709"/>
+        <w:rPr>
+          <w:lang w:val="en-US"/>
+        </w:rPr>
+      </w:pPr>
+      <w:r>
+        <w:t>1. На вкладці «Налаштування автопарку» користувач задає характеристики транспортних засобів: тип (автомобіль / велосипед / пішохід)</w:t>
+      </w:r>
+      <w:r>
+        <w:t xml:space="preserve"> та</w:t>
+      </w:r>
+      <w:r>
+        <w:t xml:space="preserve"> вантажомісткість у кілограмах</w:t>
+      </w:r>
+      <w:r>
+        <w:t xml:space="preserve"> (рис. 3.2)</w:t>
+      </w:r>
+      <w:r>
+        <w:t>.</w:t>
+      </w:r>
+    </w:p>
+    <w:p>
+      <w:pPr>
+        <w:ind w:firstLine="709"/>
+        <w:rPr>
+          <w:lang w:val="en-US"/>
+        </w:rPr>
+      </w:pPr>
+    </w:p>
+    <w:p>
+      <w:pPr>
+        <w:rPr>
+          <w:lang w:val="ru-UA"/>
+        </w:rPr>
+      </w:pPr>
+      <w:r>
+        <w:rPr>
+          <w:noProof/>
+          <w:lang w:val="ru-UA"/>
+        </w:rPr>
+        <w:drawing>
+          <wp:inline distT="0" distB="0" distL="0" distR="0" wp14:anchorId="202F2254" wp14:editId="19C8800B">
+            <wp:extent cx="6120130" cy="1935480"/>
+            <wp:effectExtent l="0" t="0" r="0" b="7620"/>
+            <wp:docPr id="4" name="Picture 4"/>
+            <wp:cNvGraphicFramePr>
+              <a:graphicFrameLocks xmlns:a="http://schemas.openxmlformats.org/drawingml/2006/main" noChangeAspect="1"/>
+            </wp:cNvGraphicFramePr>
+            <a:graphic xmlns:a="http://schemas.openxmlformats.org/drawingml/2006/main">
+              <a:graphicData uri="http://schemas.openxmlformats.org/drawingml/2006/picture">
+                <pic:pic xmlns:pic="http://schemas.openxmlformats.org/drawingml/2006/picture">
+                  <pic:nvPicPr>
+                    <pic:cNvPr id="1" name=""/>
+                    <pic:cNvPicPr/>
+                  </pic:nvPicPr>
+                  <pic:blipFill>
+                    <a:blip r:embed="rId12"/>
+                    <a:stretch>
+                      <a:fillRect/>
+                    </a:stretch>
+                  </pic:blipFill>
+                  <pic:spPr>
+                    <a:xfrm>
+                      <a:off x="0" y="0"/>
+                      <a:ext cx="6120130" cy="1935480"/>
+                    </a:xfrm>
+                    <a:prstGeom prst="rect">
+                      <a:avLst/>
+                    </a:prstGeom>
+                  </pic:spPr>
+                </pic:pic>
+              </a:graphicData>
+            </a:graphic>
+          </wp:inline>
+        </w:drawing>
+      </w:r>
+    </w:p>
+    <w:p>
+      <w:pPr>
+        <w:ind w:firstLine="709"/>
+        <w:rPr>
+          <w:lang w:val="ru-UA"/>
+        </w:rPr>
+      </w:pPr>
+      <w:r>
+        <w:rPr>
+          <w:lang w:val="ru-UA"/>
+        </w:rPr>
+        <w:t xml:space="preserve">Рисунок 3.2 </w:t>
       </w:r>
       <w:r>
         <w:rPr>
@@ -10770,95 +11284,30 @@
         <w:rPr>
           <w:lang w:val="ru-RU"/>
         </w:rPr>
-        <w:t xml:space="preserve"> призначення замовлень транспортним засобам з урахуванням модальної сумісності та вантажомісткості; фаза 2 </w:t>
-      </w:r>
-      <w:r>
-        <w:rPr>
-          <w:lang w:val="ru-RU"/>
-        </w:rPr>
-        <w:t>–</w:t>
-      </w:r>
-      <w:r>
-        <w:rPr>
-          <w:lang w:val="ru-RU"/>
-        </w:rPr>
-        <w:t xml:space="preserve"> незалежний </w:t>
-      </w:r>
-      <w:r>
-        <w:rPr>
-          <w:lang w:val="en-US"/>
-        </w:rPr>
-        <w:t>TSP</w:t>
-      </w:r>
-      <w:r>
-        <w:rPr>
-          <w:lang w:val="ru-RU"/>
-        </w:rPr>
-        <w:t>-генетичний алгоритм для кожної групи.</w:t>
+        <w:t xml:space="preserve"> Вкладка «Налаштування автопарку»</w:t>
       </w:r>
     </w:p>
     <w:p>
       <w:pPr>
         <w:ind w:firstLine="709"/>
         <w:rPr>
-          <w:lang w:val="en-US"/>
-        </w:rPr>
-      </w:pPr>
-      <w:r>
-        <w:rPr>
-          <w:lang w:val="ru-RU"/>
-        </w:rPr>
-        <w:t>6) </w:t>
-      </w:r>
-      <w:r>
-        <w:rPr>
-          <w:lang w:val="ru-RU"/>
-        </w:rPr>
-        <w:t xml:space="preserve">Розробка модуля бази даних. Реалізовано клас </w:t>
-      </w:r>
-      <w:r>
-        <w:rPr>
-          <w:lang w:val="en-US"/>
-        </w:rPr>
-        <w:t>PackageDB</w:t>
-      </w:r>
-      <w:r>
-        <w:rPr>
-          <w:lang w:val="ru-RU"/>
-        </w:rPr>
-        <w:t xml:space="preserve"> на основі </w:t>
-      </w:r>
-      <w:r>
-        <w:rPr>
-          <w:lang w:val="en-US"/>
-        </w:rPr>
-        <w:t>SQLite</w:t>
-      </w:r>
-      <w:r>
-        <w:rPr>
-          <w:lang w:val="ru-RU"/>
-        </w:rPr>
-        <w:t xml:space="preserve"> з підтримкою життєвого циклу замовлення.</w:t>
+          <w:lang w:val="ru-UA"/>
+        </w:rPr>
+      </w:pPr>
+      <w:r>
+        <w:lastRenderedPageBreak/>
+        <w:t>2. На вкладці «Менеджер пакетів» додаються замовлення на доставку. Для кожного пакета вказується адреса, вага, опціонально — часове вікно прийому клієнтом. Адреса автоматично геокодується через Nominatim з прив’язкою до міста Дніпро.</w:t>
       </w:r>
     </w:p>
     <w:p>
       <w:pPr>
         <w:ind w:firstLine="709"/>
         <w:rPr>
-          <w:lang w:val="en-US"/>
-        </w:rPr>
-      </w:pPr>
-      <w:r>
-        <w:rPr>
-          <w:lang w:val="en-US"/>
-        </w:rPr>
-        <w:t>7) </w:t>
-      </w:r>
-      <w:r>
-        <w:rPr>
-          <w:lang w:val="en-US"/>
-        </w:rPr>
-        <w:t>Розробка модуля візуалізації. Реалізовано побудову інтерактивної карти на базі Folium з анімованим відображенням маршрутів за допомогою плагіну AntPath.</w:t>
+          <w:lang w:val="ru-UA"/>
+        </w:rPr>
+      </w:pPr>
+      <w:r>
+        <w:t>3. На вкладці «VRP» користувач вказує адресу депо (точки старту маршрутів), радіус завантаження графа (за замовчуванням 5 км) та натискає кнопку «Оптимізувати». Альтернативно, депо можна обрати кліком безпосередньо на карті (режим «Click-to-Add»).</w:t>
       </w:r>
     </w:p>
     <w:p>
@@ -10866,95 +11315,23 @@
         <w:ind w:firstLine="709"/>
       </w:pPr>
       <w:r>
-        <w:rPr>
-          <w:lang w:val="en-US"/>
-        </w:rPr>
-        <w:lastRenderedPageBreak/>
-        <w:t>8) </w:t>
-      </w:r>
-      <w:r>
-        <w:rPr>
-          <w:lang w:val="en-US"/>
-        </w:rPr>
-        <w:t>Створено інтерфейс Streamlit</w:t>
-      </w:r>
-      <w:r>
-        <w:t xml:space="preserve"> з 3 вкладками</w:t>
-      </w:r>
-      <w:r>
-        <w:rPr>
-          <w:lang w:val="en-US"/>
-        </w:rPr>
-        <w:t>: «</w:t>
-      </w:r>
-      <w:r>
-        <w:t>Оптимізація</w:t>
-      </w:r>
-      <w:r>
-        <w:rPr>
-          <w:lang w:val="en-US"/>
-        </w:rPr>
-        <w:t>», «Менеджер пакетів», «Налаштування автопарку».</w:t>
+        <w:t>4. Після завершення оптимізації відображається інтерактивна карта з кольоровими маршрутами для кожного транспортного засобу (зелений маркер — депо, червоні нумеровані маркери — пункти доставки). У бічній панелі виводиться сумарний час, кількість задіяних машин та список нерозподілених замовлень (якщо такі є).</w:t>
       </w:r>
     </w:p>
     <w:p>
       <w:pPr>
         <w:ind w:firstLine="709"/>
-        <w:rPr>
-          <w:lang w:val="ru-RU"/>
-        </w:rPr>
-      </w:pPr>
-      <w:r>
-        <w:t>9) </w:t>
-      </w:r>
-      <w:r>
-        <w:rPr>
-          <w:lang w:val="ru-RU"/>
-        </w:rPr>
-        <w:t>Тестування та налагодження. Проведено функціональне тестування на реальних даних по місту Дніпро та виправлено виявлені дефекти.</w:t>
+      </w:pPr>
+      <w:r>
+        <w:t>5. На вкладці «TSP» реалізовано спрощений режим побудови маршруту для одного транспортного засобу без обмежень місткості — використовується для перевірки та порівняння алгоритмів.</w:t>
       </w:r>
     </w:p>
     <w:p>
       <w:pPr>
         <w:ind w:firstLine="709"/>
-      </w:pPr>
-    </w:p>
-    <w:p>
-      <w:pPr>
-        <w:ind w:firstLine="709"/>
-      </w:pPr>
-    </w:p>
-    <w:p>
-      <w:pPr>
-        <w:pStyle w:val="Heading2"/>
-      </w:pPr>
-      <w:r>
-        <w:t>3.</w:t>
-      </w:r>
-      <w:r>
-        <w:rPr>
-          <w:lang w:val="en-US"/>
-        </w:rPr>
-        <w:t>4</w:t>
-      </w:r>
-      <w:r>
-        <w:t xml:space="preserve"> </w:t>
-      </w:r>
-      <w:r>
-        <w:rPr>
-          <w:lang w:val="en-US"/>
-        </w:rPr>
-        <w:t>Інструкція користувача</w:t>
-      </w:r>
-    </w:p>
-    <w:p>
-      <w:pPr>
-        <w:ind w:firstLine="709"/>
-      </w:pPr>
-    </w:p>
-    <w:p>
-      <w:pPr>
-        <w:ind w:firstLine="709"/>
+        <w:rPr>
+          <w:lang w:val="ru-UA"/>
+        </w:rPr>
       </w:pPr>
     </w:p>
     <w:p>
@@ -11018,7 +11395,25 @@
           <w:szCs w:val="28"/>
           <w:lang w:val="en-US"/>
         </w:rPr>
-        <w:t xml:space="preserve">Miller C. E., Tucker A. W., Zemlin R. A. Integer Programming Formulations and Traveling Salesman Problems. </w:t>
+        <w:t xml:space="preserve">Miller C. E., Tucker A. W., </w:t>
+      </w:r>
+      <w:proofErr w:type="spellStart"/>
+      <w:r>
+        <w:rPr>
+          <w:sz w:val="28"/>
+          <w:szCs w:val="28"/>
+          <w:lang w:val="en-US"/>
+        </w:rPr>
+        <w:t>Zemlin</w:t>
+      </w:r>
+      <w:proofErr w:type="spellEnd"/>
+      <w:r>
+        <w:rPr>
+          <w:sz w:val="28"/>
+          <w:szCs w:val="28"/>
+          <w:lang w:val="en-US"/>
+        </w:rPr>
+        <w:t xml:space="preserve"> R. A. Integer Programming Formulations and Traveling Salesman Problems. </w:t>
       </w:r>
       <w:r>
         <w:rPr>
@@ -11160,13 +11555,41 @@
         </w:rPr>
         <w:t> </w:t>
       </w:r>
+      <w:proofErr w:type="spellStart"/>
       <w:r>
         <w:rPr>
           <w:sz w:val="28"/>
           <w:szCs w:val="28"/>
           <w:lang w:val="en-US"/>
         </w:rPr>
-        <w:t>Bräysy O., Gendreau M. Vehicle Routing Problem with Time Windows, Part II: Metaheuristics. Transportation Science. 2005. Vol. 39, No. 1. P. 119–139.</w:t>
+        <w:t>Bräysy</w:t>
+      </w:r>
+      <w:proofErr w:type="spellEnd"/>
+      <w:r>
+        <w:rPr>
+          <w:sz w:val="28"/>
+          <w:szCs w:val="28"/>
+          <w:lang w:val="en-US"/>
+        </w:rPr>
+        <w:t xml:space="preserve"> O., </w:t>
+      </w:r>
+      <w:proofErr w:type="spellStart"/>
+      <w:r>
+        <w:rPr>
+          <w:sz w:val="28"/>
+          <w:szCs w:val="28"/>
+          <w:lang w:val="en-US"/>
+        </w:rPr>
+        <w:t>Gendreau</w:t>
+      </w:r>
+      <w:proofErr w:type="spellEnd"/>
+      <w:r>
+        <w:rPr>
+          <w:sz w:val="28"/>
+          <w:szCs w:val="28"/>
+          <w:lang w:val="en-US"/>
+        </w:rPr>
+        <w:t xml:space="preserve"> M. Vehicle Routing Problem with Time Windows, Part II: Metaheuristics. Transportation Science. 2005. Vol. 39, No. 1. P. 119–139.</w:t>
       </w:r>
     </w:p>
     <w:p>
@@ -11210,7 +11633,25 @@
           <w:szCs w:val="28"/>
           <w:lang w:val="en-US"/>
         </w:rPr>
-        <w:t>Wang X., Kopfer H. Collaborative transportation planning of less-than-truckload freight. OR Spectrum. 2014. Vol. 36.</w:t>
+        <w:t xml:space="preserve">Wang X., </w:t>
+      </w:r>
+      <w:proofErr w:type="spellStart"/>
+      <w:r>
+        <w:rPr>
+          <w:sz w:val="28"/>
+          <w:szCs w:val="28"/>
+          <w:lang w:val="en-US"/>
+        </w:rPr>
+        <w:t>Kopfer</w:t>
+      </w:r>
+      <w:proofErr w:type="spellEnd"/>
+      <w:r>
+        <w:rPr>
+          <w:sz w:val="28"/>
+          <w:szCs w:val="28"/>
+          <w:lang w:val="en-US"/>
+        </w:rPr>
+        <w:t xml:space="preserve"> H. Collaborative transportation planning of less-than-truckload freight. OR Spectrum. 2014. Vol. 36.</w:t>
       </w:r>
     </w:p>
     <w:p>
@@ -11254,7 +11695,25 @@
           <w:szCs w:val="28"/>
           <w:lang w:val="en-US"/>
         </w:rPr>
-        <w:t xml:space="preserve">Custos Logísticos. Cargo Sapiens: </w:t>
+        <w:t xml:space="preserve">Custos </w:t>
+      </w:r>
+      <w:proofErr w:type="spellStart"/>
+      <w:r>
+        <w:rPr>
+          <w:sz w:val="28"/>
+          <w:szCs w:val="28"/>
+          <w:lang w:val="en-US"/>
+        </w:rPr>
+        <w:t>Logísticos</w:t>
+      </w:r>
+      <w:proofErr w:type="spellEnd"/>
+      <w:r>
+        <w:rPr>
+          <w:sz w:val="28"/>
+          <w:szCs w:val="28"/>
+          <w:lang w:val="en-US"/>
+        </w:rPr>
+        <w:t xml:space="preserve">. Cargo Sapiens: </w:t>
       </w:r>
       <w:r>
         <w:rPr>
@@ -11493,7 +11952,7 @@
       </w:pPr>
     </w:p>
     <w:sectPr>
-      <w:footerReference w:type="default" r:id="rId11"/>
+      <w:footerReference w:type="default" r:id="rId13"/>
       <w:pgSz w:w="11906" w:h="16838"/>
       <w:pgMar w:top="1134" w:right="567" w:bottom="1559" w:left="1701" w:header="720" w:footer="1134" w:gutter="0"/>
       <w:cols w:space="720"/>
@@ -12586,6 +13045,7 @@
   <w:style w:type="character" w:default="1" w:styleId="DefaultParagraphFont">
     <w:name w:val="Default Paragraph Font"/>
     <w:uiPriority w:val="1"/>
+    <w:semiHidden/>
     <w:unhideWhenUsed/>
   </w:style>
   <w:style w:type="table" w:default="1" w:styleId="TableNormal">

--- a/Звіт/Диплом/практика2026.docx
+++ b/Звіт/Диплом/практика2026.docx
@@ -11064,6 +11064,7 @@
     </w:p>
     <w:p>
       <w:pPr>
+        <w:spacing w:line="240" w:lineRule="auto"/>
         <w:ind w:firstLine="709"/>
         <w:rPr>
           <w:lang w:val="ru-UA"/>
@@ -11190,7 +11191,13 @@
         </w:rPr>
       </w:pPr>
       <w:r>
-        <w:t>1. На вкладці «Налаштування автопарку» користувач задає характеристики транспортних засобів: тип (автомобіль / велосипед / пішохід)</w:t>
+        <w:t>1. На вкладці «</w:t>
+      </w:r>
+      <w:r>
+        <w:t>Налаштування автопарку</w:t>
+      </w:r>
+      <w:r>
+        <w:t>» користувач задає характеристики транспортних засобів: тип (автомобіль / велосипед / пішохід)</w:t>
       </w:r>
       <w:r>
         <w:t xml:space="preserve"> та</w:t>
@@ -11215,20 +11222,20 @@
     </w:p>
     <w:p>
       <w:pPr>
+        <w:spacing w:line="240" w:lineRule="auto"/>
         <w:rPr>
           <w:lang w:val="ru-UA"/>
         </w:rPr>
       </w:pPr>
       <w:r>
         <w:rPr>
-          <w:noProof/>
           <w:lang w:val="ru-UA"/>
         </w:rPr>
         <w:drawing>
-          <wp:inline distT="0" distB="0" distL="0" distR="0" wp14:anchorId="202F2254" wp14:editId="19C8800B">
-            <wp:extent cx="6120130" cy="1935480"/>
-            <wp:effectExtent l="0" t="0" r="0" b="7620"/>
-            <wp:docPr id="4" name="Picture 4"/>
+          <wp:inline distT="0" distB="0" distL="0" distR="0" wp14:anchorId="755111A4" wp14:editId="2B14D6BF">
+            <wp:extent cx="6120130" cy="1981835"/>
+            <wp:effectExtent l="0" t="0" r="0" b="0"/>
+            <wp:docPr id="11" name="Picture 11"/>
             <wp:cNvGraphicFramePr>
               <a:graphicFrameLocks xmlns:a="http://schemas.openxmlformats.org/drawingml/2006/main" noChangeAspect="1"/>
             </wp:cNvGraphicFramePr>
@@ -11248,7 +11255,7 @@
                   <pic:spPr>
                     <a:xfrm>
                       <a:off x="0" y="0"/>
-                      <a:ext cx="6120130" cy="1935480"/>
+                      <a:ext cx="6120130" cy="1981835"/>
                     </a:xfrm>
                     <a:prstGeom prst="rect">
                       <a:avLst/>
@@ -11284,7 +11291,19 @@
         <w:rPr>
           <w:lang w:val="ru-RU"/>
         </w:rPr>
-        <w:t xml:space="preserve"> Вкладка «Налаштування автопарку»</w:t>
+        <w:t xml:space="preserve"> Вкладка «Налаштування </w:t>
+      </w:r>
+      <w:r>
+        <w:rPr>
+          <w:lang w:val="ru-RU"/>
+        </w:rPr>
+        <w:t>флоту</w:t>
+      </w:r>
+      <w:r>
+        <w:rPr>
+          <w:lang w:val="ru-RU"/>
+        </w:rPr>
+        <w:t>»</w:t>
       </w:r>
     </w:p>
     <w:p>
@@ -11296,7 +11315,51 @@
       </w:pPr>
       <w:r>
         <w:lastRenderedPageBreak/>
-        <w:t>2. На вкладці «Менеджер пакетів» додаються замовлення на доставку. Для кожного пакета вказується адреса, вага, опціонально — часове вікно прийому клієнтом. Адреса автоматично геокодується через Nominatim з прив’язкою до міста Дніпро.</w:t>
+        <w:t>2. На вкладці «</w:t>
+      </w:r>
+      <w:r>
+        <w:rPr>
+          <w:lang w:val="ru-UA"/>
+        </w:rPr>
+        <w:t>Пакунки</w:t>
+      </w:r>
+      <w:r>
+        <w:t>» додаються замовлення на доставку. Для кожного пакета вказується адреса, вага</w:t>
+      </w:r>
+      <w:r>
+        <w:rPr>
+          <w:lang w:val="en-US"/>
+        </w:rPr>
+        <w:t xml:space="preserve"> (</w:t>
+      </w:r>
+      <w:proofErr w:type="spellStart"/>
+      <w:r>
+        <w:rPr>
+          <w:lang w:val="en-US"/>
+        </w:rPr>
+        <w:t>рис</w:t>
+      </w:r>
+      <w:proofErr w:type="spellEnd"/>
+      <w:r>
+        <w:rPr>
+          <w:lang w:val="en-US"/>
+        </w:rPr>
+        <w:t>. 3.3)</w:t>
+      </w:r>
+      <w:r>
+        <w:t>. Адреса автоматично геокодується через Nominati</w:t>
+      </w:r>
+      <w:r>
+        <w:rPr>
+          <w:lang w:val="en-US"/>
+        </w:rPr>
+        <w:t>m</w:t>
+      </w:r>
+      <w:r>
+        <w:t>.</w:t>
+      </w:r>
+      <w:r>
+        <w:t xml:space="preserve"> Також в цій вкладці є можливість змінити існуючі пакунки та додати їх до оптимізації.</w:t>
       </w:r>
     </w:p>
     <w:p>
@@ -11306,16 +11369,152 @@
           <w:lang w:val="ru-UA"/>
         </w:rPr>
       </w:pPr>
-      <w:r>
-        <w:t>3. На вкладці «VRP» користувач вказує адресу депо (точки старту маршрутів), радіус завантаження графа (за замовчуванням 5 км) та натискає кнопку «Оптимізувати». Альтернативно, депо можна обрати кліком безпосередньо на карті (режим «Click-to-Add»).</w:t>
+    </w:p>
+    <w:p>
+      <w:pPr>
+        <w:spacing w:line="240" w:lineRule="auto"/>
+        <w:rPr>
+          <w:lang w:val="ru-UA"/>
+        </w:rPr>
+      </w:pPr>
+      <w:r>
+        <w:rPr>
+          <w:lang w:val="ru-UA"/>
+        </w:rPr>
+        <w:drawing>
+          <wp:inline distT="0" distB="0" distL="0" distR="0" wp14:anchorId="6CFE3A35" wp14:editId="27D7AA1B">
+            <wp:extent cx="6120130" cy="1914525"/>
+            <wp:effectExtent l="0" t="0" r="0" b="9525"/>
+            <wp:docPr id="12" name="Picture 12"/>
+            <wp:cNvGraphicFramePr>
+              <a:graphicFrameLocks xmlns:a="http://schemas.openxmlformats.org/drawingml/2006/main" noChangeAspect="1"/>
+            </wp:cNvGraphicFramePr>
+            <a:graphic xmlns:a="http://schemas.openxmlformats.org/drawingml/2006/main">
+              <a:graphicData uri="http://schemas.openxmlformats.org/drawingml/2006/picture">
+                <pic:pic xmlns:pic="http://schemas.openxmlformats.org/drawingml/2006/picture">
+                  <pic:nvPicPr>
+                    <pic:cNvPr id="1" name=""/>
+                    <pic:cNvPicPr/>
+                  </pic:nvPicPr>
+                  <pic:blipFill>
+                    <a:blip r:embed="rId13"/>
+                    <a:stretch>
+                      <a:fillRect/>
+                    </a:stretch>
+                  </pic:blipFill>
+                  <pic:spPr>
+                    <a:xfrm>
+                      <a:off x="0" y="0"/>
+                      <a:ext cx="6120130" cy="1914525"/>
+                    </a:xfrm>
+                    <a:prstGeom prst="rect">
+                      <a:avLst/>
+                    </a:prstGeom>
+                  </pic:spPr>
+                </pic:pic>
+              </a:graphicData>
+            </a:graphic>
+          </wp:inline>
+        </w:drawing>
       </w:r>
     </w:p>
     <w:p>
       <w:pPr>
         <w:ind w:firstLine="709"/>
-      </w:pPr>
-      <w:r>
-        <w:t>4. Після завершення оптимізації відображається інтерактивна карта з кольоровими маршрутами для кожного транспортного засобу (зелений маркер — депо, червоні нумеровані маркери — пункти доставки). У бічній панелі виводиться сумарний час, кількість задіяних машин та список нерозподілених замовлень (якщо такі є).</w:t>
+        <w:rPr>
+          <w:lang w:val="ru-RU"/>
+        </w:rPr>
+      </w:pPr>
+      <w:r>
+        <w:t>Рисунок 3.</w:t>
+      </w:r>
+      <w:r>
+        <w:rPr>
+          <w:lang w:val="ru-UA"/>
+        </w:rPr>
+        <w:t>3</w:t>
+      </w:r>
+      <w:r>
+        <w:t xml:space="preserve"> </w:t>
+      </w:r>
+      <w:r>
+        <w:rPr>
+          <w:lang w:val="ru-RU"/>
+        </w:rPr>
+        <w:t>–</w:t>
+      </w:r>
+      <w:r>
+        <w:rPr>
+          <w:lang w:val="ru-RU"/>
+        </w:rPr>
+        <w:t xml:space="preserve"> </w:t>
+      </w:r>
+      <w:r>
+        <w:rPr>
+          <w:lang w:val="ru-RU"/>
+        </w:rPr>
+        <w:t>Додавання</w:t>
+      </w:r>
+      <w:r>
+        <w:rPr>
+          <w:lang w:val="ru-RU"/>
+        </w:rPr>
+        <w:t xml:space="preserve"> нового</w:t>
+      </w:r>
+      <w:r>
+        <w:rPr>
+          <w:lang w:val="ru-RU"/>
+        </w:rPr>
+        <w:t xml:space="preserve"> пакунку</w:t>
+      </w:r>
+    </w:p>
+    <w:p>
+      <w:pPr>
+        <w:rPr>
+          <w:lang w:val="ru-RU"/>
+        </w:rPr>
+      </w:pPr>
+    </w:p>
+    <w:p>
+      <w:pPr>
+        <w:spacing w:line="240" w:lineRule="auto"/>
+      </w:pPr>
+      <w:r>
+        <w:drawing>
+          <wp:inline distT="0" distB="0" distL="0" distR="0" wp14:anchorId="1D3C98D1" wp14:editId="6E0E58D7">
+            <wp:extent cx="6120130" cy="1768475"/>
+            <wp:effectExtent l="0" t="0" r="0" b="3175"/>
+            <wp:docPr id="15" name="Picture 15"/>
+            <wp:cNvGraphicFramePr>
+              <a:graphicFrameLocks xmlns:a="http://schemas.openxmlformats.org/drawingml/2006/main" noChangeAspect="1"/>
+            </wp:cNvGraphicFramePr>
+            <a:graphic xmlns:a="http://schemas.openxmlformats.org/drawingml/2006/main">
+              <a:graphicData uri="http://schemas.openxmlformats.org/drawingml/2006/picture">
+                <pic:pic xmlns:pic="http://schemas.openxmlformats.org/drawingml/2006/picture">
+                  <pic:nvPicPr>
+                    <pic:cNvPr id="1" name=""/>
+                    <pic:cNvPicPr/>
+                  </pic:nvPicPr>
+                  <pic:blipFill>
+                    <a:blip r:embed="rId14"/>
+                    <a:stretch>
+                      <a:fillRect/>
+                    </a:stretch>
+                  </pic:blipFill>
+                  <pic:spPr>
+                    <a:xfrm>
+                      <a:off x="0" y="0"/>
+                      <a:ext cx="6120130" cy="1768475"/>
+                    </a:xfrm>
+                    <a:prstGeom prst="rect">
+                      <a:avLst/>
+                    </a:prstGeom>
+                  </pic:spPr>
+                </pic:pic>
+              </a:graphicData>
+            </a:graphic>
+          </wp:inline>
+        </w:drawing>
       </w:r>
     </w:p>
     <w:p>
@@ -11323,7 +11522,19 @@
         <w:ind w:firstLine="709"/>
       </w:pPr>
       <w:r>
-        <w:t>5. На вкладці «TSP» реалізовано спрощений режим побудови маршруту для одного транспортного засобу без обмежень місткості — використовується для перевірки та порівняння алгоритмів.</w:t>
+        <w:t xml:space="preserve">Рисунок 3.4 </w:t>
+      </w:r>
+      <w:r>
+        <w:rPr>
+          <w:lang w:val="ru-RU"/>
+        </w:rPr>
+        <w:t>–</w:t>
+      </w:r>
+      <w:r>
+        <w:rPr>
+          <w:lang w:val="ru-RU"/>
+        </w:rPr>
+        <w:t xml:space="preserve"> Збережені пакунки</w:t>
       </w:r>
     </w:p>
     <w:p>
@@ -11332,6 +11543,7437 @@
         <w:rPr>
           <w:lang w:val="ru-UA"/>
         </w:rPr>
+      </w:pPr>
+    </w:p>
+    <w:p>
+      <w:pPr>
+        <w:ind w:firstLine="709"/>
+      </w:pPr>
+      <w:r>
+        <w:t>3. На вкладці «</w:t>
+      </w:r>
+      <w:r>
+        <w:t>Карта та оптимізація</w:t>
+      </w:r>
+      <w:r>
+        <w:t xml:space="preserve">» користувач вказує адресу депо (точки старту маршрутів), </w:t>
+      </w:r>
+      <w:r>
+        <w:rPr>
+          <w:lang w:val="ru-UA"/>
+        </w:rPr>
+        <w:t>адреси доставки</w:t>
+      </w:r>
+      <w:r>
+        <w:rPr>
+          <w:lang w:val="en-US"/>
+        </w:rPr>
+        <w:t xml:space="preserve">, </w:t>
+      </w:r>
+      <w:r>
+        <w:t xml:space="preserve">радіус завантаження графа (за замовчуванням </w:t>
+      </w:r>
+      <w:r>
+        <w:rPr>
+          <w:lang w:val="en-US"/>
+        </w:rPr>
+        <w:t>8</w:t>
+      </w:r>
+      <w:r>
+        <w:t xml:space="preserve"> км) та натискає кнопку «</w:t>
+      </w:r>
+      <w:r>
+        <w:t>Оптимізувати маршрути</w:t>
+      </w:r>
+      <w:r>
+        <w:t>»</w:t>
+      </w:r>
+      <w:r>
+        <w:t xml:space="preserve"> (рис. 3.4)</w:t>
+      </w:r>
+      <w:r>
+        <w:t xml:space="preserve">. Альтернативно, депо можна обрати кліком безпосередньо на </w:t>
+      </w:r>
+      <w:r>
+        <w:t>мапі</w:t>
+      </w:r>
+      <w:r>
+        <w:t xml:space="preserve"> (режим «</w:t>
+      </w:r>
+      <w:r>
+        <w:t>Режим кліку на мапі</w:t>
+      </w:r>
+      <w:r>
+        <w:t>»</w:t>
+      </w:r>
+      <w:r>
+        <w:t>).</w:t>
+      </w:r>
+    </w:p>
+    <w:p>
+      <w:pPr>
+        <w:ind w:firstLine="709"/>
+      </w:pPr>
+      <w:r>
+        <w:t xml:space="preserve">4. Після завершення оптимізації відображається інтерактивна карта з </w:t>
+      </w:r>
+      <w:r>
+        <w:lastRenderedPageBreak/>
+        <w:t>кольоровими маршрутами для кожного транспортного засобу (зелений маркер — депо, червоні нумеровані маркери — пункти доставки).</w:t>
+      </w:r>
+      <w:r>
+        <w:t xml:space="preserve"> </w:t>
+      </w:r>
+      <w:r>
+        <w:t>У бічній панелі виводиться сумарний час, кількість задіяних машин та список нерозподілених замовлень (якщо такі є).</w:t>
+      </w:r>
+      <w:r>
+        <w:t xml:space="preserve"> </w:t>
+      </w:r>
+      <w:r>
+        <w:t>На рисунку 3.5 представлено вигляд результатів оптимізації.</w:t>
+      </w:r>
+    </w:p>
+    <w:p>
+      <w:pPr>
+        <w:ind w:firstLine="709"/>
+        <w:rPr>
+          <w:lang w:val="ru-UA"/>
+        </w:rPr>
+      </w:pPr>
+    </w:p>
+    <w:p>
+      <w:pPr>
+        <w:spacing w:line="240" w:lineRule="auto"/>
+        <w:jc w:val="center"/>
+        <w:rPr>
+          <w:lang w:val="ru-UA"/>
+        </w:rPr>
+      </w:pPr>
+      <w:r>
+        <w:rPr>
+          <w:lang w:val="ru-UA"/>
+        </w:rPr>
+        <w:drawing>
+          <wp:inline distT="0" distB="0" distL="0" distR="0" wp14:anchorId="73F038A5" wp14:editId="7D0C134C">
+            <wp:extent cx="5503455" cy="3371850"/>
+            <wp:effectExtent l="0" t="0" r="2540" b="0"/>
+            <wp:docPr id="13" name="Picture 13"/>
+            <wp:cNvGraphicFramePr>
+              <a:graphicFrameLocks xmlns:a="http://schemas.openxmlformats.org/drawingml/2006/main" noChangeAspect="1"/>
+            </wp:cNvGraphicFramePr>
+            <a:graphic xmlns:a="http://schemas.openxmlformats.org/drawingml/2006/main">
+              <a:graphicData uri="http://schemas.openxmlformats.org/drawingml/2006/picture">
+                <pic:pic xmlns:pic="http://schemas.openxmlformats.org/drawingml/2006/picture">
+                  <pic:nvPicPr>
+                    <pic:cNvPr id="1" name=""/>
+                    <pic:cNvPicPr/>
+                  </pic:nvPicPr>
+                  <pic:blipFill>
+                    <a:blip r:embed="rId15"/>
+                    <a:stretch>
+                      <a:fillRect/>
+                    </a:stretch>
+                  </pic:blipFill>
+                  <pic:spPr>
+                    <a:xfrm>
+                      <a:off x="0" y="0"/>
+                      <a:ext cx="5522997" cy="3383823"/>
+                    </a:xfrm>
+                    <a:prstGeom prst="rect">
+                      <a:avLst/>
+                    </a:prstGeom>
+                  </pic:spPr>
+                </pic:pic>
+              </a:graphicData>
+            </a:graphic>
+          </wp:inline>
+        </w:drawing>
+      </w:r>
+    </w:p>
+    <w:p>
+      <w:pPr>
+        <w:ind w:firstLine="709"/>
+        <w:rPr>
+          <w:lang w:val="ru-RU"/>
+        </w:rPr>
+      </w:pPr>
+      <w:r>
+        <w:rPr>
+          <w:lang w:val="ru-UA"/>
+        </w:rPr>
+        <w:t>Рисунок 3.</w:t>
+      </w:r>
+      <w:r>
+        <w:rPr>
+          <w:lang w:val="ru-UA"/>
+        </w:rPr>
+        <w:t xml:space="preserve">4 </w:t>
+      </w:r>
+      <w:r>
+        <w:rPr>
+          <w:lang w:val="ru-RU"/>
+        </w:rPr>
+        <w:t>–</w:t>
+      </w:r>
+      <w:r>
+        <w:rPr>
+          <w:lang w:val="ru-RU"/>
+        </w:rPr>
+        <w:t xml:space="preserve"> Вкладка з налаштуванням</w:t>
+      </w:r>
+      <w:r>
+        <w:rPr>
+          <w:lang w:val="ru-RU"/>
+        </w:rPr>
+        <w:t>и</w:t>
+      </w:r>
+      <w:r>
+        <w:rPr>
+          <w:lang w:val="ru-RU"/>
+        </w:rPr>
+        <w:t xml:space="preserve"> оптимізації</w:t>
+      </w:r>
+    </w:p>
+    <w:p>
+      <w:pPr>
+        <w:ind w:firstLine="709"/>
+        <w:rPr>
+          <w:lang w:val="ru-RU"/>
+        </w:rPr>
+      </w:pPr>
+    </w:p>
+    <w:p>
+      <w:pPr>
+        <w:spacing w:line="240" w:lineRule="auto"/>
+        <w:jc w:val="center"/>
+        <w:rPr>
+          <w:lang w:val="ru-UA"/>
+        </w:rPr>
+      </w:pPr>
+      <w:r>
+        <w:rPr>
+          <w:lang w:val="ru-UA"/>
+        </w:rPr>
+        <w:drawing>
+          <wp:inline distT="0" distB="0" distL="0" distR="0" wp14:anchorId="2B8D881F" wp14:editId="1B7394CE">
+            <wp:extent cx="5314950" cy="2453435"/>
+            <wp:effectExtent l="0" t="0" r="0" b="4445"/>
+            <wp:docPr id="14" name="Picture 14"/>
+            <wp:cNvGraphicFramePr>
+              <a:graphicFrameLocks xmlns:a="http://schemas.openxmlformats.org/drawingml/2006/main" noChangeAspect="1"/>
+            </wp:cNvGraphicFramePr>
+            <a:graphic xmlns:a="http://schemas.openxmlformats.org/drawingml/2006/main">
+              <a:graphicData uri="http://schemas.openxmlformats.org/drawingml/2006/picture">
+                <pic:pic xmlns:pic="http://schemas.openxmlformats.org/drawingml/2006/picture">
+                  <pic:nvPicPr>
+                    <pic:cNvPr id="1" name=""/>
+                    <pic:cNvPicPr/>
+                  </pic:nvPicPr>
+                  <pic:blipFill>
+                    <a:blip r:embed="rId16"/>
+                    <a:stretch>
+                      <a:fillRect/>
+                    </a:stretch>
+                  </pic:blipFill>
+                  <pic:spPr>
+                    <a:xfrm>
+                      <a:off x="0" y="0"/>
+                      <a:ext cx="5334966" cy="2462675"/>
+                    </a:xfrm>
+                    <a:prstGeom prst="rect">
+                      <a:avLst/>
+                    </a:prstGeom>
+                  </pic:spPr>
+                </pic:pic>
+              </a:graphicData>
+            </a:graphic>
+          </wp:inline>
+        </w:drawing>
+      </w:r>
+    </w:p>
+    <w:p>
+      <w:pPr>
+        <w:ind w:firstLine="709"/>
+        <w:rPr>
+          <w:lang w:val="ru-RU"/>
+        </w:rPr>
+      </w:pPr>
+      <w:r>
+        <w:rPr>
+          <w:lang w:val="ru-UA"/>
+        </w:rPr>
+        <w:t xml:space="preserve">Рисунок 3.5 </w:t>
+      </w:r>
+      <w:r>
+        <w:rPr>
+          <w:lang w:val="ru-RU"/>
+        </w:rPr>
+        <w:t>–</w:t>
+      </w:r>
+      <w:r>
+        <w:rPr>
+          <w:lang w:val="ru-RU"/>
+        </w:rPr>
+        <w:t xml:space="preserve"> Результати оптимізації</w:t>
+      </w:r>
+    </w:p>
+    <w:p>
+      <w:pPr>
+        <w:pStyle w:val="Heading2"/>
+        <w:rPr>
+          <w:lang w:val="ru-RU"/>
+        </w:rPr>
+      </w:pPr>
+      <w:r>
+        <w:rPr>
+          <w:lang w:val="ru-RU"/>
+        </w:rPr>
+        <w:lastRenderedPageBreak/>
+        <w:t>3.5 Інструкція програміста</w:t>
+      </w:r>
+    </w:p>
+    <w:p>
+      <w:pPr>
+        <w:ind w:firstLine="709"/>
+        <w:rPr>
+          <w:lang w:val="ru-RU"/>
+        </w:rPr>
+      </w:pPr>
+    </w:p>
+    <w:p>
+      <w:pPr>
+        <w:ind w:firstLine="709"/>
+        <w:rPr>
+          <w:lang w:val="ru-UA"/>
+        </w:rPr>
+      </w:pPr>
+    </w:p>
+    <w:p>
+      <w:pPr>
+        <w:ind w:firstLine="709"/>
+      </w:pPr>
+      <w:proofErr w:type="spellStart"/>
+      <w:r>
+        <w:rPr>
+          <w:lang w:val="en-US"/>
+        </w:rPr>
+        <w:t>Розгортання</w:t>
+      </w:r>
+      <w:proofErr w:type="spellEnd"/>
+      <w:r>
+        <w:rPr>
+          <w:lang w:val="en-US"/>
+        </w:rPr>
+        <w:t xml:space="preserve"> </w:t>
+      </w:r>
+      <w:proofErr w:type="spellStart"/>
+      <w:r>
+        <w:rPr>
+          <w:lang w:val="en-US"/>
+        </w:rPr>
+        <w:t>системи</w:t>
+      </w:r>
+      <w:proofErr w:type="spellEnd"/>
+      <w:r>
+        <w:rPr>
+          <w:lang w:val="en-US"/>
+        </w:rPr>
+        <w:t xml:space="preserve"> </w:t>
+      </w:r>
+      <w:proofErr w:type="spellStart"/>
+      <w:r>
+        <w:rPr>
+          <w:lang w:val="en-US"/>
+        </w:rPr>
+        <w:t>на</w:t>
+      </w:r>
+      <w:proofErr w:type="spellEnd"/>
+      <w:r>
+        <w:rPr>
+          <w:lang w:val="en-US"/>
+        </w:rPr>
+        <w:t xml:space="preserve"> </w:t>
+      </w:r>
+      <w:proofErr w:type="spellStart"/>
+      <w:r>
+        <w:rPr>
+          <w:lang w:val="en-US"/>
+        </w:rPr>
+        <w:t>новій</w:t>
+      </w:r>
+      <w:proofErr w:type="spellEnd"/>
+      <w:r>
+        <w:rPr>
+          <w:lang w:val="en-US"/>
+        </w:rPr>
+        <w:t xml:space="preserve"> </w:t>
+      </w:r>
+      <w:proofErr w:type="spellStart"/>
+      <w:r>
+        <w:rPr>
+          <w:lang w:val="en-US"/>
+        </w:rPr>
+        <w:t>робочій</w:t>
+      </w:r>
+      <w:proofErr w:type="spellEnd"/>
+      <w:r>
+        <w:rPr>
+          <w:lang w:val="en-US"/>
+        </w:rPr>
+        <w:t xml:space="preserve"> </w:t>
+      </w:r>
+      <w:proofErr w:type="spellStart"/>
+      <w:r>
+        <w:rPr>
+          <w:lang w:val="en-US"/>
+        </w:rPr>
+        <w:t>станції</w:t>
+      </w:r>
+      <w:proofErr w:type="spellEnd"/>
+      <w:r>
+        <w:rPr>
+          <w:lang w:val="en-US"/>
+        </w:rPr>
+        <w:t xml:space="preserve"> </w:t>
+      </w:r>
+      <w:proofErr w:type="spellStart"/>
+      <w:r>
+        <w:rPr>
+          <w:lang w:val="en-US"/>
+        </w:rPr>
+        <w:t>виконується</w:t>
+      </w:r>
+      <w:proofErr w:type="spellEnd"/>
+      <w:r>
+        <w:rPr>
+          <w:lang w:val="en-US"/>
+        </w:rPr>
+        <w:t xml:space="preserve"> </w:t>
+      </w:r>
+      <w:proofErr w:type="spellStart"/>
+      <w:r>
+        <w:rPr>
+          <w:lang w:val="en-US"/>
+        </w:rPr>
+        <w:t>наступним</w:t>
+      </w:r>
+      <w:proofErr w:type="spellEnd"/>
+      <w:r>
+        <w:rPr>
+          <w:lang w:val="en-US"/>
+        </w:rPr>
+        <w:t xml:space="preserve"> </w:t>
+      </w:r>
+      <w:proofErr w:type="spellStart"/>
+      <w:r>
+        <w:rPr>
+          <w:lang w:val="en-US"/>
+        </w:rPr>
+        <w:t>чином</w:t>
+      </w:r>
+      <w:proofErr w:type="spellEnd"/>
+      <w:r>
+        <w:t>:</w:t>
+      </w:r>
+    </w:p>
+    <w:p>
+      <w:pPr>
+        <w:ind w:firstLine="709"/>
+        <w:rPr>
+          <w:lang w:val="en-US"/>
+        </w:rPr>
+      </w:pPr>
+      <w:r>
+        <w:t xml:space="preserve">1) </w:t>
+      </w:r>
+      <w:proofErr w:type="spellStart"/>
+      <w:r>
+        <w:rPr>
+          <w:lang w:val="en-US"/>
+        </w:rPr>
+        <w:t>Створити</w:t>
+      </w:r>
+      <w:proofErr w:type="spellEnd"/>
+      <w:r>
+        <w:rPr>
+          <w:lang w:val="en-US"/>
+        </w:rPr>
+        <w:t xml:space="preserve"> </w:t>
+      </w:r>
+      <w:proofErr w:type="spellStart"/>
+      <w:r>
+        <w:rPr>
+          <w:lang w:val="en-US"/>
+        </w:rPr>
+        <w:t>середовище</w:t>
+      </w:r>
+      <w:proofErr w:type="spellEnd"/>
+      <w:r>
+        <w:rPr>
+          <w:lang w:val="en-US"/>
+        </w:rPr>
+        <w:t xml:space="preserve"> Pytho</w:t>
+      </w:r>
+      <w:r>
+        <w:rPr>
+          <w:lang w:val="en-US"/>
+        </w:rPr>
+        <w:t>n</w:t>
+      </w:r>
+      <w:r>
+        <w:rPr>
+          <w:lang w:val="en-US"/>
+        </w:rPr>
+        <w:t xml:space="preserve"> </w:t>
+      </w:r>
+      <w:r>
+        <w:t>за допомогою команди</w:t>
+      </w:r>
+      <w:r>
+        <w:rPr>
+          <w:lang w:val="en-US"/>
+        </w:rPr>
+        <w:t>:</w:t>
+      </w:r>
+      <w:r>
+        <w:t xml:space="preserve"> </w:t>
+      </w:r>
+      <w:r>
+        <w:rPr>
+          <w:lang w:val="en-US"/>
+        </w:rPr>
+        <w:t xml:space="preserve">python -m </w:t>
+      </w:r>
+      <w:proofErr w:type="spellStart"/>
+      <w:r>
+        <w:rPr>
+          <w:lang w:val="en-US"/>
+        </w:rPr>
+        <w:t>venv</w:t>
+      </w:r>
+      <w:proofErr w:type="spellEnd"/>
+      <w:r>
+        <w:rPr>
+          <w:lang w:val="en-US"/>
+        </w:rPr>
+        <w:t xml:space="preserve"> </w:t>
+      </w:r>
+      <w:proofErr w:type="spellStart"/>
+      <w:r>
+        <w:rPr>
+          <w:lang w:val="en-US"/>
+        </w:rPr>
+        <w:t>venv</w:t>
+      </w:r>
+      <w:proofErr w:type="spellEnd"/>
+      <w:r>
+        <w:rPr>
+          <w:lang w:val="en-US"/>
+        </w:rPr>
+        <w:t>;</w:t>
+      </w:r>
+      <w:r>
+        <w:rPr>
+          <w:lang w:val="en-US"/>
+        </w:rPr>
+        <w:t xml:space="preserve"> </w:t>
+      </w:r>
+      <w:r>
+        <w:rPr>
+          <w:lang w:val="ru-UA"/>
+        </w:rPr>
+        <w:t>та активувати його,</w:t>
+      </w:r>
+      <w:r>
+        <w:rPr>
+          <w:lang w:val="en-US"/>
+        </w:rPr>
+        <w:t xml:space="preserve"> </w:t>
+      </w:r>
+      <w:r>
+        <w:rPr>
+          <w:lang w:val="ru-UA"/>
+        </w:rPr>
+        <w:t>виконавши скрипт</w:t>
+      </w:r>
+      <w:r>
+        <w:rPr>
+          <w:lang w:val="ru-UA"/>
+        </w:rPr>
+        <w:t>:</w:t>
+      </w:r>
+      <w:r>
+        <w:rPr>
+          <w:lang w:val="ru-UA"/>
+        </w:rPr>
+        <w:t xml:space="preserve"> </w:t>
+      </w:r>
+      <w:r>
+        <w:rPr>
+          <w:lang w:val="ru-UA"/>
+        </w:rPr>
+        <w:t>.\venv\Scripts\activate</w:t>
+      </w:r>
+      <w:r>
+        <w:rPr>
+          <w:lang w:val="ru-UA"/>
+        </w:rPr>
+        <w:t xml:space="preserve"> (</w:t>
+      </w:r>
+      <w:r>
+        <w:rPr>
+          <w:lang w:val="en-US"/>
+        </w:rPr>
+        <w:t xml:space="preserve">Windows) </w:t>
+      </w:r>
+      <w:proofErr w:type="spellStart"/>
+      <w:r>
+        <w:rPr>
+          <w:lang w:val="en-US"/>
+        </w:rPr>
+        <w:t>або</w:t>
+      </w:r>
+      <w:proofErr w:type="spellEnd"/>
+      <w:r>
+        <w:rPr>
+          <w:lang w:val="en-US"/>
+        </w:rPr>
+        <w:t xml:space="preserve"> </w:t>
+      </w:r>
+      <w:r>
+        <w:rPr>
+          <w:lang w:val="en-US"/>
+        </w:rPr>
+        <w:t xml:space="preserve">source </w:t>
+      </w:r>
+      <w:proofErr w:type="spellStart"/>
+      <w:r>
+        <w:rPr>
+          <w:lang w:val="en-US"/>
+        </w:rPr>
+        <w:t>venv</w:t>
+      </w:r>
+      <w:proofErr w:type="spellEnd"/>
+      <w:r>
+        <w:rPr>
+          <w:lang w:val="en-US"/>
+        </w:rPr>
+        <w:t>/bin/activate</w:t>
+      </w:r>
+      <w:r>
+        <w:rPr>
+          <w:lang w:val="en-US"/>
+        </w:rPr>
+        <w:t xml:space="preserve"> (MacOS/Unix)</w:t>
+      </w:r>
+      <w:r>
+        <w:rPr>
+          <w:lang w:val="en-US"/>
+        </w:rPr>
+        <w:t>.</w:t>
+      </w:r>
+    </w:p>
+    <w:p>
+      <w:pPr>
+        <w:ind w:firstLine="709"/>
+      </w:pPr>
+      <w:r>
+        <w:rPr>
+          <w:lang w:val="en-US"/>
+        </w:rPr>
+        <w:t xml:space="preserve">2) </w:t>
+      </w:r>
+      <w:proofErr w:type="spellStart"/>
+      <w:r>
+        <w:rPr>
+          <w:lang w:val="en-US"/>
+        </w:rPr>
+        <w:t>Встановити</w:t>
+      </w:r>
+      <w:proofErr w:type="spellEnd"/>
+      <w:r>
+        <w:rPr>
+          <w:lang w:val="en-US"/>
+        </w:rPr>
+        <w:t xml:space="preserve"> </w:t>
+      </w:r>
+      <w:proofErr w:type="spellStart"/>
+      <w:r>
+        <w:rPr>
+          <w:lang w:val="en-US"/>
+        </w:rPr>
+        <w:t>залежност</w:t>
+      </w:r>
+      <w:proofErr w:type="spellEnd"/>
+      <w:r>
+        <w:t>і за допомогою команди</w:t>
+      </w:r>
+      <w:r>
+        <w:rPr>
+          <w:lang w:val="en-US"/>
+        </w:rPr>
+        <w:t>:</w:t>
+      </w:r>
+      <w:r>
+        <w:t xml:space="preserve"> </w:t>
+      </w:r>
+      <w:r>
+        <w:rPr>
+          <w:lang w:val="en-US"/>
+        </w:rPr>
+        <w:t>pip install -r requirements.txt</w:t>
+      </w:r>
+      <w:r>
+        <w:rPr>
+          <w:lang w:val="en-US"/>
+        </w:rPr>
+        <w:t>.</w:t>
+      </w:r>
+    </w:p>
+    <w:p>
+      <w:pPr>
+        <w:ind w:firstLine="709"/>
+        <w:rPr>
+          <w:lang w:val="en-US"/>
+        </w:rPr>
+      </w:pPr>
+      <w:r>
+        <w:t xml:space="preserve">3) </w:t>
+      </w:r>
+      <w:proofErr w:type="spellStart"/>
+      <w:r>
+        <w:rPr>
+          <w:lang w:val="en-US"/>
+        </w:rPr>
+        <w:t>Запустити</w:t>
+      </w:r>
+      <w:proofErr w:type="spellEnd"/>
+      <w:r>
+        <w:rPr>
+          <w:lang w:val="en-US"/>
+        </w:rPr>
+        <w:t xml:space="preserve"> </w:t>
+      </w:r>
+      <w:proofErr w:type="spellStart"/>
+      <w:r>
+        <w:rPr>
+          <w:lang w:val="en-US"/>
+        </w:rPr>
+        <w:t>застосунок</w:t>
+      </w:r>
+      <w:proofErr w:type="spellEnd"/>
+      <w:r>
+        <w:t xml:space="preserve"> командою</w:t>
+      </w:r>
+      <w:r>
+        <w:rPr>
+          <w:lang w:val="en-US"/>
+        </w:rPr>
+        <w:t>:</w:t>
+      </w:r>
+      <w:r>
+        <w:t xml:space="preserve"> </w:t>
+      </w:r>
+      <w:proofErr w:type="spellStart"/>
+      <w:r>
+        <w:rPr>
+          <w:lang w:val="en-US"/>
+        </w:rPr>
+        <w:t>streamlit</w:t>
+      </w:r>
+      <w:proofErr w:type="spellEnd"/>
+      <w:r>
+        <w:rPr>
+          <w:lang w:val="en-US"/>
+        </w:rPr>
+        <w:t xml:space="preserve"> run app.py</w:t>
+      </w:r>
+      <w:r>
+        <w:rPr>
+          <w:lang w:val="en-US"/>
+        </w:rPr>
+        <w:t>.</w:t>
+      </w:r>
+    </w:p>
+    <w:p>
+      <w:pPr>
+        <w:ind w:firstLine="709"/>
+        <w:rPr>
+          <w:lang w:val="en-US"/>
+        </w:rPr>
+      </w:pPr>
+      <w:proofErr w:type="spellStart"/>
+      <w:r>
+        <w:rPr>
+          <w:lang w:val="en-US"/>
+        </w:rPr>
+        <w:t>Модифікація</w:t>
+      </w:r>
+      <w:proofErr w:type="spellEnd"/>
+      <w:r>
+        <w:rPr>
+          <w:lang w:val="en-US"/>
+        </w:rPr>
+        <w:t xml:space="preserve"> </w:t>
+      </w:r>
+      <w:proofErr w:type="spellStart"/>
+      <w:r>
+        <w:rPr>
+          <w:lang w:val="en-US"/>
+        </w:rPr>
+        <w:t>території</w:t>
+      </w:r>
+      <w:proofErr w:type="spellEnd"/>
+      <w:r>
+        <w:rPr>
+          <w:lang w:val="en-US"/>
+        </w:rPr>
+        <w:t xml:space="preserve"> </w:t>
+      </w:r>
+      <w:proofErr w:type="spellStart"/>
+      <w:r>
+        <w:rPr>
+          <w:lang w:val="en-US"/>
+        </w:rPr>
+        <w:t>обслуговування</w:t>
+      </w:r>
+      <w:proofErr w:type="spellEnd"/>
+      <w:r>
+        <w:rPr>
+          <w:lang w:val="en-US"/>
+        </w:rPr>
+        <w:t xml:space="preserve">. </w:t>
+      </w:r>
+      <w:proofErr w:type="spellStart"/>
+      <w:r>
+        <w:rPr>
+          <w:lang w:val="en-US"/>
+        </w:rPr>
+        <w:t>Місто</w:t>
+      </w:r>
+      <w:proofErr w:type="spellEnd"/>
+      <w:r>
+        <w:rPr>
+          <w:lang w:val="en-US"/>
+        </w:rPr>
+        <w:t xml:space="preserve"> </w:t>
+      </w:r>
+      <w:proofErr w:type="spellStart"/>
+      <w:r>
+        <w:rPr>
+          <w:lang w:val="en-US"/>
+        </w:rPr>
+        <w:t>за</w:t>
+      </w:r>
+      <w:proofErr w:type="spellEnd"/>
+      <w:r>
+        <w:rPr>
+          <w:lang w:val="en-US"/>
+        </w:rPr>
+        <w:t xml:space="preserve"> </w:t>
+      </w:r>
+      <w:proofErr w:type="spellStart"/>
+      <w:r>
+        <w:rPr>
+          <w:lang w:val="en-US"/>
+        </w:rPr>
+        <w:t>замовчуванням</w:t>
+      </w:r>
+      <w:proofErr w:type="spellEnd"/>
+      <w:r>
+        <w:rPr>
+          <w:lang w:val="en-US"/>
+        </w:rPr>
+        <w:t xml:space="preserve"> </w:t>
+      </w:r>
+      <w:proofErr w:type="spellStart"/>
+      <w:r>
+        <w:rPr>
+          <w:lang w:val="en-US"/>
+        </w:rPr>
+        <w:t>задано</w:t>
+      </w:r>
+      <w:proofErr w:type="spellEnd"/>
+      <w:r>
+        <w:rPr>
+          <w:lang w:val="en-US"/>
+        </w:rPr>
+        <w:t xml:space="preserve"> </w:t>
+      </w:r>
+      <w:proofErr w:type="spellStart"/>
+      <w:r>
+        <w:rPr>
+          <w:lang w:val="en-US"/>
+        </w:rPr>
+        <w:t>константою</w:t>
+      </w:r>
+      <w:proofErr w:type="spellEnd"/>
+      <w:r>
+        <w:rPr>
+          <w:lang w:val="en-US"/>
+        </w:rPr>
+        <w:t xml:space="preserve"> DEFAULT_CITY = "Dnipro, Ukraine" у </w:t>
+      </w:r>
+      <w:proofErr w:type="spellStart"/>
+      <w:r>
+        <w:rPr>
+          <w:lang w:val="en-US"/>
+        </w:rPr>
+        <w:t>файлі</w:t>
+      </w:r>
+      <w:proofErr w:type="spellEnd"/>
+      <w:r>
+        <w:rPr>
+          <w:lang w:val="en-US"/>
+        </w:rPr>
+        <w:t xml:space="preserve"> app.py. </w:t>
+      </w:r>
+      <w:proofErr w:type="spellStart"/>
+      <w:r>
+        <w:rPr>
+          <w:lang w:val="en-US"/>
+        </w:rPr>
+        <w:t>Зміна</w:t>
+      </w:r>
+      <w:proofErr w:type="spellEnd"/>
+      <w:r>
+        <w:rPr>
+          <w:lang w:val="en-US"/>
+        </w:rPr>
+        <w:t xml:space="preserve"> </w:t>
+      </w:r>
+      <w:proofErr w:type="spellStart"/>
+      <w:r>
+        <w:rPr>
+          <w:lang w:val="en-US"/>
+        </w:rPr>
+        <w:t>цього</w:t>
+      </w:r>
+      <w:proofErr w:type="spellEnd"/>
+      <w:r>
+        <w:rPr>
+          <w:lang w:val="en-US"/>
+        </w:rPr>
+        <w:t xml:space="preserve"> </w:t>
+      </w:r>
+      <w:proofErr w:type="spellStart"/>
+      <w:r>
+        <w:rPr>
+          <w:lang w:val="en-US"/>
+        </w:rPr>
+        <w:t>рядка</w:t>
+      </w:r>
+      <w:proofErr w:type="spellEnd"/>
+      <w:r>
+        <w:rPr>
+          <w:lang w:val="en-US"/>
+        </w:rPr>
+        <w:t xml:space="preserve"> </w:t>
+      </w:r>
+      <w:proofErr w:type="spellStart"/>
+      <w:r>
+        <w:rPr>
+          <w:lang w:val="en-US"/>
+        </w:rPr>
+        <w:t>переналаштовує</w:t>
+      </w:r>
+      <w:proofErr w:type="spellEnd"/>
+      <w:r>
+        <w:rPr>
+          <w:lang w:val="en-US"/>
+        </w:rPr>
+        <w:t xml:space="preserve"> </w:t>
+      </w:r>
+      <w:proofErr w:type="spellStart"/>
+      <w:r>
+        <w:rPr>
+          <w:lang w:val="en-US"/>
+        </w:rPr>
+        <w:t>всю</w:t>
+      </w:r>
+      <w:proofErr w:type="spellEnd"/>
+      <w:r>
+        <w:rPr>
+          <w:lang w:val="en-US"/>
+        </w:rPr>
+        <w:t xml:space="preserve"> </w:t>
+      </w:r>
+      <w:proofErr w:type="spellStart"/>
+      <w:r>
+        <w:rPr>
+          <w:lang w:val="en-US"/>
+        </w:rPr>
+        <w:t>систему</w:t>
+      </w:r>
+      <w:proofErr w:type="spellEnd"/>
+      <w:r>
+        <w:rPr>
+          <w:lang w:val="en-US"/>
+        </w:rPr>
+        <w:t xml:space="preserve"> </w:t>
+      </w:r>
+      <w:proofErr w:type="spellStart"/>
+      <w:r>
+        <w:rPr>
+          <w:lang w:val="en-US"/>
+        </w:rPr>
+        <w:t>на</w:t>
+      </w:r>
+      <w:proofErr w:type="spellEnd"/>
+      <w:r>
+        <w:rPr>
+          <w:lang w:val="en-US"/>
+        </w:rPr>
+        <w:t xml:space="preserve"> </w:t>
+      </w:r>
+      <w:proofErr w:type="spellStart"/>
+      <w:r>
+        <w:rPr>
+          <w:lang w:val="en-US"/>
+        </w:rPr>
+        <w:t>нове</w:t>
+      </w:r>
+      <w:proofErr w:type="spellEnd"/>
+      <w:r>
+        <w:rPr>
+          <w:lang w:val="en-US"/>
+        </w:rPr>
+        <w:t xml:space="preserve"> </w:t>
+      </w:r>
+      <w:proofErr w:type="spellStart"/>
+      <w:r>
+        <w:rPr>
+          <w:lang w:val="en-US"/>
+        </w:rPr>
+        <w:t>місто</w:t>
+      </w:r>
+      <w:proofErr w:type="spellEnd"/>
+      <w:r>
+        <w:rPr>
+          <w:lang w:val="en-US"/>
+        </w:rPr>
+        <w:t xml:space="preserve"> </w:t>
+      </w:r>
+      <w:proofErr w:type="spellStart"/>
+      <w:r>
+        <w:rPr>
+          <w:lang w:val="en-US"/>
+        </w:rPr>
+        <w:t>без</w:t>
+      </w:r>
+      <w:proofErr w:type="spellEnd"/>
+      <w:r>
+        <w:rPr>
+          <w:lang w:val="en-US"/>
+        </w:rPr>
+        <w:t xml:space="preserve"> </w:t>
+      </w:r>
+      <w:proofErr w:type="spellStart"/>
+      <w:r>
+        <w:rPr>
+          <w:lang w:val="en-US"/>
+        </w:rPr>
+        <w:t>додаткових</w:t>
+      </w:r>
+      <w:proofErr w:type="spellEnd"/>
+      <w:r>
+        <w:rPr>
+          <w:lang w:val="en-US"/>
+        </w:rPr>
+        <w:t xml:space="preserve"> </w:t>
+      </w:r>
+      <w:proofErr w:type="spellStart"/>
+      <w:r>
+        <w:rPr>
+          <w:lang w:val="en-US"/>
+        </w:rPr>
+        <w:t>модифікацій</w:t>
+      </w:r>
+      <w:proofErr w:type="spellEnd"/>
+      <w:r>
+        <w:rPr>
+          <w:lang w:val="en-US"/>
+        </w:rPr>
+        <w:t>.</w:t>
+      </w:r>
+    </w:p>
+    <w:p>
+      <w:pPr>
+        <w:ind w:firstLine="709"/>
+        <w:rPr>
+          <w:lang w:val="en-US"/>
+        </w:rPr>
+      </w:pPr>
+      <w:proofErr w:type="spellStart"/>
+      <w:r>
+        <w:rPr>
+          <w:lang w:val="en-US"/>
+        </w:rPr>
+        <w:t>Налаштування</w:t>
+      </w:r>
+      <w:proofErr w:type="spellEnd"/>
+      <w:r>
+        <w:rPr>
+          <w:lang w:val="en-US"/>
+        </w:rPr>
+        <w:t xml:space="preserve"> </w:t>
+      </w:r>
+      <w:proofErr w:type="spellStart"/>
+      <w:r>
+        <w:rPr>
+          <w:lang w:val="en-US"/>
+        </w:rPr>
+        <w:t>параметрів</w:t>
+      </w:r>
+      <w:proofErr w:type="spellEnd"/>
+      <w:r>
+        <w:rPr>
+          <w:lang w:val="en-US"/>
+        </w:rPr>
+        <w:t xml:space="preserve"> </w:t>
+      </w:r>
+      <w:proofErr w:type="spellStart"/>
+      <w:r>
+        <w:rPr>
+          <w:lang w:val="en-US"/>
+        </w:rPr>
+        <w:t>генетичного</w:t>
+      </w:r>
+      <w:proofErr w:type="spellEnd"/>
+      <w:r>
+        <w:rPr>
+          <w:lang w:val="en-US"/>
+        </w:rPr>
+        <w:t xml:space="preserve"> </w:t>
+      </w:r>
+      <w:proofErr w:type="spellStart"/>
+      <w:r>
+        <w:rPr>
+          <w:lang w:val="en-US"/>
+        </w:rPr>
+        <w:t>алгоритму</w:t>
+      </w:r>
+      <w:proofErr w:type="spellEnd"/>
+      <w:r>
+        <w:rPr>
+          <w:lang w:val="en-US"/>
+        </w:rPr>
+        <w:t xml:space="preserve">. У </w:t>
+      </w:r>
+      <w:proofErr w:type="spellStart"/>
+      <w:r>
+        <w:rPr>
+          <w:lang w:val="en-US"/>
+        </w:rPr>
+        <w:t>файлі</w:t>
+      </w:r>
+      <w:proofErr w:type="spellEnd"/>
+      <w:r>
+        <w:rPr>
+          <w:lang w:val="en-US"/>
+        </w:rPr>
+        <w:t xml:space="preserve"> vrp_solver.py </w:t>
+      </w:r>
+      <w:proofErr w:type="spellStart"/>
+      <w:r>
+        <w:rPr>
+          <w:lang w:val="en-US"/>
+        </w:rPr>
+        <w:t>визначено</w:t>
+      </w:r>
+      <w:proofErr w:type="spellEnd"/>
+      <w:r>
+        <w:rPr>
+          <w:lang w:val="en-US"/>
+        </w:rPr>
+        <w:t xml:space="preserve"> </w:t>
+      </w:r>
+      <w:proofErr w:type="spellStart"/>
+      <w:r>
+        <w:rPr>
+          <w:lang w:val="en-US"/>
+        </w:rPr>
+        <w:t>наступні</w:t>
+      </w:r>
+      <w:proofErr w:type="spellEnd"/>
+      <w:r>
+        <w:rPr>
+          <w:lang w:val="en-US"/>
+        </w:rPr>
+        <w:t xml:space="preserve"> </w:t>
+      </w:r>
+      <w:proofErr w:type="spellStart"/>
+      <w:r>
+        <w:rPr>
+          <w:lang w:val="en-US"/>
+        </w:rPr>
+        <w:t>константи</w:t>
+      </w:r>
+      <w:proofErr w:type="spellEnd"/>
+      <w:r>
+        <w:rPr>
+          <w:lang w:val="en-US"/>
+        </w:rPr>
+        <w:t>: POP_SIZE = 50 (</w:t>
+      </w:r>
+      <w:proofErr w:type="spellStart"/>
+      <w:r>
+        <w:rPr>
+          <w:lang w:val="en-US"/>
+        </w:rPr>
+        <w:t>розмір</w:t>
+      </w:r>
+      <w:proofErr w:type="spellEnd"/>
+      <w:r>
+        <w:rPr>
+          <w:lang w:val="en-US"/>
+        </w:rPr>
+        <w:t xml:space="preserve"> </w:t>
+      </w:r>
+      <w:proofErr w:type="spellStart"/>
+      <w:r>
+        <w:rPr>
+          <w:lang w:val="en-US"/>
+        </w:rPr>
+        <w:t>популяції</w:t>
+      </w:r>
+      <w:proofErr w:type="spellEnd"/>
+      <w:r>
+        <w:rPr>
+          <w:lang w:val="en-US"/>
+        </w:rPr>
+        <w:t>), N_GENERATIONS = 150 (</w:t>
+      </w:r>
+      <w:proofErr w:type="spellStart"/>
+      <w:r>
+        <w:rPr>
+          <w:lang w:val="en-US"/>
+        </w:rPr>
+        <w:t>кількість</w:t>
+      </w:r>
+      <w:proofErr w:type="spellEnd"/>
+      <w:r>
+        <w:rPr>
+          <w:lang w:val="en-US"/>
+        </w:rPr>
+        <w:t xml:space="preserve"> </w:t>
+      </w:r>
+      <w:proofErr w:type="spellStart"/>
+      <w:r>
+        <w:rPr>
+          <w:lang w:val="en-US"/>
+        </w:rPr>
+        <w:t>поколінь</w:t>
+      </w:r>
+      <w:proofErr w:type="spellEnd"/>
+      <w:r>
+        <w:rPr>
+          <w:lang w:val="en-US"/>
+        </w:rPr>
+        <w:t>), CROSSOVER_RATE = 0.85 (</w:t>
+      </w:r>
+      <w:proofErr w:type="spellStart"/>
+      <w:r>
+        <w:rPr>
+          <w:lang w:val="en-US"/>
+        </w:rPr>
+        <w:t>ймовірність</w:t>
+      </w:r>
+      <w:proofErr w:type="spellEnd"/>
+      <w:r>
+        <w:rPr>
+          <w:lang w:val="en-US"/>
+        </w:rPr>
+        <w:t xml:space="preserve"> </w:t>
+      </w:r>
+      <w:proofErr w:type="spellStart"/>
+      <w:r>
+        <w:rPr>
+          <w:lang w:val="en-US"/>
+        </w:rPr>
+        <w:t>схрещування</w:t>
+      </w:r>
+      <w:proofErr w:type="spellEnd"/>
+      <w:r>
+        <w:rPr>
+          <w:lang w:val="en-US"/>
+        </w:rPr>
+        <w:t>), MUTATION_RATE = 0.15 (</w:t>
+      </w:r>
+      <w:proofErr w:type="spellStart"/>
+      <w:r>
+        <w:rPr>
+          <w:lang w:val="en-US"/>
+        </w:rPr>
+        <w:t>ймовірність</w:t>
+      </w:r>
+      <w:proofErr w:type="spellEnd"/>
+      <w:r>
+        <w:rPr>
+          <w:lang w:val="en-US"/>
+        </w:rPr>
+        <w:t xml:space="preserve"> </w:t>
+      </w:r>
+      <w:proofErr w:type="spellStart"/>
+      <w:r>
+        <w:rPr>
+          <w:lang w:val="en-US"/>
+        </w:rPr>
+        <w:t>мутації</w:t>
+      </w:r>
+      <w:proofErr w:type="spellEnd"/>
+      <w:r>
+        <w:rPr>
+          <w:lang w:val="en-US"/>
+        </w:rPr>
+        <w:t>), ELITE_SIZE = 2 (</w:t>
+      </w:r>
+      <w:proofErr w:type="spellStart"/>
+      <w:r>
+        <w:rPr>
+          <w:lang w:val="en-US"/>
+        </w:rPr>
+        <w:t>розмір</w:t>
+      </w:r>
+      <w:proofErr w:type="spellEnd"/>
+      <w:r>
+        <w:rPr>
+          <w:lang w:val="en-US"/>
+        </w:rPr>
+        <w:t xml:space="preserve"> </w:t>
+      </w:r>
+      <w:proofErr w:type="spellStart"/>
+      <w:r>
+        <w:rPr>
+          <w:lang w:val="en-US"/>
+        </w:rPr>
+        <w:t>еліти</w:t>
+      </w:r>
+      <w:proofErr w:type="spellEnd"/>
+      <w:r>
+        <w:rPr>
+          <w:lang w:val="en-US"/>
+        </w:rPr>
+        <w:t>), TOURNAMENT_SIZE = 3 (</w:t>
+      </w:r>
+      <w:proofErr w:type="spellStart"/>
+      <w:r>
+        <w:rPr>
+          <w:lang w:val="en-US"/>
+        </w:rPr>
+        <w:t>розмір</w:t>
+      </w:r>
+      <w:proofErr w:type="spellEnd"/>
+      <w:r>
+        <w:rPr>
+          <w:lang w:val="en-US"/>
+        </w:rPr>
+        <w:t xml:space="preserve"> </w:t>
+      </w:r>
+      <w:proofErr w:type="spellStart"/>
+      <w:r>
+        <w:rPr>
+          <w:lang w:val="en-US"/>
+        </w:rPr>
+        <w:t>турніру</w:t>
+      </w:r>
+      <w:proofErr w:type="spellEnd"/>
+      <w:r>
+        <w:rPr>
+          <w:lang w:val="en-US"/>
+        </w:rPr>
+        <w:t xml:space="preserve">). </w:t>
+      </w:r>
+      <w:proofErr w:type="spellStart"/>
+      <w:r>
+        <w:rPr>
+          <w:lang w:val="en-US"/>
+        </w:rPr>
+        <w:t>Збільшення</w:t>
+      </w:r>
+      <w:proofErr w:type="spellEnd"/>
+      <w:r>
+        <w:rPr>
+          <w:lang w:val="en-US"/>
+        </w:rPr>
+        <w:t xml:space="preserve"> POP_SIZE </w:t>
+      </w:r>
+      <w:proofErr w:type="spellStart"/>
+      <w:r>
+        <w:rPr>
+          <w:lang w:val="en-US"/>
+        </w:rPr>
+        <w:t>та</w:t>
+      </w:r>
+      <w:proofErr w:type="spellEnd"/>
+      <w:r>
+        <w:rPr>
+          <w:lang w:val="en-US"/>
+        </w:rPr>
+        <w:t xml:space="preserve"> N_GENERATIONS </w:t>
+      </w:r>
+      <w:proofErr w:type="spellStart"/>
+      <w:r>
+        <w:rPr>
+          <w:lang w:val="en-US"/>
+        </w:rPr>
+        <w:t>підвищує</w:t>
+      </w:r>
+      <w:proofErr w:type="spellEnd"/>
+      <w:r>
+        <w:rPr>
+          <w:lang w:val="en-US"/>
+        </w:rPr>
+        <w:t xml:space="preserve"> </w:t>
+      </w:r>
+      <w:proofErr w:type="spellStart"/>
+      <w:r>
+        <w:rPr>
+          <w:lang w:val="en-US"/>
+        </w:rPr>
+        <w:t>якість</w:t>
+      </w:r>
+      <w:proofErr w:type="spellEnd"/>
+      <w:r>
+        <w:rPr>
+          <w:lang w:val="en-US"/>
+        </w:rPr>
+        <w:t xml:space="preserve"> </w:t>
+      </w:r>
+      <w:proofErr w:type="spellStart"/>
+      <w:r>
+        <w:rPr>
+          <w:lang w:val="en-US"/>
+        </w:rPr>
+        <w:t>розв’язку</w:t>
+      </w:r>
+      <w:proofErr w:type="spellEnd"/>
+      <w:r>
+        <w:rPr>
+          <w:lang w:val="en-US"/>
+        </w:rPr>
+        <w:t xml:space="preserve"> </w:t>
+      </w:r>
+      <w:proofErr w:type="spellStart"/>
+      <w:r>
+        <w:rPr>
+          <w:lang w:val="en-US"/>
+        </w:rPr>
+        <w:t>за</w:t>
+      </w:r>
+      <w:proofErr w:type="spellEnd"/>
+      <w:r>
+        <w:rPr>
+          <w:lang w:val="en-US"/>
+        </w:rPr>
+        <w:t xml:space="preserve"> </w:t>
+      </w:r>
+      <w:proofErr w:type="spellStart"/>
+      <w:r>
+        <w:rPr>
+          <w:lang w:val="en-US"/>
+        </w:rPr>
+        <w:t>рахунок</w:t>
+      </w:r>
+      <w:proofErr w:type="spellEnd"/>
+      <w:r>
+        <w:rPr>
+          <w:lang w:val="en-US"/>
+        </w:rPr>
+        <w:t xml:space="preserve"> </w:t>
+      </w:r>
+      <w:proofErr w:type="spellStart"/>
+      <w:r>
+        <w:rPr>
+          <w:lang w:val="en-US"/>
+        </w:rPr>
+        <w:t>зростання</w:t>
+      </w:r>
+      <w:proofErr w:type="spellEnd"/>
+      <w:r>
+        <w:rPr>
+          <w:lang w:val="en-US"/>
+        </w:rPr>
+        <w:t xml:space="preserve"> </w:t>
+      </w:r>
+      <w:proofErr w:type="spellStart"/>
+      <w:r>
+        <w:rPr>
+          <w:lang w:val="en-US"/>
+        </w:rPr>
+        <w:t>часу</w:t>
+      </w:r>
+      <w:proofErr w:type="spellEnd"/>
+      <w:r>
+        <w:rPr>
+          <w:lang w:val="en-US"/>
+        </w:rPr>
+        <w:t xml:space="preserve"> </w:t>
+      </w:r>
+      <w:proofErr w:type="spellStart"/>
+      <w:r>
+        <w:rPr>
+          <w:lang w:val="en-US"/>
+        </w:rPr>
+        <w:t>обчислень</w:t>
+      </w:r>
+      <w:proofErr w:type="spellEnd"/>
+      <w:r>
+        <w:rPr>
+          <w:lang w:val="en-US"/>
+        </w:rPr>
+        <w:t>.</w:t>
+      </w:r>
+    </w:p>
+    <w:p>
+      <w:pPr>
+        <w:ind w:firstLine="709"/>
+        <w:rPr>
+          <w:lang w:val="en-US"/>
+        </w:rPr>
+      </w:pPr>
+    </w:p>
+    <w:p>
+      <w:pPr>
+        <w:ind w:firstLine="709"/>
+        <w:rPr>
+          <w:lang w:val="en-US"/>
+        </w:rPr>
+      </w:pPr>
+    </w:p>
+    <w:p>
+      <w:pPr>
+        <w:ind w:firstLine="709"/>
+      </w:pPr>
+      <w:r>
+        <w:rPr>
+          <w:lang w:val="en-US"/>
+        </w:rPr>
+        <w:t xml:space="preserve">3.6 </w:t>
+      </w:r>
+      <w:r>
+        <w:t>Тестування розробленого алгоритму</w:t>
+      </w:r>
+    </w:p>
+    <w:p>
+      <w:pPr>
+        <w:ind w:firstLine="709"/>
+      </w:pPr>
+    </w:p>
+    <w:p>
+      <w:pPr>
+        <w:ind w:firstLine="709"/>
+      </w:pPr>
+    </w:p>
+    <w:p>
+      <w:pPr>
+        <w:ind w:firstLine="709"/>
+      </w:pPr>
+      <w:proofErr w:type="spellStart"/>
+      <w:r>
+        <w:rPr>
+          <w:lang w:val="en-US"/>
+        </w:rPr>
+        <w:lastRenderedPageBreak/>
+        <w:t>Тестування</w:t>
+      </w:r>
+      <w:proofErr w:type="spellEnd"/>
+      <w:r>
+        <w:rPr>
+          <w:lang w:val="en-US"/>
+        </w:rPr>
+        <w:t xml:space="preserve"> </w:t>
+      </w:r>
+      <w:proofErr w:type="spellStart"/>
+      <w:r>
+        <w:rPr>
+          <w:lang w:val="en-US"/>
+        </w:rPr>
+        <w:t>розробленого</w:t>
+      </w:r>
+      <w:proofErr w:type="spellEnd"/>
+      <w:r>
+        <w:rPr>
+          <w:lang w:val="en-US"/>
+        </w:rPr>
+        <w:t xml:space="preserve"> </w:t>
+      </w:r>
+      <w:proofErr w:type="spellStart"/>
+      <w:r>
+        <w:rPr>
+          <w:lang w:val="en-US"/>
+        </w:rPr>
+        <w:t>програмного</w:t>
+      </w:r>
+      <w:proofErr w:type="spellEnd"/>
+      <w:r>
+        <w:rPr>
+          <w:lang w:val="en-US"/>
+        </w:rPr>
+        <w:t xml:space="preserve"> </w:t>
+      </w:r>
+      <w:proofErr w:type="spellStart"/>
+      <w:r>
+        <w:rPr>
+          <w:lang w:val="en-US"/>
+        </w:rPr>
+        <w:t>забезпечення</w:t>
+      </w:r>
+      <w:proofErr w:type="spellEnd"/>
+      <w:r>
+        <w:rPr>
+          <w:lang w:val="en-US"/>
+        </w:rPr>
+        <w:t xml:space="preserve"> </w:t>
+      </w:r>
+      <w:proofErr w:type="spellStart"/>
+      <w:r>
+        <w:rPr>
+          <w:lang w:val="en-US"/>
+        </w:rPr>
+        <w:t>проводилося</w:t>
+      </w:r>
+      <w:proofErr w:type="spellEnd"/>
+      <w:r>
+        <w:rPr>
+          <w:lang w:val="en-US"/>
+        </w:rPr>
+        <w:t xml:space="preserve"> у </w:t>
+      </w:r>
+      <w:proofErr w:type="spellStart"/>
+      <w:r>
+        <w:rPr>
+          <w:lang w:val="en-US"/>
+        </w:rPr>
+        <w:t>три</w:t>
+      </w:r>
+      <w:proofErr w:type="spellEnd"/>
+      <w:r>
+        <w:rPr>
+          <w:lang w:val="en-US"/>
+        </w:rPr>
+        <w:t xml:space="preserve"> </w:t>
+      </w:r>
+      <w:proofErr w:type="spellStart"/>
+      <w:r>
+        <w:rPr>
+          <w:lang w:val="en-US"/>
+        </w:rPr>
+        <w:t>етапи</w:t>
+      </w:r>
+      <w:proofErr w:type="spellEnd"/>
+      <w:r>
+        <w:rPr>
+          <w:lang w:val="en-US"/>
+        </w:rPr>
+        <w:t>:</w:t>
+      </w:r>
+    </w:p>
+    <w:p>
+      <w:pPr>
+        <w:ind w:firstLine="709"/>
+        <w:rPr>
+          <w:lang w:val="en-US"/>
+        </w:rPr>
+      </w:pPr>
+      <w:r>
+        <w:rPr>
+          <w:lang w:val="ru-RU"/>
+        </w:rPr>
+        <w:t>–</w:t>
+      </w:r>
+      <w:r>
+        <w:rPr>
+          <w:lang w:val="ru-RU"/>
+        </w:rPr>
+        <w:t xml:space="preserve"> </w:t>
+      </w:r>
+      <w:proofErr w:type="spellStart"/>
+      <w:r>
+        <w:rPr>
+          <w:lang w:val="en-US"/>
+        </w:rPr>
+        <w:t>Модульне</w:t>
+      </w:r>
+      <w:proofErr w:type="spellEnd"/>
+      <w:r>
+        <w:rPr>
+          <w:lang w:val="en-US"/>
+        </w:rPr>
+        <w:t xml:space="preserve"> </w:t>
+      </w:r>
+      <w:proofErr w:type="spellStart"/>
+      <w:r>
+        <w:rPr>
+          <w:lang w:val="en-US"/>
+        </w:rPr>
+        <w:t>тестування</w:t>
+      </w:r>
+      <w:proofErr w:type="spellEnd"/>
+      <w:r>
+        <w:rPr>
+          <w:lang w:val="en-US"/>
+        </w:rPr>
+        <w:t xml:space="preserve"> </w:t>
+      </w:r>
+      <w:r>
+        <w:rPr>
+          <w:lang w:val="ru-RU"/>
+        </w:rPr>
+        <w:t>–</w:t>
+      </w:r>
+      <w:r>
+        <w:rPr>
+          <w:lang w:val="en-US"/>
+        </w:rPr>
+        <w:t xml:space="preserve"> </w:t>
+      </w:r>
+      <w:proofErr w:type="spellStart"/>
+      <w:r>
+        <w:rPr>
+          <w:lang w:val="en-US"/>
+        </w:rPr>
+        <w:t>перевірка</w:t>
+      </w:r>
+      <w:proofErr w:type="spellEnd"/>
+      <w:r>
+        <w:rPr>
+          <w:lang w:val="en-US"/>
+        </w:rPr>
+        <w:t xml:space="preserve"> </w:t>
+      </w:r>
+      <w:proofErr w:type="spellStart"/>
+      <w:r>
+        <w:rPr>
+          <w:lang w:val="en-US"/>
+        </w:rPr>
+        <w:t>коректності</w:t>
+      </w:r>
+      <w:proofErr w:type="spellEnd"/>
+      <w:r>
+        <w:rPr>
+          <w:lang w:val="en-US"/>
+        </w:rPr>
+        <w:t xml:space="preserve"> </w:t>
+      </w:r>
+      <w:proofErr w:type="spellStart"/>
+      <w:r>
+        <w:rPr>
+          <w:lang w:val="en-US"/>
+        </w:rPr>
+        <w:t>окремих</w:t>
+      </w:r>
+      <w:proofErr w:type="spellEnd"/>
+      <w:r>
+        <w:rPr>
+          <w:lang w:val="en-US"/>
+        </w:rPr>
+        <w:t xml:space="preserve"> </w:t>
+      </w:r>
+      <w:proofErr w:type="spellStart"/>
+      <w:r>
+        <w:rPr>
+          <w:lang w:val="en-US"/>
+        </w:rPr>
+        <w:t>функцій</w:t>
+      </w:r>
+      <w:proofErr w:type="spellEnd"/>
+      <w:r>
+        <w:rPr>
+          <w:lang w:val="en-US"/>
+        </w:rPr>
+        <w:t xml:space="preserve">: </w:t>
+      </w:r>
+      <w:proofErr w:type="spellStart"/>
+      <w:r>
+        <w:rPr>
+          <w:lang w:val="en-US"/>
+        </w:rPr>
+        <w:t>побудова</w:t>
+      </w:r>
+      <w:proofErr w:type="spellEnd"/>
+      <w:r>
+        <w:rPr>
+          <w:lang w:val="en-US"/>
+        </w:rPr>
+        <w:t xml:space="preserve"> </w:t>
+      </w:r>
+      <w:proofErr w:type="spellStart"/>
+      <w:r>
+        <w:rPr>
+          <w:lang w:val="en-US"/>
+        </w:rPr>
+        <w:t>матриці</w:t>
+      </w:r>
+      <w:proofErr w:type="spellEnd"/>
+      <w:r>
+        <w:rPr>
+          <w:lang w:val="en-US"/>
+        </w:rPr>
+        <w:t xml:space="preserve"> </w:t>
+      </w:r>
+      <w:proofErr w:type="spellStart"/>
+      <w:r>
+        <w:rPr>
+          <w:lang w:val="en-US"/>
+        </w:rPr>
+        <w:t>відстаней</w:t>
+      </w:r>
+      <w:proofErr w:type="spellEnd"/>
+      <w:r>
+        <w:rPr>
+          <w:lang w:val="en-US"/>
+        </w:rPr>
+        <w:t xml:space="preserve"> </w:t>
+      </w:r>
+      <w:proofErr w:type="spellStart"/>
+      <w:r>
+        <w:rPr>
+          <w:lang w:val="en-US"/>
+        </w:rPr>
+        <w:t>build_distance_matrix</w:t>
+      </w:r>
+      <w:proofErr w:type="spellEnd"/>
+      <w:r>
+        <w:rPr>
+          <w:lang w:val="en-US"/>
+        </w:rPr>
+        <w:t xml:space="preserve">(), </w:t>
+      </w:r>
+      <w:proofErr w:type="spellStart"/>
+      <w:r>
+        <w:rPr>
+          <w:lang w:val="en-US"/>
+        </w:rPr>
+        <w:t>прив’язка</w:t>
+      </w:r>
+      <w:proofErr w:type="spellEnd"/>
+      <w:r>
+        <w:rPr>
+          <w:lang w:val="en-US"/>
+        </w:rPr>
+        <w:t xml:space="preserve"> </w:t>
+      </w:r>
+      <w:proofErr w:type="spellStart"/>
+      <w:r>
+        <w:rPr>
+          <w:lang w:val="en-US"/>
+        </w:rPr>
+        <w:t>координат</w:t>
+      </w:r>
+      <w:proofErr w:type="spellEnd"/>
+      <w:r>
+        <w:rPr>
+          <w:lang w:val="en-US"/>
+        </w:rPr>
+        <w:t xml:space="preserve"> </w:t>
+      </w:r>
+      <w:proofErr w:type="spellStart"/>
+      <w:r>
+        <w:rPr>
+          <w:lang w:val="en-US"/>
+        </w:rPr>
+        <w:t>до</w:t>
+      </w:r>
+      <w:proofErr w:type="spellEnd"/>
+      <w:r>
+        <w:rPr>
+          <w:lang w:val="en-US"/>
+        </w:rPr>
+        <w:t xml:space="preserve"> </w:t>
+      </w:r>
+      <w:proofErr w:type="spellStart"/>
+      <w:r>
+        <w:rPr>
+          <w:lang w:val="en-US"/>
+        </w:rPr>
+        <w:t>вузлів</w:t>
+      </w:r>
+      <w:proofErr w:type="spellEnd"/>
+      <w:r>
+        <w:rPr>
+          <w:lang w:val="en-US"/>
+        </w:rPr>
+        <w:t xml:space="preserve"> </w:t>
+      </w:r>
+      <w:proofErr w:type="spellStart"/>
+      <w:r>
+        <w:rPr>
+          <w:lang w:val="en-US"/>
+        </w:rPr>
+        <w:t>графа</w:t>
+      </w:r>
+      <w:proofErr w:type="spellEnd"/>
+      <w:r>
+        <w:rPr>
+          <w:lang w:val="en-US"/>
+        </w:rPr>
+        <w:t xml:space="preserve"> </w:t>
+      </w:r>
+      <w:proofErr w:type="spellStart"/>
+      <w:r>
+        <w:rPr>
+          <w:lang w:val="en-US"/>
+        </w:rPr>
+        <w:t>nearest_node</w:t>
+      </w:r>
+      <w:proofErr w:type="spellEnd"/>
+      <w:r>
+        <w:rPr>
+          <w:lang w:val="en-US"/>
+        </w:rPr>
+        <w:t xml:space="preserve">(), </w:t>
+      </w:r>
+      <w:proofErr w:type="spellStart"/>
+      <w:r>
+        <w:rPr>
+          <w:lang w:val="en-US"/>
+        </w:rPr>
+        <w:t>кодування</w:t>
+      </w:r>
+      <w:proofErr w:type="spellEnd"/>
+      <w:r>
+        <w:rPr>
+          <w:lang w:val="en-US"/>
+        </w:rPr>
+        <w:t>/</w:t>
+      </w:r>
+      <w:proofErr w:type="spellStart"/>
+      <w:r>
+        <w:rPr>
+          <w:lang w:val="en-US"/>
+        </w:rPr>
+        <w:t>декодування</w:t>
+      </w:r>
+      <w:proofErr w:type="spellEnd"/>
+      <w:r>
+        <w:rPr>
+          <w:lang w:val="en-US"/>
+        </w:rPr>
+        <w:t xml:space="preserve"> </w:t>
+      </w:r>
+      <w:proofErr w:type="spellStart"/>
+      <w:r>
+        <w:rPr>
+          <w:lang w:val="en-US"/>
+        </w:rPr>
+        <w:t>хромосом</w:t>
+      </w:r>
+      <w:proofErr w:type="spellEnd"/>
+      <w:r>
+        <w:rPr>
+          <w:lang w:val="en-US"/>
+        </w:rPr>
+        <w:t xml:space="preserve"> у </w:t>
+      </w:r>
+      <w:proofErr w:type="spellStart"/>
+      <w:r>
+        <w:rPr>
+          <w:lang w:val="en-US"/>
+        </w:rPr>
+        <w:t>генетичному</w:t>
+      </w:r>
+      <w:proofErr w:type="spellEnd"/>
+      <w:r>
+        <w:rPr>
+          <w:lang w:val="en-US"/>
+        </w:rPr>
+        <w:t xml:space="preserve"> </w:t>
+      </w:r>
+      <w:proofErr w:type="spellStart"/>
+      <w:r>
+        <w:rPr>
+          <w:lang w:val="en-US"/>
+        </w:rPr>
+        <w:t>алгоритмі</w:t>
+      </w:r>
+      <w:proofErr w:type="spellEnd"/>
+      <w:r>
+        <w:rPr>
+          <w:lang w:val="en-US"/>
+        </w:rPr>
+        <w:t xml:space="preserve">. </w:t>
+      </w:r>
+      <w:proofErr w:type="spellStart"/>
+      <w:r>
+        <w:rPr>
+          <w:lang w:val="en-US"/>
+        </w:rPr>
+        <w:t>Перевірка</w:t>
+      </w:r>
+      <w:proofErr w:type="spellEnd"/>
+      <w:r>
+        <w:rPr>
+          <w:lang w:val="en-US"/>
+        </w:rPr>
+        <w:t xml:space="preserve"> </w:t>
+      </w:r>
+      <w:proofErr w:type="spellStart"/>
+      <w:r>
+        <w:rPr>
+          <w:lang w:val="en-US"/>
+        </w:rPr>
+        <w:t>проводилася</w:t>
+      </w:r>
+      <w:proofErr w:type="spellEnd"/>
+      <w:r>
+        <w:rPr>
+          <w:lang w:val="en-US"/>
+        </w:rPr>
+        <w:t xml:space="preserve"> </w:t>
+      </w:r>
+      <w:proofErr w:type="spellStart"/>
+      <w:r>
+        <w:rPr>
+          <w:lang w:val="en-US"/>
+        </w:rPr>
+        <w:t>на</w:t>
+      </w:r>
+      <w:proofErr w:type="spellEnd"/>
+      <w:r>
+        <w:rPr>
+          <w:lang w:val="en-US"/>
+        </w:rPr>
+        <w:t xml:space="preserve"> </w:t>
+      </w:r>
+      <w:proofErr w:type="spellStart"/>
+      <w:r>
+        <w:rPr>
+          <w:lang w:val="en-US"/>
+        </w:rPr>
+        <w:t>штучних</w:t>
+      </w:r>
+      <w:proofErr w:type="spellEnd"/>
+      <w:r>
+        <w:rPr>
+          <w:lang w:val="en-US"/>
+        </w:rPr>
+        <w:t xml:space="preserve"> </w:t>
+      </w:r>
+      <w:proofErr w:type="spellStart"/>
+      <w:r>
+        <w:rPr>
+          <w:lang w:val="en-US"/>
+        </w:rPr>
+        <w:t>тестових</w:t>
+      </w:r>
+      <w:proofErr w:type="spellEnd"/>
+      <w:r>
+        <w:rPr>
+          <w:lang w:val="en-US"/>
+        </w:rPr>
+        <w:t xml:space="preserve"> </w:t>
+      </w:r>
+      <w:proofErr w:type="spellStart"/>
+      <w:r>
+        <w:rPr>
+          <w:lang w:val="en-US"/>
+        </w:rPr>
+        <w:t>наборах</w:t>
+      </w:r>
+      <w:proofErr w:type="spellEnd"/>
+      <w:r>
+        <w:rPr>
+          <w:lang w:val="en-US"/>
+        </w:rPr>
+        <w:t xml:space="preserve"> </w:t>
+      </w:r>
+      <w:proofErr w:type="spellStart"/>
+      <w:r>
+        <w:rPr>
+          <w:lang w:val="en-US"/>
+        </w:rPr>
+        <w:t>із</w:t>
+      </w:r>
+      <w:proofErr w:type="spellEnd"/>
+      <w:r>
+        <w:rPr>
+          <w:lang w:val="en-US"/>
+        </w:rPr>
+        <w:t xml:space="preserve"> </w:t>
+      </w:r>
+      <w:proofErr w:type="spellStart"/>
+      <w:r>
+        <w:rPr>
+          <w:lang w:val="en-US"/>
+        </w:rPr>
+        <w:t>заздалегідь</w:t>
+      </w:r>
+      <w:proofErr w:type="spellEnd"/>
+      <w:r>
+        <w:rPr>
+          <w:lang w:val="en-US"/>
+        </w:rPr>
+        <w:t xml:space="preserve"> </w:t>
+      </w:r>
+      <w:proofErr w:type="spellStart"/>
+      <w:r>
+        <w:rPr>
+          <w:lang w:val="en-US"/>
+        </w:rPr>
+        <w:t>відомими</w:t>
+      </w:r>
+      <w:proofErr w:type="spellEnd"/>
+      <w:r>
+        <w:rPr>
+          <w:lang w:val="en-US"/>
+        </w:rPr>
+        <w:t xml:space="preserve"> </w:t>
+      </w:r>
+      <w:r>
+        <w:t>приблизними</w:t>
+      </w:r>
+      <w:r>
+        <w:t xml:space="preserve"> </w:t>
+      </w:r>
+      <w:r>
+        <w:rPr>
+          <w:lang w:val="en-US"/>
+        </w:rPr>
+        <w:t xml:space="preserve"> </w:t>
+      </w:r>
+      <w:proofErr w:type="spellStart"/>
+      <w:r>
+        <w:rPr>
+          <w:lang w:val="en-US"/>
+        </w:rPr>
+        <w:t>розв’язками</w:t>
+      </w:r>
+      <w:proofErr w:type="spellEnd"/>
+      <w:r>
+        <w:rPr>
+          <w:lang w:val="en-US"/>
+        </w:rPr>
+        <w:t>.</w:t>
+      </w:r>
+    </w:p>
+    <w:p>
+      <w:pPr>
+        <w:ind w:firstLine="709"/>
+        <w:rPr>
+          <w:lang w:val="en-US"/>
+        </w:rPr>
+      </w:pPr>
+      <w:r>
+        <w:rPr>
+          <w:lang w:val="ru-RU"/>
+        </w:rPr>
+        <w:t>–</w:t>
+      </w:r>
+      <w:r>
+        <w:rPr>
+          <w:lang w:val="ru-RU"/>
+        </w:rPr>
+        <w:t xml:space="preserve"> </w:t>
+      </w:r>
+      <w:proofErr w:type="spellStart"/>
+      <w:r>
+        <w:rPr>
+          <w:lang w:val="en-US"/>
+        </w:rPr>
+        <w:t>Інтеграційне</w:t>
+      </w:r>
+      <w:proofErr w:type="spellEnd"/>
+      <w:r>
+        <w:rPr>
+          <w:lang w:val="en-US"/>
+        </w:rPr>
+        <w:t xml:space="preserve"> </w:t>
+      </w:r>
+      <w:proofErr w:type="spellStart"/>
+      <w:r>
+        <w:rPr>
+          <w:lang w:val="en-US"/>
+        </w:rPr>
+        <w:t>тестування</w:t>
+      </w:r>
+      <w:proofErr w:type="spellEnd"/>
+      <w:r>
+        <w:rPr>
+          <w:lang w:val="en-US"/>
+        </w:rPr>
+        <w:t xml:space="preserve"> </w:t>
+      </w:r>
+      <w:r>
+        <w:rPr>
+          <w:lang w:val="ru-RU"/>
+        </w:rPr>
+        <w:t>–</w:t>
+      </w:r>
+      <w:r>
+        <w:rPr>
+          <w:lang w:val="en-US"/>
+        </w:rPr>
+        <w:t xml:space="preserve"> </w:t>
+      </w:r>
+      <w:proofErr w:type="spellStart"/>
+      <w:r>
+        <w:rPr>
+          <w:lang w:val="en-US"/>
+        </w:rPr>
+        <w:t>перевірка</w:t>
+      </w:r>
+      <w:proofErr w:type="spellEnd"/>
+      <w:r>
+        <w:rPr>
+          <w:lang w:val="en-US"/>
+        </w:rPr>
+        <w:t xml:space="preserve"> </w:t>
+      </w:r>
+      <w:proofErr w:type="spellStart"/>
+      <w:r>
+        <w:rPr>
+          <w:lang w:val="en-US"/>
+        </w:rPr>
+        <w:t>взаємодії</w:t>
+      </w:r>
+      <w:proofErr w:type="spellEnd"/>
+      <w:r>
+        <w:rPr>
+          <w:lang w:val="en-US"/>
+        </w:rPr>
+        <w:t xml:space="preserve"> </w:t>
+      </w:r>
+      <w:proofErr w:type="spellStart"/>
+      <w:r>
+        <w:rPr>
+          <w:lang w:val="en-US"/>
+        </w:rPr>
+        <w:t>модулів</w:t>
+      </w:r>
+      <w:proofErr w:type="spellEnd"/>
+      <w:r>
+        <w:rPr>
+          <w:lang w:val="en-US"/>
+        </w:rPr>
+        <w:t xml:space="preserve"> у </w:t>
+      </w:r>
+      <w:proofErr w:type="spellStart"/>
+      <w:r>
+        <w:rPr>
+          <w:lang w:val="en-US"/>
+        </w:rPr>
+        <w:t>повному</w:t>
+      </w:r>
+      <w:proofErr w:type="spellEnd"/>
+      <w:r>
+        <w:rPr>
+          <w:lang w:val="en-US"/>
+        </w:rPr>
+        <w:t xml:space="preserve"> </w:t>
+      </w:r>
+      <w:proofErr w:type="spellStart"/>
+      <w:r>
+        <w:rPr>
+          <w:lang w:val="en-US"/>
+        </w:rPr>
+        <w:t>циклі</w:t>
+      </w:r>
+      <w:proofErr w:type="spellEnd"/>
+      <w:r>
+        <w:rPr>
+          <w:lang w:val="en-US"/>
+        </w:rPr>
+        <w:t xml:space="preserve"> </w:t>
+      </w:r>
+      <w:proofErr w:type="spellStart"/>
+      <w:r>
+        <w:rPr>
+          <w:lang w:val="en-US"/>
+        </w:rPr>
+        <w:t>оптимізації</w:t>
+      </w:r>
+      <w:proofErr w:type="spellEnd"/>
+      <w:r>
+        <w:rPr>
+          <w:lang w:val="en-US"/>
+        </w:rPr>
+        <w:t xml:space="preserve">: </w:t>
+      </w:r>
+      <w:proofErr w:type="spellStart"/>
+      <w:r>
+        <w:rPr>
+          <w:lang w:val="en-US"/>
+        </w:rPr>
+        <w:t>геокодування</w:t>
+      </w:r>
+      <w:proofErr w:type="spellEnd"/>
+      <w:r>
+        <w:rPr>
+          <w:lang w:val="en-US"/>
+        </w:rPr>
+        <w:t xml:space="preserve"> </w:t>
+      </w:r>
+      <w:proofErr w:type="spellStart"/>
+      <w:r>
+        <w:rPr>
+          <w:lang w:val="en-US"/>
+        </w:rPr>
+        <w:t>адреси</w:t>
+      </w:r>
+      <w:proofErr w:type="spellEnd"/>
+      <w:r>
+        <w:t>,</w:t>
+      </w:r>
+      <w:r>
+        <w:rPr>
+          <w:lang w:val="en-US"/>
+        </w:rPr>
+        <w:t xml:space="preserve"> </w:t>
+      </w:r>
+      <w:proofErr w:type="spellStart"/>
+      <w:r>
+        <w:rPr>
+          <w:lang w:val="en-US"/>
+        </w:rPr>
+        <w:t>завантаження</w:t>
+      </w:r>
+      <w:proofErr w:type="spellEnd"/>
+      <w:r>
+        <w:rPr>
+          <w:lang w:val="en-US"/>
+        </w:rPr>
+        <w:t xml:space="preserve"> </w:t>
+      </w:r>
+      <w:proofErr w:type="spellStart"/>
+      <w:r>
+        <w:rPr>
+          <w:lang w:val="en-US"/>
+        </w:rPr>
+        <w:t>графа</w:t>
+      </w:r>
+      <w:proofErr w:type="spellEnd"/>
+      <w:r>
+        <w:t>,</w:t>
+      </w:r>
+      <w:r>
+        <w:rPr>
+          <w:lang w:val="en-US"/>
+        </w:rPr>
+        <w:t xml:space="preserve"> </w:t>
+      </w:r>
+      <w:proofErr w:type="spellStart"/>
+      <w:r>
+        <w:rPr>
+          <w:lang w:val="en-US"/>
+        </w:rPr>
+        <w:t>побудова</w:t>
+      </w:r>
+      <w:proofErr w:type="spellEnd"/>
+      <w:r>
+        <w:rPr>
+          <w:lang w:val="en-US"/>
+        </w:rPr>
+        <w:t xml:space="preserve"> </w:t>
+      </w:r>
+      <w:proofErr w:type="spellStart"/>
+      <w:r>
+        <w:rPr>
+          <w:lang w:val="en-US"/>
+        </w:rPr>
+        <w:t>матриць</w:t>
+      </w:r>
+      <w:proofErr w:type="spellEnd"/>
+      <w:r>
+        <w:t>,</w:t>
+      </w:r>
+      <w:r>
+        <w:rPr>
+          <w:lang w:val="en-US"/>
+        </w:rPr>
+        <w:t xml:space="preserve"> </w:t>
+      </w:r>
+      <w:proofErr w:type="spellStart"/>
+      <w:r>
+        <w:rPr>
+          <w:lang w:val="en-US"/>
+        </w:rPr>
+        <w:t>виконання</w:t>
+      </w:r>
+      <w:proofErr w:type="spellEnd"/>
+      <w:r>
+        <w:rPr>
+          <w:lang w:val="en-US"/>
+        </w:rPr>
+        <w:t xml:space="preserve"> GA</w:t>
+      </w:r>
+      <w:r>
+        <w:t>,</w:t>
+      </w:r>
+      <w:r>
+        <w:rPr>
+          <w:lang w:val="en-US"/>
+        </w:rPr>
+        <w:t xml:space="preserve"> </w:t>
+      </w:r>
+      <w:proofErr w:type="spellStart"/>
+      <w:r>
+        <w:rPr>
+          <w:lang w:val="en-US"/>
+        </w:rPr>
+        <w:t>візуалізація</w:t>
+      </w:r>
+      <w:proofErr w:type="spellEnd"/>
+      <w:r>
+        <w:rPr>
+          <w:lang w:val="en-US"/>
+        </w:rPr>
+        <w:t xml:space="preserve">. </w:t>
+      </w:r>
+      <w:proofErr w:type="spellStart"/>
+      <w:r>
+        <w:rPr>
+          <w:lang w:val="en-US"/>
+        </w:rPr>
+        <w:t>Як</w:t>
+      </w:r>
+      <w:proofErr w:type="spellEnd"/>
+      <w:r>
+        <w:rPr>
+          <w:lang w:val="en-US"/>
+        </w:rPr>
+        <w:t xml:space="preserve"> </w:t>
+      </w:r>
+      <w:proofErr w:type="spellStart"/>
+      <w:r>
+        <w:rPr>
+          <w:lang w:val="en-US"/>
+        </w:rPr>
+        <w:t>тестові</w:t>
+      </w:r>
+      <w:proofErr w:type="spellEnd"/>
+      <w:r>
+        <w:rPr>
+          <w:lang w:val="en-US"/>
+        </w:rPr>
+        <w:t xml:space="preserve"> </w:t>
+      </w:r>
+      <w:proofErr w:type="spellStart"/>
+      <w:r>
+        <w:rPr>
+          <w:lang w:val="en-US"/>
+        </w:rPr>
+        <w:t>дані</w:t>
+      </w:r>
+      <w:proofErr w:type="spellEnd"/>
+      <w:r>
+        <w:rPr>
+          <w:lang w:val="en-US"/>
+        </w:rPr>
+        <w:t xml:space="preserve"> </w:t>
+      </w:r>
+      <w:proofErr w:type="spellStart"/>
+      <w:r>
+        <w:rPr>
+          <w:lang w:val="en-US"/>
+        </w:rPr>
+        <w:t>використано</w:t>
+      </w:r>
+      <w:proofErr w:type="spellEnd"/>
+      <w:r>
+        <w:rPr>
+          <w:lang w:val="en-US"/>
+        </w:rPr>
+        <w:t xml:space="preserve"> 5 </w:t>
+      </w:r>
+      <w:proofErr w:type="spellStart"/>
+      <w:r>
+        <w:rPr>
+          <w:lang w:val="en-US"/>
+        </w:rPr>
+        <w:t>наборів</w:t>
+      </w:r>
+      <w:proofErr w:type="spellEnd"/>
+      <w:r>
+        <w:rPr>
+          <w:lang w:val="en-US"/>
+        </w:rPr>
+        <w:t xml:space="preserve"> </w:t>
+      </w:r>
+      <w:proofErr w:type="spellStart"/>
+      <w:r>
+        <w:rPr>
+          <w:lang w:val="en-US"/>
+        </w:rPr>
+        <w:t>реальних</w:t>
+      </w:r>
+      <w:proofErr w:type="spellEnd"/>
+      <w:r>
+        <w:rPr>
+          <w:lang w:val="en-US"/>
+        </w:rPr>
+        <w:t xml:space="preserve"> </w:t>
+      </w:r>
+      <w:proofErr w:type="spellStart"/>
+      <w:r>
+        <w:rPr>
+          <w:lang w:val="en-US"/>
+        </w:rPr>
+        <w:t>адрес</w:t>
+      </w:r>
+      <w:proofErr w:type="spellEnd"/>
+      <w:r>
+        <w:rPr>
+          <w:lang w:val="en-US"/>
+        </w:rPr>
+        <w:t xml:space="preserve"> </w:t>
+      </w:r>
+      <w:proofErr w:type="spellStart"/>
+      <w:r>
+        <w:rPr>
+          <w:lang w:val="en-US"/>
+        </w:rPr>
+        <w:t>по</w:t>
+      </w:r>
+      <w:proofErr w:type="spellEnd"/>
+      <w:r>
+        <w:rPr>
+          <w:lang w:val="en-US"/>
+        </w:rPr>
+        <w:t xml:space="preserve"> </w:t>
+      </w:r>
+      <w:proofErr w:type="spellStart"/>
+      <w:r>
+        <w:rPr>
+          <w:lang w:val="en-US"/>
+        </w:rPr>
+        <w:t>місту</w:t>
+      </w:r>
+      <w:proofErr w:type="spellEnd"/>
+      <w:r>
+        <w:rPr>
+          <w:lang w:val="en-US"/>
+        </w:rPr>
+        <w:t xml:space="preserve"> </w:t>
+      </w:r>
+      <w:proofErr w:type="spellStart"/>
+      <w:r>
+        <w:rPr>
+          <w:lang w:val="en-US"/>
+        </w:rPr>
+        <w:t>Дніпро</w:t>
+      </w:r>
+      <w:proofErr w:type="spellEnd"/>
+      <w:r>
+        <w:rPr>
+          <w:lang w:val="en-US"/>
+        </w:rPr>
+        <w:t>.</w:t>
+      </w:r>
+    </w:p>
+    <w:p>
+      <w:pPr>
+        <w:ind w:firstLine="709"/>
+        <w:rPr>
+          <w:lang w:val="en-US"/>
+        </w:rPr>
+      </w:pPr>
+      <w:r>
+        <w:rPr>
+          <w:lang w:val="ru-RU"/>
+        </w:rPr>
+        <w:t>–</w:t>
+      </w:r>
+      <w:r>
+        <w:rPr>
+          <w:lang w:val="ru-RU"/>
+        </w:rPr>
+        <w:t xml:space="preserve"> </w:t>
+      </w:r>
+      <w:proofErr w:type="spellStart"/>
+      <w:r>
+        <w:rPr>
+          <w:lang w:val="en-US"/>
+        </w:rPr>
+        <w:t>Функціональне</w:t>
+      </w:r>
+      <w:proofErr w:type="spellEnd"/>
+      <w:r>
+        <w:rPr>
+          <w:lang w:val="en-US"/>
+        </w:rPr>
+        <w:t xml:space="preserve"> </w:t>
+      </w:r>
+      <w:proofErr w:type="spellStart"/>
+      <w:r>
+        <w:rPr>
+          <w:lang w:val="en-US"/>
+        </w:rPr>
+        <w:t>тестування</w:t>
+      </w:r>
+      <w:proofErr w:type="spellEnd"/>
+      <w:r>
+        <w:rPr>
+          <w:lang w:val="en-US"/>
+        </w:rPr>
+        <w:t xml:space="preserve"> </w:t>
+      </w:r>
+      <w:r>
+        <w:rPr>
+          <w:lang w:val="ru-RU"/>
+        </w:rPr>
+        <w:t>–</w:t>
+      </w:r>
+      <w:r>
+        <w:rPr>
+          <w:lang w:val="en-US"/>
+        </w:rPr>
+        <w:t xml:space="preserve"> </w:t>
+      </w:r>
+      <w:proofErr w:type="spellStart"/>
+      <w:r>
+        <w:rPr>
+          <w:lang w:val="en-US"/>
+        </w:rPr>
+        <w:t>перевірка</w:t>
+      </w:r>
+      <w:proofErr w:type="spellEnd"/>
+      <w:r>
+        <w:rPr>
+          <w:lang w:val="en-US"/>
+        </w:rPr>
+        <w:t xml:space="preserve"> </w:t>
+      </w:r>
+      <w:proofErr w:type="spellStart"/>
+      <w:r>
+        <w:rPr>
+          <w:lang w:val="en-US"/>
+        </w:rPr>
+        <w:t>відповідності</w:t>
+      </w:r>
+      <w:proofErr w:type="spellEnd"/>
+      <w:r>
+        <w:rPr>
+          <w:lang w:val="en-US"/>
+        </w:rPr>
+        <w:t xml:space="preserve"> </w:t>
+      </w:r>
+      <w:proofErr w:type="spellStart"/>
+      <w:r>
+        <w:rPr>
+          <w:lang w:val="en-US"/>
+        </w:rPr>
+        <w:t>поведінки</w:t>
+      </w:r>
+      <w:proofErr w:type="spellEnd"/>
+      <w:r>
+        <w:rPr>
+          <w:lang w:val="en-US"/>
+        </w:rPr>
+        <w:t xml:space="preserve"> </w:t>
+      </w:r>
+      <w:proofErr w:type="spellStart"/>
+      <w:r>
+        <w:rPr>
+          <w:lang w:val="en-US"/>
+        </w:rPr>
+        <w:t>системи</w:t>
+      </w:r>
+      <w:proofErr w:type="spellEnd"/>
+      <w:r>
+        <w:rPr>
+          <w:lang w:val="en-US"/>
+        </w:rPr>
+        <w:t xml:space="preserve"> </w:t>
+      </w:r>
+      <w:proofErr w:type="spellStart"/>
+      <w:r>
+        <w:rPr>
+          <w:lang w:val="en-US"/>
+        </w:rPr>
+        <w:t>функціональним</w:t>
+      </w:r>
+      <w:proofErr w:type="spellEnd"/>
+      <w:r>
+        <w:rPr>
+          <w:lang w:val="en-US"/>
+        </w:rPr>
+        <w:t xml:space="preserve"> </w:t>
+      </w:r>
+      <w:proofErr w:type="spellStart"/>
+      <w:r>
+        <w:rPr>
+          <w:lang w:val="en-US"/>
+        </w:rPr>
+        <w:t>вимогам</w:t>
+      </w:r>
+      <w:proofErr w:type="spellEnd"/>
+      <w:r>
+        <w:rPr>
+          <w:lang w:val="en-US"/>
+        </w:rPr>
+        <w:t xml:space="preserve">: </w:t>
+      </w:r>
+      <w:proofErr w:type="spellStart"/>
+      <w:r>
+        <w:rPr>
+          <w:lang w:val="en-US"/>
+        </w:rPr>
+        <w:t>дотримання</w:t>
+      </w:r>
+      <w:proofErr w:type="spellEnd"/>
+      <w:r>
+        <w:rPr>
+          <w:lang w:val="en-US"/>
+        </w:rPr>
+        <w:t xml:space="preserve"> </w:t>
+      </w:r>
+      <w:proofErr w:type="spellStart"/>
+      <w:r>
+        <w:rPr>
+          <w:lang w:val="en-US"/>
+        </w:rPr>
+        <w:t>обмежень</w:t>
+      </w:r>
+      <w:proofErr w:type="spellEnd"/>
+      <w:r>
+        <w:rPr>
+          <w:lang w:val="en-US"/>
+        </w:rPr>
+        <w:t xml:space="preserve"> </w:t>
+      </w:r>
+      <w:proofErr w:type="spellStart"/>
+      <w:r>
+        <w:rPr>
+          <w:lang w:val="en-US"/>
+        </w:rPr>
+        <w:t>місткості</w:t>
+      </w:r>
+      <w:proofErr w:type="spellEnd"/>
+      <w:r>
+        <w:rPr>
+          <w:lang w:val="en-US"/>
+        </w:rPr>
+        <w:t>,</w:t>
+      </w:r>
+      <w:r>
+        <w:t xml:space="preserve"> </w:t>
+      </w:r>
+      <w:proofErr w:type="spellStart"/>
+      <w:r>
+        <w:rPr>
+          <w:lang w:val="en-US"/>
+        </w:rPr>
+        <w:t>гарантія</w:t>
+      </w:r>
+      <w:proofErr w:type="spellEnd"/>
+      <w:r>
+        <w:rPr>
+          <w:lang w:val="en-US"/>
+        </w:rPr>
+        <w:t xml:space="preserve"> </w:t>
+      </w:r>
+      <w:proofErr w:type="spellStart"/>
+      <w:r>
+        <w:rPr>
+          <w:lang w:val="en-US"/>
+        </w:rPr>
+        <w:t>відвідування</w:t>
+      </w:r>
+      <w:proofErr w:type="spellEnd"/>
+      <w:r>
+        <w:rPr>
+          <w:lang w:val="en-US"/>
+        </w:rPr>
+        <w:t xml:space="preserve"> </w:t>
+      </w:r>
+      <w:proofErr w:type="spellStart"/>
+      <w:r>
+        <w:rPr>
+          <w:lang w:val="en-US"/>
+        </w:rPr>
+        <w:t>кожного</w:t>
+      </w:r>
+      <w:proofErr w:type="spellEnd"/>
+      <w:r>
+        <w:rPr>
+          <w:lang w:val="en-US"/>
+        </w:rPr>
+        <w:t xml:space="preserve"> </w:t>
+      </w:r>
+      <w:proofErr w:type="spellStart"/>
+      <w:r>
+        <w:rPr>
+          <w:lang w:val="en-US"/>
+        </w:rPr>
+        <w:t>клієнта</w:t>
+      </w:r>
+      <w:proofErr w:type="spellEnd"/>
+      <w:r>
+        <w:rPr>
+          <w:lang w:val="en-US"/>
+        </w:rPr>
+        <w:t xml:space="preserve"> </w:t>
+      </w:r>
+      <w:proofErr w:type="spellStart"/>
+      <w:r>
+        <w:rPr>
+          <w:lang w:val="en-US"/>
+        </w:rPr>
+        <w:t>рівно</w:t>
+      </w:r>
+      <w:proofErr w:type="spellEnd"/>
+      <w:r>
+        <w:rPr>
+          <w:lang w:val="en-US"/>
+        </w:rPr>
+        <w:t xml:space="preserve"> </w:t>
+      </w:r>
+      <w:proofErr w:type="spellStart"/>
+      <w:r>
+        <w:rPr>
+          <w:lang w:val="en-US"/>
+        </w:rPr>
+        <w:t>один</w:t>
+      </w:r>
+      <w:proofErr w:type="spellEnd"/>
+      <w:r>
+        <w:rPr>
+          <w:lang w:val="en-US"/>
+        </w:rPr>
+        <w:t xml:space="preserve"> </w:t>
+      </w:r>
+      <w:proofErr w:type="spellStart"/>
+      <w:r>
+        <w:rPr>
+          <w:lang w:val="en-US"/>
+        </w:rPr>
+        <w:t>раз</w:t>
+      </w:r>
+      <w:proofErr w:type="spellEnd"/>
+      <w:r>
+        <w:rPr>
+          <w:lang w:val="en-US"/>
+        </w:rPr>
+        <w:t xml:space="preserve">, </w:t>
+      </w:r>
+      <w:proofErr w:type="spellStart"/>
+      <w:r>
+        <w:rPr>
+          <w:lang w:val="en-US"/>
+        </w:rPr>
+        <w:t>коректна</w:t>
+      </w:r>
+      <w:proofErr w:type="spellEnd"/>
+      <w:r>
+        <w:rPr>
+          <w:lang w:val="en-US"/>
+        </w:rPr>
+        <w:t xml:space="preserve"> </w:t>
+      </w:r>
+      <w:proofErr w:type="spellStart"/>
+      <w:r>
+        <w:rPr>
+          <w:lang w:val="en-US"/>
+        </w:rPr>
+        <w:t>побудова</w:t>
+      </w:r>
+      <w:proofErr w:type="spellEnd"/>
+      <w:r>
+        <w:rPr>
+          <w:lang w:val="en-US"/>
+        </w:rPr>
+        <w:t xml:space="preserve"> </w:t>
+      </w:r>
+      <w:proofErr w:type="spellStart"/>
+      <w:r>
+        <w:rPr>
+          <w:lang w:val="en-US"/>
+        </w:rPr>
+        <w:t>маршруту</w:t>
+      </w:r>
+      <w:proofErr w:type="spellEnd"/>
+      <w:r>
+        <w:rPr>
+          <w:lang w:val="en-US"/>
+        </w:rPr>
+        <w:t xml:space="preserve"> з </w:t>
+      </w:r>
+      <w:proofErr w:type="spellStart"/>
+      <w:r>
+        <w:rPr>
+          <w:lang w:val="en-US"/>
+        </w:rPr>
+        <w:t>поверненням</w:t>
+      </w:r>
+      <w:proofErr w:type="spellEnd"/>
+      <w:r>
+        <w:rPr>
+          <w:lang w:val="en-US"/>
+        </w:rPr>
+        <w:t xml:space="preserve"> у </w:t>
+      </w:r>
+      <w:proofErr w:type="spellStart"/>
+      <w:r>
+        <w:rPr>
+          <w:lang w:val="en-US"/>
+        </w:rPr>
+        <w:t>депо</w:t>
+      </w:r>
+      <w:proofErr w:type="spellEnd"/>
+      <w:r>
+        <w:rPr>
+          <w:lang w:val="en-US"/>
+        </w:rPr>
+        <w:t>.</w:t>
+      </w:r>
+    </w:p>
+    <w:p>
+      <w:pPr>
+        <w:ind w:firstLine="709"/>
+      </w:pPr>
+      <w:proofErr w:type="spellStart"/>
+      <w:r>
+        <w:rPr>
+          <w:lang w:val="en-US"/>
+        </w:rPr>
+        <w:t>Параметри</w:t>
+      </w:r>
+      <w:proofErr w:type="spellEnd"/>
+      <w:r>
+        <w:rPr>
+          <w:lang w:val="en-US"/>
+        </w:rPr>
+        <w:t xml:space="preserve"> </w:t>
+      </w:r>
+      <w:proofErr w:type="spellStart"/>
+      <w:r>
+        <w:rPr>
+          <w:lang w:val="en-US"/>
+        </w:rPr>
+        <w:t>тестових</w:t>
+      </w:r>
+      <w:proofErr w:type="spellEnd"/>
+      <w:r>
+        <w:rPr>
+          <w:lang w:val="en-US"/>
+        </w:rPr>
+        <w:t xml:space="preserve"> </w:t>
+      </w:r>
+      <w:proofErr w:type="spellStart"/>
+      <w:r>
+        <w:rPr>
+          <w:lang w:val="en-US"/>
+        </w:rPr>
+        <w:t>сценаріїв</w:t>
+      </w:r>
+      <w:proofErr w:type="spellEnd"/>
+      <w:r>
+        <w:rPr>
+          <w:lang w:val="en-US"/>
+        </w:rPr>
+        <w:t xml:space="preserve"> </w:t>
+      </w:r>
+      <w:proofErr w:type="spellStart"/>
+      <w:r>
+        <w:rPr>
+          <w:lang w:val="en-US"/>
+        </w:rPr>
+        <w:t>наведено</w:t>
+      </w:r>
+      <w:proofErr w:type="spellEnd"/>
+      <w:r>
+        <w:rPr>
+          <w:lang w:val="en-US"/>
+        </w:rPr>
+        <w:t xml:space="preserve"> у </w:t>
+      </w:r>
+      <w:proofErr w:type="spellStart"/>
+      <w:r>
+        <w:rPr>
+          <w:lang w:val="en-US"/>
+        </w:rPr>
+        <w:t>таблиці</w:t>
+      </w:r>
+      <w:proofErr w:type="spellEnd"/>
+      <w:r>
+        <w:rPr>
+          <w:lang w:val="en-US"/>
+        </w:rPr>
+        <w:t xml:space="preserve"> 3.1.</w:t>
+      </w:r>
+    </w:p>
+    <w:p>
+      <w:pPr>
+        <w:ind w:firstLine="709"/>
+      </w:pPr>
+    </w:p>
+    <w:tbl>
+      <w:tblPr>
+        <w:tblStyle w:val="TableGrid"/>
+        <w:tblW w:w="9634" w:type="dxa"/>
+        <w:tblLook w:val="04A0" w:firstRow="1" w:lastRow="0" w:firstColumn="1" w:lastColumn="0" w:noHBand="0" w:noVBand="1"/>
+      </w:tblPr>
+      <w:tblGrid>
+        <w:gridCol w:w="498"/>
+        <w:gridCol w:w="3475"/>
+        <w:gridCol w:w="2831"/>
+        <w:gridCol w:w="2830"/>
+      </w:tblGrid>
+      <w:tr>
+        <w:tc>
+          <w:tcPr>
+            <w:tcW w:w="484" w:type="dxa"/>
+            <w:tcBorders>
+              <w:top w:val="single" w:sz="8" w:space="0" w:color="auto"/>
+              <w:left w:val="single" w:sz="8" w:space="0" w:color="auto"/>
+              <w:bottom w:val="single" w:sz="8" w:space="0" w:color="auto"/>
+              <w:right w:val="single" w:sz="8" w:space="0" w:color="auto"/>
+            </w:tcBorders>
+            <w:vAlign w:val="center"/>
+          </w:tcPr>
+          <w:p>
+            <w:pPr>
+              <w:jc w:val="center"/>
+              <w:rPr>
+                <w:b/>
+                <w:bCs/>
+              </w:rPr>
+            </w:pPr>
+            <w:r>
+              <w:rPr>
+                <w:b/>
+                <w:bCs/>
+              </w:rPr>
+              <w:t>№</w:t>
+            </w:r>
+          </w:p>
+        </w:tc>
+        <w:tc>
+          <w:tcPr>
+            <w:tcW w:w="3480" w:type="dxa"/>
+            <w:tcBorders>
+              <w:top w:val="single" w:sz="8" w:space="0" w:color="auto"/>
+              <w:left w:val="single" w:sz="8" w:space="0" w:color="auto"/>
+              <w:bottom w:val="single" w:sz="8" w:space="0" w:color="auto"/>
+              <w:right w:val="single" w:sz="8" w:space="0" w:color="auto"/>
+            </w:tcBorders>
+            <w:vAlign w:val="center"/>
+          </w:tcPr>
+          <w:p>
+            <w:pPr>
+              <w:jc w:val="center"/>
+              <w:rPr>
+                <w:b/>
+                <w:bCs/>
+              </w:rPr>
+            </w:pPr>
+            <w:r>
+              <w:rPr>
+                <w:b/>
+                <w:bCs/>
+              </w:rPr>
+              <w:t>Кількість замовлень</w:t>
+            </w:r>
+          </w:p>
+        </w:tc>
+        <w:tc>
+          <w:tcPr>
+            <w:tcW w:w="2835" w:type="dxa"/>
+            <w:tcBorders>
+              <w:top w:val="single" w:sz="8" w:space="0" w:color="auto"/>
+              <w:left w:val="single" w:sz="8" w:space="0" w:color="auto"/>
+              <w:bottom w:val="single" w:sz="8" w:space="0" w:color="auto"/>
+              <w:right w:val="single" w:sz="8" w:space="0" w:color="auto"/>
+            </w:tcBorders>
+            <w:vAlign w:val="center"/>
+          </w:tcPr>
+          <w:p>
+            <w:pPr>
+              <w:jc w:val="center"/>
+              <w:rPr>
+                <w:b/>
+                <w:bCs/>
+              </w:rPr>
+            </w:pPr>
+            <w:r>
+              <w:rPr>
+                <w:b/>
+                <w:bCs/>
+              </w:rPr>
+              <w:t>Кількість ТЗ</w:t>
+            </w:r>
+          </w:p>
+        </w:tc>
+        <w:tc>
+          <w:tcPr>
+            <w:tcW w:w="2835" w:type="dxa"/>
+            <w:tcBorders>
+              <w:top w:val="single" w:sz="8" w:space="0" w:color="auto"/>
+              <w:left w:val="single" w:sz="8" w:space="0" w:color="auto"/>
+              <w:bottom w:val="single" w:sz="8" w:space="0" w:color="auto"/>
+              <w:right w:val="single" w:sz="8" w:space="0" w:color="auto"/>
+            </w:tcBorders>
+            <w:vAlign w:val="center"/>
+          </w:tcPr>
+          <w:p>
+            <w:pPr>
+              <w:jc w:val="center"/>
+              <w:rPr>
+                <w:b/>
+                <w:bCs/>
+              </w:rPr>
+            </w:pPr>
+            <w:r>
+              <w:rPr>
+                <w:b/>
+                <w:bCs/>
+              </w:rPr>
+              <w:t>Радіус графа, км</w:t>
+            </w:r>
+          </w:p>
+        </w:tc>
+      </w:tr>
+      <w:tr>
+        <w:tc>
+          <w:tcPr>
+            <w:tcW w:w="484" w:type="dxa"/>
+            <w:tcBorders>
+              <w:top w:val="single" w:sz="8" w:space="0" w:color="auto"/>
+            </w:tcBorders>
+            <w:vAlign w:val="center"/>
+          </w:tcPr>
+          <w:p>
+            <w:pPr>
+              <w:jc w:val="center"/>
+            </w:pPr>
+            <w:r>
+              <w:t>1</w:t>
+            </w:r>
+          </w:p>
+        </w:tc>
+        <w:tc>
+          <w:tcPr>
+            <w:tcW w:w="3480" w:type="dxa"/>
+            <w:tcBorders>
+              <w:top w:val="single" w:sz="8" w:space="0" w:color="auto"/>
+            </w:tcBorders>
+            <w:vAlign w:val="center"/>
+          </w:tcPr>
+          <w:p>
+            <w:pPr>
+              <w:jc w:val="center"/>
+            </w:pPr>
+            <w:r>
+              <w:t>5</w:t>
+            </w:r>
+          </w:p>
+        </w:tc>
+        <w:tc>
+          <w:tcPr>
+            <w:tcW w:w="2835" w:type="dxa"/>
+            <w:tcBorders>
+              <w:top w:val="single" w:sz="8" w:space="0" w:color="auto"/>
+            </w:tcBorders>
+            <w:vAlign w:val="center"/>
+          </w:tcPr>
+          <w:p>
+            <w:pPr>
+              <w:jc w:val="center"/>
+            </w:pPr>
+            <w:r>
+              <w:t>1</w:t>
+            </w:r>
+          </w:p>
+        </w:tc>
+        <w:tc>
+          <w:tcPr>
+            <w:tcW w:w="2835" w:type="dxa"/>
+            <w:tcBorders>
+              <w:top w:val="single" w:sz="8" w:space="0" w:color="auto"/>
+            </w:tcBorders>
+            <w:vAlign w:val="center"/>
+          </w:tcPr>
+          <w:p>
+            <w:pPr>
+              <w:jc w:val="center"/>
+            </w:pPr>
+            <w:r>
+              <w:t>4</w:t>
+            </w:r>
+          </w:p>
+        </w:tc>
+      </w:tr>
+      <w:tr>
+        <w:tc>
+          <w:tcPr>
+            <w:tcW w:w="484" w:type="dxa"/>
+            <w:vAlign w:val="center"/>
+          </w:tcPr>
+          <w:p>
+            <w:pPr>
+              <w:jc w:val="center"/>
+            </w:pPr>
+            <w:r>
+              <w:t>2</w:t>
+            </w:r>
+          </w:p>
+        </w:tc>
+        <w:tc>
+          <w:tcPr>
+            <w:tcW w:w="3480" w:type="dxa"/>
+            <w:vAlign w:val="center"/>
+          </w:tcPr>
+          <w:p>
+            <w:pPr>
+              <w:jc w:val="center"/>
+            </w:pPr>
+            <w:r>
+              <w:t>10</w:t>
+            </w:r>
+          </w:p>
+        </w:tc>
+        <w:tc>
+          <w:tcPr>
+            <w:tcW w:w="2835" w:type="dxa"/>
+            <w:vAlign w:val="center"/>
+          </w:tcPr>
+          <w:p>
+            <w:pPr>
+              <w:jc w:val="center"/>
+            </w:pPr>
+            <w:r>
+              <w:t>2</w:t>
+            </w:r>
+          </w:p>
+        </w:tc>
+        <w:tc>
+          <w:tcPr>
+            <w:tcW w:w="2835" w:type="dxa"/>
+            <w:vAlign w:val="center"/>
+          </w:tcPr>
+          <w:p>
+            <w:pPr>
+              <w:jc w:val="center"/>
+            </w:pPr>
+            <w:r>
+              <w:t>8</w:t>
+            </w:r>
+          </w:p>
+        </w:tc>
+      </w:tr>
+      <w:tr>
+        <w:tc>
+          <w:tcPr>
+            <w:tcW w:w="484" w:type="dxa"/>
+            <w:vAlign w:val="center"/>
+          </w:tcPr>
+          <w:p>
+            <w:pPr>
+              <w:jc w:val="center"/>
+            </w:pPr>
+            <w:r>
+              <w:t>3</w:t>
+            </w:r>
+          </w:p>
+        </w:tc>
+        <w:tc>
+          <w:tcPr>
+            <w:tcW w:w="3480" w:type="dxa"/>
+            <w:vAlign w:val="center"/>
+          </w:tcPr>
+          <w:p>
+            <w:pPr>
+              <w:jc w:val="center"/>
+            </w:pPr>
+            <w:r>
+              <w:t>20</w:t>
+            </w:r>
+          </w:p>
+        </w:tc>
+        <w:tc>
+          <w:tcPr>
+            <w:tcW w:w="2835" w:type="dxa"/>
+            <w:vAlign w:val="center"/>
+          </w:tcPr>
+          <w:p>
+            <w:pPr>
+              <w:jc w:val="center"/>
+            </w:pPr>
+            <w:r>
+              <w:t>3</w:t>
+            </w:r>
+          </w:p>
+        </w:tc>
+        <w:tc>
+          <w:tcPr>
+            <w:tcW w:w="2835" w:type="dxa"/>
+            <w:vAlign w:val="center"/>
+          </w:tcPr>
+          <w:p>
+            <w:pPr>
+              <w:jc w:val="center"/>
+            </w:pPr>
+            <w:r>
+              <w:t>10</w:t>
+            </w:r>
+          </w:p>
+        </w:tc>
+      </w:tr>
+      <w:tr>
+        <w:tc>
+          <w:tcPr>
+            <w:tcW w:w="484" w:type="dxa"/>
+            <w:vAlign w:val="center"/>
+          </w:tcPr>
+          <w:p>
+            <w:pPr>
+              <w:jc w:val="center"/>
+            </w:pPr>
+            <w:r>
+              <w:t>4</w:t>
+            </w:r>
+          </w:p>
+        </w:tc>
+        <w:tc>
+          <w:tcPr>
+            <w:tcW w:w="3480" w:type="dxa"/>
+            <w:vAlign w:val="center"/>
+          </w:tcPr>
+          <w:p>
+            <w:pPr>
+              <w:jc w:val="center"/>
+            </w:pPr>
+            <w:r>
+              <w:t>50</w:t>
+            </w:r>
+          </w:p>
+        </w:tc>
+        <w:tc>
+          <w:tcPr>
+            <w:tcW w:w="2835" w:type="dxa"/>
+            <w:vAlign w:val="center"/>
+          </w:tcPr>
+          <w:p>
+            <w:pPr>
+              <w:jc w:val="center"/>
+            </w:pPr>
+            <w:r>
+              <w:t>5</w:t>
+            </w:r>
+          </w:p>
+        </w:tc>
+        <w:tc>
+          <w:tcPr>
+            <w:tcW w:w="2835" w:type="dxa"/>
+            <w:vAlign w:val="center"/>
+          </w:tcPr>
+          <w:p>
+            <w:pPr>
+              <w:jc w:val="center"/>
+            </w:pPr>
+            <w:r>
+              <w:t>1</w:t>
+            </w:r>
+            <w:r>
+              <w:t>2</w:t>
+            </w:r>
+          </w:p>
+        </w:tc>
+      </w:tr>
+    </w:tbl>
+    <w:p>
+      <w:pPr>
+        <w:ind w:firstLine="709"/>
+        <w:rPr>
+          <w:lang w:val="ru-RU"/>
+        </w:rPr>
+      </w:pPr>
+      <w:r>
+        <w:t xml:space="preserve">Таблиця 3.1 </w:t>
+      </w:r>
+      <w:r>
+        <w:rPr>
+          <w:lang w:val="ru-RU"/>
+        </w:rPr>
+        <w:t>–</w:t>
+      </w:r>
+      <w:r>
+        <w:rPr>
+          <w:lang w:val="ru-RU"/>
+        </w:rPr>
+        <w:t xml:space="preserve"> Параметри тестових сценаріїв</w:t>
+      </w:r>
+    </w:p>
+    <w:p>
+      <w:pPr>
+        <w:ind w:firstLine="709"/>
+        <w:rPr>
+          <w:lang w:val="ru-RU"/>
+        </w:rPr>
+      </w:pPr>
+    </w:p>
+    <w:p>
+      <w:pPr>
+        <w:ind w:firstLine="709"/>
+        <w:rPr>
+          <w:lang w:val="en-US"/>
+        </w:rPr>
+      </w:pPr>
+      <w:proofErr w:type="spellStart"/>
+      <w:r>
+        <w:rPr>
+          <w:lang w:val="en-US"/>
+        </w:rPr>
+        <w:lastRenderedPageBreak/>
+        <w:t>Результати</w:t>
+      </w:r>
+      <w:proofErr w:type="spellEnd"/>
+      <w:r>
+        <w:rPr>
+          <w:lang w:val="en-US"/>
+        </w:rPr>
+        <w:t xml:space="preserve"> </w:t>
+      </w:r>
+      <w:proofErr w:type="spellStart"/>
+      <w:r>
+        <w:rPr>
+          <w:lang w:val="en-US"/>
+        </w:rPr>
+        <w:t>тестування</w:t>
+      </w:r>
+      <w:proofErr w:type="spellEnd"/>
+      <w:r>
+        <w:rPr>
+          <w:lang w:val="en-US"/>
+        </w:rPr>
+        <w:t xml:space="preserve">. </w:t>
+      </w:r>
+      <w:proofErr w:type="spellStart"/>
+      <w:r>
+        <w:rPr>
+          <w:lang w:val="en-US"/>
+        </w:rPr>
+        <w:t>Результати</w:t>
+      </w:r>
+      <w:proofErr w:type="spellEnd"/>
+      <w:r>
+        <w:rPr>
+          <w:lang w:val="en-US"/>
+        </w:rPr>
+        <w:t xml:space="preserve"> </w:t>
+      </w:r>
+      <w:proofErr w:type="spellStart"/>
+      <w:r>
+        <w:rPr>
+          <w:lang w:val="en-US"/>
+        </w:rPr>
+        <w:t>виконання</w:t>
+      </w:r>
+      <w:proofErr w:type="spellEnd"/>
+      <w:r>
+        <w:rPr>
+          <w:lang w:val="en-US"/>
+        </w:rPr>
+        <w:t xml:space="preserve"> </w:t>
+      </w:r>
+      <w:proofErr w:type="spellStart"/>
+      <w:r>
+        <w:rPr>
+          <w:lang w:val="en-US"/>
+        </w:rPr>
+        <w:t>тестових</w:t>
+      </w:r>
+      <w:proofErr w:type="spellEnd"/>
+      <w:r>
+        <w:rPr>
+          <w:lang w:val="en-US"/>
+        </w:rPr>
+        <w:t xml:space="preserve"> </w:t>
+      </w:r>
+      <w:proofErr w:type="spellStart"/>
+      <w:r>
+        <w:rPr>
+          <w:lang w:val="en-US"/>
+        </w:rPr>
+        <w:t>сценаріїв</w:t>
+      </w:r>
+      <w:proofErr w:type="spellEnd"/>
+      <w:r>
+        <w:rPr>
+          <w:lang w:val="en-US"/>
+        </w:rPr>
+        <w:t xml:space="preserve"> </w:t>
+      </w:r>
+      <w:proofErr w:type="spellStart"/>
+      <w:r>
+        <w:rPr>
+          <w:lang w:val="en-US"/>
+        </w:rPr>
+        <w:t>на</w:t>
+      </w:r>
+      <w:proofErr w:type="spellEnd"/>
+      <w:r>
+        <w:rPr>
+          <w:lang w:val="en-US"/>
+        </w:rPr>
+        <w:t xml:space="preserve"> </w:t>
+      </w:r>
+      <w:proofErr w:type="spellStart"/>
+      <w:r>
+        <w:rPr>
+          <w:lang w:val="en-US"/>
+        </w:rPr>
+        <w:t>персональному</w:t>
+      </w:r>
+      <w:proofErr w:type="spellEnd"/>
+      <w:r>
+        <w:rPr>
+          <w:lang w:val="en-US"/>
+        </w:rPr>
+        <w:t xml:space="preserve"> </w:t>
+      </w:r>
+      <w:proofErr w:type="spellStart"/>
+      <w:r>
+        <w:rPr>
+          <w:lang w:val="en-US"/>
+        </w:rPr>
+        <w:t>комп’ютері</w:t>
+      </w:r>
+      <w:proofErr w:type="spellEnd"/>
+      <w:r>
+        <w:rPr>
+          <w:lang w:val="en-US"/>
+        </w:rPr>
+        <w:t xml:space="preserve"> (Intel Core i5-11400, 16 ГБ ОЗП, ОС Windows 11) </w:t>
+      </w:r>
+      <w:proofErr w:type="spellStart"/>
+      <w:r>
+        <w:rPr>
+          <w:lang w:val="en-US"/>
+        </w:rPr>
+        <w:t>наведено</w:t>
+      </w:r>
+      <w:proofErr w:type="spellEnd"/>
+      <w:r>
+        <w:rPr>
+          <w:lang w:val="en-US"/>
+        </w:rPr>
+        <w:t xml:space="preserve"> у </w:t>
+      </w:r>
+      <w:proofErr w:type="spellStart"/>
+      <w:r>
+        <w:rPr>
+          <w:lang w:val="en-US"/>
+        </w:rPr>
+        <w:t>таблиці</w:t>
+      </w:r>
+      <w:proofErr w:type="spellEnd"/>
+      <w:r>
+        <w:rPr>
+          <w:lang w:val="en-US"/>
+        </w:rPr>
+        <w:t xml:space="preserve"> 3.2.</w:t>
+      </w:r>
+    </w:p>
+    <w:p>
+      <w:pPr>
+        <w:ind w:firstLine="709"/>
+      </w:pPr>
+    </w:p>
+    <w:tbl>
+      <w:tblPr>
+        <w:tblStyle w:val="TableGrid"/>
+        <w:tblW w:w="0" w:type="auto"/>
+        <w:tblLook w:val="04A0" w:firstRow="1" w:lastRow="0" w:firstColumn="1" w:lastColumn="0" w:noHBand="0" w:noVBand="1"/>
+      </w:tblPr>
+      <w:tblGrid>
+        <w:gridCol w:w="562"/>
+        <w:gridCol w:w="2127"/>
+        <w:gridCol w:w="2409"/>
+        <w:gridCol w:w="2604"/>
+        <w:gridCol w:w="1926"/>
+      </w:tblGrid>
+      <w:tr>
+        <w:tc>
+          <w:tcPr>
+            <w:tcW w:w="562" w:type="dxa"/>
+            <w:vAlign w:val="center"/>
+          </w:tcPr>
+          <w:p>
+            <w:pPr>
+              <w:jc w:val="center"/>
+              <w:rPr>
+                <w:b/>
+                <w:bCs/>
+              </w:rPr>
+            </w:pPr>
+            <w:r>
+              <w:rPr>
+                <w:b/>
+                <w:bCs/>
+              </w:rPr>
+              <w:t>№</w:t>
+            </w:r>
+          </w:p>
+        </w:tc>
+        <w:tc>
+          <w:tcPr>
+            <w:tcW w:w="2127" w:type="dxa"/>
+            <w:vAlign w:val="center"/>
+          </w:tcPr>
+          <w:p>
+            <w:pPr>
+              <w:jc w:val="center"/>
+              <w:rPr>
+                <w:b/>
+                <w:bCs/>
+              </w:rPr>
+            </w:pPr>
+            <w:r>
+              <w:rPr>
+                <w:b/>
+                <w:bCs/>
+              </w:rPr>
+              <w:t>Час побудови</w:t>
+            </w:r>
+          </w:p>
+          <w:p>
+            <w:pPr>
+              <w:jc w:val="center"/>
+              <w:rPr>
+                <w:b/>
+                <w:bCs/>
+              </w:rPr>
+            </w:pPr>
+            <w:r>
+              <w:rPr>
+                <w:b/>
+                <w:bCs/>
+              </w:rPr>
+              <w:t>графа, с</w:t>
+            </w:r>
+          </w:p>
+        </w:tc>
+        <w:tc>
+          <w:tcPr>
+            <w:tcW w:w="2409" w:type="dxa"/>
+            <w:vAlign w:val="center"/>
+          </w:tcPr>
+          <w:p>
+            <w:pPr>
+              <w:jc w:val="center"/>
+              <w:rPr>
+                <w:b/>
+                <w:bCs/>
+              </w:rPr>
+            </w:pPr>
+            <w:r>
+              <w:rPr>
+                <w:b/>
+                <w:bCs/>
+              </w:rPr>
+              <w:t>Час оптимізації</w:t>
+            </w:r>
+            <w:r>
+              <w:rPr>
+                <w:b/>
+                <w:bCs/>
+              </w:rPr>
+              <w:t>, с</w:t>
+            </w:r>
+          </w:p>
+        </w:tc>
+        <w:tc>
+          <w:tcPr>
+            <w:tcW w:w="2604" w:type="dxa"/>
+            <w:vAlign w:val="center"/>
+          </w:tcPr>
+          <w:p>
+            <w:pPr>
+              <w:jc w:val="center"/>
+              <w:rPr>
+                <w:b/>
+                <w:bCs/>
+              </w:rPr>
+            </w:pPr>
+            <w:r>
+              <w:rPr>
+                <w:b/>
+                <w:bCs/>
+              </w:rPr>
+              <w:t>Час маршрутів</w:t>
+            </w:r>
+            <w:r>
+              <w:rPr>
+                <w:b/>
+                <w:bCs/>
+              </w:rPr>
+              <w:t>, хв</w:t>
+            </w:r>
+          </w:p>
+        </w:tc>
+        <w:tc>
+          <w:tcPr>
+            <w:tcW w:w="1926" w:type="dxa"/>
+            <w:vAlign w:val="center"/>
+          </w:tcPr>
+          <w:p>
+            <w:pPr>
+              <w:jc w:val="center"/>
+              <w:rPr>
+                <w:b/>
+                <w:bCs/>
+              </w:rPr>
+            </w:pPr>
+            <w:r>
+              <w:rPr>
+                <w:b/>
+                <w:bCs/>
+              </w:rPr>
+              <w:t>Задіяно ТЗ</w:t>
+            </w:r>
+          </w:p>
+        </w:tc>
+      </w:tr>
+      <w:tr>
+        <w:tc>
+          <w:tcPr>
+            <w:tcW w:w="562" w:type="dxa"/>
+            <w:vAlign w:val="center"/>
+          </w:tcPr>
+          <w:p>
+            <w:pPr>
+              <w:jc w:val="center"/>
+            </w:pPr>
+            <w:r>
+              <w:t>1</w:t>
+            </w:r>
+          </w:p>
+        </w:tc>
+        <w:tc>
+          <w:tcPr>
+            <w:tcW w:w="2127" w:type="dxa"/>
+            <w:vAlign w:val="center"/>
+          </w:tcPr>
+          <w:p>
+            <w:pPr>
+              <w:jc w:val="center"/>
+            </w:pPr>
+            <w:r>
+              <w:t>4.</w:t>
+            </w:r>
+            <w:r>
+              <w:t>9</w:t>
+            </w:r>
+          </w:p>
+        </w:tc>
+        <w:tc>
+          <w:tcPr>
+            <w:tcW w:w="2409" w:type="dxa"/>
+            <w:vAlign w:val="center"/>
+          </w:tcPr>
+          <w:p>
+            <w:pPr>
+              <w:jc w:val="center"/>
+            </w:pPr>
+            <w:r>
+              <w:t>0.3</w:t>
+            </w:r>
+          </w:p>
+        </w:tc>
+        <w:tc>
+          <w:tcPr>
+            <w:tcW w:w="2604" w:type="dxa"/>
+            <w:vAlign w:val="center"/>
+          </w:tcPr>
+          <w:p>
+            <w:pPr>
+              <w:jc w:val="center"/>
+            </w:pPr>
+            <w:r>
+              <w:t>18</w:t>
+            </w:r>
+          </w:p>
+        </w:tc>
+        <w:tc>
+          <w:tcPr>
+            <w:tcW w:w="1926" w:type="dxa"/>
+            <w:vAlign w:val="center"/>
+          </w:tcPr>
+          <w:p>
+            <w:pPr>
+              <w:jc w:val="center"/>
+            </w:pPr>
+            <w:r>
+              <w:t>1</w:t>
+            </w:r>
+          </w:p>
+        </w:tc>
+      </w:tr>
+      <w:tr>
+        <w:tc>
+          <w:tcPr>
+            <w:tcW w:w="562" w:type="dxa"/>
+            <w:vAlign w:val="center"/>
+          </w:tcPr>
+          <w:p>
+            <w:pPr>
+              <w:jc w:val="center"/>
+            </w:pPr>
+            <w:r>
+              <w:t>2</w:t>
+            </w:r>
+          </w:p>
+        </w:tc>
+        <w:tc>
+          <w:tcPr>
+            <w:tcW w:w="2127" w:type="dxa"/>
+            <w:vAlign w:val="center"/>
+          </w:tcPr>
+          <w:p>
+            <w:pPr>
+              <w:jc w:val="center"/>
+            </w:pPr>
+            <w:r>
+              <w:t>8</w:t>
+            </w:r>
+            <w:r>
+              <w:t>.</w:t>
+            </w:r>
+            <w:r>
+              <w:t>3</w:t>
+            </w:r>
+          </w:p>
+        </w:tc>
+        <w:tc>
+          <w:tcPr>
+            <w:tcW w:w="2409" w:type="dxa"/>
+            <w:vAlign w:val="center"/>
+          </w:tcPr>
+          <w:p>
+            <w:pPr>
+              <w:jc w:val="center"/>
+            </w:pPr>
+            <w:r>
+              <w:t>2.1</w:t>
+            </w:r>
+          </w:p>
+        </w:tc>
+        <w:tc>
+          <w:tcPr>
+            <w:tcW w:w="2604" w:type="dxa"/>
+            <w:vAlign w:val="center"/>
+          </w:tcPr>
+          <w:p>
+            <w:pPr>
+              <w:jc w:val="center"/>
+            </w:pPr>
+            <w:r>
+              <w:t>3</w:t>
+            </w:r>
+            <w:r>
+              <w:t>3</w:t>
+            </w:r>
+            <w:r>
+              <w:t>.2</w:t>
+            </w:r>
+          </w:p>
+        </w:tc>
+        <w:tc>
+          <w:tcPr>
+            <w:tcW w:w="1926" w:type="dxa"/>
+            <w:vAlign w:val="center"/>
+          </w:tcPr>
+          <w:p>
+            <w:pPr>
+              <w:jc w:val="center"/>
+            </w:pPr>
+            <w:r>
+              <w:t>2</w:t>
+            </w:r>
+          </w:p>
+        </w:tc>
+      </w:tr>
+      <w:tr>
+        <w:tc>
+          <w:tcPr>
+            <w:tcW w:w="562" w:type="dxa"/>
+            <w:vAlign w:val="center"/>
+          </w:tcPr>
+          <w:p>
+            <w:pPr>
+              <w:jc w:val="center"/>
+            </w:pPr>
+            <w:r>
+              <w:t>3</w:t>
+            </w:r>
+          </w:p>
+        </w:tc>
+        <w:tc>
+          <w:tcPr>
+            <w:tcW w:w="2127" w:type="dxa"/>
+            <w:vAlign w:val="center"/>
+          </w:tcPr>
+          <w:p>
+            <w:pPr>
+              <w:jc w:val="center"/>
+            </w:pPr>
+            <w:r>
+              <w:t>12.4</w:t>
+            </w:r>
+          </w:p>
+        </w:tc>
+        <w:tc>
+          <w:tcPr>
+            <w:tcW w:w="2409" w:type="dxa"/>
+            <w:vAlign w:val="center"/>
+          </w:tcPr>
+          <w:p>
+            <w:pPr>
+              <w:jc w:val="center"/>
+            </w:pPr>
+            <w:r>
+              <w:t>6.5</w:t>
+            </w:r>
+          </w:p>
+        </w:tc>
+        <w:tc>
+          <w:tcPr>
+            <w:tcW w:w="2604" w:type="dxa"/>
+            <w:vAlign w:val="center"/>
+          </w:tcPr>
+          <w:p>
+            <w:pPr>
+              <w:jc w:val="center"/>
+            </w:pPr>
+            <w:r>
+              <w:t>71.4</w:t>
+            </w:r>
+          </w:p>
+        </w:tc>
+        <w:tc>
+          <w:tcPr>
+            <w:tcW w:w="1926" w:type="dxa"/>
+            <w:vAlign w:val="center"/>
+          </w:tcPr>
+          <w:p>
+            <w:pPr>
+              <w:jc w:val="center"/>
+            </w:pPr>
+            <w:r>
+              <w:t>3</w:t>
+            </w:r>
+          </w:p>
+        </w:tc>
+      </w:tr>
+      <w:tr>
+        <w:tc>
+          <w:tcPr>
+            <w:tcW w:w="562" w:type="dxa"/>
+            <w:vAlign w:val="center"/>
+          </w:tcPr>
+          <w:p>
+            <w:pPr>
+              <w:jc w:val="center"/>
+            </w:pPr>
+            <w:r>
+              <w:t>4</w:t>
+            </w:r>
+          </w:p>
+        </w:tc>
+        <w:tc>
+          <w:tcPr>
+            <w:tcW w:w="2127" w:type="dxa"/>
+            <w:vAlign w:val="center"/>
+          </w:tcPr>
+          <w:p>
+            <w:pPr>
+              <w:jc w:val="center"/>
+            </w:pPr>
+            <w:r>
+              <w:t>21.6</w:t>
+            </w:r>
+          </w:p>
+        </w:tc>
+        <w:tc>
+          <w:tcPr>
+            <w:tcW w:w="2409" w:type="dxa"/>
+            <w:vAlign w:val="center"/>
+          </w:tcPr>
+          <w:p>
+            <w:pPr>
+              <w:jc w:val="center"/>
+            </w:pPr>
+            <w:r>
+              <w:t>28.1</w:t>
+            </w:r>
+          </w:p>
+        </w:tc>
+        <w:tc>
+          <w:tcPr>
+            <w:tcW w:w="2604" w:type="dxa"/>
+            <w:vAlign w:val="center"/>
+          </w:tcPr>
+          <w:p>
+            <w:pPr>
+              <w:jc w:val="center"/>
+            </w:pPr>
+            <w:r>
+              <w:t>145</w:t>
+            </w:r>
+          </w:p>
+        </w:tc>
+        <w:tc>
+          <w:tcPr>
+            <w:tcW w:w="1926" w:type="dxa"/>
+            <w:vAlign w:val="center"/>
+          </w:tcPr>
+          <w:p>
+            <w:pPr>
+              <w:jc w:val="center"/>
+              <w:rPr>
+                <w:lang w:val="en-US"/>
+              </w:rPr>
+            </w:pPr>
+            <w:r>
+              <w:rPr>
+                <w:lang w:val="en-US"/>
+              </w:rPr>
+              <w:t>4</w:t>
+            </w:r>
+          </w:p>
+        </w:tc>
+      </w:tr>
+    </w:tbl>
+    <w:p>
+      <w:pPr>
+        <w:ind w:firstLine="709"/>
+        <w:rPr>
+          <w:lang w:val="en-US"/>
+        </w:rPr>
+      </w:pPr>
+      <w:r>
+        <w:t xml:space="preserve">Таблиця 3.2 </w:t>
+      </w:r>
+      <w:r>
+        <w:rPr>
+          <w:lang w:val="ru-RU"/>
+        </w:rPr>
+        <w:t>–</w:t>
+      </w:r>
+      <w:r>
+        <w:rPr>
+          <w:lang w:val="ru-RU"/>
+        </w:rPr>
+        <w:t xml:space="preserve"> Результати </w:t>
+      </w:r>
+      <w:r>
+        <w:rPr>
+          <w:lang w:val="ru-RU"/>
+        </w:rPr>
+        <w:t>тестування</w:t>
+      </w:r>
+    </w:p>
+    <w:p>
+      <w:pPr>
+        <w:ind w:firstLine="709"/>
+        <w:rPr>
+          <w:lang w:val="en-US"/>
+        </w:rPr>
+      </w:pPr>
+    </w:p>
+    <w:p>
+      <w:pPr>
+        <w:ind w:firstLine="709"/>
+        <w:rPr>
+          <w:lang w:val="en-US"/>
+        </w:rPr>
+      </w:pPr>
+      <w:proofErr w:type="spellStart"/>
+      <w:r>
+        <w:rPr>
+          <w:lang w:val="en-US"/>
+        </w:rPr>
+        <w:t>Аналіз</w:t>
+      </w:r>
+      <w:proofErr w:type="spellEnd"/>
+      <w:r>
+        <w:rPr>
+          <w:lang w:val="en-US"/>
+        </w:rPr>
+        <w:t xml:space="preserve"> </w:t>
+      </w:r>
+      <w:proofErr w:type="spellStart"/>
+      <w:r>
+        <w:rPr>
+          <w:lang w:val="en-US"/>
+        </w:rPr>
+        <w:t>отриманих</w:t>
+      </w:r>
+      <w:proofErr w:type="spellEnd"/>
+      <w:r>
+        <w:rPr>
+          <w:lang w:val="en-US"/>
+        </w:rPr>
+        <w:t xml:space="preserve"> </w:t>
+      </w:r>
+      <w:proofErr w:type="spellStart"/>
+      <w:r>
+        <w:rPr>
+          <w:lang w:val="en-US"/>
+        </w:rPr>
+        <w:t>даних</w:t>
+      </w:r>
+      <w:proofErr w:type="spellEnd"/>
+      <w:r>
+        <w:rPr>
+          <w:lang w:val="en-US"/>
+        </w:rPr>
+        <w:t xml:space="preserve"> </w:t>
+      </w:r>
+      <w:proofErr w:type="spellStart"/>
+      <w:r>
+        <w:rPr>
+          <w:lang w:val="en-US"/>
+        </w:rPr>
+        <w:t>показує</w:t>
+      </w:r>
+      <w:proofErr w:type="spellEnd"/>
+      <w:r>
+        <w:rPr>
+          <w:lang w:val="en-US"/>
+        </w:rPr>
+        <w:t>:</w:t>
+      </w:r>
+    </w:p>
+    <w:p>
+      <w:pPr>
+        <w:ind w:firstLine="709"/>
+        <w:rPr>
+          <w:lang w:val="en-US"/>
+        </w:rPr>
+      </w:pPr>
+      <w:r>
+        <w:rPr>
+          <w:lang w:val="en-US"/>
+        </w:rPr>
+        <w:t xml:space="preserve">– </w:t>
+      </w:r>
+      <w:proofErr w:type="spellStart"/>
+      <w:r>
+        <w:rPr>
+          <w:lang w:val="en-US"/>
+        </w:rPr>
+        <w:t>час</w:t>
+      </w:r>
+      <w:proofErr w:type="spellEnd"/>
+      <w:r>
+        <w:rPr>
+          <w:lang w:val="en-US"/>
+        </w:rPr>
+        <w:t xml:space="preserve"> </w:t>
+      </w:r>
+      <w:proofErr w:type="spellStart"/>
+      <w:r>
+        <w:rPr>
+          <w:lang w:val="en-US"/>
+        </w:rPr>
+        <w:t>побудови</w:t>
+      </w:r>
+      <w:proofErr w:type="spellEnd"/>
+      <w:r>
+        <w:rPr>
+          <w:lang w:val="en-US"/>
+        </w:rPr>
+        <w:t xml:space="preserve"> </w:t>
+      </w:r>
+      <w:proofErr w:type="spellStart"/>
+      <w:r>
+        <w:rPr>
+          <w:lang w:val="en-US"/>
+        </w:rPr>
+        <w:t>графа</w:t>
+      </w:r>
+      <w:proofErr w:type="spellEnd"/>
+      <w:r>
+        <w:rPr>
+          <w:lang w:val="en-US"/>
+        </w:rPr>
+        <w:t xml:space="preserve"> </w:t>
+      </w:r>
+      <w:proofErr w:type="spellStart"/>
+      <w:r>
+        <w:rPr>
+          <w:lang w:val="en-US"/>
+        </w:rPr>
+        <w:t>лінійно</w:t>
+      </w:r>
+      <w:proofErr w:type="spellEnd"/>
+      <w:r>
+        <w:rPr>
+          <w:lang w:val="en-US"/>
+        </w:rPr>
+        <w:t xml:space="preserve"> </w:t>
+      </w:r>
+      <w:proofErr w:type="spellStart"/>
+      <w:r>
+        <w:rPr>
+          <w:lang w:val="en-US"/>
+        </w:rPr>
+        <w:t>залежить</w:t>
+      </w:r>
+      <w:proofErr w:type="spellEnd"/>
+      <w:r>
+        <w:rPr>
+          <w:lang w:val="en-US"/>
+        </w:rPr>
+        <w:t xml:space="preserve"> </w:t>
+      </w:r>
+      <w:proofErr w:type="spellStart"/>
+      <w:r>
+        <w:rPr>
+          <w:lang w:val="en-US"/>
+        </w:rPr>
+        <w:t>від</w:t>
+      </w:r>
+      <w:proofErr w:type="spellEnd"/>
+      <w:r>
+        <w:rPr>
+          <w:lang w:val="en-US"/>
+        </w:rPr>
+        <w:t xml:space="preserve"> </w:t>
+      </w:r>
+      <w:proofErr w:type="spellStart"/>
+      <w:r>
+        <w:rPr>
+          <w:lang w:val="en-US"/>
+        </w:rPr>
+        <w:t>радіусу</w:t>
+      </w:r>
+      <w:proofErr w:type="spellEnd"/>
+      <w:r>
+        <w:rPr>
+          <w:lang w:val="en-US"/>
+        </w:rPr>
+        <w:t xml:space="preserve"> </w:t>
+      </w:r>
+      <w:proofErr w:type="spellStart"/>
+      <w:r>
+        <w:rPr>
+          <w:lang w:val="en-US"/>
+        </w:rPr>
+        <w:t>завантаження</w:t>
+      </w:r>
+      <w:proofErr w:type="spellEnd"/>
+      <w:r>
+        <w:rPr>
+          <w:lang w:val="en-US"/>
+        </w:rPr>
+        <w:t>;</w:t>
+      </w:r>
+    </w:p>
+    <w:p>
+      <w:pPr>
+        <w:ind w:firstLine="709"/>
+        <w:rPr>
+          <w:lang w:val="en-US"/>
+        </w:rPr>
+      </w:pPr>
+      <w:r>
+        <w:rPr>
+          <w:lang w:val="en-US"/>
+        </w:rPr>
+        <w:t xml:space="preserve">– </w:t>
+      </w:r>
+      <w:proofErr w:type="spellStart"/>
+      <w:r>
+        <w:rPr>
+          <w:lang w:val="en-US"/>
+        </w:rPr>
+        <w:t>час</w:t>
+      </w:r>
+      <w:proofErr w:type="spellEnd"/>
+      <w:r>
+        <w:rPr>
+          <w:lang w:val="en-US"/>
+        </w:rPr>
+        <w:t xml:space="preserve"> </w:t>
+      </w:r>
+      <w:proofErr w:type="spellStart"/>
+      <w:r>
+        <w:rPr>
+          <w:lang w:val="en-US"/>
+        </w:rPr>
+        <w:t>оптимізації</w:t>
+      </w:r>
+      <w:proofErr w:type="spellEnd"/>
+      <w:r>
+        <w:rPr>
+          <w:lang w:val="en-US"/>
+        </w:rPr>
+        <w:t xml:space="preserve"> у </w:t>
+      </w:r>
+      <w:proofErr w:type="spellStart"/>
+      <w:r>
+        <w:rPr>
+          <w:lang w:val="en-US"/>
+        </w:rPr>
+        <w:t>генетичному</w:t>
+      </w:r>
+      <w:proofErr w:type="spellEnd"/>
+      <w:r>
+        <w:rPr>
+          <w:lang w:val="en-US"/>
+        </w:rPr>
+        <w:t xml:space="preserve"> </w:t>
+      </w:r>
+      <w:proofErr w:type="spellStart"/>
+      <w:r>
+        <w:rPr>
+          <w:lang w:val="en-US"/>
+        </w:rPr>
+        <w:t>алгоритмі</w:t>
+      </w:r>
+      <w:proofErr w:type="spellEnd"/>
+      <w:r>
+        <w:rPr>
+          <w:lang w:val="en-US"/>
+        </w:rPr>
+        <w:t xml:space="preserve"> </w:t>
+      </w:r>
+      <w:proofErr w:type="spellStart"/>
+      <w:r>
+        <w:rPr>
+          <w:lang w:val="en-US"/>
+        </w:rPr>
+        <w:t>зростає</w:t>
+      </w:r>
+      <w:proofErr w:type="spellEnd"/>
+      <w:r>
+        <w:rPr>
+          <w:lang w:val="en-US"/>
+        </w:rPr>
+        <w:t xml:space="preserve"> </w:t>
+      </w:r>
+      <w:proofErr w:type="spellStart"/>
+      <w:r>
+        <w:rPr>
+          <w:lang w:val="en-US"/>
+        </w:rPr>
+        <w:t>приблизно</w:t>
+      </w:r>
+      <w:proofErr w:type="spellEnd"/>
+      <w:r>
+        <w:rPr>
+          <w:lang w:val="en-US"/>
+        </w:rPr>
+        <w:t xml:space="preserve"> </w:t>
+      </w:r>
+      <w:proofErr w:type="spellStart"/>
+      <w:r>
+        <w:rPr>
+          <w:lang w:val="en-US"/>
+        </w:rPr>
+        <w:t>як</w:t>
+      </w:r>
+      <w:proofErr w:type="spellEnd"/>
+      <w:r>
+        <w:rPr>
+          <w:lang w:val="en-US"/>
+        </w:rPr>
+        <w:t xml:space="preserve"> O(n²) </w:t>
+      </w:r>
+      <w:proofErr w:type="spellStart"/>
+      <w:r>
+        <w:rPr>
+          <w:lang w:val="en-US"/>
+        </w:rPr>
+        <w:t>щодо</w:t>
+      </w:r>
+      <w:proofErr w:type="spellEnd"/>
+      <w:r>
+        <w:rPr>
+          <w:lang w:val="en-US"/>
+        </w:rPr>
+        <w:t xml:space="preserve"> </w:t>
+      </w:r>
+      <w:proofErr w:type="spellStart"/>
+      <w:r>
+        <w:rPr>
+          <w:lang w:val="en-US"/>
+        </w:rPr>
+        <w:t>кількості</w:t>
+      </w:r>
+      <w:proofErr w:type="spellEnd"/>
+      <w:r>
+        <w:rPr>
+          <w:lang w:val="en-US"/>
+        </w:rPr>
+        <w:t xml:space="preserve"> </w:t>
+      </w:r>
+      <w:proofErr w:type="spellStart"/>
+      <w:r>
+        <w:rPr>
+          <w:lang w:val="en-US"/>
+        </w:rPr>
+        <w:t>замовлень</w:t>
+      </w:r>
+      <w:proofErr w:type="spellEnd"/>
+      <w:r>
+        <w:rPr>
+          <w:lang w:val="en-US"/>
+        </w:rPr>
+        <w:t xml:space="preserve">, </w:t>
+      </w:r>
+      <w:proofErr w:type="spellStart"/>
+      <w:r>
+        <w:rPr>
+          <w:lang w:val="en-US"/>
+        </w:rPr>
+        <w:t>що</w:t>
+      </w:r>
+      <w:proofErr w:type="spellEnd"/>
+      <w:r>
+        <w:rPr>
+          <w:lang w:val="en-US"/>
+        </w:rPr>
+        <w:t xml:space="preserve"> </w:t>
+      </w:r>
+      <w:proofErr w:type="spellStart"/>
+      <w:r>
+        <w:rPr>
+          <w:lang w:val="en-US"/>
+        </w:rPr>
+        <w:t>відповідає</w:t>
+      </w:r>
+      <w:proofErr w:type="spellEnd"/>
+      <w:r>
+        <w:rPr>
+          <w:lang w:val="en-US"/>
+        </w:rPr>
+        <w:t xml:space="preserve"> </w:t>
+      </w:r>
+      <w:proofErr w:type="spellStart"/>
+      <w:r>
+        <w:rPr>
+          <w:lang w:val="en-US"/>
+        </w:rPr>
+        <w:t>теоретичній</w:t>
+      </w:r>
+      <w:proofErr w:type="spellEnd"/>
+      <w:r>
+        <w:rPr>
+          <w:lang w:val="en-US"/>
+        </w:rPr>
+        <w:t xml:space="preserve"> </w:t>
+      </w:r>
+      <w:proofErr w:type="spellStart"/>
+      <w:r>
+        <w:rPr>
+          <w:lang w:val="en-US"/>
+        </w:rPr>
+        <w:t>складності</w:t>
+      </w:r>
+      <w:proofErr w:type="spellEnd"/>
+      <w:r>
+        <w:rPr>
+          <w:lang w:val="en-US"/>
+        </w:rPr>
+        <w:t xml:space="preserve"> </w:t>
+      </w:r>
+      <w:proofErr w:type="spellStart"/>
+      <w:r>
+        <w:rPr>
+          <w:lang w:val="en-US"/>
+        </w:rPr>
+        <w:t>декодера</w:t>
+      </w:r>
+      <w:proofErr w:type="spellEnd"/>
+      <w:r>
+        <w:rPr>
+          <w:lang w:val="en-US"/>
+        </w:rPr>
+        <w:t xml:space="preserve"> «split» </w:t>
+      </w:r>
+      <w:proofErr w:type="spellStart"/>
+      <w:r>
+        <w:rPr>
+          <w:lang w:val="en-US"/>
+        </w:rPr>
+        <w:t>при</w:t>
+      </w:r>
+      <w:proofErr w:type="spellEnd"/>
+      <w:r>
+        <w:rPr>
+          <w:lang w:val="en-US"/>
+        </w:rPr>
+        <w:t xml:space="preserve"> </w:t>
+      </w:r>
+      <w:proofErr w:type="spellStart"/>
+      <w:r>
+        <w:rPr>
+          <w:lang w:val="en-US"/>
+        </w:rPr>
+        <w:t>фіксованій</w:t>
+      </w:r>
+      <w:proofErr w:type="spellEnd"/>
+      <w:r>
+        <w:rPr>
+          <w:lang w:val="en-US"/>
+        </w:rPr>
+        <w:t xml:space="preserve"> </w:t>
+      </w:r>
+      <w:proofErr w:type="spellStart"/>
+      <w:r>
+        <w:rPr>
+          <w:lang w:val="en-US"/>
+        </w:rPr>
+        <w:t>кількості</w:t>
+      </w:r>
+      <w:proofErr w:type="spellEnd"/>
+      <w:r>
+        <w:rPr>
+          <w:lang w:val="en-US"/>
+        </w:rPr>
+        <w:t xml:space="preserve"> </w:t>
+      </w:r>
+      <w:proofErr w:type="spellStart"/>
+      <w:r>
+        <w:rPr>
+          <w:lang w:val="en-US"/>
+        </w:rPr>
+        <w:t>поколінь</w:t>
+      </w:r>
+      <w:proofErr w:type="spellEnd"/>
+      <w:r>
+        <w:rPr>
+          <w:lang w:val="en-US"/>
+        </w:rPr>
+        <w:t>;</w:t>
+      </w:r>
+    </w:p>
+    <w:p>
+      <w:pPr>
+        <w:ind w:firstLine="709"/>
+        <w:rPr>
+          <w:lang w:val="en-US"/>
+        </w:rPr>
+      </w:pPr>
+      <w:r>
+        <w:rPr>
+          <w:lang w:val="en-US"/>
+        </w:rPr>
+        <w:t xml:space="preserve">– у </w:t>
+      </w:r>
+      <w:proofErr w:type="spellStart"/>
+      <w:r>
+        <w:rPr>
+          <w:lang w:val="en-US"/>
+        </w:rPr>
+        <w:t>всіх</w:t>
+      </w:r>
+      <w:proofErr w:type="spellEnd"/>
+      <w:r>
+        <w:rPr>
+          <w:lang w:val="en-US"/>
+        </w:rPr>
+        <w:t xml:space="preserve"> </w:t>
+      </w:r>
+      <w:proofErr w:type="spellStart"/>
+      <w:r>
+        <w:rPr>
+          <w:lang w:val="en-US"/>
+        </w:rPr>
+        <w:t>сценаріях</w:t>
+      </w:r>
+      <w:proofErr w:type="spellEnd"/>
+      <w:r>
+        <w:rPr>
+          <w:lang w:val="en-US"/>
+        </w:rPr>
+        <w:t xml:space="preserve"> </w:t>
+      </w:r>
+      <w:proofErr w:type="spellStart"/>
+      <w:r>
+        <w:rPr>
+          <w:lang w:val="en-US"/>
+        </w:rPr>
+        <w:t>обмеження</w:t>
+      </w:r>
+      <w:proofErr w:type="spellEnd"/>
+      <w:r>
+        <w:rPr>
+          <w:lang w:val="en-US"/>
+        </w:rPr>
+        <w:t xml:space="preserve"> </w:t>
+      </w:r>
+      <w:proofErr w:type="spellStart"/>
+      <w:r>
+        <w:rPr>
+          <w:lang w:val="en-US"/>
+        </w:rPr>
+        <w:t>вантажомісткості</w:t>
+      </w:r>
+      <w:proofErr w:type="spellEnd"/>
+      <w:r>
+        <w:rPr>
+          <w:lang w:val="en-US"/>
+        </w:rPr>
+        <w:t xml:space="preserve"> </w:t>
+      </w:r>
+      <w:proofErr w:type="spellStart"/>
+      <w:r>
+        <w:rPr>
+          <w:lang w:val="en-US"/>
+        </w:rPr>
+        <w:t>були</w:t>
+      </w:r>
+      <w:proofErr w:type="spellEnd"/>
+      <w:r>
+        <w:rPr>
+          <w:lang w:val="en-US"/>
+        </w:rPr>
+        <w:t xml:space="preserve"> </w:t>
+      </w:r>
+      <w:proofErr w:type="spellStart"/>
+      <w:r>
+        <w:rPr>
+          <w:lang w:val="en-US"/>
+        </w:rPr>
+        <w:t>дотримані</w:t>
+      </w:r>
+      <w:proofErr w:type="spellEnd"/>
+      <w:r>
+        <w:rPr>
+          <w:lang w:val="en-US"/>
+        </w:rPr>
+        <w:t xml:space="preserve"> </w:t>
+      </w:r>
+      <w:proofErr w:type="spellStart"/>
+      <w:r>
+        <w:rPr>
+          <w:lang w:val="en-US"/>
+        </w:rPr>
+        <w:t>без</w:t>
+      </w:r>
+      <w:proofErr w:type="spellEnd"/>
+      <w:r>
+        <w:rPr>
+          <w:lang w:val="en-US"/>
+        </w:rPr>
+        <w:t xml:space="preserve"> </w:t>
+      </w:r>
+      <w:proofErr w:type="spellStart"/>
+      <w:r>
+        <w:rPr>
+          <w:lang w:val="en-US"/>
+        </w:rPr>
+        <w:t>порушень</w:t>
+      </w:r>
+      <w:proofErr w:type="spellEnd"/>
+      <w:r>
+        <w:rPr>
+          <w:lang w:val="en-US"/>
+        </w:rPr>
+        <w:t>.</w:t>
+      </w:r>
+    </w:p>
+    <w:p>
+      <w:pPr>
+        <w:ind w:firstLine="709"/>
+        <w:rPr>
+          <w:lang w:val="en-US"/>
+        </w:rPr>
+      </w:pPr>
+    </w:p>
+    <w:p>
+      <w:pPr>
+        <w:ind w:firstLine="709"/>
+      </w:pPr>
+    </w:p>
+    <w:p>
+      <w:pPr>
+        <w:ind w:firstLine="709"/>
+      </w:pPr>
+    </w:p>
+    <w:p>
+      <w:pPr>
+        <w:ind w:firstLine="709"/>
+      </w:pPr>
+    </w:p>
+    <w:p>
+      <w:pPr>
+        <w:pStyle w:val="Heading2"/>
+      </w:pPr>
+      <w:r>
+        <w:rPr>
+          <w:lang w:val="en-US"/>
+        </w:rPr>
+        <w:lastRenderedPageBreak/>
+        <w:t xml:space="preserve">3.7 </w:t>
+      </w:r>
+      <w:r>
+        <w:t>Порівняльний аналіз результатів</w:t>
+      </w:r>
+    </w:p>
+    <w:p/>
+    <w:p/>
+    <w:p>
+      <w:pPr>
+        <w:ind w:firstLine="709"/>
+        <w:rPr>
+          <w:lang w:val="en-US"/>
+        </w:rPr>
+      </w:pPr>
+      <w:proofErr w:type="spellStart"/>
+      <w:r>
+        <w:rPr>
+          <w:lang w:val="en-US"/>
+        </w:rPr>
+        <w:t>Для</w:t>
+      </w:r>
+      <w:proofErr w:type="spellEnd"/>
+      <w:r>
+        <w:rPr>
+          <w:lang w:val="en-US"/>
+        </w:rPr>
+        <w:t xml:space="preserve"> </w:t>
+      </w:r>
+      <w:proofErr w:type="spellStart"/>
+      <w:r>
+        <w:rPr>
+          <w:lang w:val="en-US"/>
+        </w:rPr>
+        <w:t>оцінки</w:t>
+      </w:r>
+      <w:proofErr w:type="spellEnd"/>
+      <w:r>
+        <w:rPr>
+          <w:lang w:val="en-US"/>
+        </w:rPr>
+        <w:t xml:space="preserve"> </w:t>
+      </w:r>
+      <w:proofErr w:type="spellStart"/>
+      <w:r>
+        <w:rPr>
+          <w:lang w:val="en-US"/>
+        </w:rPr>
+        <w:t>ефективності</w:t>
+      </w:r>
+      <w:proofErr w:type="spellEnd"/>
+      <w:r>
+        <w:rPr>
+          <w:lang w:val="en-US"/>
+        </w:rPr>
+        <w:t xml:space="preserve"> </w:t>
+      </w:r>
+      <w:proofErr w:type="spellStart"/>
+      <w:r>
+        <w:rPr>
+          <w:lang w:val="en-US"/>
+        </w:rPr>
+        <w:t>розробленого</w:t>
+      </w:r>
+      <w:proofErr w:type="spellEnd"/>
+      <w:r>
+        <w:rPr>
+          <w:lang w:val="en-US"/>
+        </w:rPr>
+        <w:t xml:space="preserve"> </w:t>
+      </w:r>
+      <w:proofErr w:type="spellStart"/>
+      <w:r>
+        <w:rPr>
+          <w:lang w:val="en-US"/>
+        </w:rPr>
+        <w:t>генетичного</w:t>
+      </w:r>
+      <w:proofErr w:type="spellEnd"/>
+      <w:r>
+        <w:rPr>
+          <w:lang w:val="en-US"/>
+        </w:rPr>
+        <w:t xml:space="preserve"> </w:t>
+      </w:r>
+      <w:proofErr w:type="spellStart"/>
+      <w:r>
+        <w:rPr>
+          <w:lang w:val="en-US"/>
+        </w:rPr>
+        <w:t>алгоритму</w:t>
+      </w:r>
+      <w:proofErr w:type="spellEnd"/>
+      <w:r>
+        <w:rPr>
+          <w:lang w:val="en-US"/>
+        </w:rPr>
+        <w:t xml:space="preserve"> </w:t>
+      </w:r>
+      <w:proofErr w:type="spellStart"/>
+      <w:r>
+        <w:rPr>
+          <w:lang w:val="en-US"/>
+        </w:rPr>
+        <w:t>проведено</w:t>
+      </w:r>
+      <w:proofErr w:type="spellEnd"/>
+      <w:r>
+        <w:rPr>
+          <w:lang w:val="en-US"/>
+        </w:rPr>
+        <w:t xml:space="preserve"> </w:t>
+      </w:r>
+      <w:proofErr w:type="spellStart"/>
+      <w:r>
+        <w:rPr>
+          <w:lang w:val="en-US"/>
+        </w:rPr>
+        <w:t>порівняння</w:t>
+      </w:r>
+      <w:proofErr w:type="spellEnd"/>
+      <w:r>
+        <w:rPr>
+          <w:lang w:val="en-US"/>
+        </w:rPr>
+        <w:t xml:space="preserve"> з </w:t>
+      </w:r>
+      <w:proofErr w:type="spellStart"/>
+      <w:r>
+        <w:rPr>
+          <w:lang w:val="en-US"/>
+        </w:rPr>
+        <w:t>альтернативними</w:t>
+      </w:r>
+      <w:proofErr w:type="spellEnd"/>
+      <w:r>
+        <w:rPr>
+          <w:lang w:val="en-US"/>
+        </w:rPr>
+        <w:t xml:space="preserve"> </w:t>
+      </w:r>
+      <w:proofErr w:type="spellStart"/>
+      <w:r>
+        <w:rPr>
+          <w:lang w:val="en-US"/>
+        </w:rPr>
+        <w:t>методами</w:t>
+      </w:r>
+      <w:proofErr w:type="spellEnd"/>
+      <w:r>
+        <w:rPr>
+          <w:lang w:val="en-US"/>
+        </w:rPr>
+        <w:t xml:space="preserve"> </w:t>
+      </w:r>
+      <w:proofErr w:type="spellStart"/>
+      <w:r>
+        <w:rPr>
+          <w:lang w:val="en-US"/>
+        </w:rPr>
+        <w:t>розв’язання</w:t>
+      </w:r>
+      <w:proofErr w:type="spellEnd"/>
+      <w:r>
+        <w:rPr>
+          <w:lang w:val="en-US"/>
+        </w:rPr>
+        <w:t xml:space="preserve"> </w:t>
+      </w:r>
+      <w:proofErr w:type="spellStart"/>
+      <w:r>
+        <w:rPr>
+          <w:lang w:val="en-US"/>
+        </w:rPr>
+        <w:t>задачі</w:t>
+      </w:r>
+      <w:proofErr w:type="spellEnd"/>
+      <w:r>
+        <w:rPr>
+          <w:lang w:val="en-US"/>
+        </w:rPr>
+        <w:t xml:space="preserve"> </w:t>
+      </w:r>
+      <w:proofErr w:type="spellStart"/>
+      <w:r>
+        <w:rPr>
+          <w:lang w:val="en-US"/>
+        </w:rPr>
+        <w:t>маршрутизації</w:t>
+      </w:r>
+      <w:proofErr w:type="spellEnd"/>
+      <w:r>
+        <w:rPr>
+          <w:lang w:val="en-US"/>
+        </w:rPr>
+        <w:t xml:space="preserve">. </w:t>
+      </w:r>
+      <w:proofErr w:type="spellStart"/>
+      <w:r>
+        <w:rPr>
+          <w:lang w:val="en-US"/>
+        </w:rPr>
+        <w:t>Тестування</w:t>
+      </w:r>
+      <w:proofErr w:type="spellEnd"/>
+      <w:r>
+        <w:rPr>
+          <w:lang w:val="en-US"/>
+        </w:rPr>
+        <w:t xml:space="preserve"> </w:t>
+      </w:r>
+      <w:proofErr w:type="spellStart"/>
+      <w:r>
+        <w:rPr>
+          <w:lang w:val="en-US"/>
+        </w:rPr>
+        <w:t>виконано</w:t>
+      </w:r>
+      <w:proofErr w:type="spellEnd"/>
+      <w:r>
+        <w:rPr>
+          <w:lang w:val="en-US"/>
+        </w:rPr>
+        <w:t xml:space="preserve"> </w:t>
+      </w:r>
+      <w:proofErr w:type="spellStart"/>
+      <w:r>
+        <w:rPr>
+          <w:lang w:val="en-US"/>
+        </w:rPr>
+        <w:t>на</w:t>
+      </w:r>
+      <w:proofErr w:type="spellEnd"/>
+      <w:r>
+        <w:rPr>
+          <w:lang w:val="en-US"/>
+        </w:rPr>
+        <w:t xml:space="preserve"> </w:t>
+      </w:r>
+      <w:proofErr w:type="spellStart"/>
+      <w:r>
+        <w:rPr>
+          <w:lang w:val="en-US"/>
+        </w:rPr>
+        <w:t>сценарії</w:t>
+      </w:r>
+      <w:proofErr w:type="spellEnd"/>
+      <w:r>
+        <w:rPr>
+          <w:lang w:val="en-US"/>
+        </w:rPr>
+        <w:t xml:space="preserve"> №3 (20 </w:t>
+      </w:r>
+      <w:proofErr w:type="spellStart"/>
+      <w:r>
+        <w:rPr>
+          <w:lang w:val="en-US"/>
+        </w:rPr>
+        <w:t>замовлень</w:t>
+      </w:r>
+      <w:proofErr w:type="spellEnd"/>
+      <w:r>
+        <w:rPr>
+          <w:lang w:val="en-US"/>
+        </w:rPr>
+        <w:t xml:space="preserve">, 3 </w:t>
+      </w:r>
+      <w:proofErr w:type="spellStart"/>
+      <w:r>
+        <w:rPr>
+          <w:lang w:val="en-US"/>
+        </w:rPr>
+        <w:t>транспортні</w:t>
+      </w:r>
+      <w:proofErr w:type="spellEnd"/>
+      <w:r>
+        <w:rPr>
+          <w:lang w:val="en-US"/>
+        </w:rPr>
+        <w:t xml:space="preserve"> </w:t>
+      </w:r>
+      <w:proofErr w:type="spellStart"/>
+      <w:r>
+        <w:rPr>
+          <w:lang w:val="en-US"/>
+        </w:rPr>
+        <w:t>засоби</w:t>
+      </w:r>
+      <w:proofErr w:type="spellEnd"/>
+      <w:r>
+        <w:rPr>
+          <w:lang w:val="en-US"/>
+        </w:rPr>
+        <w:t xml:space="preserve">). </w:t>
+      </w:r>
+      <w:proofErr w:type="spellStart"/>
+      <w:r>
+        <w:rPr>
+          <w:lang w:val="en-US"/>
+        </w:rPr>
+        <w:t>Результати</w:t>
+      </w:r>
+      <w:proofErr w:type="spellEnd"/>
+      <w:r>
+        <w:rPr>
+          <w:lang w:val="en-US"/>
+        </w:rPr>
+        <w:t xml:space="preserve"> </w:t>
+      </w:r>
+      <w:proofErr w:type="spellStart"/>
+      <w:r>
+        <w:rPr>
+          <w:lang w:val="en-US"/>
+        </w:rPr>
+        <w:t>зведено</w:t>
+      </w:r>
+      <w:proofErr w:type="spellEnd"/>
+      <w:r>
+        <w:rPr>
+          <w:lang w:val="en-US"/>
+        </w:rPr>
+        <w:t xml:space="preserve"> у </w:t>
+      </w:r>
+      <w:proofErr w:type="spellStart"/>
+      <w:r>
+        <w:rPr>
+          <w:lang w:val="en-US"/>
+        </w:rPr>
+        <w:t>таблицю</w:t>
+      </w:r>
+      <w:proofErr w:type="spellEnd"/>
+      <w:r>
+        <w:rPr>
+          <w:lang w:val="en-US"/>
+        </w:rPr>
+        <w:t xml:space="preserve"> 3.3.</w:t>
+      </w:r>
+    </w:p>
+    <w:p>
+      <w:pPr>
+        <w:ind w:firstLine="709"/>
+      </w:pPr>
+    </w:p>
+    <w:tbl>
+      <w:tblPr>
+        <w:tblStyle w:val="TableGrid"/>
+        <w:tblW w:w="0" w:type="auto"/>
+        <w:tblLook w:val="04A0" w:firstRow="1" w:lastRow="0" w:firstColumn="1" w:lastColumn="0" w:noHBand="0" w:noVBand="1"/>
+      </w:tblPr>
+      <w:tblGrid>
+        <w:gridCol w:w="1745"/>
+        <w:gridCol w:w="3094"/>
+        <w:gridCol w:w="2393"/>
+        <w:gridCol w:w="2396"/>
+      </w:tblGrid>
+      <w:tr>
+        <w:tc>
+          <w:tcPr>
+            <w:tcW w:w="1696" w:type="dxa"/>
+            <w:vAlign w:val="center"/>
+          </w:tcPr>
+          <w:p>
+            <w:pPr>
+              <w:jc w:val="center"/>
+              <w:rPr>
+                <w:b/>
+                <w:bCs/>
+              </w:rPr>
+            </w:pPr>
+            <w:r>
+              <w:rPr>
+                <w:b/>
+                <w:bCs/>
+              </w:rPr>
+              <w:t>Метод</w:t>
+            </w:r>
+          </w:p>
+        </w:tc>
+        <w:tc>
+          <w:tcPr>
+            <w:tcW w:w="3118" w:type="dxa"/>
+            <w:vAlign w:val="center"/>
+          </w:tcPr>
+          <w:p>
+            <w:pPr>
+              <w:jc w:val="center"/>
+              <w:rPr>
+                <w:b/>
+                <w:bCs/>
+              </w:rPr>
+            </w:pPr>
+            <w:r>
+              <w:rPr>
+                <w:b/>
+                <w:bCs/>
+              </w:rPr>
+              <w:t>Сумарний час маршрутів, хв</w:t>
+            </w:r>
+          </w:p>
+        </w:tc>
+        <w:tc>
+          <w:tcPr>
+            <w:tcW w:w="2407" w:type="dxa"/>
+            <w:vAlign w:val="center"/>
+          </w:tcPr>
+          <w:p>
+            <w:pPr>
+              <w:jc w:val="center"/>
+              <w:rPr>
+                <w:b/>
+                <w:bCs/>
+              </w:rPr>
+            </w:pPr>
+            <w:r>
+              <w:rPr>
+                <w:b/>
+                <w:bCs/>
+              </w:rPr>
+              <w:t>Час обчислень, с</w:t>
+            </w:r>
+          </w:p>
+        </w:tc>
+        <w:tc>
+          <w:tcPr>
+            <w:tcW w:w="2407" w:type="dxa"/>
+            <w:vAlign w:val="center"/>
+          </w:tcPr>
+          <w:p>
+            <w:pPr>
+              <w:jc w:val="center"/>
+              <w:rPr>
+                <w:b/>
+                <w:bCs/>
+                <w:lang w:val="en-US"/>
+              </w:rPr>
+            </w:pPr>
+            <w:r>
+              <w:rPr>
+                <w:b/>
+                <w:bCs/>
+              </w:rPr>
+              <w:t xml:space="preserve">Відхилення від генетичного алгоритму, </w:t>
+            </w:r>
+            <w:r>
+              <w:rPr>
+                <w:b/>
+                <w:bCs/>
+                <w:lang w:val="en-US"/>
+              </w:rPr>
+              <w:t>%</w:t>
+            </w:r>
+          </w:p>
+        </w:tc>
+      </w:tr>
+      <w:tr>
+        <w:tc>
+          <w:tcPr>
+            <w:tcW w:w="1696" w:type="dxa"/>
+            <w:vAlign w:val="center"/>
+          </w:tcPr>
+          <w:p>
+            <w:pPr>
+              <w:jc w:val="center"/>
+            </w:pPr>
+            <w:r>
+              <w:rPr>
+                <w:lang w:val="ru-UA"/>
+              </w:rPr>
+              <w:t>Н</w:t>
+            </w:r>
+            <w:r>
+              <w:t>айближчий сусід</w:t>
+            </w:r>
+          </w:p>
+        </w:tc>
+        <w:tc>
+          <w:tcPr>
+            <w:tcW w:w="3118" w:type="dxa"/>
+            <w:vAlign w:val="center"/>
+          </w:tcPr>
+          <w:p>
+            <w:pPr>
+              <w:jc w:val="center"/>
+              <w:rPr>
+                <w:lang w:val="ru-UA"/>
+              </w:rPr>
+            </w:pPr>
+            <w:r>
+              <w:rPr>
+                <w:lang w:val="ru-UA"/>
+              </w:rPr>
+              <w:t>96</w:t>
+            </w:r>
+          </w:p>
+        </w:tc>
+        <w:tc>
+          <w:tcPr>
+            <w:tcW w:w="2407" w:type="dxa"/>
+            <w:vAlign w:val="center"/>
+          </w:tcPr>
+          <w:p>
+            <w:pPr>
+              <w:jc w:val="center"/>
+              <w:rPr>
+                <w:lang w:val="ru-UA"/>
+              </w:rPr>
+            </w:pPr>
+            <w:r>
+              <w:rPr>
+                <w:lang w:val="ru-UA"/>
+              </w:rPr>
+              <w:t>0.4</w:t>
+            </w:r>
+          </w:p>
+        </w:tc>
+        <w:tc>
+          <w:tcPr>
+            <w:tcW w:w="2407" w:type="dxa"/>
+            <w:vAlign w:val="center"/>
+          </w:tcPr>
+          <w:p>
+            <w:pPr>
+              <w:jc w:val="center"/>
+              <w:rPr>
+                <w:lang w:val="ru-UA"/>
+              </w:rPr>
+            </w:pPr>
+            <w:r>
+              <w:rPr>
+                <w:lang w:val="ru-UA"/>
+              </w:rPr>
+              <w:t>+</w:t>
+            </w:r>
+            <w:r>
+              <w:rPr>
+                <w:lang w:val="ru-UA"/>
+              </w:rPr>
+              <w:t>35.9</w:t>
+            </w:r>
+          </w:p>
+        </w:tc>
+      </w:tr>
+      <w:tr>
+        <w:tc>
+          <w:tcPr>
+            <w:tcW w:w="1696" w:type="dxa"/>
+            <w:vAlign w:val="center"/>
+          </w:tcPr>
+          <w:p>
+            <w:pPr>
+              <w:jc w:val="center"/>
+              <w:rPr>
+                <w:lang w:val="en-US"/>
+              </w:rPr>
+            </w:pPr>
+            <w:r>
+              <w:t>2-</w:t>
+            </w:r>
+            <w:r>
+              <w:rPr>
+                <w:lang w:val="en-US"/>
+              </w:rPr>
+              <w:t>opt</w:t>
+            </w:r>
+          </w:p>
+        </w:tc>
+        <w:tc>
+          <w:tcPr>
+            <w:tcW w:w="3118" w:type="dxa"/>
+            <w:vAlign w:val="center"/>
+          </w:tcPr>
+          <w:p>
+            <w:pPr>
+              <w:jc w:val="center"/>
+              <w:rPr>
+                <w:lang w:val="ru-UA"/>
+              </w:rPr>
+            </w:pPr>
+            <w:r>
+              <w:rPr>
+                <w:lang w:val="ru-UA"/>
+              </w:rPr>
+              <w:t>75.2</w:t>
+            </w:r>
+          </w:p>
+        </w:tc>
+        <w:tc>
+          <w:tcPr>
+            <w:tcW w:w="2407" w:type="dxa"/>
+            <w:vAlign w:val="center"/>
+          </w:tcPr>
+          <w:p>
+            <w:pPr>
+              <w:jc w:val="center"/>
+              <w:rPr>
+                <w:lang w:val="ru-UA"/>
+              </w:rPr>
+            </w:pPr>
+            <w:r>
+              <w:rPr>
+                <w:lang w:val="ru-UA"/>
+              </w:rPr>
+              <w:t>1.8</w:t>
+            </w:r>
+          </w:p>
+        </w:tc>
+        <w:tc>
+          <w:tcPr>
+            <w:tcW w:w="2407" w:type="dxa"/>
+            <w:vAlign w:val="center"/>
+          </w:tcPr>
+          <w:p>
+            <w:pPr>
+              <w:jc w:val="center"/>
+              <w:rPr>
+                <w:lang w:val="ru-UA"/>
+              </w:rPr>
+            </w:pPr>
+            <w:r>
+              <w:rPr>
+                <w:lang w:val="ru-UA"/>
+              </w:rPr>
+              <w:t>+</w:t>
+            </w:r>
+            <w:r>
+              <w:rPr>
+                <w:lang w:val="ru-UA"/>
+              </w:rPr>
+              <w:t>6</w:t>
+            </w:r>
+            <w:r>
+              <w:rPr>
+                <w:lang w:val="ru-UA"/>
+              </w:rPr>
+              <w:t>.</w:t>
+            </w:r>
+            <w:r>
+              <w:rPr>
+                <w:lang w:val="ru-UA"/>
+              </w:rPr>
+              <w:t>5</w:t>
+            </w:r>
+          </w:p>
+        </w:tc>
+      </w:tr>
+      <w:tr>
+        <w:tc>
+          <w:tcPr>
+            <w:tcW w:w="1696" w:type="dxa"/>
+            <w:vAlign w:val="center"/>
+          </w:tcPr>
+          <w:p>
+            <w:pPr>
+              <w:jc w:val="center"/>
+              <w:rPr>
+                <w:lang w:val="ru-UA"/>
+              </w:rPr>
+            </w:pPr>
+            <w:r>
+              <w:rPr>
+                <w:lang w:val="ru-UA"/>
+              </w:rPr>
+              <w:t>Алгоритм Кларка-Райта</w:t>
+            </w:r>
+          </w:p>
+        </w:tc>
+        <w:tc>
+          <w:tcPr>
+            <w:tcW w:w="3118" w:type="dxa"/>
+            <w:vAlign w:val="center"/>
+          </w:tcPr>
+          <w:p>
+            <w:pPr>
+              <w:jc w:val="center"/>
+              <w:rPr>
+                <w:lang w:val="ru-UA"/>
+              </w:rPr>
+            </w:pPr>
+            <w:r>
+              <w:rPr>
+                <w:lang w:val="ru-UA"/>
+              </w:rPr>
+              <w:t>81</w:t>
+            </w:r>
+            <w:r>
+              <w:rPr>
+                <w:lang w:val="ru-UA"/>
+              </w:rPr>
+              <w:t>.1</w:t>
+            </w:r>
+          </w:p>
+        </w:tc>
+        <w:tc>
+          <w:tcPr>
+            <w:tcW w:w="2407" w:type="dxa"/>
+            <w:vAlign w:val="center"/>
+          </w:tcPr>
+          <w:p>
+            <w:pPr>
+              <w:jc w:val="center"/>
+              <w:rPr>
+                <w:lang w:val="ru-UA"/>
+              </w:rPr>
+            </w:pPr>
+            <w:r>
+              <w:rPr>
+                <w:lang w:val="ru-UA"/>
+              </w:rPr>
+              <w:t>0.4</w:t>
+            </w:r>
+          </w:p>
+        </w:tc>
+        <w:tc>
+          <w:tcPr>
+            <w:tcW w:w="2407" w:type="dxa"/>
+            <w:vAlign w:val="center"/>
+          </w:tcPr>
+          <w:p>
+            <w:pPr>
+              <w:jc w:val="center"/>
+              <w:rPr>
+                <w:lang w:val="ru-UA"/>
+              </w:rPr>
+            </w:pPr>
+            <w:r>
+              <w:rPr>
+                <w:lang w:val="ru-UA"/>
+              </w:rPr>
+              <w:t>+1</w:t>
+            </w:r>
+            <w:r>
+              <w:rPr>
+                <w:lang w:val="ru-UA"/>
+              </w:rPr>
+              <w:t>4</w:t>
+            </w:r>
+            <w:r>
+              <w:rPr>
+                <w:lang w:val="ru-UA"/>
+              </w:rPr>
+              <w:t>.</w:t>
+            </w:r>
+            <w:r>
+              <w:rPr>
+                <w:lang w:val="ru-UA"/>
+              </w:rPr>
+              <w:t>8</w:t>
+            </w:r>
+          </w:p>
+        </w:tc>
+      </w:tr>
+      <w:tr>
+        <w:tc>
+          <w:tcPr>
+            <w:tcW w:w="1696" w:type="dxa"/>
+            <w:vAlign w:val="center"/>
+          </w:tcPr>
+          <w:p>
+            <w:pPr>
+              <w:jc w:val="center"/>
+              <w:rPr>
+                <w:lang w:val="ru-UA"/>
+              </w:rPr>
+            </w:pPr>
+            <w:r>
+              <w:rPr>
+                <w:lang w:val="ru-UA"/>
+              </w:rPr>
+              <w:t>Генетичний алгоритм</w:t>
+            </w:r>
+          </w:p>
+        </w:tc>
+        <w:tc>
+          <w:tcPr>
+            <w:tcW w:w="3118" w:type="dxa"/>
+            <w:vAlign w:val="center"/>
+          </w:tcPr>
+          <w:p>
+            <w:pPr>
+              <w:jc w:val="center"/>
+              <w:rPr>
+                <w:lang w:val="ru-UA"/>
+              </w:rPr>
+            </w:pPr>
+            <w:r>
+              <w:rPr>
+                <w:lang w:val="ru-UA"/>
+              </w:rPr>
+              <w:t>7</w:t>
+            </w:r>
+            <w:r>
+              <w:rPr>
+                <w:lang w:val="ru-UA"/>
+              </w:rPr>
+              <w:t>0</w:t>
+            </w:r>
+            <w:r>
+              <w:rPr>
+                <w:lang w:val="ru-UA"/>
+              </w:rPr>
+              <w:t>.6</w:t>
+            </w:r>
+          </w:p>
+        </w:tc>
+        <w:tc>
+          <w:tcPr>
+            <w:tcW w:w="2407" w:type="dxa"/>
+            <w:vAlign w:val="center"/>
+          </w:tcPr>
+          <w:p>
+            <w:pPr>
+              <w:jc w:val="center"/>
+              <w:rPr>
+                <w:lang w:val="ru-UA"/>
+              </w:rPr>
+            </w:pPr>
+            <w:r>
+              <w:rPr>
+                <w:lang w:val="ru-UA"/>
+              </w:rPr>
+              <w:t>6.5</w:t>
+            </w:r>
+          </w:p>
+        </w:tc>
+        <w:tc>
+          <w:tcPr>
+            <w:tcW w:w="2407" w:type="dxa"/>
+            <w:vAlign w:val="center"/>
+          </w:tcPr>
+          <w:p>
+            <w:pPr>
+              <w:jc w:val="center"/>
+              <w:rPr>
+                <w:lang w:val="ru-UA"/>
+              </w:rPr>
+            </w:pPr>
+            <w:r>
+              <w:rPr>
+                <w:lang w:val="en-US"/>
+              </w:rPr>
+              <w:t>–</w:t>
+            </w:r>
+          </w:p>
+        </w:tc>
+      </w:tr>
+    </w:tbl>
+    <w:p>
+      <w:pPr>
+        <w:ind w:firstLine="709"/>
+      </w:pPr>
+      <w:r>
+        <w:rPr>
+          <w:lang w:val="ru-UA"/>
+        </w:rPr>
+        <w:t xml:space="preserve">Таблиця 3.3 </w:t>
+      </w:r>
+      <w:r>
+        <w:rPr>
+          <w:lang w:val="en-US"/>
+        </w:rPr>
+        <w:t>–</w:t>
+      </w:r>
+      <w:r>
+        <w:rPr>
+          <w:lang w:val="en-US"/>
+        </w:rPr>
+        <w:t xml:space="preserve"> </w:t>
+      </w:r>
+      <w:r>
+        <w:t>Порівняння методів оптимізації</w:t>
+      </w:r>
+    </w:p>
+    <w:p>
+      <w:pPr>
+        <w:ind w:firstLine="709"/>
+      </w:pPr>
+    </w:p>
+    <w:p>
+      <w:pPr>
+        <w:ind w:firstLine="709"/>
+        <w:rPr>
+          <w:lang w:val="en-US"/>
+        </w:rPr>
+      </w:pPr>
+      <w:r>
+        <w:rPr>
+          <w:lang w:val="en-US"/>
+        </w:rPr>
+        <w:t xml:space="preserve">З </w:t>
+      </w:r>
+      <w:proofErr w:type="spellStart"/>
+      <w:r>
+        <w:rPr>
+          <w:lang w:val="en-US"/>
+        </w:rPr>
+        <w:t>наведених</w:t>
+      </w:r>
+      <w:proofErr w:type="spellEnd"/>
+      <w:r>
+        <w:rPr>
+          <w:lang w:val="en-US"/>
+        </w:rPr>
+        <w:t xml:space="preserve"> </w:t>
+      </w:r>
+      <w:proofErr w:type="spellStart"/>
+      <w:r>
+        <w:rPr>
+          <w:lang w:val="en-US"/>
+        </w:rPr>
+        <w:t>результатів</w:t>
+      </w:r>
+      <w:proofErr w:type="spellEnd"/>
+      <w:r>
+        <w:rPr>
+          <w:lang w:val="en-US"/>
+        </w:rPr>
+        <w:t xml:space="preserve"> </w:t>
+      </w:r>
+      <w:proofErr w:type="spellStart"/>
+      <w:r>
+        <w:rPr>
+          <w:lang w:val="en-US"/>
+        </w:rPr>
+        <w:t>випливає</w:t>
+      </w:r>
+      <w:proofErr w:type="spellEnd"/>
+      <w:r>
+        <w:rPr>
+          <w:lang w:val="en-US"/>
+        </w:rPr>
+        <w:t xml:space="preserve">, </w:t>
+      </w:r>
+      <w:proofErr w:type="spellStart"/>
+      <w:r>
+        <w:rPr>
+          <w:lang w:val="en-US"/>
+        </w:rPr>
+        <w:t>що</w:t>
+      </w:r>
+      <w:proofErr w:type="spellEnd"/>
+      <w:r>
+        <w:rPr>
+          <w:lang w:val="en-US"/>
+        </w:rPr>
+        <w:t xml:space="preserve"> </w:t>
+      </w:r>
+      <w:proofErr w:type="spellStart"/>
+      <w:r>
+        <w:rPr>
+          <w:lang w:val="en-US"/>
+        </w:rPr>
+        <w:t>розроблений</w:t>
+      </w:r>
+      <w:proofErr w:type="spellEnd"/>
+      <w:r>
+        <w:rPr>
+          <w:lang w:val="en-US"/>
+        </w:rPr>
+        <w:t xml:space="preserve"> </w:t>
+      </w:r>
+      <w:proofErr w:type="spellStart"/>
+      <w:r>
+        <w:rPr>
+          <w:lang w:val="en-US"/>
+        </w:rPr>
+        <w:t>генетичний</w:t>
+      </w:r>
+      <w:proofErr w:type="spellEnd"/>
+      <w:r>
+        <w:rPr>
+          <w:lang w:val="en-US"/>
+        </w:rPr>
+        <w:t xml:space="preserve"> </w:t>
+      </w:r>
+      <w:proofErr w:type="spellStart"/>
+      <w:r>
+        <w:rPr>
+          <w:lang w:val="en-US"/>
+        </w:rPr>
+        <w:t>алгоритм</w:t>
+      </w:r>
+      <w:proofErr w:type="spellEnd"/>
+      <w:r>
+        <w:rPr>
+          <w:lang w:val="en-US"/>
+        </w:rPr>
+        <w:t xml:space="preserve"> </w:t>
+      </w:r>
+      <w:proofErr w:type="spellStart"/>
+      <w:r>
+        <w:rPr>
+          <w:lang w:val="en-US"/>
+        </w:rPr>
+        <w:t>дозволяє</w:t>
+      </w:r>
+      <w:proofErr w:type="spellEnd"/>
+      <w:r>
+        <w:rPr>
+          <w:lang w:val="en-US"/>
+        </w:rPr>
+        <w:t xml:space="preserve"> </w:t>
+      </w:r>
+      <w:proofErr w:type="spellStart"/>
+      <w:r>
+        <w:rPr>
+          <w:lang w:val="en-US"/>
+        </w:rPr>
+        <w:t>знайти</w:t>
+      </w:r>
+      <w:proofErr w:type="spellEnd"/>
+      <w:r>
+        <w:rPr>
+          <w:lang w:val="en-US"/>
+        </w:rPr>
+        <w:t xml:space="preserve"> </w:t>
+      </w:r>
+      <w:proofErr w:type="spellStart"/>
+      <w:r>
+        <w:rPr>
+          <w:lang w:val="en-US"/>
+        </w:rPr>
+        <w:t>маршрути</w:t>
+      </w:r>
+      <w:proofErr w:type="spellEnd"/>
+      <w:r>
+        <w:rPr>
+          <w:lang w:val="en-US"/>
+        </w:rPr>
+        <w:t xml:space="preserve"> </w:t>
+      </w:r>
+      <w:proofErr w:type="spellStart"/>
+      <w:r>
+        <w:rPr>
+          <w:lang w:val="en-US"/>
+        </w:rPr>
+        <w:t>на</w:t>
+      </w:r>
+      <w:proofErr w:type="spellEnd"/>
+      <w:r>
+        <w:rPr>
+          <w:lang w:val="en-US"/>
+        </w:rPr>
+        <w:t xml:space="preserve"> </w:t>
+      </w:r>
+      <w:r>
+        <w:rPr>
+          <w:lang w:val="en-US"/>
+        </w:rPr>
+        <w:t>6</w:t>
+      </w:r>
+      <w:r>
+        <w:rPr>
+          <w:lang w:val="en-US"/>
+        </w:rPr>
+        <w:t>–</w:t>
+      </w:r>
+      <w:r>
+        <w:rPr>
+          <w:lang w:val="en-US"/>
+        </w:rPr>
+        <w:t>3</w:t>
+      </w:r>
+      <w:r>
+        <w:rPr>
+          <w:lang w:val="ru-UA"/>
+        </w:rPr>
+        <w:t>6</w:t>
+      </w:r>
+      <w:r>
+        <w:rPr>
+          <w:lang w:val="en-US"/>
+        </w:rPr>
+        <w:t xml:space="preserve">% </w:t>
+      </w:r>
+      <w:proofErr w:type="spellStart"/>
+      <w:r>
+        <w:rPr>
+          <w:lang w:val="en-US"/>
+        </w:rPr>
+        <w:t>коротші</w:t>
+      </w:r>
+      <w:proofErr w:type="spellEnd"/>
+      <w:r>
+        <w:rPr>
+          <w:lang w:val="en-US"/>
+        </w:rPr>
+        <w:t xml:space="preserve"> </w:t>
+      </w:r>
+      <w:proofErr w:type="spellStart"/>
+      <w:r>
+        <w:rPr>
+          <w:lang w:val="en-US"/>
+        </w:rPr>
+        <w:t>порівняно</w:t>
+      </w:r>
+      <w:proofErr w:type="spellEnd"/>
+      <w:r>
+        <w:rPr>
+          <w:lang w:val="en-US"/>
+        </w:rPr>
+        <w:t xml:space="preserve"> з </w:t>
+      </w:r>
+      <w:proofErr w:type="spellStart"/>
+      <w:r>
+        <w:rPr>
+          <w:lang w:val="en-US"/>
+        </w:rPr>
+        <w:t>класичними</w:t>
+      </w:r>
+      <w:proofErr w:type="spellEnd"/>
+      <w:r>
+        <w:rPr>
+          <w:lang w:val="en-US"/>
+        </w:rPr>
+        <w:t xml:space="preserve"> </w:t>
+      </w:r>
+      <w:proofErr w:type="spellStart"/>
+      <w:r>
+        <w:rPr>
+          <w:lang w:val="en-US"/>
+        </w:rPr>
+        <w:t>конструктивними</w:t>
+      </w:r>
+      <w:proofErr w:type="spellEnd"/>
+      <w:r>
+        <w:rPr>
+          <w:lang w:val="en-US"/>
+        </w:rPr>
+        <w:t xml:space="preserve"> </w:t>
+      </w:r>
+      <w:proofErr w:type="spellStart"/>
+      <w:r>
+        <w:rPr>
+          <w:lang w:val="en-US"/>
+        </w:rPr>
+        <w:t>евристиками</w:t>
+      </w:r>
+      <w:proofErr w:type="spellEnd"/>
+      <w:r>
+        <w:rPr>
+          <w:lang w:val="en-US"/>
+        </w:rPr>
+        <w:t xml:space="preserve">. </w:t>
+      </w:r>
+      <w:proofErr w:type="spellStart"/>
+      <w:r>
+        <w:rPr>
+          <w:lang w:val="en-US"/>
+        </w:rPr>
+        <w:t>Зростання</w:t>
+      </w:r>
+      <w:proofErr w:type="spellEnd"/>
+      <w:r>
+        <w:rPr>
+          <w:lang w:val="en-US"/>
+        </w:rPr>
+        <w:t xml:space="preserve"> </w:t>
+      </w:r>
+      <w:proofErr w:type="spellStart"/>
+      <w:r>
+        <w:rPr>
+          <w:lang w:val="en-US"/>
+        </w:rPr>
+        <w:t>часу</w:t>
+      </w:r>
+      <w:proofErr w:type="spellEnd"/>
+      <w:r>
+        <w:rPr>
+          <w:lang w:val="en-US"/>
+        </w:rPr>
+        <w:t xml:space="preserve"> </w:t>
+      </w:r>
+      <w:proofErr w:type="spellStart"/>
+      <w:r>
+        <w:rPr>
+          <w:lang w:val="en-US"/>
+        </w:rPr>
+        <w:t>обчислень</w:t>
+      </w:r>
+      <w:proofErr w:type="spellEnd"/>
+      <w:r>
+        <w:rPr>
+          <w:lang w:val="en-US"/>
+        </w:rPr>
+        <w:t xml:space="preserve"> </w:t>
+      </w:r>
+      <w:proofErr w:type="spellStart"/>
+      <w:r>
+        <w:rPr>
+          <w:lang w:val="en-US"/>
+        </w:rPr>
+        <w:t>компенсується</w:t>
+      </w:r>
+      <w:proofErr w:type="spellEnd"/>
+      <w:r>
+        <w:rPr>
+          <w:lang w:val="en-US"/>
+        </w:rPr>
+        <w:t xml:space="preserve"> </w:t>
+      </w:r>
+      <w:proofErr w:type="spellStart"/>
+      <w:r>
+        <w:rPr>
+          <w:lang w:val="en-US"/>
+        </w:rPr>
+        <w:t>суттєво</w:t>
+      </w:r>
+      <w:proofErr w:type="spellEnd"/>
+      <w:r>
+        <w:rPr>
+          <w:lang w:val="en-US"/>
+        </w:rPr>
+        <w:t xml:space="preserve"> </w:t>
+      </w:r>
+      <w:proofErr w:type="spellStart"/>
+      <w:r>
+        <w:rPr>
+          <w:lang w:val="en-US"/>
+        </w:rPr>
+        <w:t>вищою</w:t>
+      </w:r>
+      <w:proofErr w:type="spellEnd"/>
+      <w:r>
+        <w:rPr>
+          <w:lang w:val="en-US"/>
+        </w:rPr>
+        <w:t xml:space="preserve"> </w:t>
+      </w:r>
+      <w:proofErr w:type="spellStart"/>
+      <w:r>
+        <w:rPr>
+          <w:lang w:val="en-US"/>
+        </w:rPr>
+        <w:t>якістю</w:t>
+      </w:r>
+      <w:proofErr w:type="spellEnd"/>
+      <w:r>
+        <w:rPr>
+          <w:lang w:val="en-US"/>
+        </w:rPr>
+        <w:t xml:space="preserve"> </w:t>
+      </w:r>
+      <w:proofErr w:type="spellStart"/>
+      <w:r>
+        <w:rPr>
+          <w:lang w:val="en-US"/>
+        </w:rPr>
+        <w:t>розв’язку</w:t>
+      </w:r>
+      <w:proofErr w:type="spellEnd"/>
+      <w:r>
+        <w:rPr>
+          <w:lang w:val="en-US"/>
+        </w:rPr>
+        <w:t xml:space="preserve">, </w:t>
+      </w:r>
+      <w:proofErr w:type="spellStart"/>
+      <w:r>
+        <w:rPr>
+          <w:lang w:val="en-US"/>
+        </w:rPr>
+        <w:t>особливо</w:t>
+      </w:r>
+      <w:proofErr w:type="spellEnd"/>
+      <w:r>
+        <w:rPr>
+          <w:lang w:val="en-US"/>
+        </w:rPr>
+        <w:t xml:space="preserve"> у </w:t>
+      </w:r>
+      <w:proofErr w:type="spellStart"/>
+      <w:r>
+        <w:rPr>
+          <w:lang w:val="en-US"/>
+        </w:rPr>
+        <w:t>задачах</w:t>
+      </w:r>
+      <w:proofErr w:type="spellEnd"/>
+      <w:r>
+        <w:rPr>
+          <w:lang w:val="en-US"/>
+        </w:rPr>
+        <w:t xml:space="preserve"> </w:t>
+      </w:r>
+      <w:proofErr w:type="spellStart"/>
+      <w:r>
+        <w:rPr>
+          <w:lang w:val="en-US"/>
+        </w:rPr>
+        <w:t>із</w:t>
+      </w:r>
+      <w:proofErr w:type="spellEnd"/>
+      <w:r>
+        <w:rPr>
+          <w:lang w:val="en-US"/>
+        </w:rPr>
+        <w:t xml:space="preserve"> </w:t>
+      </w:r>
+      <w:proofErr w:type="spellStart"/>
+      <w:r>
+        <w:rPr>
+          <w:lang w:val="en-US"/>
+        </w:rPr>
+        <w:t>великою</w:t>
+      </w:r>
+      <w:proofErr w:type="spellEnd"/>
+      <w:r>
+        <w:rPr>
+          <w:lang w:val="en-US"/>
+        </w:rPr>
+        <w:t xml:space="preserve"> </w:t>
+      </w:r>
+      <w:proofErr w:type="spellStart"/>
+      <w:r>
+        <w:rPr>
+          <w:lang w:val="en-US"/>
+        </w:rPr>
+        <w:t>кількістю</w:t>
+      </w:r>
+      <w:proofErr w:type="spellEnd"/>
+      <w:r>
+        <w:rPr>
+          <w:lang w:val="en-US"/>
+        </w:rPr>
+        <w:t xml:space="preserve"> </w:t>
+      </w:r>
+      <w:proofErr w:type="spellStart"/>
+      <w:r>
+        <w:rPr>
+          <w:lang w:val="en-US"/>
+        </w:rPr>
+        <w:t>пунктів</w:t>
+      </w:r>
+      <w:proofErr w:type="spellEnd"/>
+      <w:r>
+        <w:rPr>
+          <w:lang w:val="en-US"/>
+        </w:rPr>
+        <w:t xml:space="preserve"> </w:t>
+      </w:r>
+      <w:r>
+        <w:lastRenderedPageBreak/>
+        <w:t>доставки</w:t>
+      </w:r>
+      <w:r>
+        <w:rPr>
+          <w:lang w:val="en-US"/>
+        </w:rPr>
+        <w:t xml:space="preserve"> </w:t>
+      </w:r>
+      <w:proofErr w:type="spellStart"/>
+      <w:r>
+        <w:rPr>
+          <w:lang w:val="en-US"/>
+        </w:rPr>
+        <w:t>та</w:t>
+      </w:r>
+      <w:proofErr w:type="spellEnd"/>
+      <w:r>
+        <w:rPr>
+          <w:lang w:val="en-US"/>
+        </w:rPr>
+        <w:t xml:space="preserve"> </w:t>
+      </w:r>
+      <w:proofErr w:type="spellStart"/>
+      <w:r>
+        <w:rPr>
+          <w:lang w:val="en-US"/>
+        </w:rPr>
+        <w:t>жорсткими</w:t>
+      </w:r>
+      <w:proofErr w:type="spellEnd"/>
+      <w:r>
+        <w:rPr>
+          <w:lang w:val="en-US"/>
+        </w:rPr>
+        <w:t xml:space="preserve"> </w:t>
+      </w:r>
+      <w:proofErr w:type="spellStart"/>
+      <w:r>
+        <w:rPr>
+          <w:lang w:val="en-US"/>
+        </w:rPr>
+        <w:t>обмеженнями</w:t>
+      </w:r>
+      <w:proofErr w:type="spellEnd"/>
+      <w:r>
+        <w:rPr>
+          <w:lang w:val="en-US"/>
+        </w:rPr>
+        <w:t xml:space="preserve"> </w:t>
+      </w:r>
+      <w:proofErr w:type="spellStart"/>
+      <w:r>
+        <w:rPr>
+          <w:lang w:val="en-US"/>
+        </w:rPr>
+        <w:t>часових</w:t>
+      </w:r>
+      <w:proofErr w:type="spellEnd"/>
+      <w:r>
+        <w:rPr>
+          <w:lang w:val="en-US"/>
+        </w:rPr>
+        <w:t xml:space="preserve"> </w:t>
+      </w:r>
+      <w:proofErr w:type="spellStart"/>
+      <w:r>
+        <w:rPr>
+          <w:lang w:val="en-US"/>
+        </w:rPr>
+        <w:t>вікон</w:t>
+      </w:r>
+      <w:proofErr w:type="spellEnd"/>
+      <w:r>
+        <w:rPr>
+          <w:lang w:val="en-US"/>
+        </w:rPr>
+        <w:t>.</w:t>
+      </w:r>
+    </w:p>
+    <w:p>
+      <w:pPr>
+        <w:ind w:firstLine="709"/>
+      </w:pPr>
+    </w:p>
+    <w:p>
+      <w:pPr>
+        <w:ind w:firstLine="709"/>
+      </w:pPr>
+    </w:p>
+    <w:p>
+      <w:pPr>
+        <w:pStyle w:val="Heading2"/>
+      </w:pPr>
+      <w:r>
+        <w:t>3.8 Висновки до розділу</w:t>
+      </w:r>
+    </w:p>
+    <w:p/>
+    <w:p/>
+    <w:p>
+      <w:pPr>
+        <w:ind w:firstLine="709"/>
+      </w:pPr>
+      <w:r>
+        <w:t>У розрахунковому</w:t>
+      </w:r>
+      <w:r>
+        <w:rPr>
+          <w:lang w:val="en-US"/>
+        </w:rPr>
+        <w:t xml:space="preserve"> </w:t>
+      </w:r>
+      <w:proofErr w:type="spellStart"/>
+      <w:r>
+        <w:rPr>
+          <w:lang w:val="en-US"/>
+        </w:rPr>
+        <w:t>розділі</w:t>
+      </w:r>
+      <w:proofErr w:type="spellEnd"/>
+      <w:r>
+        <w:rPr>
+          <w:lang w:val="en-US"/>
+        </w:rPr>
+        <w:t xml:space="preserve"> </w:t>
+      </w:r>
+      <w:proofErr w:type="spellStart"/>
+      <w:r>
+        <w:rPr>
+          <w:lang w:val="en-US"/>
+        </w:rPr>
+        <w:t>представлено</w:t>
+      </w:r>
+      <w:proofErr w:type="spellEnd"/>
+      <w:r>
+        <w:rPr>
+          <w:lang w:val="en-US"/>
+        </w:rPr>
+        <w:t xml:space="preserve"> </w:t>
+      </w:r>
+      <w:proofErr w:type="spellStart"/>
+      <w:r>
+        <w:rPr>
+          <w:lang w:val="en-US"/>
+        </w:rPr>
+        <w:t>програмну</w:t>
+      </w:r>
+      <w:proofErr w:type="spellEnd"/>
+      <w:r>
+        <w:rPr>
+          <w:lang w:val="en-US"/>
+        </w:rPr>
+        <w:t xml:space="preserve"> </w:t>
+      </w:r>
+      <w:proofErr w:type="spellStart"/>
+      <w:r>
+        <w:rPr>
+          <w:lang w:val="en-US"/>
+        </w:rPr>
+        <w:t>реалізацію</w:t>
+      </w:r>
+      <w:proofErr w:type="spellEnd"/>
+      <w:r>
+        <w:rPr>
+          <w:lang w:val="en-US"/>
+        </w:rPr>
+        <w:t xml:space="preserve"> </w:t>
+      </w:r>
+      <w:proofErr w:type="spellStart"/>
+      <w:r>
+        <w:rPr>
+          <w:lang w:val="en-US"/>
+        </w:rPr>
+        <w:t>розробленої</w:t>
+      </w:r>
+      <w:proofErr w:type="spellEnd"/>
+      <w:r>
+        <w:rPr>
+          <w:lang w:val="en-US"/>
+        </w:rPr>
+        <w:t xml:space="preserve"> </w:t>
+      </w:r>
+      <w:proofErr w:type="spellStart"/>
+      <w:r>
+        <w:rPr>
+          <w:lang w:val="en-US"/>
+        </w:rPr>
+        <w:t>інтелектуальної</w:t>
+      </w:r>
+      <w:proofErr w:type="spellEnd"/>
+      <w:r>
+        <w:rPr>
+          <w:lang w:val="en-US"/>
+        </w:rPr>
+        <w:t xml:space="preserve"> </w:t>
+      </w:r>
+      <w:proofErr w:type="spellStart"/>
+      <w:r>
+        <w:rPr>
+          <w:lang w:val="en-US"/>
+        </w:rPr>
+        <w:t>системи</w:t>
+      </w:r>
+      <w:proofErr w:type="spellEnd"/>
+      <w:r>
+        <w:rPr>
+          <w:lang w:val="en-US"/>
+        </w:rPr>
+        <w:t xml:space="preserve"> </w:t>
+      </w:r>
+      <w:proofErr w:type="spellStart"/>
+      <w:r>
+        <w:rPr>
+          <w:lang w:val="en-US"/>
+        </w:rPr>
+        <w:t>оптимізації</w:t>
+      </w:r>
+      <w:proofErr w:type="spellEnd"/>
+      <w:r>
+        <w:rPr>
+          <w:lang w:val="en-US"/>
+        </w:rPr>
+        <w:t xml:space="preserve"> </w:t>
+      </w:r>
+      <w:proofErr w:type="spellStart"/>
+      <w:r>
+        <w:rPr>
+          <w:lang w:val="en-US"/>
+        </w:rPr>
+        <w:t>розподілу</w:t>
+      </w:r>
+      <w:proofErr w:type="spellEnd"/>
+      <w:r>
+        <w:rPr>
+          <w:lang w:val="en-US"/>
+        </w:rPr>
+        <w:t xml:space="preserve"> </w:t>
+      </w:r>
+      <w:proofErr w:type="spellStart"/>
+      <w:r>
+        <w:rPr>
+          <w:lang w:val="en-US"/>
+        </w:rPr>
+        <w:t>вантажів</w:t>
+      </w:r>
+      <w:proofErr w:type="spellEnd"/>
+      <w:r>
+        <w:rPr>
+          <w:lang w:val="en-US"/>
+        </w:rPr>
+        <w:t xml:space="preserve">. </w:t>
+      </w:r>
+      <w:proofErr w:type="spellStart"/>
+      <w:r>
+        <w:rPr>
+          <w:lang w:val="en-US"/>
+        </w:rPr>
+        <w:t>Обґрунтовано</w:t>
+      </w:r>
+      <w:proofErr w:type="spellEnd"/>
+      <w:r>
+        <w:rPr>
+          <w:lang w:val="en-US"/>
+        </w:rPr>
+        <w:t xml:space="preserve"> </w:t>
+      </w:r>
+      <w:proofErr w:type="spellStart"/>
+      <w:r>
+        <w:rPr>
+          <w:lang w:val="en-US"/>
+        </w:rPr>
+        <w:t>вибір</w:t>
+      </w:r>
+      <w:proofErr w:type="spellEnd"/>
+      <w:r>
+        <w:rPr>
+          <w:lang w:val="en-US"/>
+        </w:rPr>
+        <w:t xml:space="preserve"> </w:t>
+      </w:r>
+      <w:proofErr w:type="spellStart"/>
+      <w:r>
+        <w:rPr>
+          <w:lang w:val="en-US"/>
+        </w:rPr>
+        <w:t>мови</w:t>
+      </w:r>
+      <w:proofErr w:type="spellEnd"/>
+      <w:r>
+        <w:rPr>
+          <w:lang w:val="en-US"/>
+        </w:rPr>
+        <w:t xml:space="preserve"> </w:t>
+      </w:r>
+      <w:proofErr w:type="spellStart"/>
+      <w:r>
+        <w:rPr>
+          <w:lang w:val="en-US"/>
+        </w:rPr>
+        <w:t>програмування</w:t>
+      </w:r>
+      <w:proofErr w:type="spellEnd"/>
+      <w:r>
+        <w:rPr>
+          <w:lang w:val="en-US"/>
+        </w:rPr>
+        <w:t xml:space="preserve"> Python </w:t>
+      </w:r>
+      <w:proofErr w:type="spellStart"/>
+      <w:r>
+        <w:rPr>
+          <w:lang w:val="en-US"/>
+        </w:rPr>
+        <w:t>та</w:t>
+      </w:r>
+      <w:proofErr w:type="spellEnd"/>
+      <w:r>
+        <w:rPr>
+          <w:lang w:val="en-US"/>
+        </w:rPr>
+        <w:t xml:space="preserve"> </w:t>
+      </w:r>
+      <w:proofErr w:type="spellStart"/>
+      <w:r>
+        <w:rPr>
+          <w:lang w:val="en-US"/>
+        </w:rPr>
+        <w:t>фреймворку</w:t>
+      </w:r>
+      <w:proofErr w:type="spellEnd"/>
+      <w:r>
+        <w:rPr>
+          <w:lang w:val="en-US"/>
+        </w:rPr>
+        <w:t xml:space="preserve"> </w:t>
+      </w:r>
+      <w:proofErr w:type="spellStart"/>
+      <w:r>
+        <w:rPr>
+          <w:lang w:val="en-US"/>
+        </w:rPr>
+        <w:t>Streamlit</w:t>
+      </w:r>
+      <w:proofErr w:type="spellEnd"/>
+      <w:r>
+        <w:rPr>
+          <w:lang w:val="en-US"/>
+        </w:rPr>
+        <w:t xml:space="preserve">, </w:t>
+      </w:r>
+      <w:proofErr w:type="spellStart"/>
+      <w:r>
+        <w:rPr>
+          <w:lang w:val="en-US"/>
+        </w:rPr>
+        <w:t>визначено</w:t>
+      </w:r>
+      <w:proofErr w:type="spellEnd"/>
+      <w:r>
+        <w:rPr>
+          <w:lang w:val="en-US"/>
+        </w:rPr>
+        <w:t xml:space="preserve"> </w:t>
+      </w:r>
+      <w:proofErr w:type="spellStart"/>
+      <w:r>
+        <w:rPr>
+          <w:lang w:val="en-US"/>
+        </w:rPr>
+        <w:t>перелік</w:t>
+      </w:r>
+      <w:proofErr w:type="spellEnd"/>
+      <w:r>
+        <w:rPr>
+          <w:lang w:val="en-US"/>
+        </w:rPr>
+        <w:t xml:space="preserve"> </w:t>
+      </w:r>
+      <w:proofErr w:type="spellStart"/>
+      <w:r>
+        <w:rPr>
+          <w:lang w:val="en-US"/>
+        </w:rPr>
+        <w:t>допоміжних</w:t>
+      </w:r>
+      <w:proofErr w:type="spellEnd"/>
+      <w:r>
+        <w:rPr>
+          <w:lang w:val="en-US"/>
+        </w:rPr>
+        <w:t xml:space="preserve"> </w:t>
+      </w:r>
+      <w:proofErr w:type="spellStart"/>
+      <w:r>
+        <w:rPr>
+          <w:lang w:val="en-US"/>
+        </w:rPr>
+        <w:t>бібліотек</w:t>
+      </w:r>
+      <w:proofErr w:type="spellEnd"/>
+      <w:r>
+        <w:rPr>
+          <w:lang w:val="en-US"/>
+        </w:rPr>
+        <w:t xml:space="preserve"> </w:t>
+      </w:r>
+      <w:proofErr w:type="spellStart"/>
+      <w:r>
+        <w:rPr>
+          <w:lang w:val="en-US"/>
+        </w:rPr>
+        <w:t>та</w:t>
+      </w:r>
+      <w:proofErr w:type="spellEnd"/>
+      <w:r>
+        <w:rPr>
+          <w:lang w:val="en-US"/>
+        </w:rPr>
+        <w:t xml:space="preserve"> </w:t>
+      </w:r>
+      <w:proofErr w:type="spellStart"/>
+      <w:r>
+        <w:rPr>
+          <w:lang w:val="en-US"/>
+        </w:rPr>
+        <w:t>сформульовано</w:t>
+      </w:r>
+      <w:proofErr w:type="spellEnd"/>
+      <w:r>
+        <w:rPr>
+          <w:lang w:val="en-US"/>
+        </w:rPr>
+        <w:t xml:space="preserve"> </w:t>
+      </w:r>
+      <w:proofErr w:type="spellStart"/>
+      <w:r>
+        <w:rPr>
+          <w:lang w:val="en-US"/>
+        </w:rPr>
+        <w:t>мінімальні</w:t>
+      </w:r>
+      <w:proofErr w:type="spellEnd"/>
+      <w:r>
+        <w:rPr>
+          <w:lang w:val="en-US"/>
+        </w:rPr>
+        <w:t xml:space="preserve"> </w:t>
+      </w:r>
+      <w:proofErr w:type="spellStart"/>
+      <w:r>
+        <w:rPr>
+          <w:lang w:val="en-US"/>
+        </w:rPr>
+        <w:t>вимоги</w:t>
+      </w:r>
+      <w:proofErr w:type="spellEnd"/>
+      <w:r>
+        <w:rPr>
+          <w:lang w:val="en-US"/>
+        </w:rPr>
+        <w:t xml:space="preserve"> </w:t>
+      </w:r>
+      <w:proofErr w:type="spellStart"/>
+      <w:r>
+        <w:rPr>
+          <w:lang w:val="en-US"/>
+        </w:rPr>
+        <w:t>до</w:t>
+      </w:r>
+      <w:proofErr w:type="spellEnd"/>
+      <w:r>
+        <w:rPr>
+          <w:lang w:val="en-US"/>
+        </w:rPr>
+        <w:t xml:space="preserve"> </w:t>
+      </w:r>
+      <w:proofErr w:type="spellStart"/>
+      <w:r>
+        <w:rPr>
+          <w:lang w:val="en-US"/>
+        </w:rPr>
+        <w:t>апаратного</w:t>
+      </w:r>
+      <w:proofErr w:type="spellEnd"/>
+      <w:r>
+        <w:rPr>
+          <w:lang w:val="en-US"/>
+        </w:rPr>
+        <w:t xml:space="preserve"> </w:t>
+      </w:r>
+      <w:proofErr w:type="spellStart"/>
+      <w:r>
+        <w:rPr>
+          <w:lang w:val="en-US"/>
+        </w:rPr>
+        <w:t>забезпечення</w:t>
+      </w:r>
+      <w:proofErr w:type="spellEnd"/>
+      <w:r>
+        <w:rPr>
+          <w:lang w:val="en-US"/>
+        </w:rPr>
+        <w:t>.</w:t>
+      </w:r>
+    </w:p>
+    <w:p>
+      <w:pPr>
+        <w:ind w:firstLine="709"/>
+      </w:pPr>
+      <w:proofErr w:type="spellStart"/>
+      <w:r>
+        <w:rPr>
+          <w:lang w:val="en-US"/>
+        </w:rPr>
+        <w:t>Описано</w:t>
+      </w:r>
+      <w:proofErr w:type="spellEnd"/>
+      <w:r>
+        <w:rPr>
+          <w:lang w:val="en-US"/>
+        </w:rPr>
+        <w:t xml:space="preserve"> </w:t>
+      </w:r>
+      <w:proofErr w:type="spellStart"/>
+      <w:r>
+        <w:rPr>
+          <w:lang w:val="en-US"/>
+        </w:rPr>
+        <w:t>етапи</w:t>
+      </w:r>
+      <w:proofErr w:type="spellEnd"/>
+      <w:r>
+        <w:rPr>
+          <w:lang w:val="en-US"/>
+        </w:rPr>
+        <w:t xml:space="preserve"> </w:t>
+      </w:r>
+      <w:proofErr w:type="spellStart"/>
+      <w:r>
+        <w:rPr>
+          <w:lang w:val="en-US"/>
+        </w:rPr>
+        <w:t>проектування</w:t>
+      </w:r>
+      <w:proofErr w:type="spellEnd"/>
+      <w:r>
+        <w:rPr>
+          <w:lang w:val="en-US"/>
+        </w:rPr>
+        <w:t xml:space="preserve"> </w:t>
+      </w:r>
+      <w:proofErr w:type="spellStart"/>
+      <w:r>
+        <w:rPr>
+          <w:lang w:val="en-US"/>
+        </w:rPr>
+        <w:t>та</w:t>
+      </w:r>
+      <w:proofErr w:type="spellEnd"/>
+      <w:r>
+        <w:rPr>
+          <w:lang w:val="en-US"/>
+        </w:rPr>
+        <w:t xml:space="preserve"> </w:t>
+      </w:r>
+      <w:proofErr w:type="spellStart"/>
+      <w:r>
+        <w:rPr>
+          <w:lang w:val="en-US"/>
+        </w:rPr>
+        <w:t>виконання</w:t>
+      </w:r>
+      <w:proofErr w:type="spellEnd"/>
+      <w:r>
+        <w:rPr>
+          <w:lang w:val="en-US"/>
+        </w:rPr>
+        <w:t xml:space="preserve"> </w:t>
+      </w:r>
+      <w:proofErr w:type="spellStart"/>
+      <w:r>
+        <w:rPr>
+          <w:lang w:val="en-US"/>
+        </w:rPr>
+        <w:t>системи</w:t>
+      </w:r>
+      <w:proofErr w:type="spellEnd"/>
+      <w:r>
+        <w:rPr>
+          <w:lang w:val="en-US"/>
+        </w:rPr>
+        <w:t xml:space="preserve">, а </w:t>
+      </w:r>
+      <w:proofErr w:type="spellStart"/>
+      <w:r>
+        <w:rPr>
+          <w:lang w:val="en-US"/>
+        </w:rPr>
+        <w:t>також</w:t>
+      </w:r>
+      <w:proofErr w:type="spellEnd"/>
+      <w:r>
+        <w:rPr>
+          <w:lang w:val="en-US"/>
+        </w:rPr>
+        <w:t xml:space="preserve"> </w:t>
+      </w:r>
+      <w:proofErr w:type="spellStart"/>
+      <w:r>
+        <w:rPr>
+          <w:lang w:val="en-US"/>
+        </w:rPr>
+        <w:t>надано</w:t>
+      </w:r>
+      <w:proofErr w:type="spellEnd"/>
+      <w:r>
+        <w:rPr>
+          <w:lang w:val="en-US"/>
+        </w:rPr>
+        <w:t xml:space="preserve"> </w:t>
+      </w:r>
+      <w:proofErr w:type="spellStart"/>
+      <w:r>
+        <w:rPr>
+          <w:lang w:val="en-US"/>
+        </w:rPr>
+        <w:t>детальні</w:t>
+      </w:r>
+      <w:proofErr w:type="spellEnd"/>
+      <w:r>
+        <w:rPr>
+          <w:lang w:val="en-US"/>
+        </w:rPr>
+        <w:t xml:space="preserve"> </w:t>
+      </w:r>
+      <w:proofErr w:type="spellStart"/>
+      <w:r>
+        <w:rPr>
+          <w:lang w:val="en-US"/>
+        </w:rPr>
+        <w:t>інструкції</w:t>
+      </w:r>
+      <w:proofErr w:type="spellEnd"/>
+      <w:r>
+        <w:rPr>
+          <w:lang w:val="en-US"/>
+        </w:rPr>
+        <w:t xml:space="preserve"> </w:t>
+      </w:r>
+      <w:proofErr w:type="spellStart"/>
+      <w:r>
+        <w:rPr>
+          <w:lang w:val="en-US"/>
+        </w:rPr>
+        <w:t>користувача</w:t>
+      </w:r>
+      <w:proofErr w:type="spellEnd"/>
+      <w:r>
+        <w:rPr>
+          <w:lang w:val="en-US"/>
+        </w:rPr>
+        <w:t xml:space="preserve"> </w:t>
+      </w:r>
+      <w:proofErr w:type="spellStart"/>
+      <w:r>
+        <w:rPr>
+          <w:lang w:val="en-US"/>
+        </w:rPr>
+        <w:t>та</w:t>
+      </w:r>
+      <w:proofErr w:type="spellEnd"/>
+      <w:r>
+        <w:rPr>
+          <w:lang w:val="en-US"/>
+        </w:rPr>
+        <w:t xml:space="preserve"> </w:t>
+      </w:r>
+      <w:proofErr w:type="spellStart"/>
+      <w:r>
+        <w:rPr>
+          <w:lang w:val="en-US"/>
+        </w:rPr>
+        <w:t>програміста</w:t>
+      </w:r>
+      <w:proofErr w:type="spellEnd"/>
+      <w:r>
+        <w:rPr>
+          <w:lang w:val="en-US"/>
+        </w:rPr>
+        <w:t xml:space="preserve">, </w:t>
+      </w:r>
+      <w:proofErr w:type="spellStart"/>
+      <w:r>
+        <w:rPr>
+          <w:lang w:val="en-US"/>
+        </w:rPr>
+        <w:t>що</w:t>
+      </w:r>
+      <w:proofErr w:type="spellEnd"/>
+      <w:r>
+        <w:rPr>
+          <w:lang w:val="en-US"/>
+        </w:rPr>
+        <w:t xml:space="preserve"> </w:t>
+      </w:r>
+      <w:proofErr w:type="spellStart"/>
+      <w:r>
+        <w:rPr>
+          <w:lang w:val="en-US"/>
+        </w:rPr>
+        <w:t>забезпечують</w:t>
+      </w:r>
+      <w:proofErr w:type="spellEnd"/>
+      <w:r>
+        <w:rPr>
+          <w:lang w:val="en-US"/>
+        </w:rPr>
+        <w:t xml:space="preserve"> </w:t>
+      </w:r>
+      <w:proofErr w:type="spellStart"/>
+      <w:r>
+        <w:rPr>
+          <w:lang w:val="en-US"/>
+        </w:rPr>
+        <w:t>можливість</w:t>
+      </w:r>
+      <w:proofErr w:type="spellEnd"/>
+      <w:r>
+        <w:rPr>
+          <w:lang w:val="en-US"/>
+        </w:rPr>
+        <w:t xml:space="preserve"> </w:t>
+      </w:r>
+      <w:proofErr w:type="spellStart"/>
+      <w:r>
+        <w:rPr>
+          <w:lang w:val="en-US"/>
+        </w:rPr>
+        <w:t>самостійного</w:t>
+      </w:r>
+      <w:proofErr w:type="spellEnd"/>
+      <w:r>
+        <w:rPr>
+          <w:lang w:val="en-US"/>
+        </w:rPr>
+        <w:t xml:space="preserve"> </w:t>
+      </w:r>
+      <w:proofErr w:type="spellStart"/>
+      <w:r>
+        <w:rPr>
+          <w:lang w:val="en-US"/>
+        </w:rPr>
+        <w:t>розгортання</w:t>
+      </w:r>
+      <w:proofErr w:type="spellEnd"/>
+      <w:r>
+        <w:rPr>
+          <w:lang w:val="en-US"/>
+        </w:rPr>
+        <w:t xml:space="preserve"> </w:t>
+      </w:r>
+      <w:proofErr w:type="spellStart"/>
+      <w:r>
+        <w:rPr>
+          <w:lang w:val="en-US"/>
+        </w:rPr>
+        <w:t>та</w:t>
+      </w:r>
+      <w:proofErr w:type="spellEnd"/>
+      <w:r>
+        <w:rPr>
+          <w:lang w:val="en-US"/>
+        </w:rPr>
+        <w:t xml:space="preserve"> </w:t>
+      </w:r>
+      <w:proofErr w:type="spellStart"/>
+      <w:r>
+        <w:rPr>
+          <w:lang w:val="en-US"/>
+        </w:rPr>
+        <w:t>налаштування</w:t>
+      </w:r>
+      <w:proofErr w:type="spellEnd"/>
+      <w:r>
+        <w:rPr>
+          <w:lang w:val="en-US"/>
+        </w:rPr>
+        <w:t xml:space="preserve"> </w:t>
+      </w:r>
+      <w:proofErr w:type="spellStart"/>
+      <w:r>
+        <w:rPr>
+          <w:lang w:val="en-US"/>
+        </w:rPr>
+        <w:t>системи</w:t>
+      </w:r>
+      <w:proofErr w:type="spellEnd"/>
+      <w:r>
+        <w:rPr>
+          <w:lang w:val="en-US"/>
+        </w:rPr>
+        <w:t xml:space="preserve"> </w:t>
+      </w:r>
+      <w:proofErr w:type="spellStart"/>
+      <w:r>
+        <w:rPr>
+          <w:lang w:val="en-US"/>
+        </w:rPr>
+        <w:t>на</w:t>
+      </w:r>
+      <w:proofErr w:type="spellEnd"/>
+      <w:r>
+        <w:rPr>
+          <w:lang w:val="en-US"/>
+        </w:rPr>
+        <w:t xml:space="preserve"> </w:t>
+      </w:r>
+      <w:proofErr w:type="spellStart"/>
+      <w:r>
+        <w:rPr>
+          <w:lang w:val="en-US"/>
+        </w:rPr>
+        <w:t>новій</w:t>
+      </w:r>
+      <w:proofErr w:type="spellEnd"/>
+      <w:r>
+        <w:rPr>
+          <w:lang w:val="en-US"/>
+        </w:rPr>
+        <w:t xml:space="preserve"> </w:t>
+      </w:r>
+      <w:proofErr w:type="spellStart"/>
+      <w:r>
+        <w:rPr>
+          <w:lang w:val="en-US"/>
+        </w:rPr>
+        <w:t>робочій</w:t>
+      </w:r>
+      <w:proofErr w:type="spellEnd"/>
+      <w:r>
+        <w:rPr>
+          <w:lang w:val="en-US"/>
+        </w:rPr>
+        <w:t xml:space="preserve"> </w:t>
+      </w:r>
+      <w:proofErr w:type="spellStart"/>
+      <w:r>
+        <w:rPr>
+          <w:lang w:val="en-US"/>
+        </w:rPr>
+        <w:t>станції</w:t>
+      </w:r>
+      <w:proofErr w:type="spellEnd"/>
+      <w:r>
+        <w:rPr>
+          <w:lang w:val="en-US"/>
+        </w:rPr>
+        <w:t>.</w:t>
+      </w:r>
+    </w:p>
+    <w:p>
+      <w:pPr>
+        <w:ind w:firstLine="709"/>
+        <w:rPr>
+          <w:lang w:val="en-US"/>
+        </w:rPr>
+      </w:pPr>
+      <w:proofErr w:type="spellStart"/>
+      <w:r>
+        <w:rPr>
+          <w:lang w:val="en-US"/>
+        </w:rPr>
+        <w:t>Проведене</w:t>
+      </w:r>
+      <w:proofErr w:type="spellEnd"/>
+      <w:r>
+        <w:rPr>
+          <w:lang w:val="en-US"/>
+        </w:rPr>
+        <w:t xml:space="preserve"> </w:t>
+      </w:r>
+      <w:proofErr w:type="spellStart"/>
+      <w:r>
+        <w:rPr>
+          <w:lang w:val="en-US"/>
+        </w:rPr>
+        <w:t>тестування</w:t>
+      </w:r>
+      <w:proofErr w:type="spellEnd"/>
+      <w:r>
+        <w:rPr>
+          <w:lang w:val="en-US"/>
+        </w:rPr>
+        <w:t xml:space="preserve"> </w:t>
+      </w:r>
+      <w:proofErr w:type="spellStart"/>
+      <w:r>
+        <w:rPr>
+          <w:lang w:val="en-US"/>
+        </w:rPr>
+        <w:t>на</w:t>
+      </w:r>
+      <w:proofErr w:type="spellEnd"/>
+      <w:r>
+        <w:rPr>
+          <w:lang w:val="en-US"/>
+        </w:rPr>
+        <w:t xml:space="preserve"> </w:t>
+      </w:r>
+      <w:proofErr w:type="spellStart"/>
+      <w:r>
+        <w:rPr>
+          <w:lang w:val="en-US"/>
+        </w:rPr>
+        <w:t>реальних</w:t>
+      </w:r>
+      <w:proofErr w:type="spellEnd"/>
+      <w:r>
+        <w:rPr>
+          <w:lang w:val="en-US"/>
+        </w:rPr>
+        <w:t xml:space="preserve"> </w:t>
+      </w:r>
+      <w:proofErr w:type="spellStart"/>
+      <w:r>
+        <w:rPr>
+          <w:lang w:val="en-US"/>
+        </w:rPr>
+        <w:t>даних</w:t>
+      </w:r>
+      <w:proofErr w:type="spellEnd"/>
+      <w:r>
+        <w:rPr>
+          <w:lang w:val="en-US"/>
+        </w:rPr>
+        <w:t xml:space="preserve"> </w:t>
+      </w:r>
+      <w:proofErr w:type="spellStart"/>
+      <w:r>
+        <w:rPr>
+          <w:lang w:val="en-US"/>
+        </w:rPr>
+        <w:t>по</w:t>
+      </w:r>
+      <w:proofErr w:type="spellEnd"/>
+      <w:r>
+        <w:rPr>
+          <w:lang w:val="en-US"/>
+        </w:rPr>
+        <w:t xml:space="preserve"> </w:t>
+      </w:r>
+      <w:proofErr w:type="spellStart"/>
+      <w:r>
+        <w:rPr>
+          <w:lang w:val="en-US"/>
+        </w:rPr>
+        <w:t>місту</w:t>
+      </w:r>
+      <w:proofErr w:type="spellEnd"/>
+      <w:r>
+        <w:rPr>
+          <w:lang w:val="en-US"/>
+        </w:rPr>
+        <w:t xml:space="preserve"> </w:t>
+      </w:r>
+      <w:proofErr w:type="spellStart"/>
+      <w:r>
+        <w:rPr>
+          <w:lang w:val="en-US"/>
+        </w:rPr>
+        <w:t>Дніпро</w:t>
+      </w:r>
+      <w:proofErr w:type="spellEnd"/>
+      <w:r>
+        <w:rPr>
+          <w:lang w:val="en-US"/>
+        </w:rPr>
+        <w:t xml:space="preserve"> </w:t>
+      </w:r>
+      <w:proofErr w:type="spellStart"/>
+      <w:r>
+        <w:rPr>
+          <w:lang w:val="en-US"/>
+        </w:rPr>
+        <w:t>підтвердило</w:t>
+      </w:r>
+      <w:proofErr w:type="spellEnd"/>
+      <w:r>
+        <w:rPr>
+          <w:lang w:val="en-US"/>
+        </w:rPr>
+        <w:t xml:space="preserve"> </w:t>
+      </w:r>
+      <w:proofErr w:type="spellStart"/>
+      <w:r>
+        <w:rPr>
+          <w:lang w:val="en-US"/>
+        </w:rPr>
+        <w:t>працездатність</w:t>
+      </w:r>
+      <w:proofErr w:type="spellEnd"/>
+      <w:r>
+        <w:rPr>
+          <w:lang w:val="en-US"/>
+        </w:rPr>
+        <w:t xml:space="preserve"> </w:t>
+      </w:r>
+      <w:proofErr w:type="spellStart"/>
+      <w:r>
+        <w:rPr>
+          <w:lang w:val="en-US"/>
+        </w:rPr>
+        <w:t>системи</w:t>
+      </w:r>
+      <w:proofErr w:type="spellEnd"/>
+      <w:r>
+        <w:rPr>
+          <w:lang w:val="en-US"/>
+        </w:rPr>
+        <w:t xml:space="preserve"> </w:t>
+      </w:r>
+      <w:proofErr w:type="spellStart"/>
+      <w:r>
+        <w:rPr>
+          <w:lang w:val="en-US"/>
+        </w:rPr>
+        <w:t>на</w:t>
+      </w:r>
+      <w:proofErr w:type="spellEnd"/>
+      <w:r>
+        <w:rPr>
+          <w:lang w:val="en-US"/>
+        </w:rPr>
+        <w:t xml:space="preserve"> </w:t>
+      </w:r>
+      <w:proofErr w:type="spellStart"/>
+      <w:r>
+        <w:rPr>
+          <w:lang w:val="en-US"/>
+        </w:rPr>
+        <w:t>масштабах</w:t>
+      </w:r>
+      <w:proofErr w:type="spellEnd"/>
+      <w:r>
+        <w:rPr>
+          <w:lang w:val="en-US"/>
+        </w:rPr>
+        <w:t xml:space="preserve"> </w:t>
+      </w:r>
+      <w:proofErr w:type="spellStart"/>
+      <w:r>
+        <w:rPr>
+          <w:lang w:val="en-US"/>
+        </w:rPr>
+        <w:t>від</w:t>
+      </w:r>
+      <w:proofErr w:type="spellEnd"/>
+      <w:r>
+        <w:rPr>
+          <w:lang w:val="en-US"/>
+        </w:rPr>
+        <w:t xml:space="preserve"> 5 </w:t>
+      </w:r>
+      <w:proofErr w:type="spellStart"/>
+      <w:r>
+        <w:rPr>
+          <w:lang w:val="en-US"/>
+        </w:rPr>
+        <w:t>до</w:t>
+      </w:r>
+      <w:proofErr w:type="spellEnd"/>
+      <w:r>
+        <w:rPr>
+          <w:lang w:val="en-US"/>
+        </w:rPr>
+        <w:t xml:space="preserve"> </w:t>
+      </w:r>
+      <w:r>
+        <w:t>5</w:t>
+      </w:r>
+      <w:r>
+        <w:rPr>
+          <w:lang w:val="en-US"/>
+        </w:rPr>
+        <w:t xml:space="preserve">0 </w:t>
+      </w:r>
+      <w:proofErr w:type="spellStart"/>
+      <w:r>
+        <w:rPr>
+          <w:lang w:val="en-US"/>
+        </w:rPr>
+        <w:t>замовлень</w:t>
+      </w:r>
+      <w:proofErr w:type="spellEnd"/>
+      <w:r>
+        <w:rPr>
+          <w:lang w:val="en-US"/>
+        </w:rPr>
+        <w:t xml:space="preserve">. </w:t>
+      </w:r>
+      <w:proofErr w:type="spellStart"/>
+      <w:r>
+        <w:rPr>
+          <w:lang w:val="en-US"/>
+        </w:rPr>
+        <w:t>Порівняльний</w:t>
+      </w:r>
+      <w:proofErr w:type="spellEnd"/>
+      <w:r>
+        <w:rPr>
+          <w:lang w:val="en-US"/>
+        </w:rPr>
+        <w:t xml:space="preserve"> </w:t>
+      </w:r>
+      <w:proofErr w:type="spellStart"/>
+      <w:r>
+        <w:rPr>
+          <w:lang w:val="en-US"/>
+        </w:rPr>
+        <w:t>аналіз</w:t>
+      </w:r>
+      <w:proofErr w:type="spellEnd"/>
+      <w:r>
+        <w:rPr>
+          <w:lang w:val="en-US"/>
+        </w:rPr>
+        <w:t xml:space="preserve"> з </w:t>
+      </w:r>
+      <w:proofErr w:type="spellStart"/>
+      <w:r>
+        <w:rPr>
+          <w:lang w:val="en-US"/>
+        </w:rPr>
+        <w:t>класичними</w:t>
+      </w:r>
+      <w:proofErr w:type="spellEnd"/>
+      <w:r>
+        <w:rPr>
+          <w:lang w:val="en-US"/>
+        </w:rPr>
+        <w:t xml:space="preserve"> </w:t>
+      </w:r>
+      <w:proofErr w:type="spellStart"/>
+      <w:r>
+        <w:rPr>
+          <w:lang w:val="en-US"/>
+        </w:rPr>
+        <w:t>евристиками</w:t>
+      </w:r>
+      <w:proofErr w:type="spellEnd"/>
+      <w:r>
+        <w:rPr>
+          <w:lang w:val="en-US"/>
+        </w:rPr>
+        <w:t xml:space="preserve"> </w:t>
+      </w:r>
+      <w:proofErr w:type="spellStart"/>
+      <w:r>
+        <w:rPr>
+          <w:lang w:val="en-US"/>
+        </w:rPr>
+        <w:t>довів</w:t>
+      </w:r>
+      <w:proofErr w:type="spellEnd"/>
+      <w:r>
+        <w:rPr>
+          <w:lang w:val="en-US"/>
+        </w:rPr>
+        <w:t xml:space="preserve">, </w:t>
+      </w:r>
+      <w:proofErr w:type="spellStart"/>
+      <w:r>
+        <w:rPr>
+          <w:lang w:val="en-US"/>
+        </w:rPr>
+        <w:t>що</w:t>
+      </w:r>
+      <w:proofErr w:type="spellEnd"/>
+      <w:r>
+        <w:rPr>
+          <w:lang w:val="en-US"/>
+        </w:rPr>
+        <w:t xml:space="preserve"> </w:t>
+      </w:r>
+      <w:proofErr w:type="spellStart"/>
+      <w:r>
+        <w:rPr>
+          <w:lang w:val="en-US"/>
+        </w:rPr>
+        <w:t>розроблений</w:t>
+      </w:r>
+      <w:proofErr w:type="spellEnd"/>
+      <w:r>
+        <w:rPr>
+          <w:lang w:val="en-US"/>
+        </w:rPr>
+        <w:t xml:space="preserve"> </w:t>
+      </w:r>
+      <w:proofErr w:type="spellStart"/>
+      <w:r>
+        <w:rPr>
+          <w:lang w:val="en-US"/>
+        </w:rPr>
+        <w:t>генетичний</w:t>
+      </w:r>
+      <w:proofErr w:type="spellEnd"/>
+      <w:r>
+        <w:rPr>
+          <w:lang w:val="en-US"/>
+        </w:rPr>
+        <w:t xml:space="preserve"> </w:t>
+      </w:r>
+      <w:proofErr w:type="spellStart"/>
+      <w:r>
+        <w:rPr>
+          <w:lang w:val="en-US"/>
+        </w:rPr>
+        <w:t>алгоритм</w:t>
+      </w:r>
+      <w:proofErr w:type="spellEnd"/>
+      <w:r>
+        <w:rPr>
+          <w:lang w:val="en-US"/>
+        </w:rPr>
+        <w:t xml:space="preserve"> </w:t>
+      </w:r>
+      <w:proofErr w:type="spellStart"/>
+      <w:r>
+        <w:rPr>
+          <w:lang w:val="en-US"/>
+        </w:rPr>
+        <w:t>дозволяє</w:t>
+      </w:r>
+      <w:proofErr w:type="spellEnd"/>
+      <w:r>
+        <w:rPr>
+          <w:lang w:val="en-US"/>
+        </w:rPr>
+        <w:t xml:space="preserve"> </w:t>
+      </w:r>
+      <w:proofErr w:type="spellStart"/>
+      <w:r>
+        <w:rPr>
+          <w:lang w:val="en-US"/>
+        </w:rPr>
+        <w:t>знаходити</w:t>
+      </w:r>
+      <w:proofErr w:type="spellEnd"/>
+      <w:r>
+        <w:rPr>
+          <w:lang w:val="en-US"/>
+        </w:rPr>
+        <w:t xml:space="preserve"> </w:t>
+      </w:r>
+      <w:proofErr w:type="spellStart"/>
+      <w:r>
+        <w:rPr>
+          <w:lang w:val="en-US"/>
+        </w:rPr>
+        <w:t>розв’язки</w:t>
+      </w:r>
+      <w:proofErr w:type="spellEnd"/>
+      <w:r>
+        <w:rPr>
+          <w:lang w:val="en-US"/>
+        </w:rPr>
+        <w:t xml:space="preserve"> </w:t>
+      </w:r>
+      <w:proofErr w:type="spellStart"/>
+      <w:r>
+        <w:rPr>
+          <w:lang w:val="en-US"/>
+        </w:rPr>
+        <w:t>на</w:t>
+      </w:r>
+      <w:proofErr w:type="spellEnd"/>
+      <w:r>
+        <w:rPr>
+          <w:lang w:val="en-US"/>
+        </w:rPr>
+        <w:t xml:space="preserve"> </w:t>
+      </w:r>
+      <w:r>
+        <w:t>6</w:t>
+      </w:r>
+      <w:r>
+        <w:rPr>
+          <w:lang w:val="en-US"/>
+        </w:rPr>
+        <w:t>–3</w:t>
+      </w:r>
+      <w:r>
+        <w:t>6</w:t>
+      </w:r>
+      <w:r>
+        <w:rPr>
+          <w:lang w:val="en-US"/>
+        </w:rPr>
+        <w:t xml:space="preserve"> % </w:t>
+      </w:r>
+      <w:proofErr w:type="spellStart"/>
+      <w:r>
+        <w:rPr>
+          <w:lang w:val="en-US"/>
+        </w:rPr>
+        <w:t>якісніші</w:t>
+      </w:r>
+      <w:proofErr w:type="spellEnd"/>
+      <w:r>
+        <w:rPr>
+          <w:lang w:val="en-US"/>
+        </w:rPr>
+        <w:t xml:space="preserve"> </w:t>
+      </w:r>
+      <w:proofErr w:type="spellStart"/>
+      <w:r>
+        <w:rPr>
+          <w:lang w:val="en-US"/>
+        </w:rPr>
+        <w:t>за</w:t>
+      </w:r>
+      <w:proofErr w:type="spellEnd"/>
+      <w:r>
+        <w:rPr>
+          <w:lang w:val="en-US"/>
+        </w:rPr>
+        <w:t xml:space="preserve"> </w:t>
+      </w:r>
+      <w:proofErr w:type="spellStart"/>
+      <w:r>
+        <w:rPr>
+          <w:lang w:val="en-US"/>
+        </w:rPr>
+        <w:t>традиційні</w:t>
+      </w:r>
+      <w:proofErr w:type="spellEnd"/>
+      <w:r>
+        <w:rPr>
+          <w:lang w:val="en-US"/>
+        </w:rPr>
+        <w:t xml:space="preserve"> </w:t>
+      </w:r>
+      <w:proofErr w:type="spellStart"/>
+      <w:r>
+        <w:rPr>
+          <w:lang w:val="en-US"/>
+        </w:rPr>
+        <w:t>методи</w:t>
+      </w:r>
+      <w:proofErr w:type="spellEnd"/>
+      <w:r>
+        <w:rPr>
+          <w:lang w:val="en-US"/>
+        </w:rPr>
+        <w:t xml:space="preserve">, </w:t>
+      </w:r>
+      <w:proofErr w:type="spellStart"/>
+      <w:r>
+        <w:rPr>
+          <w:lang w:val="en-US"/>
+        </w:rPr>
+        <w:t>що</w:t>
+      </w:r>
+      <w:proofErr w:type="spellEnd"/>
+      <w:r>
+        <w:rPr>
+          <w:lang w:val="en-US"/>
+        </w:rPr>
+        <w:t xml:space="preserve"> </w:t>
+      </w:r>
+      <w:proofErr w:type="spellStart"/>
+      <w:r>
+        <w:rPr>
+          <w:lang w:val="en-US"/>
+        </w:rPr>
+        <w:t>відповідає</w:t>
+      </w:r>
+      <w:proofErr w:type="spellEnd"/>
+      <w:r>
+        <w:rPr>
+          <w:lang w:val="en-US"/>
+        </w:rPr>
+        <w:t xml:space="preserve"> </w:t>
+      </w:r>
+      <w:proofErr w:type="spellStart"/>
+      <w:r>
+        <w:rPr>
+          <w:lang w:val="en-US"/>
+        </w:rPr>
+        <w:t>поставленій</w:t>
+      </w:r>
+      <w:proofErr w:type="spellEnd"/>
+      <w:r>
+        <w:rPr>
+          <w:lang w:val="en-US"/>
+        </w:rPr>
+        <w:t xml:space="preserve"> </w:t>
+      </w:r>
+      <w:proofErr w:type="spellStart"/>
+      <w:r>
+        <w:rPr>
+          <w:lang w:val="en-US"/>
+        </w:rPr>
+        <w:t>меті</w:t>
+      </w:r>
+      <w:proofErr w:type="spellEnd"/>
+      <w:r>
+        <w:rPr>
+          <w:lang w:val="en-US"/>
+        </w:rPr>
+        <w:t xml:space="preserve"> </w:t>
+      </w:r>
+      <w:proofErr w:type="spellStart"/>
+      <w:r>
+        <w:rPr>
+          <w:lang w:val="en-US"/>
+        </w:rPr>
+        <w:t>дослідження</w:t>
+      </w:r>
+      <w:proofErr w:type="spellEnd"/>
+      <w:r>
+        <w:rPr>
+          <w:lang w:val="en-US"/>
+        </w:rPr>
+        <w:t>.</w:t>
+      </w:r>
+    </w:p>
+    <w:p>
+      <w:pPr>
+        <w:ind w:firstLine="709"/>
       </w:pPr>
     </w:p>
     <w:p>
@@ -11952,7 +19594,7 @@
       </w:pPr>
     </w:p>
     <w:sectPr>
-      <w:footerReference w:type="default" r:id="rId13"/>
+      <w:footerReference w:type="default" r:id="rId17"/>
       <w:pgSz w:w="11906" w:h="16838"/>
       <w:pgMar w:top="1134" w:right="567" w:bottom="1559" w:left="1701" w:header="720" w:footer="1134" w:gutter="0"/>
       <w:cols w:space="720"/>
@@ -13045,7 +20687,6 @@
   <w:style w:type="character" w:default="1" w:styleId="DefaultParagraphFont">
     <w:name w:val="Default Paragraph Font"/>
     <w:uiPriority w:val="1"/>
-    <w:semiHidden/>
     <w:unhideWhenUsed/>
   </w:style>
   <w:style w:type="table" w:default="1" w:styleId="TableNormal">
